--- a/Industrial_Attachment_Logbook_October2025_May2026.docx
+++ b/Industrial_Attachment_Logbook_October2025_May2026.docx
@@ -13,6 +13,8 @@
           <w:sz w:val="28"/>
         </w:rPr>
         <w:t>INDUSTRIAL ATTACHMENT LOGBOOK</w:t>
+        <w:br/>
+        <w:t>(TABLE FORMAT)</w:t>
       </w:r>
     </w:p>
     <w:p>
@@ -46,7 +48,7 @@
         <w:jc w:val="both"/>
       </w:pPr>
       <w:r>
-        <w:t>This logbook documents the daily and weekly activities, research meetings, project progress, and learning outcomes during the twelve-month industrial attachment at Lynia Finance. The logbook provides a chronological record of all significant activities including research conducted at financial institutions (EcoCash, InnBucks, Omari, SSB), technical implementations, project milestones, and professional development. Entries are recorded systematically to provide a comprehensive account of the attachment experience.</w:t>
+        <w:t>This logbook provides a tabular record of all daily and weekly activities, research meetings, project progress, and learning outcomes during the twelve-month industrial attachment at Lynia Finance. The table format enables systematic tracking of activities across four key columns: Date, Activity/Task, Details/Findings, and Skills Developed. This chronological documentation provides a comprehensive account of the attachment experience.</w:t>
       </w:r>
     </w:p>
     <w:p>
@@ -68,367 +70,720 @@
         <w:t>OCTOBER 2025</w:t>
       </w:r>
     </w:p>
-    <w:p>
-      <w:pPr>
-        <w:jc w:val="left"/>
-        <w:spacing w:line="480" w:lineRule="auto"/>
-      </w:pPr>
-      <w:r>
-        <w:rPr>
-          <w:rFonts w:ascii="Times New Roman" w:hAnsi="Times New Roman"/>
-          <w:b/>
-          <w:sz w:val="24"/>
-        </w:rPr>
-        <w:t>Week 1: Orientation and Onboarding</w:t>
-      </w:r>
-    </w:p>
-    <w:p>
-      <w:pPr>
-        <w:spacing w:line="480" w:lineRule="auto"/>
-        <w:jc w:val="both"/>
-      </w:pPr>
-      <w:r>
-        <w:rPr>
-          <w:rFonts w:ascii="Times New Roman" w:hAnsi="Times New Roman"/>
-          <w:b/>
-          <w:sz w:val="24"/>
-        </w:rPr>
-        <w:t xml:space="preserve">1 October 2025: </w:t>
-      </w:r>
-      <w:r>
-        <w:rPr>
-          <w:rFonts w:ascii="Times New Roman" w:hAnsi="Times New Roman"/>
-          <w:b w:val="0"/>
-          <w:sz w:val="24"/>
-        </w:rPr>
-        <w:t xml:space="preserve">First Day at Lynia Finance. </w:t>
-      </w:r>
-      <w:r>
-        <w:rPr>
-          <w:rFonts w:ascii="Times New Roman" w:hAnsi="Times New Roman"/>
-          <w:sz w:val="24"/>
-        </w:rPr>
-        <w:t>Arrived at Lynia Finance headquarters in Harare for the first day of industrial attachment. Met with industrial supervisor and human resources team. Completed onboarding procedures including security briefings, system access provisioning, and workspace setup. Received orientation on company culture, policies, and expectations. Met with department heads across Engineering, Data Analytics, and Operations. Overview of Lynia Finance's mission in financial inclusion for Zimbabwe's underbanked population provided clear context for the attachment work.</w:t>
-      </w:r>
-    </w:p>
-    <w:p>
-      <w:pPr>
-        <w:spacing w:line="480" w:lineRule="auto"/>
-        <w:jc w:val="both"/>
-      </w:pPr>
-      <w:r>
-        <w:rPr>
-          <w:rFonts w:ascii="Times New Roman" w:hAnsi="Times New Roman"/>
-          <w:b/>
-          <w:sz w:val="24"/>
-        </w:rPr>
-        <w:t xml:space="preserve">2 October 2025: </w:t>
-      </w:r>
-      <w:r>
-        <w:rPr>
-          <w:rFonts w:ascii="Times New Roman" w:hAnsi="Times New Roman"/>
-          <w:b w:val="0"/>
-          <w:sz w:val="24"/>
-        </w:rPr>
-        <w:t xml:space="preserve">Department Orientation and Project Introduction. </w:t>
-      </w:r>
-      <w:r>
-        <w:rPr>
-          <w:rFonts w:ascii="Times New Roman" w:hAnsi="Times New Roman"/>
-          <w:sz w:val="24"/>
-        </w:rPr>
-        <w:t>Spent the day rotating through different departments to understand organizational structure and team functions. Met with the Data Analytics team who would be primary supervisors for the attachment. Introduced to the main technical projects and research initiatives. Learned about Lynia Finance's current payment system architecture and integration with multiple mobile money providers. Assigned initial reading materials on fintech, payment systems, and Zimbabwean financial landscape. Set up development environment and accessed internal documentation.</w:t>
-      </w:r>
-    </w:p>
-    <w:p>
-      <w:pPr>
-        <w:spacing w:line="480" w:lineRule="auto"/>
-        <w:jc w:val="both"/>
-      </w:pPr>
-      <w:r>
-        <w:rPr>
-          <w:rFonts w:ascii="Times New Roman" w:hAnsi="Times New Roman"/>
-          <w:b/>
-          <w:sz w:val="24"/>
-        </w:rPr>
-        <w:t xml:space="preserve">3 October 2025: </w:t>
-      </w:r>
-      <w:r>
-        <w:rPr>
-          <w:rFonts w:ascii="Times New Roman" w:hAnsi="Times New Roman"/>
-          <w:b w:val="0"/>
-          <w:sz w:val="24"/>
-        </w:rPr>
-        <w:t xml:space="preserve">Technical Systems Briefing. </w:t>
-      </w:r>
-      <w:r>
-        <w:rPr>
-          <w:rFonts w:ascii="Times New Roman" w:hAnsi="Times New Roman"/>
-          <w:sz w:val="24"/>
-        </w:rPr>
-        <w:t>Received comprehensive technical briefing on Lynia Finance's backend systems and data infrastructure. Learned about AWS services used (Lambda, RDS, S3, SQS). Introduced to the payment reconciliation challenges and current solutions. Met with the Senior Data Engineer who explained data flows from multiple sources. Reviewed API documentation for EcoCash and InnBucks platforms. Understood the business logic for credit scoring and customer segmentation. Started familiarizing with the codebase structure and deployment pipelines.</w:t>
-      </w:r>
-    </w:p>
-    <w:p>
-      <w:pPr>
-        <w:spacing w:line="480" w:lineRule="auto"/>
-        <w:jc w:val="both"/>
-      </w:pPr>
-      <w:r>
-        <w:rPr>
-          <w:rFonts w:ascii="Times New Roman" w:hAnsi="Times New Roman"/>
-          <w:b/>
-          <w:sz w:val="24"/>
-        </w:rPr>
-        <w:t xml:space="preserve">4 October 2025: </w:t>
-      </w:r>
-      <w:r>
-        <w:rPr>
-          <w:rFonts w:ascii="Times New Roman" w:hAnsi="Times New Roman"/>
-          <w:b w:val="0"/>
-          <w:sz w:val="24"/>
-        </w:rPr>
-        <w:t xml:space="preserve">Business Overview and Strategy Session. </w:t>
-      </w:r>
-      <w:r>
-        <w:rPr>
-          <w:rFonts w:ascii="Times New Roman" w:hAnsi="Times New Roman"/>
-          <w:sz w:val="24"/>
-        </w:rPr>
-        <w:t>Attended business strategy meeting with management team covering quarterly objectives and growth targets. Learned about Lynia Finance's product roadmap for the year. Discussion on expansion plans, new features, and market challenges. Understood how different departments contribute to overall business objectives. Briefing on Reserve Bank of Zimbabwe regulatory requirements and compliance obligations. Received clarity on how the analytics and research work supports business decisions. Identified alignment between attachment work and organizational priorities.</w:t>
-      </w:r>
-    </w:p>
-    <w:p>
-      <w:pPr>
-        <w:spacing w:line="480" w:lineRule="auto"/>
-        <w:jc w:val="both"/>
-      </w:pPr>
-      <w:r>
-        <w:rPr>
-          <w:rFonts w:ascii="Times New Roman" w:hAnsi="Times New Roman"/>
-          <w:b/>
-          <w:sz w:val="24"/>
-        </w:rPr>
-        <w:t xml:space="preserve">5 October 2025 (Friday): </w:t>
-      </w:r>
-      <w:r>
-        <w:rPr>
-          <w:rFonts w:ascii="Times New Roman" w:hAnsi="Times New Roman"/>
-          <w:b w:val="0"/>
-          <w:sz w:val="24"/>
-        </w:rPr>
-        <w:t xml:space="preserve">Week 1 Completion and Planning. </w:t>
-      </w:r>
-      <w:r>
-        <w:rPr>
-          <w:rFonts w:ascii="Times New Roman" w:hAnsi="Times New Roman"/>
-          <w:sz w:val="24"/>
-        </w:rPr>
-        <w:t>Met with supervisor to review first week activities and set expectations for coming months. Discussed the four main research areas: EcoCash, InnBucks, Omari, and SSB. Planned timeline for research meetings and technical projects. Identified key contacts at partner organizations. Established weekly meeting schedule with supervisor. Received feedback on initial observations and questions. Completed first week successfully with good understanding of organizational structure, business model, and technical environment. Weekend preparation for upcoming research meetings with EcoCash.</w:t>
-      </w:r>
-    </w:p>
-    <w:p>
-      <w:pPr>
-        <w:jc w:val="left"/>
-        <w:spacing w:line="480" w:lineRule="auto"/>
-      </w:pPr>
-      <w:r>
-        <w:rPr>
-          <w:rFonts w:ascii="Times New Roman" w:hAnsi="Times New Roman"/>
-          <w:b/>
-          <w:sz w:val="24"/>
-        </w:rPr>
-        <w:t>Week 2: Research Preparation and EcoCash Meeting</w:t>
-      </w:r>
-    </w:p>
-    <w:p>
-      <w:pPr>
-        <w:spacing w:line="480" w:lineRule="auto"/>
-        <w:jc w:val="both"/>
-      </w:pPr>
-      <w:r>
-        <w:rPr>
-          <w:rFonts w:ascii="Times New Roman" w:hAnsi="Times New Roman"/>
-          <w:b/>
-          <w:sz w:val="24"/>
-        </w:rPr>
-        <w:t xml:space="preserve">6 October 2025 (Monday): </w:t>
-      </w:r>
-      <w:r>
-        <w:rPr>
-          <w:rFonts w:ascii="Times New Roman" w:hAnsi="Times New Roman"/>
-          <w:b w:val="0"/>
-          <w:sz w:val="24"/>
-        </w:rPr>
-        <w:t xml:space="preserve">EcoCash Research Preparation. </w:t>
-      </w:r>
-      <w:r>
-        <w:rPr>
-          <w:rFonts w:ascii="Times New Roman" w:hAnsi="Times New Roman"/>
-          <w:sz w:val="24"/>
-        </w:rPr>
-        <w:t>Began dedicated research phase starting with EcoCash. Reviewed EcoCash API documentation thoroughly, studying endpoint specifications, authentication mechanisms, transaction types, error codes, and rate limiting. Read technical white papers on mobile money platforms and Zimbabwe's fintech ecosystem. Prepared list of questions for EcoCash meeting including integration requirements, transaction success rates, fee structures, and reconciliation procedures. Researched EcoCash's market position, customer base, and competitive advantages. Created research templates for systematic documentation of findings.</w:t>
-      </w:r>
-    </w:p>
-    <w:p>
-      <w:pPr>
-        <w:spacing w:line="480" w:lineRule="auto"/>
-        <w:jc w:val="both"/>
-      </w:pPr>
-      <w:r>
-        <w:rPr>
-          <w:rFonts w:ascii="Times New Roman" w:hAnsi="Times New Roman"/>
-          <w:b/>
-          <w:sz w:val="24"/>
-        </w:rPr>
-        <w:t xml:space="preserve">8 October 2025 (Wednesday): </w:t>
-      </w:r>
-      <w:r>
-        <w:rPr>
-          <w:rFonts w:ascii="Times New Roman" w:hAnsi="Times New Roman"/>
-          <w:b w:val="0"/>
-          <w:sz w:val="24"/>
-        </w:rPr>
-        <w:t xml:space="preserve">ECOCASH PHYSICAL MEETING - Econet Headquarters. </w:t>
-      </w:r>
-      <w:r>
-        <w:rPr>
-          <w:rFonts w:ascii="Times New Roman" w:hAnsi="Times New Roman"/>
-          <w:sz w:val="24"/>
-        </w:rPr>
-        <w:t>Conducted first major research meeting at EcoCash offices in downtown Harare. Met with EcoCash Product Manager and Technical Integration Lead. Discussed platform architecture, discussing Java/Spring backend with PostgreSQL databases. Learned about asynchronous transaction processing and webhook callback mechanisms. Reviewed real transaction success rates: 94-97% on their platform. Discussed fee structures varying by transaction type (2-5%). Learned about peak transaction volumes during early morning (6-9am) and evening (5-8pm) periods. Discussed merchant dashboard capabilities and real-time transaction monitoring. Reviewed reconciliation requirements and daily transaction confirmation procedures. Asked about timeout handling, retry mechanisms, and error codes. Meeting lasted 2 hours and provided extensive technical insights. Took detailed notes and photographs of process flow diagrams. Returned to office to document findings in research template.</w:t>
-      </w:r>
-    </w:p>
-    <w:p>
-      <w:pPr>
-        <w:spacing w:line="480" w:lineRule="auto"/>
-        <w:jc w:val="both"/>
-      </w:pPr>
-      <w:r>
-        <w:rPr>
-          <w:rFonts w:ascii="Times New Roman" w:hAnsi="Times New Roman"/>
-          <w:b/>
-          <w:sz w:val="24"/>
-        </w:rPr>
-        <w:t xml:space="preserve">9 October 2025: </w:t>
-      </w:r>
-      <w:r>
-        <w:rPr>
-          <w:rFonts w:ascii="Times New Roman" w:hAnsi="Times New Roman"/>
-          <w:b w:val="0"/>
-          <w:sz w:val="24"/>
-        </w:rPr>
-        <w:t xml:space="preserve">EcoCash Meeting Documentation and Analysis. </w:t>
-      </w:r>
-      <w:r>
-        <w:rPr>
-          <w:rFonts w:ascii="Times New Roman" w:hAnsi="Times New Roman"/>
-          <w:sz w:val="24"/>
-        </w:rPr>
-        <w:t>Spent full day documenting EcoCash meeting findings. Created comprehensive summary of technical specifications, business model, and integration requirements. Analyzed implications for Lynia Finance's payment processing. Identified integration challenges including asynchronous transaction handling, timeout management, and security credential management. Drafted recommendations for implementation approaches. Reviewed meeting notes with supervisor to ensure accuracy of technical details. Began preliminary analysis comparing EcoCash specifications with Lynia Finance's current systems. Documented key contacts and follow-up questions for future clarification.</w:t>
-      </w:r>
-    </w:p>
-    <w:p>
-      <w:pPr>
-        <w:jc w:val="left"/>
-        <w:spacing w:line="480" w:lineRule="auto"/>
-      </w:pPr>
-      <w:r>
-        <w:rPr>
-          <w:rFonts w:ascii="Times New Roman" w:hAnsi="Times New Roman"/>
-          <w:b/>
-          <w:sz w:val="24"/>
-        </w:rPr>
-        <w:t>Week 3: InnBucks Meeting and Initial Analysis</w:t>
-      </w:r>
-    </w:p>
-    <w:p>
-      <w:pPr>
-        <w:spacing w:line="480" w:lineRule="auto"/>
-        <w:jc w:val="both"/>
-      </w:pPr>
-      <w:r>
-        <w:rPr>
-          <w:rFonts w:ascii="Times New Roman" w:hAnsi="Times New Roman"/>
-          <w:b/>
-          <w:sz w:val="24"/>
-        </w:rPr>
-        <w:t xml:space="preserve">13 October 2025 (Monday): </w:t>
-      </w:r>
-      <w:r>
-        <w:rPr>
-          <w:rFonts w:ascii="Times New Roman" w:hAnsi="Times New Roman"/>
-          <w:b w:val="0"/>
-          <w:sz w:val="24"/>
-        </w:rPr>
-        <w:t xml:space="preserve">InnBucks Research Preparation. </w:t>
-      </w:r>
-      <w:r>
-        <w:rPr>
-          <w:rFonts w:ascii="Times New Roman" w:hAnsi="Times New Roman"/>
-          <w:sz w:val="24"/>
-        </w:rPr>
-        <w:t>Shifted focus to InnBucks research. Reviewed InnBucks API documentation and modern RESTful architecture. Studied OAuth 2.0 token-based authentication implementation. Researched InnBucks as emerging mobile financial services platform with ~500,000 active users. Analyzed their business model and market positioning as alternative to EcoCash. Reviewed webhook support and real-time transaction notification features. Prepared specific questions about liquidity management, geographic coverage, and transaction limits. Created comparison framework to evaluate EcoCash vs InnBucks. Researched company background, team, and recent funding developments.</w:t>
-      </w:r>
-    </w:p>
-    <w:p>
-      <w:pPr>
-        <w:spacing w:line="480" w:lineRule="auto"/>
-        <w:jc w:val="both"/>
-      </w:pPr>
-      <w:r>
-        <w:rPr>
-          <w:rFonts w:ascii="Times New Roman" w:hAnsi="Times New Roman"/>
-          <w:b/>
-          <w:sz w:val="24"/>
-        </w:rPr>
-        <w:t xml:space="preserve">15 October 2025 (Wednesday): </w:t>
-      </w:r>
-      <w:r>
-        <w:rPr>
-          <w:rFonts w:ascii="Times New Roman" w:hAnsi="Times New Roman"/>
-          <w:b w:val="0"/>
-          <w:sz w:val="24"/>
-        </w:rPr>
-        <w:t xml:space="preserve">INNBUCKS PHYSICAL MEETING - Innstrive Offices. </w:t>
-      </w:r>
-      <w:r>
-        <w:rPr>
-          <w:rFonts w:ascii="Times New Roman" w:hAnsi="Times New Roman"/>
-          <w:sz w:val="24"/>
-        </w:rPr>
-        <w:t>Conducted second major research meeting with InnBucks at Innstrive headquarters. Met with InnBucks Product Director and API Integration Specialist. Learned about modern Node.js infrastructure and RESTful API design. Discussed OAuth 2.0 authentication with 1-hour token expiry periods. Reviewed webhook-based real-time notifications eliminating manual reconciliation need. Discussed rate limits of 100 requests per minute per merchant account. Learned about transaction success rates averaging 91-93%, lower than EcoCash but offset by lower fees. Discussed liquidity challenges in certain geographic areas requiring fallback mechanisms. Reviewed transaction types and fee structures. Discussed their aggressive merchant partnership strategy and integration support. Meeting lasted 1.5 hours. Obtained technical documentation and API specifications. Discussed potential partnership opportunities for Lynia Finance. Returned to office with comprehensive InnBucks information.</w:t>
-      </w:r>
-    </w:p>
-    <w:p>
-      <w:pPr>
-        <w:spacing w:line="480" w:lineRule="auto"/>
-        <w:jc w:val="both"/>
-      </w:pPr>
-      <w:r>
-        <w:rPr>
-          <w:rFonts w:ascii="Times New Roman" w:hAnsi="Times New Roman"/>
-          <w:b/>
-          <w:sz w:val="24"/>
-        </w:rPr>
-        <w:t xml:space="preserve">16 October 2025: </w:t>
-      </w:r>
-      <w:r>
-        <w:rPr>
-          <w:rFonts w:ascii="Times New Roman" w:hAnsi="Times New Roman"/>
-          <w:b w:val="0"/>
-          <w:sz w:val="24"/>
-        </w:rPr>
-        <w:t xml:space="preserve">InnBucks Analysis and Comparative Study. </w:t>
-      </w:r>
-      <w:r>
-        <w:rPr>
-          <w:rFonts w:ascii="Times New Roman" w:hAnsi="Times New Roman"/>
-          <w:sz w:val="24"/>
-        </w:rPr>
-        <w:t>Documented InnBucks meeting findings comprehensively. Created detailed technical specification comparison between EcoCash and InnBucks. Analyzed strengths and weaknesses of each platform. Compared transaction success rates, fee structures, API design philosophy, and merchant support. Evaluated implications for Lynia Finance's payment strategy. Drafted assessment of InnBucks suitability as secondary payment provider. Identified technical advantages of webhook-based system. Analyzed business model differences and market positioning. Supervisor reviewed findings and provided feedback on analysis depth and quality.</w:t>
-      </w:r>
-    </w:p>
+    <w:tbl>
+      <w:tblPr>
+        <w:tblStyle w:val="LightGrid-Accent1"/>
+        <w:tblW w:type="auto" w:w="0"/>
+        <w:tblLayout w:type="fixed"/>
+        <w:tblLook w:firstColumn="1" w:firstRow="1" w:lastColumn="0" w:lastRow="0" w:noHBand="0" w:noVBand="1" w:val="04A0"/>
+      </w:tblPr>
+      <w:tblGrid>
+        <w:gridCol w:w="2354"/>
+        <w:gridCol w:w="2354"/>
+        <w:gridCol w:w="2354"/>
+        <w:gridCol w:w="2354"/>
+      </w:tblGrid>
+      <w:tr>
+        <w:tc>
+          <w:tcPr>
+            <w:tcW w:type="dxa" w:w="2354"/>
+          </w:tcPr>
+          <w:p>
+            <w:r>
+              <w:rPr>
+                <w:rFonts w:ascii="Times New Roman" w:hAnsi="Times New Roman"/>
+                <w:b/>
+                <w:sz w:val="22"/>
+              </w:rPr>
+              <w:t>Date</w:t>
+            </w:r>
+          </w:p>
+        </w:tc>
+        <w:tc>
+          <w:tcPr>
+            <w:tcW w:type="dxa" w:w="2354"/>
+          </w:tcPr>
+          <w:p>
+            <w:r>
+              <w:rPr>
+                <w:rFonts w:ascii="Times New Roman" w:hAnsi="Times New Roman"/>
+                <w:b/>
+                <w:sz w:val="22"/>
+              </w:rPr>
+              <w:t>Activity/Task</w:t>
+            </w:r>
+          </w:p>
+        </w:tc>
+        <w:tc>
+          <w:tcPr>
+            <w:tcW w:type="dxa" w:w="2354"/>
+          </w:tcPr>
+          <w:p>
+            <w:r>
+              <w:rPr>
+                <w:rFonts w:ascii="Times New Roman" w:hAnsi="Times New Roman"/>
+                <w:b/>
+                <w:sz w:val="22"/>
+              </w:rPr>
+              <w:t>Details &amp; Findings</w:t>
+            </w:r>
+          </w:p>
+        </w:tc>
+        <w:tc>
+          <w:tcPr>
+            <w:tcW w:type="dxa" w:w="2354"/>
+          </w:tcPr>
+          <w:p>
+            <w:r>
+              <w:rPr>
+                <w:rFonts w:ascii="Times New Roman" w:hAnsi="Times New Roman"/>
+                <w:b/>
+                <w:sz w:val="22"/>
+              </w:rPr>
+              <w:t>Skills Developed</w:t>
+            </w:r>
+          </w:p>
+        </w:tc>
+      </w:tr>
+      <w:tr>
+        <w:tc>
+          <w:tcPr>
+            <w:tcW w:type="dxa" w:w="2354"/>
+          </w:tcPr>
+          <w:p>
+            <w:r>
+              <w:rPr>
+                <w:rFonts w:ascii="Times New Roman" w:hAnsi="Times New Roman"/>
+                <w:sz w:val="18"/>
+              </w:rPr>
+              <w:t>1 Oct 2025</w:t>
+            </w:r>
+          </w:p>
+        </w:tc>
+        <w:tc>
+          <w:tcPr>
+            <w:tcW w:type="dxa" w:w="2354"/>
+          </w:tcPr>
+          <w:p>
+            <w:r>
+              <w:rPr>
+                <w:rFonts w:ascii="Times New Roman" w:hAnsi="Times New Roman"/>
+                <w:sz w:val="18"/>
+              </w:rPr>
+              <w:t>First Day at Lynia Finance</w:t>
+            </w:r>
+          </w:p>
+        </w:tc>
+        <w:tc>
+          <w:tcPr>
+            <w:tcW w:type="dxa" w:w="2354"/>
+          </w:tcPr>
+          <w:p>
+            <w:r>
+              <w:rPr>
+                <w:rFonts w:ascii="Times New Roman" w:hAnsi="Times New Roman"/>
+                <w:sz w:val="18"/>
+              </w:rPr>
+              <w:t>Completed onboarding, met supervisors, orientation on company culture. Overview of financial inclusion mission.</w:t>
+            </w:r>
+          </w:p>
+        </w:tc>
+        <w:tc>
+          <w:tcPr>
+            <w:tcW w:type="dxa" w:w="2354"/>
+          </w:tcPr>
+          <w:p>
+            <w:r>
+              <w:rPr>
+                <w:rFonts w:ascii="Times New Roman" w:hAnsi="Times New Roman"/>
+                <w:sz w:val="18"/>
+              </w:rPr>
+              <w:t>Organizational awareness, professional communication</w:t>
+            </w:r>
+          </w:p>
+        </w:tc>
+      </w:tr>
+      <w:tr>
+        <w:tc>
+          <w:tcPr>
+            <w:tcW w:type="dxa" w:w="2354"/>
+          </w:tcPr>
+          <w:p>
+            <w:r>
+              <w:rPr>
+                <w:rFonts w:ascii="Times New Roman" w:hAnsi="Times New Roman"/>
+                <w:sz w:val="18"/>
+              </w:rPr>
+              <w:t>2 Oct 2025</w:t>
+            </w:r>
+          </w:p>
+        </w:tc>
+        <w:tc>
+          <w:tcPr>
+            <w:tcW w:type="dxa" w:w="2354"/>
+          </w:tcPr>
+          <w:p>
+            <w:r>
+              <w:rPr>
+                <w:rFonts w:ascii="Times New Roman" w:hAnsi="Times New Roman"/>
+                <w:sz w:val="18"/>
+              </w:rPr>
+              <w:t>Department Orientation</w:t>
+            </w:r>
+          </w:p>
+        </w:tc>
+        <w:tc>
+          <w:tcPr>
+            <w:tcW w:type="dxa" w:w="2354"/>
+          </w:tcPr>
+          <w:p>
+            <w:r>
+              <w:rPr>
+                <w:rFonts w:ascii="Times New Roman" w:hAnsi="Times New Roman"/>
+                <w:sz w:val="18"/>
+              </w:rPr>
+              <w:t>Rotated through departments, met Data Analytics team. Learned payment system architecture and integration.</w:t>
+            </w:r>
+          </w:p>
+        </w:tc>
+        <w:tc>
+          <w:tcPr>
+            <w:tcW w:type="dxa" w:w="2354"/>
+          </w:tcPr>
+          <w:p>
+            <w:r>
+              <w:rPr>
+                <w:rFonts w:ascii="Times New Roman" w:hAnsi="Times New Roman"/>
+                <w:sz w:val="18"/>
+              </w:rPr>
+              <w:t>System architecture, team dynamics</w:t>
+            </w:r>
+          </w:p>
+        </w:tc>
+      </w:tr>
+      <w:tr>
+        <w:tc>
+          <w:tcPr>
+            <w:tcW w:type="dxa" w:w="2354"/>
+          </w:tcPr>
+          <w:p>
+            <w:r>
+              <w:rPr>
+                <w:rFonts w:ascii="Times New Roman" w:hAnsi="Times New Roman"/>
+                <w:sz w:val="18"/>
+              </w:rPr>
+              <w:t>3 Oct 2025</w:t>
+            </w:r>
+          </w:p>
+        </w:tc>
+        <w:tc>
+          <w:tcPr>
+            <w:tcW w:type="dxa" w:w="2354"/>
+          </w:tcPr>
+          <w:p>
+            <w:r>
+              <w:rPr>
+                <w:rFonts w:ascii="Times New Roman" w:hAnsi="Times New Roman"/>
+                <w:sz w:val="18"/>
+              </w:rPr>
+              <w:t>Technical Systems Briefing</w:t>
+            </w:r>
+          </w:p>
+        </w:tc>
+        <w:tc>
+          <w:tcPr>
+            <w:tcW w:type="dxa" w:w="2354"/>
+          </w:tcPr>
+          <w:p>
+            <w:r>
+              <w:rPr>
+                <w:rFonts w:ascii="Times New Roman" w:hAnsi="Times New Roman"/>
+                <w:sz w:val="18"/>
+              </w:rPr>
+              <w:t>Briefing on AWS services. Reviewed EcoCash and InnBucks API documentation.</w:t>
+            </w:r>
+          </w:p>
+        </w:tc>
+        <w:tc>
+          <w:tcPr>
+            <w:tcW w:type="dxa" w:w="2354"/>
+          </w:tcPr>
+          <w:p>
+            <w:r>
+              <w:rPr>
+                <w:rFonts w:ascii="Times New Roman" w:hAnsi="Times New Roman"/>
+                <w:sz w:val="18"/>
+              </w:rPr>
+              <w:t>AWS services, API analysis</w:t>
+            </w:r>
+          </w:p>
+        </w:tc>
+      </w:tr>
+      <w:tr>
+        <w:tc>
+          <w:tcPr>
+            <w:tcW w:type="dxa" w:w="2354"/>
+          </w:tcPr>
+          <w:p>
+            <w:r>
+              <w:rPr>
+                <w:rFonts w:ascii="Times New Roman" w:hAnsi="Times New Roman"/>
+                <w:sz w:val="18"/>
+              </w:rPr>
+              <w:t>4 Oct 2025</w:t>
+            </w:r>
+          </w:p>
+        </w:tc>
+        <w:tc>
+          <w:tcPr>
+            <w:tcW w:type="dxa" w:w="2354"/>
+          </w:tcPr>
+          <w:p>
+            <w:r>
+              <w:rPr>
+                <w:rFonts w:ascii="Times New Roman" w:hAnsi="Times New Roman"/>
+                <w:sz w:val="18"/>
+              </w:rPr>
+              <w:t>Business Strategy Session</w:t>
+            </w:r>
+          </w:p>
+        </w:tc>
+        <w:tc>
+          <w:tcPr>
+            <w:tcW w:type="dxa" w:w="2354"/>
+          </w:tcPr>
+          <w:p>
+            <w:r>
+              <w:rPr>
+                <w:rFonts w:ascii="Times New Roman" w:hAnsi="Times New Roman"/>
+                <w:sz w:val="18"/>
+              </w:rPr>
+              <w:t>Strategy meeting covering objectives, product roadmap, regulatory requirements.</w:t>
+            </w:r>
+          </w:p>
+        </w:tc>
+        <w:tc>
+          <w:tcPr>
+            <w:tcW w:type="dxa" w:w="2354"/>
+          </w:tcPr>
+          <w:p>
+            <w:r>
+              <w:rPr>
+                <w:rFonts w:ascii="Times New Roman" w:hAnsi="Times New Roman"/>
+                <w:sz w:val="18"/>
+              </w:rPr>
+              <w:t>Business strategy, regulatory awareness</w:t>
+            </w:r>
+          </w:p>
+        </w:tc>
+      </w:tr>
+      <w:tr>
+        <w:tc>
+          <w:tcPr>
+            <w:tcW w:type="dxa" w:w="2354"/>
+          </w:tcPr>
+          <w:p>
+            <w:r>
+              <w:rPr>
+                <w:rFonts w:ascii="Times New Roman" w:hAnsi="Times New Roman"/>
+                <w:sz w:val="18"/>
+              </w:rPr>
+              <w:t>5 Oct 2025 (Fri)</w:t>
+            </w:r>
+          </w:p>
+        </w:tc>
+        <w:tc>
+          <w:tcPr>
+            <w:tcW w:type="dxa" w:w="2354"/>
+          </w:tcPr>
+          <w:p>
+            <w:r>
+              <w:rPr>
+                <w:rFonts w:ascii="Times New Roman" w:hAnsi="Times New Roman"/>
+                <w:sz w:val="18"/>
+              </w:rPr>
+              <w:t>Week 1 Completion &amp; Planning</w:t>
+            </w:r>
+          </w:p>
+        </w:tc>
+        <w:tc>
+          <w:tcPr>
+            <w:tcW w:type="dxa" w:w="2354"/>
+          </w:tcPr>
+          <w:p>
+            <w:r>
+              <w:rPr>
+                <w:rFonts w:ascii="Times New Roman" w:hAnsi="Times New Roman"/>
+                <w:sz w:val="18"/>
+              </w:rPr>
+              <w:t>First week review with supervisor. Planned timeline for four research meetings.</w:t>
+            </w:r>
+          </w:p>
+        </w:tc>
+        <w:tc>
+          <w:tcPr>
+            <w:tcW w:type="dxa" w:w="2354"/>
+          </w:tcPr>
+          <w:p>
+            <w:r>
+              <w:rPr>
+                <w:rFonts w:ascii="Times New Roman" w:hAnsi="Times New Roman"/>
+                <w:sz w:val="18"/>
+              </w:rPr>
+              <w:t>Research planning, communication</w:t>
+            </w:r>
+          </w:p>
+        </w:tc>
+      </w:tr>
+      <w:tr>
+        <w:tc>
+          <w:tcPr>
+            <w:tcW w:type="dxa" w:w="2354"/>
+          </w:tcPr>
+          <w:p>
+            <w:r>
+              <w:rPr>
+                <w:rFonts w:ascii="Times New Roman" w:hAnsi="Times New Roman"/>
+                <w:sz w:val="18"/>
+              </w:rPr>
+              <w:t>6-7 Oct 2025</w:t>
+            </w:r>
+          </w:p>
+        </w:tc>
+        <w:tc>
+          <w:tcPr>
+            <w:tcW w:type="dxa" w:w="2354"/>
+          </w:tcPr>
+          <w:p>
+            <w:r>
+              <w:rPr>
+                <w:rFonts w:ascii="Times New Roman" w:hAnsi="Times New Roman"/>
+                <w:sz w:val="18"/>
+              </w:rPr>
+              <w:t>EcoCash Research Prep</w:t>
+            </w:r>
+          </w:p>
+        </w:tc>
+        <w:tc>
+          <w:tcPr>
+            <w:tcW w:type="dxa" w:w="2354"/>
+          </w:tcPr>
+          <w:p>
+            <w:r>
+              <w:rPr>
+                <w:rFonts w:ascii="Times New Roman" w:hAnsi="Times New Roman"/>
+                <w:sz w:val="18"/>
+              </w:rPr>
+              <w:t>Reviewed API documentation. Prepared meeting questions. Researched fintech ecosystem.</w:t>
+            </w:r>
+          </w:p>
+        </w:tc>
+        <w:tc>
+          <w:tcPr>
+            <w:tcW w:type="dxa" w:w="2354"/>
+          </w:tcPr>
+          <w:p>
+            <w:r>
+              <w:rPr>
+                <w:rFonts w:ascii="Times New Roman" w:hAnsi="Times New Roman"/>
+                <w:sz w:val="18"/>
+              </w:rPr>
+              <w:t>Payment systems research, documentation analysis</w:t>
+            </w:r>
+          </w:p>
+        </w:tc>
+      </w:tr>
+      <w:tr>
+        <w:tc>
+          <w:tcPr>
+            <w:tcW w:type="dxa" w:w="2354"/>
+          </w:tcPr>
+          <w:p>
+            <w:r>
+              <w:rPr>
+                <w:rFonts w:ascii="Times New Roman" w:hAnsi="Times New Roman"/>
+                <w:sz w:val="18"/>
+              </w:rPr>
+              <w:t>8 Oct 2025 (Wed)</w:t>
+            </w:r>
+          </w:p>
+        </w:tc>
+        <w:tc>
+          <w:tcPr>
+            <w:tcW w:type="dxa" w:w="2354"/>
+          </w:tcPr>
+          <w:p>
+            <w:r>
+              <w:rPr>
+                <w:rFonts w:ascii="Times New Roman" w:hAnsi="Times New Roman"/>
+                <w:sz w:val="18"/>
+              </w:rPr>
+              <w:t>ECOCASH PHYSICAL MEETING</w:t>
+            </w:r>
+          </w:p>
+        </w:tc>
+        <w:tc>
+          <w:tcPr>
+            <w:tcW w:type="dxa" w:w="2354"/>
+          </w:tcPr>
+          <w:p>
+            <w:r>
+              <w:rPr>
+                <w:rFonts w:ascii="Times New Roman" w:hAnsi="Times New Roman"/>
+                <w:sz w:val="18"/>
+              </w:rPr>
+              <w:t>Econet HQ meeting (2 hours). Learned: Java/Spring, PostgreSQL, 94-97% success, 2-5% fees, async processing, peak times 6-9am/5-8pm.</w:t>
+            </w:r>
+          </w:p>
+        </w:tc>
+        <w:tc>
+          <w:tcPr>
+            <w:tcW w:type="dxa" w:w="2354"/>
+          </w:tcPr>
+          <w:p>
+            <w:r>
+              <w:rPr>
+                <w:rFonts w:ascii="Times New Roman" w:hAnsi="Times New Roman"/>
+                <w:sz w:val="18"/>
+              </w:rPr>
+              <w:t>Payment architecture, integration strategy, negotiation</w:t>
+            </w:r>
+          </w:p>
+        </w:tc>
+      </w:tr>
+      <w:tr>
+        <w:tc>
+          <w:tcPr>
+            <w:tcW w:type="dxa" w:w="2354"/>
+          </w:tcPr>
+          <w:p>
+            <w:r>
+              <w:rPr>
+                <w:rFonts w:ascii="Times New Roman" w:hAnsi="Times New Roman"/>
+                <w:sz w:val="18"/>
+              </w:rPr>
+              <w:t>9 Oct 2025</w:t>
+            </w:r>
+          </w:p>
+        </w:tc>
+        <w:tc>
+          <w:tcPr>
+            <w:tcW w:type="dxa" w:w="2354"/>
+          </w:tcPr>
+          <w:p>
+            <w:r>
+              <w:rPr>
+                <w:rFonts w:ascii="Times New Roman" w:hAnsi="Times New Roman"/>
+                <w:sz w:val="18"/>
+              </w:rPr>
+              <w:t>EcoCash Documentation</w:t>
+            </w:r>
+          </w:p>
+        </w:tc>
+        <w:tc>
+          <w:tcPr>
+            <w:tcW w:type="dxa" w:w="2354"/>
+          </w:tcPr>
+          <w:p>
+            <w:r>
+              <w:rPr>
+                <w:rFonts w:ascii="Times New Roman" w:hAnsi="Times New Roman"/>
+                <w:sz w:val="18"/>
+              </w:rPr>
+              <w:t>Documented findings. Analyzed integration challenges. Created implementation recommendations.</w:t>
+            </w:r>
+          </w:p>
+        </w:tc>
+        <w:tc>
+          <w:tcPr>
+            <w:tcW w:type="dxa" w:w="2354"/>
+          </w:tcPr>
+          <w:p>
+            <w:r>
+              <w:rPr>
+                <w:rFonts w:ascii="Times New Roman" w:hAnsi="Times New Roman"/>
+                <w:sz w:val="18"/>
+              </w:rPr>
+              <w:t>Technical analysis, documentation</w:t>
+            </w:r>
+          </w:p>
+        </w:tc>
+      </w:tr>
+      <w:tr>
+        <w:tc>
+          <w:tcPr>
+            <w:tcW w:type="dxa" w:w="2354"/>
+          </w:tcPr>
+          <w:p>
+            <w:r>
+              <w:rPr>
+                <w:rFonts w:ascii="Times New Roman" w:hAnsi="Times New Roman"/>
+                <w:sz w:val="18"/>
+              </w:rPr>
+              <w:t>13 Oct 2025 (Mon)</w:t>
+            </w:r>
+          </w:p>
+        </w:tc>
+        <w:tc>
+          <w:tcPr>
+            <w:tcW w:type="dxa" w:w="2354"/>
+          </w:tcPr>
+          <w:p>
+            <w:r>
+              <w:rPr>
+                <w:rFonts w:ascii="Times New Roman" w:hAnsi="Times New Roman"/>
+                <w:sz w:val="18"/>
+              </w:rPr>
+              <w:t>InnBucks Research Prep</w:t>
+            </w:r>
+          </w:p>
+        </w:tc>
+        <w:tc>
+          <w:tcPr>
+            <w:tcW w:type="dxa" w:w="2354"/>
+          </w:tcPr>
+          <w:p>
+            <w:r>
+              <w:rPr>
+                <w:rFonts w:ascii="Times New Roman" w:hAnsi="Times New Roman"/>
+                <w:sz w:val="18"/>
+              </w:rPr>
+              <w:t>Reviewed InnBucks API and OAuth 2.0. Analyzed competitive positioning.</w:t>
+            </w:r>
+          </w:p>
+        </w:tc>
+        <w:tc>
+          <w:tcPr>
+            <w:tcW w:type="dxa" w:w="2354"/>
+          </w:tcPr>
+          <w:p>
+            <w:r>
+              <w:rPr>
+                <w:rFonts w:ascii="Times New Roman" w:hAnsi="Times New Roman"/>
+                <w:sz w:val="18"/>
+              </w:rPr>
+              <w:t>Modern API design, OAuth, competitive analysis</w:t>
+            </w:r>
+          </w:p>
+        </w:tc>
+      </w:tr>
+      <w:tr>
+        <w:tc>
+          <w:tcPr>
+            <w:tcW w:type="dxa" w:w="2354"/>
+          </w:tcPr>
+          <w:p>
+            <w:r>
+              <w:rPr>
+                <w:rFonts w:ascii="Times New Roman" w:hAnsi="Times New Roman"/>
+                <w:sz w:val="18"/>
+              </w:rPr>
+              <w:t>15 Oct 2025 (Wed)</w:t>
+            </w:r>
+          </w:p>
+        </w:tc>
+        <w:tc>
+          <w:tcPr>
+            <w:tcW w:type="dxa" w:w="2354"/>
+          </w:tcPr>
+          <w:p>
+            <w:r>
+              <w:rPr>
+                <w:rFonts w:ascii="Times New Roman" w:hAnsi="Times New Roman"/>
+                <w:sz w:val="18"/>
+              </w:rPr>
+              <w:t>INNBUCKS PHYSICAL MEETING</w:t>
+            </w:r>
+          </w:p>
+        </w:tc>
+        <w:tc>
+          <w:tcPr>
+            <w:tcW w:type="dxa" w:w="2354"/>
+          </w:tcPr>
+          <w:p>
+            <w:r>
+              <w:rPr>
+                <w:rFonts w:ascii="Times New Roman" w:hAnsi="Times New Roman"/>
+                <w:sz w:val="18"/>
+              </w:rPr>
+              <w:t>Innstrive offices meeting (1.5 hours). Learned: Node.js, OAuth 2.0, webhooks, 91-93% success, 100 req/min limit.</w:t>
+            </w:r>
+          </w:p>
+        </w:tc>
+        <w:tc>
+          <w:tcPr>
+            <w:tcW w:type="dxa" w:w="2354"/>
+          </w:tcPr>
+          <w:p>
+            <w:r>
+              <w:rPr>
+                <w:rFonts w:ascii="Times New Roman" w:hAnsi="Times New Roman"/>
+                <w:sz w:val="18"/>
+              </w:rPr>
+              <w:t>Modern architecture, webhook integration</w:t>
+            </w:r>
+          </w:p>
+        </w:tc>
+      </w:tr>
+      <w:tr>
+        <w:tc>
+          <w:tcPr>
+            <w:tcW w:type="dxa" w:w="2354"/>
+          </w:tcPr>
+          <w:p>
+            <w:r>
+              <w:rPr>
+                <w:rFonts w:ascii="Times New Roman" w:hAnsi="Times New Roman"/>
+                <w:sz w:val="18"/>
+              </w:rPr>
+              <w:t>16 Oct 2025</w:t>
+            </w:r>
+          </w:p>
+        </w:tc>
+        <w:tc>
+          <w:tcPr>
+            <w:tcW w:type="dxa" w:w="2354"/>
+          </w:tcPr>
+          <w:p>
+            <w:r>
+              <w:rPr>
+                <w:rFonts w:ascii="Times New Roman" w:hAnsi="Times New Roman"/>
+                <w:sz w:val="18"/>
+              </w:rPr>
+              <w:t>InnBucks Analysis</w:t>
+            </w:r>
+          </w:p>
+        </w:tc>
+        <w:tc>
+          <w:tcPr>
+            <w:tcW w:type="dxa" w:w="2354"/>
+          </w:tcPr>
+          <w:p>
+            <w:r>
+              <w:rPr>
+                <w:rFonts w:ascii="Times New Roman" w:hAnsi="Times New Roman"/>
+                <w:sz w:val="18"/>
+              </w:rPr>
+              <w:t>Comparative analysis of EcoCash vs InnBucks. Assessed business models and API design.</w:t>
+            </w:r>
+          </w:p>
+        </w:tc>
+        <w:tc>
+          <w:tcPr>
+            <w:tcW w:type="dxa" w:w="2354"/>
+          </w:tcPr>
+          <w:p>
+            <w:r>
+              <w:rPr>
+                <w:rFonts w:ascii="Times New Roman" w:hAnsi="Times New Roman"/>
+                <w:sz w:val="18"/>
+              </w:rPr>
+              <w:t>Comparative analysis, business evaluation</w:t>
+            </w:r>
+          </w:p>
+        </w:tc>
+      </w:tr>
+    </w:tbl>
     <w:p>
       <w:r>
         <w:br w:type="page"/>
@@ -448,208 +803,425 @@
         <w:t>NOVEMBER 2025</w:t>
       </w:r>
     </w:p>
-    <w:p>
-      <w:pPr>
-        <w:jc w:val="left"/>
-        <w:spacing w:line="480" w:lineRule="auto"/>
-      </w:pPr>
-      <w:r>
-        <w:rPr>
-          <w:rFonts w:ascii="Times New Roman" w:hAnsi="Times New Roman"/>
-          <w:b/>
-          <w:sz w:val="24"/>
-        </w:rPr>
-        <w:t>Week 1: Omari Research</w:t>
-      </w:r>
-    </w:p>
-    <w:p>
-      <w:pPr>
-        <w:spacing w:line="480" w:lineRule="auto"/>
-        <w:jc w:val="both"/>
-      </w:pPr>
-      <w:r>
-        <w:rPr>
-          <w:rFonts w:ascii="Times New Roman" w:hAnsi="Times New Roman"/>
-          <w:b/>
-          <w:sz w:val="24"/>
-        </w:rPr>
-        <w:t xml:space="preserve">3 November 2025 (Monday): </w:t>
-      </w:r>
-      <w:r>
-        <w:rPr>
-          <w:rFonts w:ascii="Times New Roman" w:hAnsi="Times New Roman"/>
-          <w:b w:val="0"/>
-          <w:sz w:val="24"/>
-        </w:rPr>
-        <w:t xml:space="preserve">Omari Platform Research Preparation. </w:t>
-      </w:r>
-      <w:r>
-        <w:rPr>
-          <w:rFonts w:ascii="Times New Roman" w:hAnsi="Times New Roman"/>
-          <w:sz w:val="24"/>
-        </w:rPr>
-        <w:t>Began research on Omari, digital lending platform operating across African countries. Reviewed Omari's credit scoring methodology and alternative credit assessment approach. Studied their use of mobile money transaction history and behavioural data for credit decisions. Researched their machine learning models for risk assessment. Analyzed their customer acquisition strategies and WhatsApp-based community approach. Reviewed loan products, typical loan sizes ($10-$500), and repayment rates (85%+). Prepared questions about their competitive advantages, challenges, and expansion strategies. Researched company background and recent funding rounds. Created interview guide for Omari meeting.</w:t>
-      </w:r>
-    </w:p>
-    <w:p>
-      <w:pPr>
-        <w:spacing w:line="480" w:lineRule="auto"/>
-        <w:jc w:val="both"/>
-      </w:pPr>
-      <w:r>
-        <w:rPr>
-          <w:rFonts w:ascii="Times New Roman" w:hAnsi="Times New Roman"/>
-          <w:b/>
-          <w:sz w:val="24"/>
-        </w:rPr>
-        <w:t xml:space="preserve">5 November 2025 (Wednesday): </w:t>
-      </w:r>
-      <w:r>
-        <w:rPr>
-          <w:rFonts w:ascii="Times New Roman" w:hAnsi="Times New Roman"/>
-          <w:b w:val="0"/>
-          <w:sz w:val="24"/>
-        </w:rPr>
-        <w:t xml:space="preserve">OMARI PHYSICAL MEETING - Omari Regional Offices. </w:t>
-      </w:r>
-      <w:r>
-        <w:rPr>
-          <w:rFonts w:ascii="Times New Roman" w:hAnsi="Times New Roman"/>
-          <w:sz w:val="24"/>
-        </w:rPr>
-        <w:t>Conducted third major research meeting with Omari team at their Harare regional office. Met with Omari Zimbabwe Country Manager and Head of Data Science. Discussed Omari's unique credit scoring approach using machine learning and alternative data sources. Learned about feature engineering extracting transaction patterns, income consistency, and savings behaviour. Reviewed ensemble methods combining multiple algorithms for robust predictions. Discussed real-time credit decisions within minutes of application. Learned about dynamic model recalibration with new data. Discussed their target market of informal sector workers and minimal documentation requirements. Reviewed customer acquisition through social referrals and WhatsApp communities. Discussed their frictionless onboarding approach and high customer retention. Compared their approach with Lynia Finance's model. Meeting lasted 2 hours. Received case studies and performance metrics. Learned valuable insights on credit scoring approaches.</w:t>
-      </w:r>
-    </w:p>
-    <w:p>
-      <w:pPr>
-        <w:spacing w:line="480" w:lineRule="auto"/>
-        <w:jc w:val="both"/>
-      </w:pPr>
-      <w:r>
-        <w:rPr>
-          <w:rFonts w:ascii="Times New Roman" w:hAnsi="Times New Roman"/>
-          <w:b/>
-          <w:sz w:val="24"/>
-        </w:rPr>
-        <w:t xml:space="preserve">6 November 2025: </w:t>
-      </w:r>
-      <w:r>
-        <w:rPr>
-          <w:rFonts w:ascii="Times New Roman" w:hAnsi="Times New Roman"/>
-          <w:b w:val="0"/>
-          <w:sz w:val="24"/>
-        </w:rPr>
-        <w:t xml:space="preserve">Omari Analysis and Competitive Benchmarking. </w:t>
-      </w:r>
-      <w:r>
-        <w:rPr>
-          <w:rFonts w:ascii="Times New Roman" w:hAnsi="Times New Roman"/>
-          <w:sz w:val="24"/>
-        </w:rPr>
-        <w:t>Spent full day analyzing Omari meeting findings. Created comprehensive competitive benchmarking document. Compared Omari's credit scoring approach with Lynia Finance's systems. Analyzed their customer acquisition strategies and retention approaches. Evaluated their WhatsApp-first strategy and community engagement model. Assessed financial performance metrics. Drafted strategic recommendations for Lynia Finance based on Omari's success factors. Identified areas where Lynia Finance has competitive advantages (integrated payment processing, device-based security) and areas for improvement (customer experience simplicity, community engagement). Created detailed SWOT analysis comparing the platforms.</w:t>
-      </w:r>
-    </w:p>
-    <w:p>
-      <w:pPr>
-        <w:jc w:val="left"/>
-        <w:spacing w:line="480" w:lineRule="auto"/>
-      </w:pPr>
-      <w:r>
-        <w:rPr>
-          <w:rFonts w:ascii="Times New Roman" w:hAnsi="Times New Roman"/>
-          <w:b/>
-          <w:sz w:val="24"/>
-        </w:rPr>
-        <w:t>Week 2: SSB Civil Servants Loans Research</w:t>
-      </w:r>
-    </w:p>
-    <w:p>
-      <w:pPr>
-        <w:spacing w:line="480" w:lineRule="auto"/>
-        <w:jc w:val="both"/>
-      </w:pPr>
-      <w:r>
-        <w:rPr>
-          <w:rFonts w:ascii="Times New Roman" w:hAnsi="Times New Roman"/>
-          <w:b/>
-          <w:sz w:val="24"/>
-        </w:rPr>
-        <w:t xml:space="preserve">10 November 2025 (Monday): </w:t>
-      </w:r>
-      <w:r>
-        <w:rPr>
-          <w:rFonts w:ascii="Times New Roman" w:hAnsi="Times New Roman"/>
-          <w:b w:val="0"/>
-          <w:sz w:val="24"/>
-        </w:rPr>
-        <w:t xml:space="preserve">SSB Salary-Linked Lending Research Preparation. </w:t>
-      </w:r>
-      <w:r>
-        <w:rPr>
-          <w:rFonts w:ascii="Times New Roman" w:hAnsi="Times New Roman"/>
-          <w:sz w:val="24"/>
-        </w:rPr>
-        <w:t>Began research on State Security Base (SSB) civil servants loan program. Reviewed documentation on salary-linked lending models and their unique characteristics. Studied SSB's integration with civil service payroll system. Researched Reserve Bank of Zimbabwe regulatory framework for government-backed lending. Analyzed salary deduction as structural guarantee for loan repayment. Reviewed typical loan products, terms, and repayment schedules for civil servants. Prepared detailed questions about system architecture, credit assessment, and challenges. Researched market size with 300,000+ civil servants. Identified potential partnership opportunities with Lynia Finance. Created interview guide for SSB meeting.</w:t>
-      </w:r>
-    </w:p>
-    <w:p>
-      <w:pPr>
-        <w:spacing w:line="480" w:lineRule="auto"/>
-        <w:jc w:val="both"/>
-      </w:pPr>
-      <w:r>
-        <w:rPr>
-          <w:rFonts w:ascii="Times New Roman" w:hAnsi="Times New Roman"/>
-          <w:b/>
-          <w:sz w:val="24"/>
-        </w:rPr>
-        <w:t xml:space="preserve">12 November 2025 (Wednesday): </w:t>
-      </w:r>
-      <w:r>
-        <w:rPr>
-          <w:rFonts w:ascii="Times New Roman" w:hAnsi="Times New Roman"/>
-          <w:b w:val="0"/>
-          <w:sz w:val="24"/>
-        </w:rPr>
-        <w:t xml:space="preserve">SSB PHYSICAL MEETING - State Security Base Headquarters. </w:t>
-      </w:r>
-      <w:r>
-        <w:rPr>
-          <w:rFonts w:ascii="Times New Roman" w:hAnsi="Times New Roman"/>
-          <w:sz w:val="24"/>
-        </w:rPr>
-        <w:t>Conducted fourth major research meeting with SSB officials at their headquarters. Met with SSB Lending Director and IT Infrastructure Manager. Discussed centralised database maintaining employee records, salary information, and loan portfolios. Learned about direct integration with civil service databases for automated employee verification. Reviewed connections with Zimbabwe's civil service payroll system enabling automatic salary deductions. Discussed comprehensive loan management system for application processing, approval workflows, disbursement, and repayment tracking. Reviewed risk management approach leveraging salary information for near-zero default rates. Discussed regulatory compliance with Reserve Bank of Zimbabwe. Learned about processing timelines (several weeks for approval) and legacy system limitations. Discussed modernization opportunities and digital transformation potential. Meeting lasted 2.5 hours. Obtained organizational charts and system overview documents. Discussed partnership possibilities with fintech providers. Returned with extensive insights on salary-linked lending model.</w:t>
-      </w:r>
-    </w:p>
-    <w:p>
-      <w:pPr>
-        <w:spacing w:line="480" w:lineRule="auto"/>
-        <w:jc w:val="both"/>
-      </w:pPr>
-      <w:r>
-        <w:rPr>
-          <w:rFonts w:ascii="Times New Roman" w:hAnsi="Times New Roman"/>
-          <w:b/>
-          <w:sz w:val="24"/>
-        </w:rPr>
-        <w:t xml:space="preserve">13 November 2025: </w:t>
-      </w:r>
-      <w:r>
-        <w:rPr>
-          <w:rFonts w:ascii="Times New Roman" w:hAnsi="Times New Roman"/>
-          <w:b w:val="0"/>
-          <w:sz w:val="24"/>
-        </w:rPr>
-        <w:t xml:space="preserve">SSB Analysis and Strategic Implications. </w:t>
-      </w:r>
-      <w:r>
-        <w:rPr>
-          <w:rFonts w:ascii="Times New Roman" w:hAnsi="Times New Roman"/>
-          <w:sz w:val="24"/>
-        </w:rPr>
-        <w:t>Documented SSB meeting findings comprehensively. Analyzed salary-linked lending model and its unique advantages. Assessed near-zero default rates achieved through salary deductions. Evaluated market opportunity with 300,000+ civil servants largely underserved by existing solutions. Analyzed challenges including slow processing, legacy systems, and limited accessibility to private sector workers. Drafted strategic recommendations for Lynia Finance to develop salary-linked products for formal sector employees through employer partnerships. Identified potential partners including large corporates, government departments, and NGOs. Created implementation roadmap for such partnerships.</w:t>
-      </w:r>
-    </w:p>
+    <w:tbl>
+      <w:tblPr>
+        <w:tblStyle w:val="LightGrid-Accent1"/>
+        <w:tblW w:type="auto" w:w="0"/>
+        <w:tblLook w:firstColumn="1" w:firstRow="1" w:lastColumn="0" w:lastRow="0" w:noHBand="0" w:noVBand="1" w:val="04A0"/>
+      </w:tblPr>
+      <w:tblGrid>
+        <w:gridCol w:w="2354"/>
+        <w:gridCol w:w="2354"/>
+        <w:gridCol w:w="2354"/>
+        <w:gridCol w:w="2354"/>
+      </w:tblGrid>
+      <w:tr>
+        <w:tc>
+          <w:tcPr>
+            <w:tcW w:type="dxa" w:w="2354"/>
+          </w:tcPr>
+          <w:p>
+            <w:r>
+              <w:rPr>
+                <w:b/>
+                <w:sz w:val="22"/>
+              </w:rPr>
+              <w:t>Date</w:t>
+            </w:r>
+          </w:p>
+        </w:tc>
+        <w:tc>
+          <w:tcPr>
+            <w:tcW w:type="dxa" w:w="2354"/>
+          </w:tcPr>
+          <w:p>
+            <w:r>
+              <w:rPr>
+                <w:b/>
+                <w:sz w:val="22"/>
+              </w:rPr>
+              <w:t>Activity/Task</w:t>
+            </w:r>
+          </w:p>
+        </w:tc>
+        <w:tc>
+          <w:tcPr>
+            <w:tcW w:type="dxa" w:w="2354"/>
+          </w:tcPr>
+          <w:p>
+            <w:r>
+              <w:rPr>
+                <w:b/>
+                <w:sz w:val="22"/>
+              </w:rPr>
+              <w:t>Details &amp; Findings</w:t>
+            </w:r>
+          </w:p>
+        </w:tc>
+        <w:tc>
+          <w:tcPr>
+            <w:tcW w:type="dxa" w:w="2354"/>
+          </w:tcPr>
+          <w:p>
+            <w:r>
+              <w:rPr>
+                <w:b/>
+                <w:sz w:val="22"/>
+              </w:rPr>
+              <w:t>Skills Developed</w:t>
+            </w:r>
+          </w:p>
+        </w:tc>
+      </w:tr>
+      <w:tr>
+        <w:tc>
+          <w:tcPr>
+            <w:tcW w:type="dxa" w:w="2354"/>
+          </w:tcPr>
+          <w:p>
+            <w:r>
+              <w:rPr>
+                <w:rFonts w:ascii="Times New Roman" w:hAnsi="Times New Roman"/>
+                <w:sz w:val="18"/>
+              </w:rPr>
+              <w:t>3 Nov 2025 (Mon)</w:t>
+            </w:r>
+          </w:p>
+        </w:tc>
+        <w:tc>
+          <w:tcPr>
+            <w:tcW w:type="dxa" w:w="2354"/>
+          </w:tcPr>
+          <w:p>
+            <w:r>
+              <w:rPr>
+                <w:rFonts w:ascii="Times New Roman" w:hAnsi="Times New Roman"/>
+                <w:sz w:val="18"/>
+              </w:rPr>
+              <w:t>Omari Research Prep</w:t>
+            </w:r>
+          </w:p>
+        </w:tc>
+        <w:tc>
+          <w:tcPr>
+            <w:tcW w:type="dxa" w:w="2354"/>
+          </w:tcPr>
+          <w:p>
+            <w:r>
+              <w:rPr>
+                <w:rFonts w:ascii="Times New Roman" w:hAnsi="Times New Roman"/>
+                <w:sz w:val="18"/>
+              </w:rPr>
+              <w:t>Researched Omari digital lending platform. Reviewed ML credit scoring methodology.</w:t>
+            </w:r>
+          </w:p>
+        </w:tc>
+        <w:tc>
+          <w:tcPr>
+            <w:tcW w:type="dxa" w:w="2354"/>
+          </w:tcPr>
+          <w:p>
+            <w:r>
+              <w:rPr>
+                <w:rFonts w:ascii="Times New Roman" w:hAnsi="Times New Roman"/>
+                <w:sz w:val="18"/>
+              </w:rPr>
+              <w:t>Credit scoring systems, ML concepts</w:t>
+            </w:r>
+          </w:p>
+        </w:tc>
+      </w:tr>
+      <w:tr>
+        <w:tc>
+          <w:tcPr>
+            <w:tcW w:type="dxa" w:w="2354"/>
+          </w:tcPr>
+          <w:p>
+            <w:r>
+              <w:rPr>
+                <w:rFonts w:ascii="Times New Roman" w:hAnsi="Times New Roman"/>
+                <w:sz w:val="18"/>
+              </w:rPr>
+              <w:t>5 Nov 2025 (Wed)</w:t>
+            </w:r>
+          </w:p>
+        </w:tc>
+        <w:tc>
+          <w:tcPr>
+            <w:tcW w:type="dxa" w:w="2354"/>
+          </w:tcPr>
+          <w:p>
+            <w:r>
+              <w:rPr>
+                <w:rFonts w:ascii="Times New Roman" w:hAnsi="Times New Roman"/>
+                <w:sz w:val="18"/>
+              </w:rPr>
+              <w:t>OMARI PHYSICAL MEETING</w:t>
+            </w:r>
+          </w:p>
+        </w:tc>
+        <w:tc>
+          <w:tcPr>
+            <w:tcW w:type="dxa" w:w="2354"/>
+          </w:tcPr>
+          <w:p>
+            <w:r>
+              <w:rPr>
+                <w:rFonts w:ascii="Times New Roman" w:hAnsi="Times New Roman"/>
+                <w:sz w:val="18"/>
+              </w:rPr>
+              <w:t>Omari offices meeting (2 hours). Learned: ML credit scoring, feature engineering, 85%+ repayment, WhatsApp strategy.</w:t>
+            </w:r>
+          </w:p>
+        </w:tc>
+        <w:tc>
+          <w:tcPr>
+            <w:tcW w:type="dxa" w:w="2354"/>
+          </w:tcPr>
+          <w:p>
+            <w:r>
+              <w:rPr>
+                <w:rFonts w:ascii="Times New Roman" w:hAnsi="Times New Roman"/>
+                <w:sz w:val="18"/>
+              </w:rPr>
+              <w:t>ML concepts, credit assessment, acquisition strategy</w:t>
+            </w:r>
+          </w:p>
+        </w:tc>
+      </w:tr>
+      <w:tr>
+        <w:tc>
+          <w:tcPr>
+            <w:tcW w:type="dxa" w:w="2354"/>
+          </w:tcPr>
+          <w:p>
+            <w:r>
+              <w:rPr>
+                <w:rFonts w:ascii="Times New Roman" w:hAnsi="Times New Roman"/>
+                <w:sz w:val="18"/>
+              </w:rPr>
+              <w:t>6 Nov 2025</w:t>
+            </w:r>
+          </w:p>
+        </w:tc>
+        <w:tc>
+          <w:tcPr>
+            <w:tcW w:type="dxa" w:w="2354"/>
+          </w:tcPr>
+          <w:p>
+            <w:r>
+              <w:rPr>
+                <w:rFonts w:ascii="Times New Roman" w:hAnsi="Times New Roman"/>
+                <w:sz w:val="18"/>
+              </w:rPr>
+              <w:t>Omari Analysis</w:t>
+            </w:r>
+          </w:p>
+        </w:tc>
+        <w:tc>
+          <w:tcPr>
+            <w:tcW w:type="dxa" w:w="2354"/>
+          </w:tcPr>
+          <w:p>
+            <w:r>
+              <w:rPr>
+                <w:rFonts w:ascii="Times New Roman" w:hAnsi="Times New Roman"/>
+                <w:sz w:val="18"/>
+              </w:rPr>
+              <w:t>Analyzed findings. Created competitive benchmarking. Identified SWOT analysis.</w:t>
+            </w:r>
+          </w:p>
+        </w:tc>
+        <w:tc>
+          <w:tcPr>
+            <w:tcW w:type="dxa" w:w="2354"/>
+          </w:tcPr>
+          <w:p>
+            <w:r>
+              <w:rPr>
+                <w:rFonts w:ascii="Times New Roman" w:hAnsi="Times New Roman"/>
+                <w:sz w:val="18"/>
+              </w:rPr>
+              <w:t>Competitive analysis, benchmarking</w:t>
+            </w:r>
+          </w:p>
+        </w:tc>
+      </w:tr>
+      <w:tr>
+        <w:tc>
+          <w:tcPr>
+            <w:tcW w:type="dxa" w:w="2354"/>
+          </w:tcPr>
+          <w:p>
+            <w:r>
+              <w:rPr>
+                <w:rFonts w:ascii="Times New Roman" w:hAnsi="Times New Roman"/>
+                <w:sz w:val="18"/>
+              </w:rPr>
+              <w:t>10 Nov 2025 (Mon)</w:t>
+            </w:r>
+          </w:p>
+        </w:tc>
+        <w:tc>
+          <w:tcPr>
+            <w:tcW w:type="dxa" w:w="2354"/>
+          </w:tcPr>
+          <w:p>
+            <w:r>
+              <w:rPr>
+                <w:rFonts w:ascii="Times New Roman" w:hAnsi="Times New Roman"/>
+                <w:sz w:val="18"/>
+              </w:rPr>
+              <w:t>SSB Research Prep</w:t>
+            </w:r>
+          </w:p>
+        </w:tc>
+        <w:tc>
+          <w:tcPr>
+            <w:tcW w:type="dxa" w:w="2354"/>
+          </w:tcPr>
+          <w:p>
+            <w:r>
+              <w:rPr>
+                <w:rFonts w:ascii="Times New Roman" w:hAnsi="Times New Roman"/>
+                <w:sz w:val="18"/>
+              </w:rPr>
+              <w:t>Researched salary-linked lending model and RBZ regulatory framework.</w:t>
+            </w:r>
+          </w:p>
+        </w:tc>
+        <w:tc>
+          <w:tcPr>
+            <w:tcW w:type="dxa" w:w="2354"/>
+          </w:tcPr>
+          <w:p>
+            <w:r>
+              <w:rPr>
+                <w:rFonts w:ascii="Times New Roman" w:hAnsi="Times New Roman"/>
+                <w:sz w:val="18"/>
+              </w:rPr>
+              <w:t>Government lending, regulatory research</w:t>
+            </w:r>
+          </w:p>
+        </w:tc>
+      </w:tr>
+      <w:tr>
+        <w:tc>
+          <w:tcPr>
+            <w:tcW w:type="dxa" w:w="2354"/>
+          </w:tcPr>
+          <w:p>
+            <w:r>
+              <w:rPr>
+                <w:rFonts w:ascii="Times New Roman" w:hAnsi="Times New Roman"/>
+                <w:sz w:val="18"/>
+              </w:rPr>
+              <w:t>12 Nov 2025 (Wed)</w:t>
+            </w:r>
+          </w:p>
+        </w:tc>
+        <w:tc>
+          <w:tcPr>
+            <w:tcW w:type="dxa" w:w="2354"/>
+          </w:tcPr>
+          <w:p>
+            <w:r>
+              <w:rPr>
+                <w:rFonts w:ascii="Times New Roman" w:hAnsi="Times New Roman"/>
+                <w:sz w:val="18"/>
+              </w:rPr>
+              <w:t>SSB PHYSICAL MEETING</w:t>
+            </w:r>
+          </w:p>
+        </w:tc>
+        <w:tc>
+          <w:tcPr>
+            <w:tcW w:type="dxa" w:w="2354"/>
+          </w:tcPr>
+          <w:p>
+            <w:r>
+              <w:rPr>
+                <w:rFonts w:ascii="Times New Roman" w:hAnsi="Times New Roman"/>
+                <w:sz w:val="18"/>
+              </w:rPr>
+              <w:t>SSB HQ meeting (2.5 hours). Learned: salary deduction integration, 300k+ market, near-zero defaults.</w:t>
+            </w:r>
+          </w:p>
+        </w:tc>
+        <w:tc>
+          <w:tcPr>
+            <w:tcW w:type="dxa" w:w="2354"/>
+          </w:tcPr>
+          <w:p>
+            <w:r>
+              <w:rPr>
+                <w:rFonts w:ascii="Times New Roman" w:hAnsi="Times New Roman"/>
+                <w:sz w:val="18"/>
+              </w:rPr>
+              <w:t>Government systems, salary-linked lending</w:t>
+            </w:r>
+          </w:p>
+        </w:tc>
+      </w:tr>
+      <w:tr>
+        <w:tc>
+          <w:tcPr>
+            <w:tcW w:type="dxa" w:w="2354"/>
+          </w:tcPr>
+          <w:p>
+            <w:r>
+              <w:rPr>
+                <w:rFonts w:ascii="Times New Roman" w:hAnsi="Times New Roman"/>
+                <w:sz w:val="18"/>
+              </w:rPr>
+              <w:t>13 Nov 2025</w:t>
+            </w:r>
+          </w:p>
+        </w:tc>
+        <w:tc>
+          <w:tcPr>
+            <w:tcW w:type="dxa" w:w="2354"/>
+          </w:tcPr>
+          <w:p>
+            <w:r>
+              <w:rPr>
+                <w:rFonts w:ascii="Times New Roman" w:hAnsi="Times New Roman"/>
+                <w:sz w:val="18"/>
+              </w:rPr>
+              <w:t>SSB Analysis</w:t>
+            </w:r>
+          </w:p>
+        </w:tc>
+        <w:tc>
+          <w:tcPr>
+            <w:tcW w:type="dxa" w:w="2354"/>
+          </w:tcPr>
+          <w:p>
+            <w:r>
+              <w:rPr>
+                <w:rFonts w:ascii="Times New Roman" w:hAnsi="Times New Roman"/>
+                <w:sz w:val="18"/>
+              </w:rPr>
+              <w:t>Analyzed findings. Assessed market opportunity. Created implementation roadmap.</w:t>
+            </w:r>
+          </w:p>
+        </w:tc>
+        <w:tc>
+          <w:tcPr>
+            <w:tcW w:type="dxa" w:w="2354"/>
+          </w:tcPr>
+          <w:p>
+            <w:r>
+              <w:rPr>
+                <w:rFonts w:ascii="Times New Roman" w:hAnsi="Times New Roman"/>
+                <w:sz w:val="18"/>
+              </w:rPr>
+              <w:t>Strategic planning, market analysis</w:t>
+            </w:r>
+          </w:p>
+        </w:tc>
+      </w:tr>
+    </w:tbl>
     <w:p>
       <w:r>
         <w:br w:type="page"/>
@@ -669,150 +1241,309 @@
         <w:t>DECEMBER 2025</w:t>
       </w:r>
     </w:p>
-    <w:p>
-      <w:pPr>
-        <w:jc w:val="left"/>
-        <w:spacing w:line="480" w:lineRule="auto"/>
-      </w:pPr>
-      <w:r>
-        <w:rPr>
-          <w:rFonts w:ascii="Times New Roman" w:hAnsi="Times New Roman"/>
-          <w:b/>
-          <w:sz w:val="24"/>
-        </w:rPr>
-        <w:t>Week 1: Research Summary and Technical Project Initiation</w:t>
-      </w:r>
-    </w:p>
-    <w:p>
-      <w:pPr>
-        <w:spacing w:line="480" w:lineRule="auto"/>
-        <w:jc w:val="both"/>
-      </w:pPr>
-      <w:r>
-        <w:rPr>
-          <w:rFonts w:ascii="Times New Roman" w:hAnsi="Times New Roman"/>
-          <w:b/>
-          <w:sz w:val="24"/>
-        </w:rPr>
-        <w:t xml:space="preserve">1 December 2025 (Monday): </w:t>
-      </w:r>
-      <w:r>
-        <w:rPr>
-          <w:rFonts w:ascii="Times New Roman" w:hAnsi="Times New Roman"/>
-          <w:b w:val="0"/>
-          <w:sz w:val="24"/>
-        </w:rPr>
-        <w:t xml:space="preserve">Research Consolidation and Summary. </w:t>
-      </w:r>
-      <w:r>
-        <w:rPr>
-          <w:rFonts w:ascii="Times New Roman" w:hAnsi="Times New Roman"/>
-          <w:sz w:val="24"/>
-        </w:rPr>
-        <w:t>Completed consolidation of all four research streams (EcoCash, InnBucks, Omari, SSB). Created comprehensive research summary document integrating findings from physical meetings. Synthesized findings from all research activities into coherent narrative about Zimbabwe's payment and lending landscape. Identified key insights: (1) Payment success rates vary by platform (EcoCash 94-97%, InnBucks 91-93%); (2) Alternative credit scoring effective for informal sector; (3) Salary-linked lending achieves near-zero defaults; (4) WhatsApp-first strategies resonate with target market. Documented competitive landscape and positioning. Prepared final research report for supervisor review. Completed all planned research meetings successfully.</w:t>
-      </w:r>
-    </w:p>
-    <w:p>
-      <w:pPr>
-        <w:spacing w:line="480" w:lineRule="auto"/>
-        <w:jc w:val="both"/>
-      </w:pPr>
-      <w:r>
-        <w:rPr>
-          <w:rFonts w:ascii="Times New Roman" w:hAnsi="Times New Roman"/>
-          <w:b/>
-          <w:sz w:val="24"/>
-        </w:rPr>
-        <w:t xml:space="preserve">2-5 December 2025: </w:t>
-      </w:r>
-      <w:r>
-        <w:rPr>
-          <w:rFonts w:ascii="Times New Roman" w:hAnsi="Times New Roman"/>
-          <w:b w:val="0"/>
-          <w:sz w:val="24"/>
-        </w:rPr>
-        <w:t xml:space="preserve">Payment Reconciliation System Project Initiation. </w:t>
-      </w:r>
-      <w:r>
-        <w:rPr>
-          <w:rFonts w:ascii="Times New Roman" w:hAnsi="Times New Roman"/>
-          <w:sz w:val="24"/>
-        </w:rPr>
-        <w:t>Shifted focus from research to technical implementation. Initiated Payment Reconciliation System project to address asynchronous transaction handling challenges identified in research. Began system design phase defining architecture as distributed, event-driven system on AWS Lambda and SQS. Defined key components: Transaction State Management (PostgreSQL database), Reconciliation Engine (Lambda functions), Callback Handlers (webhooks), Discrepancy Detection (automated logic), Resolution Logic (intelligent reconciliation), Audit Logging (compliance), and Alerting/Monitoring (CloudWatch). Started implementation in Node.js with TypeScript. Collaborated with engineering team on schema design and API specifications. Created technical design document. Set up development environment and version control branches for project.</w:t>
-      </w:r>
-    </w:p>
-    <w:p>
-      <w:pPr>
-        <w:jc w:val="left"/>
-        <w:spacing w:line="480" w:lineRule="auto"/>
-      </w:pPr>
-      <w:r>
-        <w:rPr>
-          <w:rFonts w:ascii="Times New Roman" w:hAnsi="Times New Roman"/>
-          <w:b/>
-          <w:sz w:val="24"/>
-        </w:rPr>
-        <w:t>Week 2: WhatsApp Integration and December Projects</w:t>
-      </w:r>
-    </w:p>
-    <w:p>
-      <w:pPr>
-        <w:spacing w:line="480" w:lineRule="auto"/>
-        <w:jc w:val="both"/>
-      </w:pPr>
-      <w:r>
-        <w:rPr>
-          <w:rFonts w:ascii="Times New Roman" w:hAnsi="Times New Roman"/>
-          <w:b/>
-          <w:sz w:val="24"/>
-        </w:rPr>
-        <w:t xml:space="preserve">8-12 December 2025: </w:t>
-      </w:r>
-      <w:r>
-        <w:rPr>
-          <w:rFonts w:ascii="Times New Roman" w:hAnsi="Times New Roman"/>
-          <w:b w:val="0"/>
-          <w:sz w:val="24"/>
-        </w:rPr>
-        <w:t xml:space="preserve">WhatsApp Business Integration Work. </w:t>
-      </w:r>
-      <w:r>
-        <w:rPr>
-          <w:rFonts w:ascii="Times New Roman" w:hAnsi="Times New Roman"/>
-          <w:sz w:val="24"/>
-        </w:rPr>
-        <w:t>Engaged in WhatsApp Business integration work alongside reconciliation system project. Worked on connecting live WhatsApp Business number to backend systems. Implemented runtime self-verification to confirm live business connection. Created health check mechanisms verifying WhatsApp Business availability. Collaborated on gating deployments on successful verification. Worked on secure credential management using AWS Secrets Manager, eliminating hardcoded secrets. Participated in security reviews of credential handling. Reviewed WhatsApp Business API documentation and webhook integration. Tested message flow and callback mechanisms. Documented integration procedures and troubleshooting guides. Work reflected importance of secure, reliable customer communication channels.</w:t>
-      </w:r>
-    </w:p>
-    <w:p>
-      <w:pPr>
-        <w:spacing w:line="480" w:lineRule="auto"/>
-        <w:jc w:val="both"/>
-      </w:pPr>
-      <w:r>
-        <w:rPr>
-          <w:rFonts w:ascii="Times New Roman" w:hAnsi="Times New Roman"/>
-          <w:b/>
-          <w:sz w:val="24"/>
-        </w:rPr>
-        <w:t xml:space="preserve">15 December 2025: </w:t>
-      </w:r>
-      <w:r>
-        <w:rPr>
-          <w:rFonts w:ascii="Times New Roman" w:hAnsi="Times New Roman"/>
-          <w:b w:val="0"/>
-          <w:sz w:val="24"/>
-        </w:rPr>
-        <w:t xml:space="preserve">Year-End Review and Planning. </w:t>
-      </w:r>
-      <w:r>
-        <w:rPr>
-          <w:rFonts w:ascii="Times New Roman" w:hAnsi="Times New Roman"/>
-          <w:sz w:val="24"/>
-        </w:rPr>
-        <w:t>Conducted mid-point review with supervisor covering first 2.5 months of attachment. Reviewed all research completed (EcoCash, InnBucks, Omari, SSB). Discussed technical projects initiated (Payment Reconciliation, WhatsApp Integration). Assessed learning progress and technical skills developed. Discussed adjustments needed for remaining 4.5 months. Set objectives for 2026. Reflected on value of physical meetings with partner organizations and quality of research insights gained. Celebrated completion of comprehensive research phase. Discussed next steps in technical implementation and analytics development. Received positive feedback on work quality and initiative.</w:t>
-      </w:r>
-    </w:p>
+    <w:tbl>
+      <w:tblPr>
+        <w:tblStyle w:val="LightGrid-Accent1"/>
+        <w:tblW w:type="auto" w:w="0"/>
+        <w:tblLook w:firstColumn="1" w:firstRow="1" w:lastColumn="0" w:lastRow="0" w:noHBand="0" w:noVBand="1" w:val="04A0"/>
+      </w:tblPr>
+      <w:tblGrid>
+        <w:gridCol w:w="2354"/>
+        <w:gridCol w:w="2354"/>
+        <w:gridCol w:w="2354"/>
+        <w:gridCol w:w="2354"/>
+      </w:tblGrid>
+      <w:tr>
+        <w:tc>
+          <w:tcPr>
+            <w:tcW w:type="dxa" w:w="2354"/>
+          </w:tcPr>
+          <w:p>
+            <w:r>
+              <w:rPr>
+                <w:b/>
+                <w:sz w:val="22"/>
+              </w:rPr>
+              <w:t>Date</w:t>
+            </w:r>
+          </w:p>
+        </w:tc>
+        <w:tc>
+          <w:tcPr>
+            <w:tcW w:type="dxa" w:w="2354"/>
+          </w:tcPr>
+          <w:p>
+            <w:r>
+              <w:rPr>
+                <w:b/>
+                <w:sz w:val="22"/>
+              </w:rPr>
+              <w:t>Activity/Task</w:t>
+            </w:r>
+          </w:p>
+        </w:tc>
+        <w:tc>
+          <w:tcPr>
+            <w:tcW w:type="dxa" w:w="2354"/>
+          </w:tcPr>
+          <w:p>
+            <w:r>
+              <w:rPr>
+                <w:b/>
+                <w:sz w:val="22"/>
+              </w:rPr>
+              <w:t>Details &amp; Findings</w:t>
+            </w:r>
+          </w:p>
+        </w:tc>
+        <w:tc>
+          <w:tcPr>
+            <w:tcW w:type="dxa" w:w="2354"/>
+          </w:tcPr>
+          <w:p>
+            <w:r>
+              <w:rPr>
+                <w:b/>
+                <w:sz w:val="22"/>
+              </w:rPr>
+              <w:t>Skills Developed</w:t>
+            </w:r>
+          </w:p>
+        </w:tc>
+      </w:tr>
+      <w:tr>
+        <w:tc>
+          <w:tcPr>
+            <w:tcW w:type="dxa" w:w="2354"/>
+          </w:tcPr>
+          <w:p>
+            <w:r>
+              <w:rPr>
+                <w:rFonts w:ascii="Times New Roman" w:hAnsi="Times New Roman"/>
+                <w:sz w:val="18"/>
+              </w:rPr>
+              <w:t>1 Dec 2025</w:t>
+            </w:r>
+          </w:p>
+        </w:tc>
+        <w:tc>
+          <w:tcPr>
+            <w:tcW w:type="dxa" w:w="2354"/>
+          </w:tcPr>
+          <w:p>
+            <w:r>
+              <w:rPr>
+                <w:rFonts w:ascii="Times New Roman" w:hAnsi="Times New Roman"/>
+                <w:sz w:val="18"/>
+              </w:rPr>
+              <w:t>Research Summary &amp; Project Initiation</w:t>
+            </w:r>
+          </w:p>
+        </w:tc>
+        <w:tc>
+          <w:tcPr>
+            <w:tcW w:type="dxa" w:w="2354"/>
+          </w:tcPr>
+          <w:p>
+            <w:r>
+              <w:rPr>
+                <w:rFonts w:ascii="Times New Roman" w:hAnsi="Times New Roman"/>
+                <w:sz w:val="18"/>
+              </w:rPr>
+              <w:t>Completed research consolidation. Initiated Payment Reconciliation System. Designed AWS Lambda/SQS architecture.</w:t>
+            </w:r>
+          </w:p>
+        </w:tc>
+        <w:tc>
+          <w:tcPr>
+            <w:tcW w:type="dxa" w:w="2354"/>
+          </w:tcPr>
+          <w:p>
+            <w:r>
+              <w:rPr>
+                <w:rFonts w:ascii="Times New Roman" w:hAnsi="Times New Roman"/>
+                <w:sz w:val="18"/>
+              </w:rPr>
+              <w:t>Project management, technical architecture</w:t>
+            </w:r>
+          </w:p>
+        </w:tc>
+      </w:tr>
+      <w:tr>
+        <w:tc>
+          <w:tcPr>
+            <w:tcW w:type="dxa" w:w="2354"/>
+          </w:tcPr>
+          <w:p>
+            <w:r>
+              <w:rPr>
+                <w:rFonts w:ascii="Times New Roman" w:hAnsi="Times New Roman"/>
+                <w:sz w:val="18"/>
+              </w:rPr>
+              <w:t>2-5 Dec 2025</w:t>
+            </w:r>
+          </w:p>
+        </w:tc>
+        <w:tc>
+          <w:tcPr>
+            <w:tcW w:type="dxa" w:w="2354"/>
+          </w:tcPr>
+          <w:p>
+            <w:r>
+              <w:rPr>
+                <w:rFonts w:ascii="Times New Roman" w:hAnsi="Times New Roman"/>
+                <w:sz w:val="18"/>
+              </w:rPr>
+              <w:t>Reconciliation System Development</w:t>
+            </w:r>
+          </w:p>
+        </w:tc>
+        <w:tc>
+          <w:tcPr>
+            <w:tcW w:type="dxa" w:w="2354"/>
+          </w:tcPr>
+          <w:p>
+            <w:r>
+              <w:rPr>
+                <w:rFonts w:ascii="Times New Roman" w:hAnsi="Times New Roman"/>
+                <w:sz w:val="18"/>
+              </w:rPr>
+              <w:t>Designed key components. Started Node.js/TypeScript implementation.</w:t>
+            </w:r>
+          </w:p>
+        </w:tc>
+        <w:tc>
+          <w:tcPr>
+            <w:tcW w:type="dxa" w:w="2354"/>
+          </w:tcPr>
+          <w:p>
+            <w:r>
+              <w:rPr>
+                <w:rFonts w:ascii="Times New Roman" w:hAnsi="Times New Roman"/>
+                <w:sz w:val="18"/>
+              </w:rPr>
+              <w:t>System architecture, Node.js development</w:t>
+            </w:r>
+          </w:p>
+        </w:tc>
+      </w:tr>
+      <w:tr>
+        <w:tc>
+          <w:tcPr>
+            <w:tcW w:type="dxa" w:w="2354"/>
+          </w:tcPr>
+          <w:p>
+            <w:r>
+              <w:rPr>
+                <w:rFonts w:ascii="Times New Roman" w:hAnsi="Times New Roman"/>
+                <w:sz w:val="18"/>
+              </w:rPr>
+              <w:t>8-12 Dec 2025</w:t>
+            </w:r>
+          </w:p>
+        </w:tc>
+        <w:tc>
+          <w:tcPr>
+            <w:tcW w:type="dxa" w:w="2354"/>
+          </w:tcPr>
+          <w:p>
+            <w:r>
+              <w:rPr>
+                <w:rFonts w:ascii="Times New Roman" w:hAnsi="Times New Roman"/>
+                <w:sz w:val="18"/>
+              </w:rPr>
+              <w:t>WhatsApp Business Integration</w:t>
+            </w:r>
+          </w:p>
+        </w:tc>
+        <w:tc>
+          <w:tcPr>
+            <w:tcW w:type="dxa" w:w="2354"/>
+          </w:tcPr>
+          <w:p>
+            <w:r>
+              <w:rPr>
+                <w:rFonts w:ascii="Times New Roman" w:hAnsi="Times New Roman"/>
+                <w:sz w:val="18"/>
+              </w:rPr>
+              <w:t>Connected live business number. Implemented verification and health checks. Integrated AWS Secrets Manager.</w:t>
+            </w:r>
+          </w:p>
+        </w:tc>
+        <w:tc>
+          <w:tcPr>
+            <w:tcW w:type="dxa" w:w="2354"/>
+          </w:tcPr>
+          <w:p>
+            <w:r>
+              <w:rPr>
+                <w:rFonts w:ascii="Times New Roman" w:hAnsi="Times New Roman"/>
+                <w:sz w:val="18"/>
+              </w:rPr>
+              <w:t>WhatsApp API, credential management</w:t>
+            </w:r>
+          </w:p>
+        </w:tc>
+      </w:tr>
+      <w:tr>
+        <w:tc>
+          <w:tcPr>
+            <w:tcW w:type="dxa" w:w="2354"/>
+          </w:tcPr>
+          <w:p>
+            <w:r>
+              <w:rPr>
+                <w:rFonts w:ascii="Times New Roman" w:hAnsi="Times New Roman"/>
+                <w:sz w:val="18"/>
+              </w:rPr>
+              <w:t>15 Dec 2025</w:t>
+            </w:r>
+          </w:p>
+        </w:tc>
+        <w:tc>
+          <w:tcPr>
+            <w:tcW w:type="dxa" w:w="2354"/>
+          </w:tcPr>
+          <w:p>
+            <w:r>
+              <w:rPr>
+                <w:rFonts w:ascii="Times New Roman" w:hAnsi="Times New Roman"/>
+                <w:sz w:val="18"/>
+              </w:rPr>
+              <w:t>Mid-Point Review</w:t>
+            </w:r>
+          </w:p>
+        </w:tc>
+        <w:tc>
+          <w:tcPr>
+            <w:tcW w:type="dxa" w:w="2354"/>
+          </w:tcPr>
+          <w:p>
+            <w:r>
+              <w:rPr>
+                <w:rFonts w:ascii="Times New Roman" w:hAnsi="Times New Roman"/>
+                <w:sz w:val="18"/>
+              </w:rPr>
+              <w:t>Comprehensive review with supervisor. Discussed 2026 objectives. Received positive feedback.</w:t>
+            </w:r>
+          </w:p>
+        </w:tc>
+        <w:tc>
+          <w:tcPr>
+            <w:tcW w:type="dxa" w:w="2354"/>
+          </w:tcPr>
+          <w:p>
+            <w:r>
+              <w:rPr>
+                <w:rFonts w:ascii="Times New Roman" w:hAnsi="Times New Roman"/>
+                <w:sz w:val="18"/>
+              </w:rPr>
+              <w:t>Reflective practice, communication</w:t>
+            </w:r>
+          </w:p>
+        </w:tc>
+      </w:tr>
+    </w:tbl>
     <w:p>
       <w:r>
         <w:br w:type="page"/>
@@ -829,239 +1560,196 @@
           <w:b/>
           <w:sz w:val="24"/>
         </w:rPr>
-        <w:t>JANUARY - MAY 2026</w:t>
+        <w:t>JANUARY 2026</w:t>
       </w:r>
     </w:p>
-    <w:p>
-      <w:pPr>
-        <w:jc w:val="left"/>
-        <w:spacing w:line="480" w:lineRule="auto"/>
-      </w:pPr>
-      <w:r>
-        <w:rPr>
-          <w:rFonts w:ascii="Times New Roman" w:hAnsi="Times New Roman"/>
-          <w:b/>
-          <w:sz w:val="24"/>
-        </w:rPr>
-        <w:t>January 2026: System Development and Testing</w:t>
-      </w:r>
-    </w:p>
-    <w:p>
-      <w:pPr>
-        <w:spacing w:line="480" w:lineRule="auto"/>
-        <w:jc w:val="both"/>
-      </w:pPr>
-      <w:r>
-        <w:rPr>
-          <w:rFonts w:ascii="Times New Roman" w:hAnsi="Times New Roman"/>
-          <w:b/>
-          <w:sz w:val="24"/>
-        </w:rPr>
-        <w:t xml:space="preserve">5-31 January 2026: </w:t>
-      </w:r>
-      <w:r>
-        <w:rPr>
-          <w:rFonts w:ascii="Times New Roman" w:hAnsi="Times New Roman"/>
-          <w:b w:val="0"/>
-          <w:sz w:val="24"/>
-        </w:rPr>
-        <w:t xml:space="preserve">Payment Reconciliation System Development Phase. </w:t>
-      </w:r>
-      <w:r>
-        <w:rPr>
-          <w:rFonts w:ascii="Times New Roman" w:hAnsi="Times New Roman"/>
-          <w:sz w:val="24"/>
-        </w:rPr>
-        <w:t>Conducted intensive development phase on Payment Reconciliation System. Implemented transaction state management with detailed state transition tracking in PostgreSQL. Built reconciliation engine executing scheduled jobs querying provider APIs for transaction status. Implemented callback handlers for real-time transaction updates from EcoCash and InnBucks. Developed discrepancy detection logic comparing internal state with authoritative provider data. Created intelligent resolution logic automatically resolving discrepancies. Implemented comprehensive audit logging capturing all reconciliation activities. Built CloudWatch monitoring and alerting for operational visibility. Wrote extensive unit and integration tests ensuring reliability. Conducted code reviews with engineering team. Documented system behavior and APIs. System now processes 50,000 daily transactions with sub-second latency. Achieved 99.8% uptime with automated failover. Work significantly reduced manual investigation of payment issues.</w:t>
-      </w:r>
-    </w:p>
-    <w:p>
-      <w:pPr>
-        <w:spacing w:line="480" w:lineRule="auto"/>
-        <w:jc w:val="both"/>
-      </w:pPr>
-      <w:r>
-        <w:rPr>
-          <w:rFonts w:ascii="Times New Roman" w:hAnsi="Times New Roman"/>
-          <w:b/>
-          <w:sz w:val="24"/>
-        </w:rPr>
-        <w:t xml:space="preserve">15 January 2026: </w:t>
-      </w:r>
-      <w:r>
-        <w:rPr>
-          <w:rFonts w:ascii="Times New Roman" w:hAnsi="Times New Roman"/>
-          <w:b w:val="0"/>
-          <w:sz w:val="24"/>
-        </w:rPr>
-        <w:t xml:space="preserve">Analytics Dashboard Project Kickoff. </w:t>
-      </w:r>
-      <w:r>
-        <w:rPr>
-          <w:rFonts w:ascii="Times New Roman" w:hAnsi="Times New Roman"/>
-          <w:sz w:val="24"/>
-        </w:rPr>
-        <w:t>Initiated analytics dashboard project to provide business intelligence and real-time visibility. Gathered requirements from operations, risk management, and executive teams. Identified key metrics needed: transaction volumes, payment success rates, customer analytics, loan portfolio status, geographic distribution. Designed React.js frontend with responsive design supporting desktop and tablet access. Planned Python backend for data processing with PostgreSQL and Redis caching. Began requirements documentation and wireframe design. Established dashboard architecture supporting multiple user roles. Collaborated with data engineering team on backend infrastructure. Created project timeline and milestones.</w:t>
-      </w:r>
-    </w:p>
-    <w:p>
-      <w:pPr>
-        <w:jc w:val="left"/>
-        <w:spacing w:line="480" w:lineRule="auto"/>
-      </w:pPr>
-      <w:r>
-        <w:rPr>
-          <w:rFonts w:ascii="Times New Roman" w:hAnsi="Times New Roman"/>
-          <w:b/>
-          <w:sz w:val="24"/>
-        </w:rPr>
-        <w:t>February 2026: Analytics and Data Integration</w:t>
-      </w:r>
-    </w:p>
-    <w:p>
-      <w:pPr>
-        <w:spacing w:line="480" w:lineRule="auto"/>
-        <w:jc w:val="both"/>
-      </w:pPr>
-      <w:r>
-        <w:rPr>
-          <w:rFonts w:ascii="Times New Roman" w:hAnsi="Times New Roman"/>
-          <w:b/>
-          <w:sz w:val="24"/>
-        </w:rPr>
-        <w:t xml:space="preserve">2-28 February 2026: </w:t>
-      </w:r>
-      <w:r>
-        <w:rPr>
-          <w:rFonts w:ascii="Times New Roman" w:hAnsi="Times New Roman"/>
-          <w:b w:val="0"/>
-          <w:sz w:val="24"/>
-        </w:rPr>
-        <w:t xml:space="preserve">Analytics Dashboard and ETL Pipeline Development. </w:t>
-      </w:r>
-      <w:r>
-        <w:rPr>
-          <w:rFonts w:ascii="Times New Roman" w:hAnsi="Times New Roman"/>
-          <w:sz w:val="24"/>
-        </w:rPr>
-        <w:t>Focused on analytics dashboard development and ETL pipeline creation. Designed and implemented ETL pipeline consolidating data from transaction databases, CRM systems, payment provider APIs, WhatsApp Business API, device management systems, and external KYC data sources. Implemented extraction mechanisms including direct database queries for internal data and API calls for external sources. Developed transformation logic cleaning, standardizing, and aggregating data. Implemented loading procedures storing processed data in optimized schemas for dashboard queries. Scheduled transformations to run hourly for near real-time updates using Apache Airflow. Built data quality checks validating completeness and correctness before loading. Designed dashboard UI with key metrics including transaction volume, payment success rate, customer acquisition cost, geographic distribution, loan repayment rates. Implemented customizable views for different user roles (executives, operations, risk). Added export capabilities for report generation. Dashboard revealed valuable insights: peak customer activity during 6-9am and 5-8pm periods, 87% average loan repayment rate, 40% lower acquisition cost for organic referrals, 65% concentration in Harare/Bulawayo, varying provider success rates (EcoCash 96%, InnBucks 92%), 15% repayment improvement for repeat borrowers. Dashboard became central source of truth for business metrics.</w:t>
-      </w:r>
-    </w:p>
-    <w:p>
-      <w:pPr>
-        <w:jc w:val="left"/>
-        <w:spacing w:line="480" w:lineRule="auto"/>
-      </w:pPr>
-      <w:r>
-        <w:rPr>
-          <w:rFonts w:ascii="Times New Roman" w:hAnsi="Times New Roman"/>
-          <w:b/>
-          <w:sz w:val="24"/>
-        </w:rPr>
-        <w:t>March 2026: Testing and Quality Assurance</w:t>
-      </w:r>
-    </w:p>
-    <w:p>
-      <w:pPr>
-        <w:spacing w:line="480" w:lineRule="auto"/>
-        <w:jc w:val="both"/>
-      </w:pPr>
-      <w:r>
-        <w:rPr>
-          <w:rFonts w:ascii="Times New Roman" w:hAnsi="Times New Roman"/>
-          <w:b/>
-          <w:sz w:val="24"/>
-        </w:rPr>
-        <w:t xml:space="preserve">2-31 March 2026: </w:t>
-      </w:r>
-      <w:r>
-        <w:rPr>
-          <w:rFonts w:ascii="Times New Roman" w:hAnsi="Times New Roman"/>
-          <w:b w:val="0"/>
-          <w:sz w:val="24"/>
-        </w:rPr>
-        <w:t xml:space="preserve">Comprehensive Testing and System Optimization. </w:t>
-      </w:r>
-      <w:r>
-        <w:rPr>
-          <w:rFonts w:ascii="Times New Roman" w:hAnsi="Times New Roman"/>
-          <w:sz w:val="24"/>
-        </w:rPr>
-        <w:t>Conducted comprehensive testing phase for all implemented systems. Enhanced test coverage for payment reconciliation system including edge cases, timeout scenarios, and concurrent transaction handling. Improved test framework for analytics pipeline with data validation tests. Fixed handling of ButtonsResponse and ListResponse objects in WhatsApp test assertions. Added language_selection_shown flag to test session management. Optimized database queries for dashboard performance. Improved Lambda function cold start times. Enhanced monitoring and alerting configuration. Conducted integration testing across all systems. Fixed identified bugs including WhatsApp expected display number handling, test session initialization issues, and credential management edge cases. Implemented circuit breakers for graceful degradation when payment providers experience outages. Added comprehensive documentation for all systems. Conducted security reviews and remediated findings. Systems achieved production-ready state with high reliability, testability, and maintainability.</w:t>
-      </w:r>
-    </w:p>
-    <w:p>
-      <w:pPr>
-        <w:jc w:val="left"/>
-        <w:spacing w:line="480" w:lineRule="auto"/>
-      </w:pPr>
-      <w:r>
-        <w:rPr>
-          <w:rFonts w:ascii="Times New Roman" w:hAnsi="Times New Roman"/>
-          <w:b/>
-          <w:sz w:val="24"/>
-        </w:rPr>
-        <w:t>April-May 2026: Final Phase and Documentation</w:t>
-      </w:r>
-    </w:p>
-    <w:p>
-      <w:pPr>
-        <w:spacing w:line="480" w:lineRule="auto"/>
-        <w:jc w:val="both"/>
-      </w:pPr>
-      <w:r>
-        <w:rPr>
-          <w:rFonts w:ascii="Times New Roman" w:hAnsi="Times New Roman"/>
-          <w:b/>
-          <w:sz w:val="24"/>
-        </w:rPr>
-        <w:t xml:space="preserve">1-30 April 2026: </w:t>
-      </w:r>
-      <w:r>
-        <w:rPr>
-          <w:rFonts w:ascii="Times New Roman" w:hAnsi="Times New Roman"/>
-          <w:b w:val="0"/>
-          <w:sz w:val="24"/>
-        </w:rPr>
-        <w:t xml:space="preserve">System Hardening and Production Deployment. </w:t>
-      </w:r>
-      <w:r>
-        <w:rPr>
-          <w:rFonts w:ascii="Times New Roman" w:hAnsi="Times New Roman"/>
-          <w:sz w:val="24"/>
-        </w:rPr>
-        <w:t>Final phase of development focused on system hardening and preparing for production deployment. Refactored CI/CD pipeline removing GitHub secret dependencies and improving security. Implemented AWS Secrets Manager for all credential management. Enhanced deployment automation and monitoring. Conducted final security audits and penetration testing. Verified compliance with Reserve Bank of Zimbabwe regulations and data protection requirements. Implemented rate limiting on all public endpoints. Added comprehensive audit logging for regulatory compliance. Optimized system performance for production loads. Prepared runbooks and operational procedures. Trained operations team on system monitoring and troubleshooting. All systems passed production readiness reviews. Deployed systems to production environment with comprehensive monitoring and alerts. Zero critical incidents during initial deployment period.</w:t>
-      </w:r>
-    </w:p>
-    <w:p>
-      <w:pPr>
-        <w:spacing w:line="480" w:lineRule="auto"/>
-        <w:jc w:val="both"/>
-      </w:pPr>
-      <w:r>
-        <w:rPr>
-          <w:rFonts w:ascii="Times New Roman" w:hAnsi="Times New Roman"/>
-          <w:b/>
-          <w:sz w:val="24"/>
-        </w:rPr>
-        <w:t xml:space="preserve">1-7 May 2026: </w:t>
-      </w:r>
-      <w:r>
-        <w:rPr>
-          <w:rFonts w:ascii="Times New Roman" w:hAnsi="Times New Roman"/>
-          <w:b w:val="0"/>
-          <w:sz w:val="24"/>
-        </w:rPr>
-        <w:t xml:space="preserve">Attachment Completion and Final Documentation. </w:t>
-      </w:r>
-      <w:r>
-        <w:rPr>
-          <w:rFonts w:ascii="Times New Roman" w:hAnsi="Times New Roman"/>
-          <w:sz w:val="24"/>
-        </w:rPr>
-        <w:t>Final week of industrial attachment. Completed all remaining documentation and knowledge transfer activities. Prepared comprehensive handover documentation for all systems and projects. Created detailed troubleshooting guides and runbooks. Documented all technical decisions, trade-offs, and implementation details for future reference. Conducted knowledge transfer sessions with operations and engineering teams. Prepared final report documenting all work completed, lessons learned, and recommendations. Reflected on overall attachment experience and professional development. Received positive feedback from supervisor and team on contribution quality and professional growth. Completed logbook documentation. Successfully concluded twelve-month attachment period. Excellent foundation established for future career in fintech and data analytics.</w:t>
-      </w:r>
-    </w:p>
+    <w:tbl>
+      <w:tblPr>
+        <w:tblStyle w:val="LightGrid-Accent1"/>
+        <w:tblW w:type="auto" w:w="0"/>
+        <w:tblLook w:firstColumn="1" w:firstRow="1" w:lastColumn="0" w:lastRow="0" w:noHBand="0" w:noVBand="1" w:val="04A0"/>
+      </w:tblPr>
+      <w:tblGrid>
+        <w:gridCol w:w="2354"/>
+        <w:gridCol w:w="2354"/>
+        <w:gridCol w:w="2354"/>
+        <w:gridCol w:w="2354"/>
+      </w:tblGrid>
+      <w:tr>
+        <w:tc>
+          <w:tcPr>
+            <w:tcW w:type="dxa" w:w="2354"/>
+          </w:tcPr>
+          <w:p>
+            <w:r>
+              <w:rPr>
+                <w:b/>
+                <w:sz w:val="22"/>
+              </w:rPr>
+              <w:t>Date</w:t>
+            </w:r>
+          </w:p>
+        </w:tc>
+        <w:tc>
+          <w:tcPr>
+            <w:tcW w:type="dxa" w:w="2354"/>
+          </w:tcPr>
+          <w:p>
+            <w:r>
+              <w:rPr>
+                <w:b/>
+                <w:sz w:val="22"/>
+              </w:rPr>
+              <w:t>Activity/Task</w:t>
+            </w:r>
+          </w:p>
+        </w:tc>
+        <w:tc>
+          <w:tcPr>
+            <w:tcW w:type="dxa" w:w="2354"/>
+          </w:tcPr>
+          <w:p>
+            <w:r>
+              <w:rPr>
+                <w:b/>
+                <w:sz w:val="22"/>
+              </w:rPr>
+              <w:t>Details &amp; Findings</w:t>
+            </w:r>
+          </w:p>
+        </w:tc>
+        <w:tc>
+          <w:tcPr>
+            <w:tcW w:type="dxa" w:w="2354"/>
+          </w:tcPr>
+          <w:p>
+            <w:r>
+              <w:rPr>
+                <w:b/>
+                <w:sz w:val="22"/>
+              </w:rPr>
+              <w:t>Skills Developed</w:t>
+            </w:r>
+          </w:p>
+        </w:tc>
+      </w:tr>
+      <w:tr>
+        <w:tc>
+          <w:tcPr>
+            <w:tcW w:type="dxa" w:w="2354"/>
+          </w:tcPr>
+          <w:p>
+            <w:r>
+              <w:rPr>
+                <w:rFonts w:ascii="Times New Roman" w:hAnsi="Times New Roman"/>
+                <w:sz w:val="18"/>
+              </w:rPr>
+              <w:t>5-31 Jan 2026</w:t>
+            </w:r>
+          </w:p>
+        </w:tc>
+        <w:tc>
+          <w:tcPr>
+            <w:tcW w:type="dxa" w:w="2354"/>
+          </w:tcPr>
+          <w:p>
+            <w:r>
+              <w:rPr>
+                <w:rFonts w:ascii="Times New Roman" w:hAnsi="Times New Roman"/>
+                <w:sz w:val="18"/>
+              </w:rPr>
+              <w:t>Payment Reconciliation Development</w:t>
+            </w:r>
+          </w:p>
+        </w:tc>
+        <w:tc>
+          <w:tcPr>
+            <w:tcW w:type="dxa" w:w="2354"/>
+          </w:tcPr>
+          <w:p>
+            <w:r>
+              <w:rPr>
+                <w:rFonts w:ascii="Times New Roman" w:hAnsi="Times New Roman"/>
+                <w:sz w:val="18"/>
+              </w:rPr>
+              <w:t>Intensive development. Implemented all components. System processes 50,000 daily transactions, 99.8% uptime.</w:t>
+            </w:r>
+          </w:p>
+        </w:tc>
+        <w:tc>
+          <w:tcPr>
+            <w:tcW w:type="dxa" w:w="2354"/>
+          </w:tcPr>
+          <w:p>
+            <w:r>
+              <w:rPr>
+                <w:rFonts w:ascii="Times New Roman" w:hAnsi="Times New Roman"/>
+                <w:sz w:val="18"/>
+              </w:rPr>
+              <w:t>Backend development, testing, optimization, AWS</w:t>
+            </w:r>
+          </w:p>
+        </w:tc>
+      </w:tr>
+      <w:tr>
+        <w:tc>
+          <w:tcPr>
+            <w:tcW w:type="dxa" w:w="2354"/>
+          </w:tcPr>
+          <w:p>
+            <w:r>
+              <w:rPr>
+                <w:rFonts w:ascii="Times New Roman" w:hAnsi="Times New Roman"/>
+                <w:sz w:val="18"/>
+              </w:rPr>
+              <w:t>15 Jan 2026</w:t>
+            </w:r>
+          </w:p>
+        </w:tc>
+        <w:tc>
+          <w:tcPr>
+            <w:tcW w:type="dxa" w:w="2354"/>
+          </w:tcPr>
+          <w:p>
+            <w:r>
+              <w:rPr>
+                <w:rFonts w:ascii="Times New Roman" w:hAnsi="Times New Roman"/>
+                <w:sz w:val="18"/>
+              </w:rPr>
+              <w:t>Analytics Dashboard Kickoff</w:t>
+            </w:r>
+          </w:p>
+        </w:tc>
+        <w:tc>
+          <w:tcPr>
+            <w:tcW w:type="dxa" w:w="2354"/>
+          </w:tcPr>
+          <w:p>
+            <w:r>
+              <w:rPr>
+                <w:rFonts w:ascii="Times New Roman" w:hAnsi="Times New Roman"/>
+                <w:sz w:val="18"/>
+              </w:rPr>
+              <w:t>Gathered requirements. Designed React frontend and Python backend with PostgreSQL and Redis caching.</w:t>
+            </w:r>
+          </w:p>
+        </w:tc>
+        <w:tc>
+          <w:tcPr>
+            <w:tcW w:type="dxa" w:w="2354"/>
+          </w:tcPr>
+          <w:p>
+            <w:r>
+              <w:rPr>
+                <w:rFonts w:ascii="Times New Roman" w:hAnsi="Times New Roman"/>
+                <w:sz w:val="18"/>
+              </w:rPr>
+              <w:t>Requirements gathering, frontend design, architecture</w:t>
+            </w:r>
+          </w:p>
+        </w:tc>
+      </w:tr>
+    </w:tbl>
     <w:p>
       <w:r>
         <w:br w:type="page"/>
@@ -1078,117 +1766,138 @@
           <w:b/>
           <w:sz w:val="24"/>
         </w:rPr>
-        <w:t>ATTACHMENT SUMMARY AND KEY ACHIEVEMENTS</w:t>
+        <w:t>FEBRUARY 2026</w:t>
       </w:r>
     </w:p>
-    <w:p>
-      <w:pPr>
-        <w:jc w:val="left"/>
-        <w:spacing w:line="480" w:lineRule="auto"/>
-      </w:pPr>
-      <w:r>
-        <w:rPr>
-          <w:rFonts w:ascii="Times New Roman" w:hAnsi="Times New Roman"/>
-          <w:b/>
-          <w:sz w:val="24"/>
-        </w:rPr>
-        <w:t>Research Conducted</w:t>
-      </w:r>
-    </w:p>
-    <w:p>
-      <w:pPr>
-        <w:spacing w:after="0" w:line="480" w:lineRule="auto"/>
-        <w:jc w:val="both"/>
-      </w:pPr>
-      <w:r>
-        <w:rPr>
-          <w:rFonts w:ascii="Times New Roman" w:hAnsi="Times New Roman"/>
-          <w:sz w:val="24"/>
-        </w:rPr>
-        <w:t>The attachment research phase comprehensively covered Zimbabwe's payment and lending landscape through physical meetings with four major organizations. EcoCash meeting provided insights into the largest mobile money platform with 7 million users, learning about their Java/Spring architecture, asynchronous transaction processing, and 94-97% success rates. InnBucks meeting reviewed modern Node.js infrastructure and OAuth 2.0 implementation serving 500,000 users. Omari meeting covered advanced credit scoring using machine learning and alternative data, achieving 85%+ repayment rates in informal sector. SSB meeting examined salary-linked lending model achieving near-zero defaults and serving 300,000+ civil servants. All four research meetings were conducted at organization headquarters, lasting 1.5-2.5 hours each, with senior technical and product personnel. Research systematically documented technical specifications, business models, competitive positioning, and strategic opportunities for Lynia Finance.</w:t>
-      </w:r>
-    </w:p>
-    <w:p>
-      <w:pPr>
-        <w:jc w:val="left"/>
-        <w:spacing w:line="480" w:lineRule="auto"/>
-      </w:pPr>
-      <w:r>
-        <w:rPr>
-          <w:rFonts w:ascii="Times New Roman" w:hAnsi="Times New Roman"/>
-          <w:b/>
-          <w:sz w:val="24"/>
-        </w:rPr>
-        <w:t>Projects Completed</w:t>
-      </w:r>
-    </w:p>
-    <w:p>
-      <w:pPr>
-        <w:spacing w:after="0" w:line="480" w:lineRule="auto"/>
-        <w:jc w:val="both"/>
-      </w:pPr>
-      <w:r>
-        <w:rPr>
-          <w:rFonts w:ascii="Times New Roman" w:hAnsi="Times New Roman"/>
-          <w:sz w:val="24"/>
-        </w:rPr>
-        <w:t>Three major technical projects were implemented during the attachment. The Payment Reconciliation System addresses asynchronous transaction handling through distributed AWS Lambda architecture, achieving 100% transaction tracking, 99.8% uptime, and 85% reduction in manual investigation. The Analytics Dashboard provides real-time business intelligence covering transaction metrics, customer analytics, portfolio analysis, and geographic distribution, revealing key insights about customer behaviour and revenue drivers. The Data Integration and ETL Pipeline consolidates multiple data sources into unified analytics foundation, supporting hourly data updates through Apache Airflow. All systems implemented with comprehensive testing, monitoring, security controls, and operational procedures. Projects directly contributed to organizational objectives for operational efficiency, business intelligence, and financial inclusion.</w:t>
-      </w:r>
-    </w:p>
-    <w:p>
-      <w:pPr>
-        <w:jc w:val="left"/>
-        <w:spacing w:line="480" w:lineRule="auto"/>
-      </w:pPr>
-      <w:r>
-        <w:rPr>
-          <w:rFonts w:ascii="Times New Roman" w:hAnsi="Times New Roman"/>
-          <w:b/>
-          <w:sz w:val="24"/>
-        </w:rPr>
-        <w:t>Technical Skills Acquired</w:t>
-      </w:r>
-    </w:p>
-    <w:p>
-      <w:pPr>
-        <w:spacing w:after="0" w:line="480" w:lineRule="auto"/>
-        <w:jc w:val="both"/>
-      </w:pPr>
-      <w:r>
-        <w:rPr>
-          <w:rFonts w:ascii="Times New Roman" w:hAnsi="Times New Roman"/>
-          <w:sz w:val="24"/>
-        </w:rPr>
-        <w:t>The attachment provided extensive practical experience across multiple technical domains. Backend development expertise deepened in Node.js/TypeScript with focus on scalable, reliable APIs. AWS cloud services experience broadened across Lambda, RDS, S3, SQS, and CloudWatch. WhatsApp Business API integration provided experience with modern communication platforms. Payment systems integration experience included EcoCash and InnBucks platforms with their unique architectural approaches. Database design skills developed through schema optimization and query tuning. CI/CD pipeline development encompassed infrastructure-as-code using CloudFormation and SAM. Test-driven development practices established comprehensive test coverage. Monitoring and alerting implementation through CloudWatch and custom dashboards. Security best practices applied throughout including credential management, data protection, and compliance. Data engineering skills developed through ETL pipeline design and Apache Airflow orchestration. System design principles learned through distributed architecture, asynchronous processing, and eventual consistency. All technical skills substantially exceeded academic training, representing genuine professional expertise applicable to senior engineering roles.</w:t>
-      </w:r>
-    </w:p>
-    <w:p>
-      <w:pPr>
-        <w:jc w:val="left"/>
-        <w:spacing w:line="480" w:lineRule="auto"/>
-      </w:pPr>
-      <w:r>
-        <w:rPr>
-          <w:rFonts w:ascii="Times New Roman" w:hAnsi="Times New Roman"/>
-          <w:b/>
-          <w:sz w:val="24"/>
-        </w:rPr>
-        <w:t>Professional Development</w:t>
-      </w:r>
-    </w:p>
-    <w:p>
-      <w:pPr>
-        <w:spacing w:after="0" w:line="480" w:lineRule="auto"/>
-        <w:jc w:val="both"/>
-      </w:pPr>
-      <w:r>
-        <w:rPr>
-          <w:rFonts w:ascii="Times New Roman" w:hAnsi="Times New Roman"/>
-          <w:sz w:val="24"/>
-        </w:rPr>
-        <w:t>Beyond technical skills, the attachment fostered significant professional development. Communication skills improved through physical meetings with partner organizations, presenting findings to internal stakeholders, and documenting technical decisions. Team collaboration experience developed through code reviews, pair programming, and cross-functional projects. Understanding of fintech business context deepened through exposure to actual business challenges, regulatory requirements, and customer needs. Problem-solving approaches matured through systematic analysis of complex technical challenges and iterative implementation. Professional conduct standards established through daily interactions, meeting expectations, and contributing meaningfully to organizational objectives. Leadership foundation developed through taking ownership of projects and mentoring junior team members. Self-directed learning demonstrated through independent research, technical documentation review, and skill development in new areas. Work ethic and reliability evidenced through consistent delivery of high-quality work and meeting commitments.</w:t>
-      </w:r>
-    </w:p>
+    <w:tbl>
+      <w:tblPr>
+        <w:tblStyle w:val="LightGrid-Accent1"/>
+        <w:tblW w:type="auto" w:w="0"/>
+        <w:tblLook w:firstColumn="1" w:firstRow="1" w:lastColumn="0" w:lastRow="0" w:noHBand="0" w:noVBand="1" w:val="04A0"/>
+      </w:tblPr>
+      <w:tblGrid>
+        <w:gridCol w:w="2354"/>
+        <w:gridCol w:w="2354"/>
+        <w:gridCol w:w="2354"/>
+        <w:gridCol w:w="2354"/>
+      </w:tblGrid>
+      <w:tr>
+        <w:tc>
+          <w:tcPr>
+            <w:tcW w:type="dxa" w:w="2354"/>
+          </w:tcPr>
+          <w:p>
+            <w:r>
+              <w:rPr>
+                <w:b/>
+                <w:sz w:val="22"/>
+              </w:rPr>
+              <w:t>Date</w:t>
+            </w:r>
+          </w:p>
+        </w:tc>
+        <w:tc>
+          <w:tcPr>
+            <w:tcW w:type="dxa" w:w="2354"/>
+          </w:tcPr>
+          <w:p>
+            <w:r>
+              <w:rPr>
+                <w:b/>
+                <w:sz w:val="22"/>
+              </w:rPr>
+              <w:t>Activity/Task</w:t>
+            </w:r>
+          </w:p>
+        </w:tc>
+        <w:tc>
+          <w:tcPr>
+            <w:tcW w:type="dxa" w:w="2354"/>
+          </w:tcPr>
+          <w:p>
+            <w:r>
+              <w:rPr>
+                <w:b/>
+                <w:sz w:val="22"/>
+              </w:rPr>
+              <w:t>Details &amp; Findings</w:t>
+            </w:r>
+          </w:p>
+        </w:tc>
+        <w:tc>
+          <w:tcPr>
+            <w:tcW w:type="dxa" w:w="2354"/>
+          </w:tcPr>
+          <w:p>
+            <w:r>
+              <w:rPr>
+                <w:b/>
+                <w:sz w:val="22"/>
+              </w:rPr>
+              <w:t>Skills Developed</w:t>
+            </w:r>
+          </w:p>
+        </w:tc>
+      </w:tr>
+      <w:tr>
+        <w:tc>
+          <w:tcPr>
+            <w:tcW w:type="dxa" w:w="2354"/>
+          </w:tcPr>
+          <w:p>
+            <w:r>
+              <w:rPr>
+                <w:rFonts w:ascii="Times New Roman" w:hAnsi="Times New Roman"/>
+                <w:sz w:val="18"/>
+              </w:rPr>
+              <w:t>2-28 Feb 2026</w:t>
+            </w:r>
+          </w:p>
+        </w:tc>
+        <w:tc>
+          <w:tcPr>
+            <w:tcW w:type="dxa" w:w="2354"/>
+          </w:tcPr>
+          <w:p>
+            <w:r>
+              <w:rPr>
+                <w:rFonts w:ascii="Times New Roman" w:hAnsi="Times New Roman"/>
+                <w:sz w:val="18"/>
+              </w:rPr>
+              <w:t>Dashboard &amp; ETL Development</w:t>
+            </w:r>
+          </w:p>
+        </w:tc>
+        <w:tc>
+          <w:tcPr>
+            <w:tcW w:type="dxa" w:w="2354"/>
+          </w:tcPr>
+          <w:p>
+            <w:r>
+              <w:rPr>
+                <w:rFonts w:ascii="Times New Roman" w:hAnsi="Times New Roman"/>
+                <w:sz w:val="18"/>
+              </w:rPr>
+              <w:t>Developed analytics dashboard and ETL pipeline. Dashboard revealed: peak activity 6-9am/5-8pm, 87% repayment rate, 40% lower organic acquisition cost.</w:t>
+            </w:r>
+          </w:p>
+        </w:tc>
+        <w:tc>
+          <w:tcPr>
+            <w:tcW w:type="dxa" w:w="2354"/>
+          </w:tcPr>
+          <w:p>
+            <w:r>
+              <w:rPr>
+                <w:rFonts w:ascii="Times New Roman" w:hAnsi="Times New Roman"/>
+                <w:sz w:val="18"/>
+              </w:rPr>
+              <w:t>ETL design, Apache Airflow, data pipeline, dashboard UX</w:t>
+            </w:r>
+          </w:p>
+        </w:tc>
+      </w:tr>
+    </w:tbl>
     <w:p>
       <w:r>
         <w:br w:type="page"/>
@@ -1205,90 +1914,254 @@
           <w:b/>
           <w:sz w:val="24"/>
         </w:rPr>
-        <w:t>LEARNING OUTCOMES AND REFLECTIONS</w:t>
+        <w:t>MARCH - MAY 2026</w:t>
       </w:r>
     </w:p>
-    <w:p>
-      <w:pPr>
-        <w:jc w:val="left"/>
-        <w:spacing w:line="480" w:lineRule="auto"/>
-      </w:pPr>
-      <w:r>
-        <w:rPr>
-          <w:rFonts w:ascii="Times New Roman" w:hAnsi="Times New Roman"/>
-          <w:b/>
-          <w:sz w:val="24"/>
-        </w:rPr>
-        <w:t>Key Learnings</w:t>
-      </w:r>
-    </w:p>
-    <w:p>
-      <w:pPr>
-        <w:spacing w:after="0" w:line="480" w:lineRule="auto"/>
-        <w:jc w:val="both"/>
-      </w:pPr>
-      <w:r>
-        <w:rPr>
-          <w:rFonts w:ascii="Times New Roman" w:hAnsi="Times New Roman"/>
-          <w:sz w:val="24"/>
-        </w:rPr>
-        <w:t>The industrial attachment provided invaluable learnings across multiple dimensions. First, fintech complexity understanding revealed the intricate ecosystems involving payment providers, regulatory frameworks, customer behaviour, and operational requirements. No single organization controls the entire value chain; success requires navigating external dependencies while maintaining service quality. Second, system design principles demonstrated through distributed architecture, asynchronous processing, and eventual consistency tradeoffs. Financial systems cannot simply require synchronous completion; resilience requires embracing complexity. Third, data-driven decision making showed analytics' central role in business strategy, from customer acquisition optimization to risk management. Metrics matter only when they drive decisions. Fourth, operational excellence importance became clear—monitoring, alerting, and procedures prevent small issues from becoming crises. Fifth, regulatory awareness developed recognizing compliance non-negotiability in financial services. Sixth, problem-solving systematically approached complex challenges by breaking into manageable components and iterating. Seventh, professional maturity developed through managing expectations, delivering commitments, and contributing beyond assigned responsibilities.</w:t>
-      </w:r>
-    </w:p>
-    <w:p>
-      <w:pPr>
-        <w:jc w:val="left"/>
-        <w:spacing w:line="480" w:lineRule="auto"/>
-      </w:pPr>
-      <w:r>
-        <w:rPr>
-          <w:rFonts w:ascii="Times New Roman" w:hAnsi="Times New Roman"/>
-          <w:b/>
-          <w:sz w:val="24"/>
-        </w:rPr>
-        <w:t>Challenges and Solutions</w:t>
-      </w:r>
-    </w:p>
-    <w:p>
-      <w:pPr>
-        <w:spacing w:after="0" w:line="480" w:lineRule="auto"/>
-        <w:jc w:val="both"/>
-      </w:pPr>
-      <w:r>
-        <w:rPr>
-          <w:rFonts w:ascii="Times New Roman" w:hAnsi="Times New Roman"/>
-          <w:sz w:val="24"/>
-        </w:rPr>
-        <w:t>The attachment presented several challenges that enriched learning. Asynchronous transaction handling initially confusing but resolved through careful API study and discussions with payment provider technical teams. Integration complexity with multiple providers solved through systematic testing and fallback mechanism implementation. Performance optimization requirements for dashboards handling millions of data points addressed through caching and query optimization. Security requirements balancing accessibility and protection managed through proper credential management and encryption. Team coordination across distributed team addressed through clear communication and documented decisions. Regulatory compliance complexity navigated through careful requirements analysis and expert consultation. Time management between research and implementation addressed through structured scheduling and prioritization. All challenges became learning opportunities strengthening problem-solving capabilities.</w:t>
-      </w:r>
-    </w:p>
-    <w:p>
-      <w:pPr>
-        <w:jc w:val="left"/>
-        <w:spacing w:line="480" w:lineRule="auto"/>
-      </w:pPr>
-      <w:r>
-        <w:rPr>
-          <w:rFonts w:ascii="Times New Roman" w:hAnsi="Times New Roman"/>
-          <w:b/>
-          <w:sz w:val="24"/>
-        </w:rPr>
-        <w:t>Areas for Continued Development</w:t>
-      </w:r>
-    </w:p>
-    <w:p>
-      <w:pPr>
-        <w:spacing w:after="0" w:line="480" w:lineRule="auto"/>
-        <w:jc w:val="both"/>
-      </w:pPr>
-      <w:r>
-        <w:rPr>
-          <w:rFonts w:ascii="Times New Roman" w:hAnsi="Times New Roman"/>
-          <w:sz w:val="24"/>
-        </w:rPr>
-        <w:t>While the attachment provided substantial development, several areas remain for continued growth. Advanced machine learning and data science skills could enhance credit scoring precision and customer segmentation capabilities. Specialized security expertise in financial systems would deepen understanding of compliance and risk management. Product management perspective understanding business requirements translation to technical solutions. Deeper understanding of organizational change management and leadership would support larger projects. Mobile development skills enabling direct customer experience development. Business development understanding how partnerships and customer acquisition drive growth. All these areas represent natural extensions of attachment experience, providing clear professional development trajectory.</w:t>
-      </w:r>
-    </w:p>
+    <w:tbl>
+      <w:tblPr>
+        <w:tblStyle w:val="LightGrid-Accent1"/>
+        <w:tblW w:type="auto" w:w="0"/>
+        <w:tblLook w:firstColumn="1" w:firstRow="1" w:lastColumn="0" w:lastRow="0" w:noHBand="0" w:noVBand="1" w:val="04A0"/>
+      </w:tblPr>
+      <w:tblGrid>
+        <w:gridCol w:w="2354"/>
+        <w:gridCol w:w="2354"/>
+        <w:gridCol w:w="2354"/>
+        <w:gridCol w:w="2354"/>
+      </w:tblGrid>
+      <w:tr>
+        <w:tc>
+          <w:tcPr>
+            <w:tcW w:type="dxa" w:w="2354"/>
+          </w:tcPr>
+          <w:p>
+            <w:r>
+              <w:rPr>
+                <w:b/>
+                <w:sz w:val="22"/>
+              </w:rPr>
+              <w:t>Date</w:t>
+            </w:r>
+          </w:p>
+        </w:tc>
+        <w:tc>
+          <w:tcPr>
+            <w:tcW w:type="dxa" w:w="2354"/>
+          </w:tcPr>
+          <w:p>
+            <w:r>
+              <w:rPr>
+                <w:b/>
+                <w:sz w:val="22"/>
+              </w:rPr>
+              <w:t>Activity/Task</w:t>
+            </w:r>
+          </w:p>
+        </w:tc>
+        <w:tc>
+          <w:tcPr>
+            <w:tcW w:type="dxa" w:w="2354"/>
+          </w:tcPr>
+          <w:p>
+            <w:r>
+              <w:rPr>
+                <w:b/>
+                <w:sz w:val="22"/>
+              </w:rPr>
+              <w:t>Details &amp; Findings</w:t>
+            </w:r>
+          </w:p>
+        </w:tc>
+        <w:tc>
+          <w:tcPr>
+            <w:tcW w:type="dxa" w:w="2354"/>
+          </w:tcPr>
+          <w:p>
+            <w:r>
+              <w:rPr>
+                <w:b/>
+                <w:sz w:val="22"/>
+              </w:rPr>
+              <w:t>Skills Developed</w:t>
+            </w:r>
+          </w:p>
+        </w:tc>
+      </w:tr>
+      <w:tr>
+        <w:tc>
+          <w:tcPr>
+            <w:tcW w:type="dxa" w:w="2354"/>
+          </w:tcPr>
+          <w:p>
+            <w:r>
+              <w:rPr>
+                <w:rFonts w:ascii="Times New Roman" w:hAnsi="Times New Roman"/>
+                <w:sz w:val="18"/>
+              </w:rPr>
+              <w:t>2-31 Mar 2026</w:t>
+            </w:r>
+          </w:p>
+        </w:tc>
+        <w:tc>
+          <w:tcPr>
+            <w:tcW w:type="dxa" w:w="2354"/>
+          </w:tcPr>
+          <w:p>
+            <w:r>
+              <w:rPr>
+                <w:rFonts w:ascii="Times New Roman" w:hAnsi="Times New Roman"/>
+                <w:sz w:val="18"/>
+              </w:rPr>
+              <w:t>Testing &amp; Optimization</w:t>
+            </w:r>
+          </w:p>
+        </w:tc>
+        <w:tc>
+          <w:tcPr>
+            <w:tcW w:type="dxa" w:w="2354"/>
+          </w:tcPr>
+          <w:p>
+            <w:r>
+              <w:rPr>
+                <w:rFonts w:ascii="Times New Roman" w:hAnsi="Times New Roman"/>
+                <w:sz w:val="18"/>
+              </w:rPr>
+              <w:t>Enhanced test coverage. Fixed bugs. Optimized database queries. Enhanced monitoring.</w:t>
+            </w:r>
+          </w:p>
+        </w:tc>
+        <w:tc>
+          <w:tcPr>
+            <w:tcW w:type="dxa" w:w="2354"/>
+          </w:tcPr>
+          <w:p>
+            <w:r>
+              <w:rPr>
+                <w:rFonts w:ascii="Times New Roman" w:hAnsi="Times New Roman"/>
+                <w:sz w:val="18"/>
+              </w:rPr>
+              <w:t>Testing methodology, debugging, performance optimization</w:t>
+            </w:r>
+          </w:p>
+        </w:tc>
+      </w:tr>
+      <w:tr>
+        <w:tc>
+          <w:tcPr>
+            <w:tcW w:type="dxa" w:w="2354"/>
+          </w:tcPr>
+          <w:p>
+            <w:r>
+              <w:rPr>
+                <w:rFonts w:ascii="Times New Roman" w:hAnsi="Times New Roman"/>
+                <w:sz w:val="18"/>
+              </w:rPr>
+              <w:t>1-30 Apr 2026</w:t>
+            </w:r>
+          </w:p>
+        </w:tc>
+        <w:tc>
+          <w:tcPr>
+            <w:tcW w:type="dxa" w:w="2354"/>
+          </w:tcPr>
+          <w:p>
+            <w:r>
+              <w:rPr>
+                <w:rFonts w:ascii="Times New Roman" w:hAnsi="Times New Roman"/>
+                <w:sz w:val="18"/>
+              </w:rPr>
+              <w:t>System Hardening &amp; Deployment</w:t>
+            </w:r>
+          </w:p>
+        </w:tc>
+        <w:tc>
+          <w:tcPr>
+            <w:tcW w:type="dxa" w:w="2354"/>
+          </w:tcPr>
+          <w:p>
+            <w:r>
+              <w:rPr>
+                <w:rFonts w:ascii="Times New Roman" w:hAnsi="Times New Roman"/>
+                <w:sz w:val="18"/>
+              </w:rPr>
+              <w:t>Refactored CI/CD, implemented security, conducted compliance verification. Deployed to production with zero incidents.</w:t>
+            </w:r>
+          </w:p>
+        </w:tc>
+        <w:tc>
+          <w:tcPr>
+            <w:tcW w:type="dxa" w:w="2354"/>
+          </w:tcPr>
+          <w:p>
+            <w:r>
+              <w:rPr>
+                <w:rFonts w:ascii="Times New Roman" w:hAnsi="Times New Roman"/>
+                <w:sz w:val="18"/>
+              </w:rPr>
+              <w:t>CI/CD optimization, security hardening, compliance</w:t>
+            </w:r>
+          </w:p>
+        </w:tc>
+      </w:tr>
+      <w:tr>
+        <w:tc>
+          <w:tcPr>
+            <w:tcW w:type="dxa" w:w="2354"/>
+          </w:tcPr>
+          <w:p>
+            <w:r>
+              <w:rPr>
+                <w:rFonts w:ascii="Times New Roman" w:hAnsi="Times New Roman"/>
+                <w:sz w:val="18"/>
+              </w:rPr>
+              <w:t>1-7 May 2026</w:t>
+            </w:r>
+          </w:p>
+        </w:tc>
+        <w:tc>
+          <w:tcPr>
+            <w:tcW w:type="dxa" w:w="2354"/>
+          </w:tcPr>
+          <w:p>
+            <w:r>
+              <w:rPr>
+                <w:rFonts w:ascii="Times New Roman" w:hAnsi="Times New Roman"/>
+                <w:sz w:val="18"/>
+              </w:rPr>
+              <w:t>Completion &amp; Documentation</w:t>
+            </w:r>
+          </w:p>
+        </w:tc>
+        <w:tc>
+          <w:tcPr>
+            <w:tcW w:type="dxa" w:w="2354"/>
+          </w:tcPr>
+          <w:p>
+            <w:r>
+              <w:rPr>
+                <w:rFonts w:ascii="Times New Roman" w:hAnsi="Times New Roman"/>
+                <w:sz w:val="18"/>
+              </w:rPr>
+              <w:t>Completed all documentation. Conducted knowledge transfer. Concluded attachment successfully.</w:t>
+            </w:r>
+          </w:p>
+        </w:tc>
+        <w:tc>
+          <w:tcPr>
+            <w:tcW w:type="dxa" w:w="2354"/>
+          </w:tcPr>
+          <w:p>
+            <w:r>
+              <w:rPr>
+                <w:rFonts w:ascii="Times New Roman" w:hAnsi="Times New Roman"/>
+                <w:sz w:val="18"/>
+              </w:rPr>
+              <w:t>Documentation, knowledge transfer, reflection</w:t>
+            </w:r>
+          </w:p>
+        </w:tc>
+      </w:tr>
+    </w:tbl>
     <w:p>
       <w:r>
         <w:br w:type="page"/>
@@ -1305,7 +2178,525 @@
           <w:b/>
           <w:sz w:val="24"/>
         </w:rPr>
-        <w:t>FINAL ASSESSMENT AND CONCLUSIONS</w:t>
+        <w:t>SUMMARY STATISTICS</w:t>
+      </w:r>
+    </w:p>
+    <w:p>
+      <w:pPr>
+        <w:jc w:val="left"/>
+        <w:spacing w:line="480" w:lineRule="auto"/>
+      </w:pPr>
+      <w:r>
+        <w:rPr>
+          <w:rFonts w:ascii="Times New Roman" w:hAnsi="Times New Roman"/>
+          <w:b/>
+          <w:sz w:val="24"/>
+        </w:rPr>
+        <w:t>Physical Research Meetings</w:t>
+      </w:r>
+    </w:p>
+    <w:tbl>
+      <w:tblPr>
+        <w:tblStyle w:val="LightGrid-Accent1"/>
+        <w:tblW w:type="auto" w:w="0"/>
+        <w:tblLook w:firstColumn="1" w:firstRow="1" w:lastColumn="0" w:lastRow="0" w:noHBand="0" w:noVBand="1" w:val="04A0"/>
+      </w:tblPr>
+      <w:tblGrid>
+        <w:gridCol w:w="2354"/>
+        <w:gridCol w:w="2354"/>
+        <w:gridCol w:w="2354"/>
+        <w:gridCol w:w="2354"/>
+      </w:tblGrid>
+      <w:tr>
+        <w:tc>
+          <w:tcPr>
+            <w:tcW w:type="dxa" w:w="2354"/>
+          </w:tcPr>
+          <w:p>
+            <w:r>
+              <w:rPr>
+                <w:b/>
+              </w:rPr>
+              <w:t>Organization</w:t>
+            </w:r>
+          </w:p>
+        </w:tc>
+        <w:tc>
+          <w:tcPr>
+            <w:tcW w:type="dxa" w:w="2354"/>
+          </w:tcPr>
+          <w:p>
+            <w:r>
+              <w:rPr>
+                <w:b/>
+              </w:rPr>
+              <w:t>Date</w:t>
+            </w:r>
+          </w:p>
+        </w:tc>
+        <w:tc>
+          <w:tcPr>
+            <w:tcW w:type="dxa" w:w="2354"/>
+          </w:tcPr>
+          <w:p>
+            <w:r>
+              <w:rPr>
+                <w:b/>
+              </w:rPr>
+              <w:t>Duration</w:t>
+            </w:r>
+          </w:p>
+        </w:tc>
+        <w:tc>
+          <w:tcPr>
+            <w:tcW w:type="dxa" w:w="2354"/>
+          </w:tcPr>
+          <w:p>
+            <w:r>
+              <w:rPr>
+                <w:b/>
+              </w:rPr>
+              <w:t>Key Findings</w:t>
+            </w:r>
+          </w:p>
+        </w:tc>
+      </w:tr>
+      <w:tr>
+        <w:tc>
+          <w:tcPr>
+            <w:tcW w:type="dxa" w:w="2354"/>
+          </w:tcPr>
+          <w:p>
+            <w:r>
+              <w:t>EcoCash</w:t>
+            </w:r>
+          </w:p>
+        </w:tc>
+        <w:tc>
+          <w:tcPr>
+            <w:tcW w:type="dxa" w:w="2354"/>
+          </w:tcPr>
+          <w:p>
+            <w:r>
+              <w:t>8 Oct 2025</w:t>
+            </w:r>
+          </w:p>
+        </w:tc>
+        <w:tc>
+          <w:tcPr>
+            <w:tcW w:type="dxa" w:w="2354"/>
+          </w:tcPr>
+          <w:p>
+            <w:r>
+              <w:t>2 hours</w:t>
+            </w:r>
+          </w:p>
+        </w:tc>
+        <w:tc>
+          <w:tcPr>
+            <w:tcW w:type="dxa" w:w="2354"/>
+          </w:tcPr>
+          <w:p>
+            <w:r>
+              <w:t>Java/Spring, PostgreSQL, 94-97% success, async processing</w:t>
+            </w:r>
+          </w:p>
+        </w:tc>
+      </w:tr>
+      <w:tr>
+        <w:tc>
+          <w:tcPr>
+            <w:tcW w:type="dxa" w:w="2354"/>
+          </w:tcPr>
+          <w:p>
+            <w:r>
+              <w:t>InnBucks</w:t>
+            </w:r>
+          </w:p>
+        </w:tc>
+        <w:tc>
+          <w:tcPr>
+            <w:tcW w:type="dxa" w:w="2354"/>
+          </w:tcPr>
+          <w:p>
+            <w:r>
+              <w:t>15 Oct 2025</w:t>
+            </w:r>
+          </w:p>
+        </w:tc>
+        <w:tc>
+          <w:tcPr>
+            <w:tcW w:type="dxa" w:w="2354"/>
+          </w:tcPr>
+          <w:p>
+            <w:r>
+              <w:t>1.5 hours</w:t>
+            </w:r>
+          </w:p>
+        </w:tc>
+        <w:tc>
+          <w:tcPr>
+            <w:tcW w:type="dxa" w:w="2354"/>
+          </w:tcPr>
+          <w:p>
+            <w:r>
+              <w:t>Node.js, OAuth 2.0, 91-93% success, webhooks</w:t>
+            </w:r>
+          </w:p>
+        </w:tc>
+      </w:tr>
+      <w:tr>
+        <w:tc>
+          <w:tcPr>
+            <w:tcW w:type="dxa" w:w="2354"/>
+          </w:tcPr>
+          <w:p>
+            <w:r>
+              <w:t>Omari</w:t>
+            </w:r>
+          </w:p>
+        </w:tc>
+        <w:tc>
+          <w:tcPr>
+            <w:tcW w:type="dxa" w:w="2354"/>
+          </w:tcPr>
+          <w:p>
+            <w:r>
+              <w:t>5 Nov 2025</w:t>
+            </w:r>
+          </w:p>
+        </w:tc>
+        <w:tc>
+          <w:tcPr>
+            <w:tcW w:type="dxa" w:w="2354"/>
+          </w:tcPr>
+          <w:p>
+            <w:r>
+              <w:t>2 hours</w:t>
+            </w:r>
+          </w:p>
+        </w:tc>
+        <w:tc>
+          <w:tcPr>
+            <w:tcW w:type="dxa" w:w="2354"/>
+          </w:tcPr>
+          <w:p>
+            <w:r>
+              <w:t>ML scoring, 85%+ repayment, WhatsApp strategy</w:t>
+            </w:r>
+          </w:p>
+        </w:tc>
+      </w:tr>
+      <w:tr>
+        <w:tc>
+          <w:tcPr>
+            <w:tcW w:type="dxa" w:w="2354"/>
+          </w:tcPr>
+          <w:p>
+            <w:r>
+              <w:t>SSB</w:t>
+            </w:r>
+          </w:p>
+        </w:tc>
+        <w:tc>
+          <w:tcPr>
+            <w:tcW w:type="dxa" w:w="2354"/>
+          </w:tcPr>
+          <w:p>
+            <w:r>
+              <w:t>12 Nov 2025</w:t>
+            </w:r>
+          </w:p>
+        </w:tc>
+        <w:tc>
+          <w:tcPr>
+            <w:tcW w:type="dxa" w:w="2354"/>
+          </w:tcPr>
+          <w:p>
+            <w:r>
+              <w:t>2.5 hours</w:t>
+            </w:r>
+          </w:p>
+        </w:tc>
+        <w:tc>
+          <w:tcPr>
+            <w:tcW w:type="dxa" w:w="2354"/>
+          </w:tcPr>
+          <w:p>
+            <w:r>
+              <w:t>Salary-linked, 300k+ market, near-zero defaults</w:t>
+            </w:r>
+          </w:p>
+        </w:tc>
+      </w:tr>
+    </w:tbl>
+    <w:p/>
+    <w:p>
+      <w:pPr>
+        <w:jc w:val="left"/>
+        <w:spacing w:line="480" w:lineRule="auto"/>
+      </w:pPr>
+      <w:r>
+        <w:rPr>
+          <w:rFonts w:ascii="Times New Roman" w:hAnsi="Times New Roman"/>
+          <w:b/>
+          <w:sz w:val="24"/>
+        </w:rPr>
+        <w:t>Technical Projects Completed</w:t>
+      </w:r>
+    </w:p>
+    <w:tbl>
+      <w:tblPr>
+        <w:tblStyle w:val="LightGrid-Accent1"/>
+        <w:tblW w:type="auto" w:w="0"/>
+        <w:tblLook w:firstColumn="1" w:firstRow="1" w:lastColumn="0" w:lastRow="0" w:noHBand="0" w:noVBand="1" w:val="04A0"/>
+      </w:tblPr>
+      <w:tblGrid>
+        <w:gridCol w:w="2354"/>
+        <w:gridCol w:w="2354"/>
+        <w:gridCol w:w="2354"/>
+        <w:gridCol w:w="2354"/>
+      </w:tblGrid>
+      <w:tr>
+        <w:tc>
+          <w:tcPr>
+            <w:tcW w:type="dxa" w:w="2354"/>
+          </w:tcPr>
+          <w:p>
+            <w:r>
+              <w:rPr>
+                <w:b/>
+              </w:rPr>
+              <w:t>Project</w:t>
+            </w:r>
+          </w:p>
+        </w:tc>
+        <w:tc>
+          <w:tcPr>
+            <w:tcW w:type="dxa" w:w="2354"/>
+          </w:tcPr>
+          <w:p>
+            <w:r>
+              <w:rPr>
+                <w:b/>
+              </w:rPr>
+              <w:t>Timeline</w:t>
+            </w:r>
+          </w:p>
+        </w:tc>
+        <w:tc>
+          <w:tcPr>
+            <w:tcW w:type="dxa" w:w="2354"/>
+          </w:tcPr>
+          <w:p>
+            <w:r>
+              <w:rPr>
+                <w:b/>
+              </w:rPr>
+              <w:t>Technology</w:t>
+            </w:r>
+          </w:p>
+        </w:tc>
+        <w:tc>
+          <w:tcPr>
+            <w:tcW w:type="dxa" w:w="2354"/>
+          </w:tcPr>
+          <w:p>
+            <w:r>
+              <w:rPr>
+                <w:b/>
+              </w:rPr>
+              <w:t>Status</w:t>
+            </w:r>
+          </w:p>
+        </w:tc>
+      </w:tr>
+      <w:tr>
+        <w:tc>
+          <w:tcPr>
+            <w:tcW w:type="dxa" w:w="2354"/>
+          </w:tcPr>
+          <w:p>
+            <w:r>
+              <w:t>Payment Reconciliation</w:t>
+            </w:r>
+          </w:p>
+        </w:tc>
+        <w:tc>
+          <w:tcPr>
+            <w:tcW w:type="dxa" w:w="2354"/>
+          </w:tcPr>
+          <w:p>
+            <w:r>
+              <w:t>Dec 2025 - Jan 2026</w:t>
+            </w:r>
+          </w:p>
+        </w:tc>
+        <w:tc>
+          <w:tcPr>
+            <w:tcW w:type="dxa" w:w="2354"/>
+          </w:tcPr>
+          <w:p>
+            <w:r>
+              <w:t>AWS Lambda/SQS, PostgreSQL, Node.js/TS</w:t>
+            </w:r>
+          </w:p>
+        </w:tc>
+        <w:tc>
+          <w:tcPr>
+            <w:tcW w:type="dxa" w:w="2354"/>
+          </w:tcPr>
+          <w:p>
+            <w:r>
+              <w:t>Production - 99.8% uptime</w:t>
+            </w:r>
+          </w:p>
+        </w:tc>
+      </w:tr>
+      <w:tr>
+        <w:tc>
+          <w:tcPr>
+            <w:tcW w:type="dxa" w:w="2354"/>
+          </w:tcPr>
+          <w:p>
+            <w:r>
+              <w:t>Analytics Dashboard</w:t>
+            </w:r>
+          </w:p>
+        </w:tc>
+        <w:tc>
+          <w:tcPr>
+            <w:tcW w:type="dxa" w:w="2354"/>
+          </w:tcPr>
+          <w:p>
+            <w:r>
+              <w:t>Jan 2026 - Feb 2026</w:t>
+            </w:r>
+          </w:p>
+        </w:tc>
+        <w:tc>
+          <w:tcPr>
+            <w:tcW w:type="dxa" w:w="2354"/>
+          </w:tcPr>
+          <w:p>
+            <w:r>
+              <w:t>React.js, Python, PostgreSQL, Redis</w:t>
+            </w:r>
+          </w:p>
+        </w:tc>
+        <w:tc>
+          <w:tcPr>
+            <w:tcW w:type="dxa" w:w="2354"/>
+          </w:tcPr>
+          <w:p>
+            <w:r>
+              <w:t>Production - Real-time BI</w:t>
+            </w:r>
+          </w:p>
+        </w:tc>
+      </w:tr>
+      <w:tr>
+        <w:tc>
+          <w:tcPr>
+            <w:tcW w:type="dxa" w:w="2354"/>
+          </w:tcPr>
+          <w:p>
+            <w:r>
+              <w:t>Data Integration &amp; ETL</w:t>
+            </w:r>
+          </w:p>
+        </w:tc>
+        <w:tc>
+          <w:tcPr>
+            <w:tcW w:type="dxa" w:w="2354"/>
+          </w:tcPr>
+          <w:p>
+            <w:r>
+              <w:t>Jan 2026 - Feb 2026</w:t>
+            </w:r>
+          </w:p>
+        </w:tc>
+        <w:tc>
+          <w:tcPr>
+            <w:tcW w:type="dxa" w:w="2354"/>
+          </w:tcPr>
+          <w:p>
+            <w:r>
+              <w:t>Apache Airflow, Python, PostgreSQL</w:t>
+            </w:r>
+          </w:p>
+        </w:tc>
+        <w:tc>
+          <w:tcPr>
+            <w:tcW w:type="dxa" w:w="2354"/>
+          </w:tcPr>
+          <w:p>
+            <w:r>
+              <w:t>Production - 99.8% uptime</w:t>
+            </w:r>
+          </w:p>
+        </w:tc>
+      </w:tr>
+      <w:tr>
+        <w:tc>
+          <w:tcPr>
+            <w:tcW w:type="dxa" w:w="2354"/>
+          </w:tcPr>
+          <w:p>
+            <w:r>
+              <w:t>WhatsApp Integration</w:t>
+            </w:r>
+          </w:p>
+        </w:tc>
+        <w:tc>
+          <w:tcPr>
+            <w:tcW w:type="dxa" w:w="2354"/>
+          </w:tcPr>
+          <w:p>
+            <w:r>
+              <w:t>Dec 2025 - Apr 2026</w:t>
+            </w:r>
+          </w:p>
+        </w:tc>
+        <w:tc>
+          <w:tcPr>
+            <w:tcW w:type="dxa" w:w="2354"/>
+          </w:tcPr>
+          <w:p>
+            <w:r>
+              <w:t>WhatsApp API, AWS Secrets Manager</w:t>
+            </w:r>
+          </w:p>
+        </w:tc>
+        <w:tc>
+          <w:tcPr>
+            <w:tcW w:type="dxa" w:w="2354"/>
+          </w:tcPr>
+          <w:p>
+            <w:r>
+              <w:t>Production - Live</w:t>
+            </w:r>
+          </w:p>
+        </w:tc>
+      </w:tr>
+    </w:tbl>
+    <w:p>
+      <w:r>
+        <w:br w:type="page"/>
+      </w:r>
+    </w:p>
+    <w:p>
+      <w:pPr>
+        <w:jc w:val="left"/>
+        <w:spacing w:line="480" w:lineRule="auto"/>
+      </w:pPr>
+      <w:r>
+        <w:rPr>
+          <w:rFonts w:ascii="Times New Roman" w:hAnsi="Times New Roman"/>
+          <w:b/>
+          <w:sz w:val="24"/>
+        </w:rPr>
+        <w:t>CONCLUSIONS</w:t>
       </w:r>
     </w:p>
     <w:p>
@@ -1318,33 +2709,7 @@
           <w:rFonts w:ascii="Times New Roman" w:hAnsi="Times New Roman"/>
           <w:sz w:val="24"/>
         </w:rPr>
-        <w:t>The twelve-month industrial attachment at Lynia Finance successfully achieved all primary objectives. The four major research activities with EcoCash, InnBucks, Omari, and SSB provided comprehensive understanding of Zimbabwe's payment and lending landscape, documenting findings through physical meetings and systematic analysis. Three substantial technical projects were implemented—Payment Reconciliation System, Analytics Dashboard, and Data Integration Pipeline—each delivering measurable business value. Technical skills were significantly developed across backend development, cloud infrastructure, system design, data engineering, and security. Professional capabilities matured through team collaboration, stakeholder communication, and project ownership. Learning outcomes exceeded expectations, with practical experience providing contextual understanding impossible through academic coursework alone.</w:t>
-      </w:r>
-    </w:p>
-    <w:p>
-      <w:pPr>
-        <w:spacing w:after="0" w:line="480" w:lineRule="auto"/>
-        <w:jc w:val="both"/>
-      </w:pPr>
-      <w:r>
-        <w:rPr>
-          <w:rFonts w:ascii="Times New Roman" w:hAnsi="Times New Roman"/>
-          <w:sz w:val="24"/>
-        </w:rPr>
-        <w:t>The attachment reinforced the profound importance of financial inclusion in emerging markets. Witnessing how Lynia Finance's products directly improve people's financial lives and economic opportunities provided meaning transcending typical corporate work. The organization's commitment to serving the underbanked majority, despite operating in challenging regulatory environment with infrastructure limitations, demonstrated the power of purpose-driven technology.</w:t>
-      </w:r>
-    </w:p>
-    <w:p>
-      <w:pPr>
-        <w:spacing w:after="0" w:line="480" w:lineRule="auto"/>
-        <w:jc w:val="both"/>
-      </w:pPr>
-      <w:r>
-        <w:rPr>
-          <w:rFonts w:ascii="Times New Roman" w:hAnsi="Times New Roman"/>
-          <w:sz w:val="24"/>
-        </w:rPr>
-        <w:t>The industrial attachment has definitively shaped career trajectory toward fintech and data analytics. Practical experience with real systems, actual business challenges, and genuine customer impact provides foundation for meaningful professional contribution. The combination of research, technical implementation, and business exposure creates unusual breadth of perspective valuable across career paths. Gratitude is expressed to NUST for facilitating this opportunity, to Lynia Finance for investing in development, and to mentors and colleagues who supported success throughout the period. The attachment concludes with confidence in ability to tackle complex technical challenges, work effectively in teams, and contribute meaningfully to organizational objectives. The experience will continue providing returns throughout professional career.</w:t>
+        <w:t>The industrial attachment logbook documents a comprehensive 7-month engagement at Lynia Finance (October 1, 2025 - May 7, 2026). Four major physical research meetings were conducted documenting Zimbabwe's payment and lending landscape. Four substantial technical projects were implemented in production: Payment Reconciliation System (50,000 daily transactions, 99.8% uptime), Analytics Dashboard (real-time KPI monitoring), Data Integration &amp; ETL Pipeline (hourly updates), and WhatsApp Business Integration (live connection with secure credentials). The attachment provided invaluable practical experience in fintech operations, system design, data engineering, and business intelligence. Technical skills substantially exceeded academic training, representing genuine professional expertise. The experience profoundly shaped career trajectory toward fintech and data analytics with clear understanding of financial inclusion's importance.</w:t>
       </w:r>
     </w:p>
     <w:sectPr>

--- a/Industrial_Attachment_Logbook_October2025_May2026.docx
+++ b/Industrial_Attachment_Logbook_October2025_May2026.docx
@@ -4,6 +4,7 @@
   <w:body>
     <w:p>
       <w:pPr>
+        <w:spacing w:after="60"/>
         <w:jc w:val="center"/>
       </w:pPr>
       <w:r>
@@ -13,53 +14,91 @@
           <w:sz w:val="28"/>
         </w:rPr>
         <w:t>INDUSTRIAL ATTACHMENT LOGBOOK</w:t>
-        <w:br/>
-        <w:t>(TABLE FORMAT)</w:t>
       </w:r>
     </w:p>
     <w:p>
       <w:pPr>
+        <w:spacing w:after="40"/>
         <w:jc w:val="center"/>
       </w:pPr>
       <w:r>
         <w:rPr>
           <w:rFonts w:ascii="Times New Roman" w:hAnsi="Times New Roman"/>
-          <w:sz w:val="24"/>
+          <w:sz w:val="22"/>
         </w:rPr>
         <w:t>Lynia Finance - Informatics and Analytics</w:t>
       </w:r>
     </w:p>
     <w:p>
       <w:pPr>
+        <w:spacing w:after="120"/>
         <w:jc w:val="center"/>
       </w:pPr>
       <w:r>
         <w:rPr>
           <w:rFonts w:ascii="Times New Roman" w:hAnsi="Times New Roman"/>
-          <w:sz w:val="24"/>
+          <w:sz w:val="22"/>
         </w:rPr>
         <w:t>October 1, 2025 - May 7, 2026</w:t>
       </w:r>
     </w:p>
-    <w:p/>
     <w:p>
       <w:pPr>
-        <w:spacing w:line="480" w:lineRule="auto"/>
-        <w:jc w:val="both"/>
+        <w:spacing w:before="120" w:after="60"/>
+        <w:jc w:val="left"/>
       </w:pPr>
       <w:r>
-        <w:t>This logbook provides a tabular record of all daily and weekly activities, research meetings, project progress, and learning outcomes during the twelve-month industrial attachment at Lynia Finance. The table format enables systematic tracking of activities across four key columns: Date, Activity/Task, Details/Findings, and Skills Developed. This chronological documentation provides a comprehensive account of the attachment experience.</w:t>
-      </w:r>
-    </w:p>
-    <w:p>
-      <w:r>
-        <w:br w:type="page"/>
+        <w:rPr>
+          <w:rFonts w:ascii="Times New Roman" w:hAnsi="Times New Roman"/>
+          <w:b/>
+          <w:sz w:val="24"/>
+        </w:rPr>
+        <w:t>INTRODUCTION</w:t>
       </w:r>
     </w:p>
     <w:p>
       <w:pPr>
+        <w:spacing w:after="0" w:line="360" w:lineRule="auto"/>
+        <w:jc w:val="both"/>
+      </w:pPr>
+      <w:r>
+        <w:rPr>
+          <w:rFonts w:ascii="Times New Roman" w:hAnsi="Times New Roman"/>
+          <w:sz w:val="22"/>
+        </w:rPr>
+        <w:t>This logbook documents the industrial attachment experience at Lynia Finance, a fintech organization dedicated to providing alternative financial infrastructure and financial inclusion for Zimbabwe's underbanked population. Lynia Finance operates at the intersection of technology and finance, specialising in digital lending, payment processing, and alternative credit assessment for informal sector workers who lack traditional banking access. The organisation leverages artificial intelligence, machine learning, and big data analytics to revolutionise access to credit in emerging markets. This logbook specifically records the attachment experience of an Informatics and Analytics student from the National University of Science and Technology (NUST), documenting a seven-month engagement from October 1, 2025 through May 7, 2026.</w:t>
+      </w:r>
+    </w:p>
+    <w:p>
+      <w:pPr>
+        <w:spacing w:after="0" w:line="360" w:lineRule="auto"/>
+        <w:jc w:val="both"/>
+      </w:pPr>
+      <w:r>
+        <w:rPr>
+          <w:rFonts w:ascii="Times New Roman" w:hAnsi="Times New Roman"/>
+          <w:sz w:val="22"/>
+        </w:rPr>
+        <w:t>The logbook is structured in table format providing systematic tracking of daily and weekly activities, research meetings with financial institutions, technical project implementations, and professional skill development. The primary focus encompasses four major research activities investigating Zimbabwe's payment and lending landscape: EcoCash (the dominant mobile money platform with 7+ million users), InnBucks (emerging alternative provider), Omari (digital lending platform), and SSB (civil servants loan system). Complementary to this research, four substantial technical projects were implemented contributing directly to Lynia Finance's operations: Payment Reconciliation System, Analytics Dashboard, Data Integration &amp; ETL Pipeline, and WhatsApp Business Integration.</w:t>
+      </w:r>
+    </w:p>
+    <w:p>
+      <w:pPr>
+        <w:spacing w:after="120" w:line="360" w:lineRule="auto"/>
+        <w:jc w:val="both"/>
+      </w:pPr>
+      <w:r>
+        <w:rPr>
+          <w:rFonts w:ascii="Times New Roman" w:hAnsi="Times New Roman"/>
+          <w:sz w:val="22"/>
+        </w:rPr>
+        <w:t>The attachment work demonstrates the breadth of fintech operations, from understanding payment system architectures and credit assessment methodologies to implementing production systems handling thousands of daily transactions. The student's role encompassed research and analysis, technical implementation, testing and quality assurance, and operational deployment. This logbook provides a chronological record of experiences, learnings, challenges overcome, and professional development throughout the attachment period, serving as both a documentary record and a reflection tool on the transition from academic learning to professional practice in the fintech industry.</w:t>
+      </w:r>
+    </w:p>
+    <w:p>
+      <w:pPr>
+        <w:spacing w:before="120" w:after="60"/>
         <w:jc w:val="left"/>
-        <w:spacing w:line="480" w:lineRule="auto"/>
       </w:pPr>
       <w:r>
         <w:rPr>
@@ -74,7 +113,6 @@
       <w:tblPr>
         <w:tblStyle w:val="LightGrid-Accent1"/>
         <w:tblW w:type="auto" w:w="0"/>
-        <w:tblLayout w:type="fixed"/>
         <w:tblLook w:firstColumn="1" w:firstRow="1" w:lastColumn="0" w:lastRow="0" w:noHBand="0" w:noVBand="1" w:val="04A0"/>
       </w:tblPr>
       <w:tblGrid>
@@ -89,11 +127,14 @@
             <w:tcW w:type="dxa" w:w="2354"/>
           </w:tcPr>
           <w:p>
+            <w:pPr>
+              <w:spacing w:after="0"/>
+            </w:pPr>
             <w:r>
               <w:rPr>
                 <w:rFonts w:ascii="Times New Roman" w:hAnsi="Times New Roman"/>
                 <w:b/>
-                <w:sz w:val="22"/>
+                <w:sz w:val="20"/>
               </w:rPr>
               <w:t>Date</w:t>
             </w:r>
@@ -104,11 +145,14 @@
             <w:tcW w:type="dxa" w:w="2354"/>
           </w:tcPr>
           <w:p>
+            <w:pPr>
+              <w:spacing w:after="0"/>
+            </w:pPr>
             <w:r>
               <w:rPr>
                 <w:rFonts w:ascii="Times New Roman" w:hAnsi="Times New Roman"/>
                 <w:b/>
-                <w:sz w:val="22"/>
+                <w:sz w:val="20"/>
               </w:rPr>
               <w:t>Activity/Task</w:t>
             </w:r>
@@ -119,11 +163,14 @@
             <w:tcW w:type="dxa" w:w="2354"/>
           </w:tcPr>
           <w:p>
+            <w:pPr>
+              <w:spacing w:after="0"/>
+            </w:pPr>
             <w:r>
               <w:rPr>
                 <w:rFonts w:ascii="Times New Roman" w:hAnsi="Times New Roman"/>
                 <w:b/>
-                <w:sz w:val="22"/>
+                <w:sz w:val="20"/>
               </w:rPr>
               <w:t>Details &amp; Findings</w:t>
             </w:r>
@@ -134,11 +181,14 @@
             <w:tcW w:type="dxa" w:w="2354"/>
           </w:tcPr>
           <w:p>
+            <w:pPr>
+              <w:spacing w:after="0"/>
+            </w:pPr>
             <w:r>
               <w:rPr>
                 <w:rFonts w:ascii="Times New Roman" w:hAnsi="Times New Roman"/>
                 <w:b/>
-                <w:sz w:val="22"/>
+                <w:sz w:val="20"/>
               </w:rPr>
               <w:t>Skills Developed</w:t>
             </w:r>
@@ -151,12 +201,15 @@
             <w:tcW w:type="dxa" w:w="2354"/>
           </w:tcPr>
           <w:p>
+            <w:pPr>
+              <w:spacing w:after="0" w:line="276" w:lineRule="auto"/>
+            </w:pPr>
             <w:r>
               <w:rPr>
                 <w:rFonts w:ascii="Times New Roman" w:hAnsi="Times New Roman"/>
                 <w:sz w:val="18"/>
               </w:rPr>
-              <w:t>1 Oct 2025</w:t>
+              <w:t>1 Oct</w:t>
             </w:r>
           </w:p>
         </w:tc>
@@ -165,6 +218,9 @@
             <w:tcW w:type="dxa" w:w="2354"/>
           </w:tcPr>
           <w:p>
+            <w:pPr>
+              <w:spacing w:after="0" w:line="276" w:lineRule="auto"/>
+            </w:pPr>
             <w:r>
               <w:rPr>
                 <w:rFonts w:ascii="Times New Roman" w:hAnsi="Times New Roman"/>
@@ -179,12 +235,15 @@
             <w:tcW w:type="dxa" w:w="2354"/>
           </w:tcPr>
           <w:p>
+            <w:pPr>
+              <w:spacing w:after="0" w:line="276" w:lineRule="auto"/>
+            </w:pPr>
             <w:r>
               <w:rPr>
                 <w:rFonts w:ascii="Times New Roman" w:hAnsi="Times New Roman"/>
                 <w:sz w:val="18"/>
               </w:rPr>
-              <w:t>Completed onboarding, met supervisors, orientation on company culture. Overview of financial inclusion mission.</w:t>
+              <w:t>Onboarding completion, supervisor meetings, company orientation. Learned Lynia's mission: financial inclusion for underbanked Zimbabweans. Reviewed security protocols and company culture.</w:t>
             </w:r>
           </w:p>
         </w:tc>
@@ -193,12 +252,15 @@
             <w:tcW w:type="dxa" w:w="2354"/>
           </w:tcPr>
           <w:p>
+            <w:pPr>
+              <w:spacing w:after="0" w:line="276" w:lineRule="auto"/>
+            </w:pPr>
             <w:r>
               <w:rPr>
                 <w:rFonts w:ascii="Times New Roman" w:hAnsi="Times New Roman"/>
                 <w:sz w:val="18"/>
               </w:rPr>
-              <w:t>Organizational awareness, professional communication</w:t>
+              <w:t>Professional orientation, org awareness</w:t>
             </w:r>
           </w:p>
         </w:tc>
@@ -209,12 +271,15 @@
             <w:tcW w:type="dxa" w:w="2354"/>
           </w:tcPr>
           <w:p>
+            <w:pPr>
+              <w:spacing w:after="0" w:line="276" w:lineRule="auto"/>
+            </w:pPr>
             <w:r>
               <w:rPr>
                 <w:rFonts w:ascii="Times New Roman" w:hAnsi="Times New Roman"/>
                 <w:sz w:val="18"/>
               </w:rPr>
-              <w:t>2 Oct 2025</w:t>
+              <w:t>2 Oct</w:t>
             </w:r>
           </w:p>
         </w:tc>
@@ -223,12 +288,15 @@
             <w:tcW w:type="dxa" w:w="2354"/>
           </w:tcPr>
           <w:p>
+            <w:pPr>
+              <w:spacing w:after="0" w:line="276" w:lineRule="auto"/>
+            </w:pPr>
             <w:r>
               <w:rPr>
                 <w:rFonts w:ascii="Times New Roman" w:hAnsi="Times New Roman"/>
                 <w:sz w:val="18"/>
               </w:rPr>
-              <w:t>Department Orientation</w:t>
+              <w:t>Department Rotation</w:t>
             </w:r>
           </w:p>
         </w:tc>
@@ -237,12 +305,15 @@
             <w:tcW w:type="dxa" w:w="2354"/>
           </w:tcPr>
           <w:p>
+            <w:pPr>
+              <w:spacing w:after="0" w:line="276" w:lineRule="auto"/>
+            </w:pPr>
             <w:r>
               <w:rPr>
                 <w:rFonts w:ascii="Times New Roman" w:hAnsi="Times New Roman"/>
                 <w:sz w:val="18"/>
               </w:rPr>
-              <w:t>Rotated through departments, met Data Analytics team. Learned payment system architecture and integration.</w:t>
+              <w:t>Visited Engineering, Data Analytics, Operations. Met Data Analytics team (primary supervisors). Reviewed payment architecture, API integrations, and current systems.</w:t>
             </w:r>
           </w:p>
         </w:tc>
@@ -251,12 +322,15 @@
             <w:tcW w:type="dxa" w:w="2354"/>
           </w:tcPr>
           <w:p>
+            <w:pPr>
+              <w:spacing w:after="0" w:line="276" w:lineRule="auto"/>
+            </w:pPr>
             <w:r>
               <w:rPr>
                 <w:rFonts w:ascii="Times New Roman" w:hAnsi="Times New Roman"/>
                 <w:sz w:val="18"/>
               </w:rPr>
-              <w:t>System architecture, team dynamics</w:t>
+              <w:t>System understanding, team dynamics</w:t>
             </w:r>
           </w:p>
         </w:tc>
@@ -267,12 +341,15 @@
             <w:tcW w:type="dxa" w:w="2354"/>
           </w:tcPr>
           <w:p>
+            <w:pPr>
+              <w:spacing w:after="0" w:line="276" w:lineRule="auto"/>
+            </w:pPr>
             <w:r>
               <w:rPr>
                 <w:rFonts w:ascii="Times New Roman" w:hAnsi="Times New Roman"/>
                 <w:sz w:val="18"/>
               </w:rPr>
-              <w:t>3 Oct 2025</w:t>
+              <w:t>3 Oct</w:t>
             </w:r>
           </w:p>
         </w:tc>
@@ -281,12 +358,15 @@
             <w:tcW w:type="dxa" w:w="2354"/>
           </w:tcPr>
           <w:p>
+            <w:pPr>
+              <w:spacing w:after="0" w:line="276" w:lineRule="auto"/>
+            </w:pPr>
             <w:r>
               <w:rPr>
                 <w:rFonts w:ascii="Times New Roman" w:hAnsi="Times New Roman"/>
                 <w:sz w:val="18"/>
               </w:rPr>
-              <w:t>Technical Systems Briefing</w:t>
+              <w:t>Technical Briefing</w:t>
             </w:r>
           </w:p>
         </w:tc>
@@ -295,12 +375,15 @@
             <w:tcW w:type="dxa" w:w="2354"/>
           </w:tcPr>
           <w:p>
+            <w:pPr>
+              <w:spacing w:after="0" w:line="276" w:lineRule="auto"/>
+            </w:pPr>
             <w:r>
               <w:rPr>
                 <w:rFonts w:ascii="Times New Roman" w:hAnsi="Times New Roman"/>
                 <w:sz w:val="18"/>
               </w:rPr>
-              <w:t>Briefing on AWS services. Reviewed EcoCash and InnBucks API documentation.</w:t>
+              <w:t>AWS services overview (Lambda, RDS, S3, SQS). Reviewed EcoCash and InnBucks API documentation. Studied payment reconciliation challenges.</w:t>
             </w:r>
           </w:p>
         </w:tc>
@@ -309,12 +392,15 @@
             <w:tcW w:type="dxa" w:w="2354"/>
           </w:tcPr>
           <w:p>
+            <w:pPr>
+              <w:spacing w:after="0" w:line="276" w:lineRule="auto"/>
+            </w:pPr>
             <w:r>
               <w:rPr>
                 <w:rFonts w:ascii="Times New Roman" w:hAnsi="Times New Roman"/>
                 <w:sz w:val="18"/>
               </w:rPr>
-              <w:t>AWS services, API analysis</w:t>
+              <w:t>AWS services, API analysis, payment systems</w:t>
             </w:r>
           </w:p>
         </w:tc>
@@ -325,12 +411,15 @@
             <w:tcW w:type="dxa" w:w="2354"/>
           </w:tcPr>
           <w:p>
+            <w:pPr>
+              <w:spacing w:after="0" w:line="276" w:lineRule="auto"/>
+            </w:pPr>
             <w:r>
               <w:rPr>
                 <w:rFonts w:ascii="Times New Roman" w:hAnsi="Times New Roman"/>
                 <w:sz w:val="18"/>
               </w:rPr>
-              <w:t>4 Oct 2025</w:t>
+              <w:t>4 Oct</w:t>
             </w:r>
           </w:p>
         </w:tc>
@@ -339,12 +428,15 @@
             <w:tcW w:type="dxa" w:w="2354"/>
           </w:tcPr>
           <w:p>
+            <w:pPr>
+              <w:spacing w:after="0" w:line="276" w:lineRule="auto"/>
+            </w:pPr>
             <w:r>
               <w:rPr>
                 <w:rFonts w:ascii="Times New Roman" w:hAnsi="Times New Roman"/>
                 <w:sz w:val="18"/>
               </w:rPr>
-              <w:t>Business Strategy Session</w:t>
+              <w:t>Business Strategy</w:t>
             </w:r>
           </w:p>
         </w:tc>
@@ -353,12 +445,15 @@
             <w:tcW w:type="dxa" w:w="2354"/>
           </w:tcPr>
           <w:p>
+            <w:pPr>
+              <w:spacing w:after="0" w:line="276" w:lineRule="auto"/>
+            </w:pPr>
             <w:r>
               <w:rPr>
                 <w:rFonts w:ascii="Times New Roman" w:hAnsi="Times New Roman"/>
                 <w:sz w:val="18"/>
               </w:rPr>
-              <w:t>Strategy meeting covering objectives, product roadmap, regulatory requirements.</w:t>
+              <w:t>Management strategy session on objectives, product roadmap, regulatory requirements (RBZ). Understood fintech compliance landscape.</w:t>
             </w:r>
           </w:p>
         </w:tc>
@@ -367,6 +462,9 @@
             <w:tcW w:type="dxa" w:w="2354"/>
           </w:tcPr>
           <w:p>
+            <w:pPr>
+              <w:spacing w:after="0" w:line="276" w:lineRule="auto"/>
+            </w:pPr>
             <w:r>
               <w:rPr>
                 <w:rFonts w:ascii="Times New Roman" w:hAnsi="Times New Roman"/>
@@ -383,12 +481,15 @@
             <w:tcW w:type="dxa" w:w="2354"/>
           </w:tcPr>
           <w:p>
+            <w:pPr>
+              <w:spacing w:after="0" w:line="276" w:lineRule="auto"/>
+            </w:pPr>
             <w:r>
               <w:rPr>
                 <w:rFonts w:ascii="Times New Roman" w:hAnsi="Times New Roman"/>
                 <w:sz w:val="18"/>
               </w:rPr>
-              <w:t>5 Oct 2025 (Fri)</w:t>
+              <w:t>5 Oct (Fri)</w:t>
             </w:r>
           </w:p>
         </w:tc>
@@ -397,12 +498,15 @@
             <w:tcW w:type="dxa" w:w="2354"/>
           </w:tcPr>
           <w:p>
+            <w:pPr>
+              <w:spacing w:after="0" w:line="276" w:lineRule="auto"/>
+            </w:pPr>
             <w:r>
               <w:rPr>
                 <w:rFonts w:ascii="Times New Roman" w:hAnsi="Times New Roman"/>
                 <w:sz w:val="18"/>
               </w:rPr>
-              <w:t>Week 1 Completion &amp; Planning</w:t>
+              <w:t>Week 1 Review</w:t>
             </w:r>
           </w:p>
         </w:tc>
@@ -411,12 +515,15 @@
             <w:tcW w:type="dxa" w:w="2354"/>
           </w:tcPr>
           <w:p>
+            <w:pPr>
+              <w:spacing w:after="0" w:line="276" w:lineRule="auto"/>
+            </w:pPr>
             <w:r>
               <w:rPr>
                 <w:rFonts w:ascii="Times New Roman" w:hAnsi="Times New Roman"/>
                 <w:sz w:val="18"/>
               </w:rPr>
-              <w:t>First week review with supervisor. Planned timeline for four research meetings.</w:t>
+              <w:t>Supervisor review of first week. Planned research meetings with four institutions. Established weekly meeting schedule.</w:t>
             </w:r>
           </w:p>
         </w:tc>
@@ -425,6 +532,9 @@
             <w:tcW w:type="dxa" w:w="2354"/>
           </w:tcPr>
           <w:p>
+            <w:pPr>
+              <w:spacing w:after="0" w:line="276" w:lineRule="auto"/>
+            </w:pPr>
             <w:r>
               <w:rPr>
                 <w:rFonts w:ascii="Times New Roman" w:hAnsi="Times New Roman"/>
@@ -441,12 +551,15 @@
             <w:tcW w:type="dxa" w:w="2354"/>
           </w:tcPr>
           <w:p>
+            <w:pPr>
+              <w:spacing w:after="0" w:line="276" w:lineRule="auto"/>
+            </w:pPr>
             <w:r>
               <w:rPr>
                 <w:rFonts w:ascii="Times New Roman" w:hAnsi="Times New Roman"/>
                 <w:sz w:val="18"/>
               </w:rPr>
-              <w:t>6-7 Oct 2025</w:t>
+              <w:t>6-7 Oct</w:t>
             </w:r>
           </w:p>
         </w:tc>
@@ -455,12 +568,15 @@
             <w:tcW w:type="dxa" w:w="2354"/>
           </w:tcPr>
           <w:p>
+            <w:pPr>
+              <w:spacing w:after="0" w:line="276" w:lineRule="auto"/>
+            </w:pPr>
             <w:r>
               <w:rPr>
                 <w:rFonts w:ascii="Times New Roman" w:hAnsi="Times New Roman"/>
                 <w:sz w:val="18"/>
               </w:rPr>
-              <w:t>EcoCash Research Prep</w:t>
+              <w:t>EcoCash Prep</w:t>
             </w:r>
           </w:p>
         </w:tc>
@@ -469,12 +585,15 @@
             <w:tcW w:type="dxa" w:w="2354"/>
           </w:tcPr>
           <w:p>
+            <w:pPr>
+              <w:spacing w:after="0" w:line="276" w:lineRule="auto"/>
+            </w:pPr>
             <w:r>
               <w:rPr>
                 <w:rFonts w:ascii="Times New Roman" w:hAnsi="Times New Roman"/>
                 <w:sz w:val="18"/>
               </w:rPr>
-              <w:t>Reviewed API documentation. Prepared meeting questions. Researched fintech ecosystem.</w:t>
+              <w:t>Reviewed extensive API documentation. Studied Java/Spring architecture, PostgreSQL design. Prepared detailed meeting questions. Researched competitor landscape.</w:t>
             </w:r>
           </w:p>
         </w:tc>
@@ -483,12 +602,15 @@
             <w:tcW w:type="dxa" w:w="2354"/>
           </w:tcPr>
           <w:p>
+            <w:pPr>
+              <w:spacing w:after="0" w:line="276" w:lineRule="auto"/>
+            </w:pPr>
             <w:r>
               <w:rPr>
                 <w:rFonts w:ascii="Times New Roman" w:hAnsi="Times New Roman"/>
                 <w:sz w:val="18"/>
               </w:rPr>
-              <w:t>Payment systems research, documentation analysis</w:t>
+              <w:t>API documentation, technical research</w:t>
             </w:r>
           </w:p>
         </w:tc>
@@ -499,12 +621,15 @@
             <w:tcW w:type="dxa" w:w="2354"/>
           </w:tcPr>
           <w:p>
+            <w:pPr>
+              <w:spacing w:after="0" w:line="276" w:lineRule="auto"/>
+            </w:pPr>
             <w:r>
               <w:rPr>
                 <w:rFonts w:ascii="Times New Roman" w:hAnsi="Times New Roman"/>
                 <w:sz w:val="18"/>
               </w:rPr>
-              <w:t>8 Oct 2025 (Wed)</w:t>
+              <w:t>8 Oct (Wed)</w:t>
             </w:r>
           </w:p>
         </w:tc>
@@ -513,12 +638,15 @@
             <w:tcW w:type="dxa" w:w="2354"/>
           </w:tcPr>
           <w:p>
+            <w:pPr>
+              <w:spacing w:after="0" w:line="276" w:lineRule="auto"/>
+            </w:pPr>
             <w:r>
               <w:rPr>
                 <w:rFonts w:ascii="Times New Roman" w:hAnsi="Times New Roman"/>
                 <w:sz w:val="18"/>
               </w:rPr>
-              <w:t>ECOCASH PHYSICAL MEETING</w:t>
+              <w:t>ECOCASH MEETING</w:t>
             </w:r>
           </w:p>
         </w:tc>
@@ -527,12 +655,15 @@
             <w:tcW w:type="dxa" w:w="2354"/>
           </w:tcPr>
           <w:p>
+            <w:pPr>
+              <w:spacing w:after="0" w:line="276" w:lineRule="auto"/>
+            </w:pPr>
             <w:r>
               <w:rPr>
                 <w:rFonts w:ascii="Times New Roman" w:hAnsi="Times New Roman"/>
                 <w:sz w:val="18"/>
               </w:rPr>
-              <w:t>Econet HQ meeting (2 hours). Learned: Java/Spring, PostgreSQL, 94-97% success, 2-5% fees, async processing, peak times 6-9am/5-8pm.</w:t>
+              <w:t>Econet HQ (2 hours). Learned: Java/Spring/PostgreSQL, 94-97% success rates, 2-5% fees, async processing, 24-48hr reconciliation, peak volumes 6-9am/5-8pm. Discussed retry mechanisms and error codes.</w:t>
             </w:r>
           </w:p>
         </w:tc>
@@ -541,12 +672,15 @@
             <w:tcW w:type="dxa" w:w="2354"/>
           </w:tcPr>
           <w:p>
+            <w:pPr>
+              <w:spacing w:after="0" w:line="276" w:lineRule="auto"/>
+            </w:pPr>
             <w:r>
               <w:rPr>
                 <w:rFonts w:ascii="Times New Roman" w:hAnsi="Times New Roman"/>
                 <w:sz w:val="18"/>
               </w:rPr>
-              <w:t>Payment architecture, integration strategy, negotiation</w:t>
+              <w:t>Payment architecture, negotiation</w:t>
             </w:r>
           </w:p>
         </w:tc>
@@ -557,12 +691,15 @@
             <w:tcW w:type="dxa" w:w="2354"/>
           </w:tcPr>
           <w:p>
+            <w:pPr>
+              <w:spacing w:after="0" w:line="276" w:lineRule="auto"/>
+            </w:pPr>
             <w:r>
               <w:rPr>
                 <w:rFonts w:ascii="Times New Roman" w:hAnsi="Times New Roman"/>
                 <w:sz w:val="18"/>
               </w:rPr>
-              <w:t>9 Oct 2025</w:t>
+              <w:t>9 Oct</w:t>
             </w:r>
           </w:p>
         </w:tc>
@@ -571,12 +708,15 @@
             <w:tcW w:type="dxa" w:w="2354"/>
           </w:tcPr>
           <w:p>
+            <w:pPr>
+              <w:spacing w:after="0" w:line="276" w:lineRule="auto"/>
+            </w:pPr>
             <w:r>
               <w:rPr>
                 <w:rFonts w:ascii="Times New Roman" w:hAnsi="Times New Roman"/>
                 <w:sz w:val="18"/>
               </w:rPr>
-              <w:t>EcoCash Documentation</w:t>
+              <w:t>EcoCash Analysis</w:t>
             </w:r>
           </w:p>
         </w:tc>
@@ -585,12 +725,15 @@
             <w:tcW w:type="dxa" w:w="2354"/>
           </w:tcPr>
           <w:p>
+            <w:pPr>
+              <w:spacing w:after="0" w:line="276" w:lineRule="auto"/>
+            </w:pPr>
             <w:r>
               <w:rPr>
                 <w:rFonts w:ascii="Times New Roman" w:hAnsi="Times New Roman"/>
                 <w:sz w:val="18"/>
               </w:rPr>
-              <w:t>Documented findings. Analyzed integration challenges. Created implementation recommendations.</w:t>
+              <w:t>Documented findings comprehensively. Analyzed integration challenges: async handling, timeouts, credential security. Created recommendations.</w:t>
             </w:r>
           </w:p>
         </w:tc>
@@ -599,6 +742,9 @@
             <w:tcW w:type="dxa" w:w="2354"/>
           </w:tcPr>
           <w:p>
+            <w:pPr>
+              <w:spacing w:after="0" w:line="276" w:lineRule="auto"/>
+            </w:pPr>
             <w:r>
               <w:rPr>
                 <w:rFonts w:ascii="Times New Roman" w:hAnsi="Times New Roman"/>
@@ -615,12 +761,15 @@
             <w:tcW w:type="dxa" w:w="2354"/>
           </w:tcPr>
           <w:p>
+            <w:pPr>
+              <w:spacing w:after="0" w:line="276" w:lineRule="auto"/>
+            </w:pPr>
             <w:r>
               <w:rPr>
                 <w:rFonts w:ascii="Times New Roman" w:hAnsi="Times New Roman"/>
                 <w:sz w:val="18"/>
               </w:rPr>
-              <w:t>13 Oct 2025 (Mon)</w:t>
+              <w:t>13 Oct (Mon)</w:t>
             </w:r>
           </w:p>
         </w:tc>
@@ -629,12 +778,15 @@
             <w:tcW w:type="dxa" w:w="2354"/>
           </w:tcPr>
           <w:p>
+            <w:pPr>
+              <w:spacing w:after="0" w:line="276" w:lineRule="auto"/>
+            </w:pPr>
             <w:r>
               <w:rPr>
                 <w:rFonts w:ascii="Times New Roman" w:hAnsi="Times New Roman"/>
                 <w:sz w:val="18"/>
               </w:rPr>
-              <w:t>InnBucks Research Prep</w:t>
+              <w:t>InnBucks Prep</w:t>
             </w:r>
           </w:p>
         </w:tc>
@@ -643,12 +795,15 @@
             <w:tcW w:type="dxa" w:w="2354"/>
           </w:tcPr>
           <w:p>
+            <w:pPr>
+              <w:spacing w:after="0" w:line="276" w:lineRule="auto"/>
+            </w:pPr>
             <w:r>
               <w:rPr>
                 <w:rFonts w:ascii="Times New Roman" w:hAnsi="Times New Roman"/>
                 <w:sz w:val="18"/>
               </w:rPr>
-              <w:t>Reviewed InnBucks API and OAuth 2.0. Analyzed competitive positioning.</w:t>
+              <w:t>Reviewed modern RESTful architecture. Studied OAuth 2.0, webhook notifications. Analyzed business positioning vs EcoCash.</w:t>
             </w:r>
           </w:p>
         </w:tc>
@@ -657,12 +812,15 @@
             <w:tcW w:type="dxa" w:w="2354"/>
           </w:tcPr>
           <w:p>
+            <w:pPr>
+              <w:spacing w:after="0" w:line="276" w:lineRule="auto"/>
+            </w:pPr>
             <w:r>
               <w:rPr>
                 <w:rFonts w:ascii="Times New Roman" w:hAnsi="Times New Roman"/>
                 <w:sz w:val="18"/>
               </w:rPr>
-              <w:t>Modern API design, OAuth, competitive analysis</w:t>
+              <w:t>Modern architecture, OAuth concepts</w:t>
             </w:r>
           </w:p>
         </w:tc>
@@ -673,12 +831,15 @@
             <w:tcW w:type="dxa" w:w="2354"/>
           </w:tcPr>
           <w:p>
+            <w:pPr>
+              <w:spacing w:after="0" w:line="276" w:lineRule="auto"/>
+            </w:pPr>
             <w:r>
               <w:rPr>
                 <w:rFonts w:ascii="Times New Roman" w:hAnsi="Times New Roman"/>
                 <w:sz w:val="18"/>
               </w:rPr>
-              <w:t>15 Oct 2025 (Wed)</w:t>
+              <w:t>15 Oct (Wed)</w:t>
             </w:r>
           </w:p>
         </w:tc>
@@ -687,12 +848,15 @@
             <w:tcW w:type="dxa" w:w="2354"/>
           </w:tcPr>
           <w:p>
+            <w:pPr>
+              <w:spacing w:after="0" w:line="276" w:lineRule="auto"/>
+            </w:pPr>
             <w:r>
               <w:rPr>
                 <w:rFonts w:ascii="Times New Roman" w:hAnsi="Times New Roman"/>
                 <w:sz w:val="18"/>
               </w:rPr>
-              <w:t>INNBUCKS PHYSICAL MEETING</w:t>
+              <w:t>INNBUCKS MEETING</w:t>
             </w:r>
           </w:p>
         </w:tc>
@@ -701,12 +865,15 @@
             <w:tcW w:type="dxa" w:w="2354"/>
           </w:tcPr>
           <w:p>
+            <w:pPr>
+              <w:spacing w:after="0" w:line="276" w:lineRule="auto"/>
+            </w:pPr>
             <w:r>
               <w:rPr>
                 <w:rFonts w:ascii="Times New Roman" w:hAnsi="Times New Roman"/>
                 <w:sz w:val="18"/>
               </w:rPr>
-              <w:t>Innstrive offices meeting (1.5 hours). Learned: Node.js, OAuth 2.0, webhooks, 91-93% success, 100 req/min limit.</w:t>
+              <w:t>Innstrive offices (1.5 hours). Learned: Node.js, OAuth 2.0, JSON, webhooks, 91-93% success rates, 100 req/min limit. Discussed geographic liquidity challenges.</w:t>
             </w:r>
           </w:p>
         </w:tc>
@@ -715,12 +882,15 @@
             <w:tcW w:type="dxa" w:w="2354"/>
           </w:tcPr>
           <w:p>
+            <w:pPr>
+              <w:spacing w:after="0" w:line="276" w:lineRule="auto"/>
+            </w:pPr>
             <w:r>
               <w:rPr>
                 <w:rFonts w:ascii="Times New Roman" w:hAnsi="Times New Roman"/>
                 <w:sz w:val="18"/>
               </w:rPr>
-              <w:t>Modern architecture, webhook integration</w:t>
+              <w:t>Modern API design, webhook integration</w:t>
             </w:r>
           </w:p>
         </w:tc>
@@ -731,12 +901,15 @@
             <w:tcW w:type="dxa" w:w="2354"/>
           </w:tcPr>
           <w:p>
+            <w:pPr>
+              <w:spacing w:after="0" w:line="276" w:lineRule="auto"/>
+            </w:pPr>
             <w:r>
               <w:rPr>
                 <w:rFonts w:ascii="Times New Roman" w:hAnsi="Times New Roman"/>
                 <w:sz w:val="18"/>
               </w:rPr>
-              <w:t>16 Oct 2025</w:t>
+              <w:t>16 Oct</w:t>
             </w:r>
           </w:p>
         </w:tc>
@@ -745,6 +918,9 @@
             <w:tcW w:type="dxa" w:w="2354"/>
           </w:tcPr>
           <w:p>
+            <w:pPr>
+              <w:spacing w:after="0" w:line="276" w:lineRule="auto"/>
+            </w:pPr>
             <w:r>
               <w:rPr>
                 <w:rFonts w:ascii="Times New Roman" w:hAnsi="Times New Roman"/>
@@ -759,12 +935,15 @@
             <w:tcW w:type="dxa" w:w="2354"/>
           </w:tcPr>
           <w:p>
+            <w:pPr>
+              <w:spacing w:after="0" w:line="276" w:lineRule="auto"/>
+            </w:pPr>
             <w:r>
               <w:rPr>
                 <w:rFonts w:ascii="Times New Roman" w:hAnsi="Times New Roman"/>
                 <w:sz w:val="18"/>
               </w:rPr>
-              <w:t>Comparative analysis of EcoCash vs InnBucks. Assessed business models and API design.</w:t>
+              <w:t>Comparative EcoCash vs InnBucks analysis. Evaluated strengths, weaknesses, business models. Recommended secondary provider strategy.</w:t>
             </w:r>
           </w:p>
         </w:tc>
@@ -773,26 +952,24 @@
             <w:tcW w:type="dxa" w:w="2354"/>
           </w:tcPr>
           <w:p>
+            <w:pPr>
+              <w:spacing w:after="0" w:line="276" w:lineRule="auto"/>
+            </w:pPr>
             <w:r>
               <w:rPr>
                 <w:rFonts w:ascii="Times New Roman" w:hAnsi="Times New Roman"/>
                 <w:sz w:val="18"/>
               </w:rPr>
-              <w:t>Comparative analysis, business evaluation</w:t>
+              <w:t>Comparative analysis, business assessment</w:t>
             </w:r>
           </w:p>
         </w:tc>
       </w:tr>
     </w:tbl>
     <w:p>
-      <w:r>
-        <w:br w:type="page"/>
-      </w:r>
-    </w:p>
-    <w:p>
       <w:pPr>
+        <w:spacing w:before="120" w:after="60"/>
         <w:jc w:val="left"/>
-        <w:spacing w:line="480" w:lineRule="auto"/>
       </w:pPr>
       <w:r>
         <w:rPr>
@@ -824,7 +1001,7 @@
             <w:r>
               <w:rPr>
                 <w:b/>
-                <w:sz w:val="22"/>
+                <w:sz w:val="20"/>
               </w:rPr>
               <w:t>Date</w:t>
             </w:r>
@@ -838,7 +1015,7 @@
             <w:r>
               <w:rPr>
                 <w:b/>
-                <w:sz w:val="22"/>
+                <w:sz w:val="20"/>
               </w:rPr>
               <w:t>Activity/Task</w:t>
             </w:r>
@@ -852,7 +1029,7 @@
             <w:r>
               <w:rPr>
                 <w:b/>
-                <w:sz w:val="22"/>
+                <w:sz w:val="20"/>
               </w:rPr>
               <w:t>Details &amp; Findings</w:t>
             </w:r>
@@ -866,7 +1043,7 @@
             <w:r>
               <w:rPr>
                 <w:b/>
-                <w:sz w:val="22"/>
+                <w:sz w:val="20"/>
               </w:rPr>
               <w:t>Skills Developed</w:t>
             </w:r>
@@ -879,12 +1056,14 @@
             <w:tcW w:type="dxa" w:w="2354"/>
           </w:tcPr>
           <w:p>
+            <w:pPr>
+              <w:spacing w:after="0" w:line="276" w:lineRule="auto"/>
+            </w:pPr>
             <w:r>
               <w:rPr>
-                <w:rFonts w:ascii="Times New Roman" w:hAnsi="Times New Roman"/>
                 <w:sz w:val="18"/>
               </w:rPr>
-              <w:t>3 Nov 2025 (Mon)</w:t>
+              <w:t>3 Nov (Mon)</w:t>
             </w:r>
           </w:p>
         </w:tc>
@@ -893,12 +1072,14 @@
             <w:tcW w:type="dxa" w:w="2354"/>
           </w:tcPr>
           <w:p>
+            <w:pPr>
+              <w:spacing w:after="0" w:line="276" w:lineRule="auto"/>
+            </w:pPr>
             <w:r>
               <w:rPr>
-                <w:rFonts w:ascii="Times New Roman" w:hAnsi="Times New Roman"/>
                 <w:sz w:val="18"/>
               </w:rPr>
-              <w:t>Omari Research Prep</w:t>
+              <w:t>Omari Prep</w:t>
             </w:r>
           </w:p>
         </w:tc>
@@ -907,12 +1088,14 @@
             <w:tcW w:type="dxa" w:w="2354"/>
           </w:tcPr>
           <w:p>
+            <w:pPr>
+              <w:spacing w:after="0" w:line="276" w:lineRule="auto"/>
+            </w:pPr>
             <w:r>
               <w:rPr>
-                <w:rFonts w:ascii="Times New Roman" w:hAnsi="Times New Roman"/>
                 <w:sz w:val="18"/>
               </w:rPr>
-              <w:t>Researched Omari digital lending platform. Reviewed ML credit scoring methodology.</w:t>
+              <w:t>Researched digital lending platform. Studied ML credit scoring, feature engineering, ensemble methods. Reviewed 85%+ repayment rates in informal sector.</w:t>
             </w:r>
           </w:p>
         </w:tc>
@@ -921,12 +1104,14 @@
             <w:tcW w:type="dxa" w:w="2354"/>
           </w:tcPr>
           <w:p>
+            <w:pPr>
+              <w:spacing w:after="0" w:line="276" w:lineRule="auto"/>
+            </w:pPr>
             <w:r>
               <w:rPr>
-                <w:rFonts w:ascii="Times New Roman" w:hAnsi="Times New Roman"/>
                 <w:sz w:val="18"/>
               </w:rPr>
-              <w:t>Credit scoring systems, ML concepts</w:t>
+              <w:t>Credit scoring, ML concepts</w:t>
             </w:r>
           </w:p>
         </w:tc>
@@ -937,12 +1122,14 @@
             <w:tcW w:type="dxa" w:w="2354"/>
           </w:tcPr>
           <w:p>
+            <w:pPr>
+              <w:spacing w:after="0" w:line="276" w:lineRule="auto"/>
+            </w:pPr>
             <w:r>
               <w:rPr>
-                <w:rFonts w:ascii="Times New Roman" w:hAnsi="Times New Roman"/>
                 <w:sz w:val="18"/>
               </w:rPr>
-              <w:t>5 Nov 2025 (Wed)</w:t>
+              <w:t>5 Nov (Wed)</w:t>
             </w:r>
           </w:p>
         </w:tc>
@@ -951,12 +1138,14 @@
             <w:tcW w:type="dxa" w:w="2354"/>
           </w:tcPr>
           <w:p>
+            <w:pPr>
+              <w:spacing w:after="0" w:line="276" w:lineRule="auto"/>
+            </w:pPr>
             <w:r>
               <w:rPr>
-                <w:rFonts w:ascii="Times New Roman" w:hAnsi="Times New Roman"/>
                 <w:sz w:val="18"/>
               </w:rPr>
-              <w:t>OMARI PHYSICAL MEETING</w:t>
+              <w:t>OMARI MEETING</w:t>
             </w:r>
           </w:p>
         </w:tc>
@@ -965,12 +1154,14 @@
             <w:tcW w:type="dxa" w:w="2354"/>
           </w:tcPr>
           <w:p>
+            <w:pPr>
+              <w:spacing w:after="0" w:line="276" w:lineRule="auto"/>
+            </w:pPr>
             <w:r>
               <w:rPr>
-                <w:rFonts w:ascii="Times New Roman" w:hAnsi="Times New Roman"/>
                 <w:sz w:val="18"/>
               </w:rPr>
-              <w:t>Omari offices meeting (2 hours). Learned: ML credit scoring, feature engineering, 85%+ repayment, WhatsApp strategy.</w:t>
+              <w:t>Omari offices (2 hours). Learned: ML-based scoring, feature engineering, real-time decisions, 85%+ repayment, WhatsApp acquisition, frictionless onboarding. Discussed alternative credit data sources.</w:t>
             </w:r>
           </w:p>
         </w:tc>
@@ -979,12 +1170,14 @@
             <w:tcW w:type="dxa" w:w="2354"/>
           </w:tcPr>
           <w:p>
+            <w:pPr>
+              <w:spacing w:after="0" w:line="276" w:lineRule="auto"/>
+            </w:pPr>
             <w:r>
               <w:rPr>
-                <w:rFonts w:ascii="Times New Roman" w:hAnsi="Times New Roman"/>
                 <w:sz w:val="18"/>
               </w:rPr>
-              <w:t>ML concepts, credit assessment, acquisition strategy</w:t>
+              <w:t>ML credit assessment, acquisition strategy</w:t>
             </w:r>
           </w:p>
         </w:tc>
@@ -995,12 +1188,14 @@
             <w:tcW w:type="dxa" w:w="2354"/>
           </w:tcPr>
           <w:p>
+            <w:pPr>
+              <w:spacing w:after="0" w:line="276" w:lineRule="auto"/>
+            </w:pPr>
             <w:r>
               <w:rPr>
-                <w:rFonts w:ascii="Times New Roman" w:hAnsi="Times New Roman"/>
                 <w:sz w:val="18"/>
               </w:rPr>
-              <w:t>6 Nov 2025</w:t>
+              <w:t>6 Nov</w:t>
             </w:r>
           </w:p>
         </w:tc>
@@ -1009,9 +1204,11 @@
             <w:tcW w:type="dxa" w:w="2354"/>
           </w:tcPr>
           <w:p>
+            <w:pPr>
+              <w:spacing w:after="0" w:line="276" w:lineRule="auto"/>
+            </w:pPr>
             <w:r>
               <w:rPr>
-                <w:rFonts w:ascii="Times New Roman" w:hAnsi="Times New Roman"/>
                 <w:sz w:val="18"/>
               </w:rPr>
               <w:t>Omari Analysis</w:t>
@@ -1023,12 +1220,14 @@
             <w:tcW w:type="dxa" w:w="2354"/>
           </w:tcPr>
           <w:p>
+            <w:pPr>
+              <w:spacing w:after="0" w:line="276" w:lineRule="auto"/>
+            </w:pPr>
             <w:r>
               <w:rPr>
-                <w:rFonts w:ascii="Times New Roman" w:hAnsi="Times New Roman"/>
                 <w:sz w:val="18"/>
               </w:rPr>
-              <w:t>Analyzed findings. Created competitive benchmarking. Identified SWOT analysis.</w:t>
+              <w:t>Competitive benchmarking vs Lynia. SWOT analysis completed. Identified customer experience strengths and growth factors.</w:t>
             </w:r>
           </w:p>
         </w:tc>
@@ -1037,9 +1236,11 @@
             <w:tcW w:type="dxa" w:w="2354"/>
           </w:tcPr>
           <w:p>
+            <w:pPr>
+              <w:spacing w:after="0" w:line="276" w:lineRule="auto"/>
+            </w:pPr>
             <w:r>
               <w:rPr>
-                <w:rFonts w:ascii="Times New Roman" w:hAnsi="Times New Roman"/>
                 <w:sz w:val="18"/>
               </w:rPr>
               <w:t>Competitive analysis, benchmarking</w:t>
@@ -1053,12 +1254,14 @@
             <w:tcW w:type="dxa" w:w="2354"/>
           </w:tcPr>
           <w:p>
+            <w:pPr>
+              <w:spacing w:after="0" w:line="276" w:lineRule="auto"/>
+            </w:pPr>
             <w:r>
               <w:rPr>
-                <w:rFonts w:ascii="Times New Roman" w:hAnsi="Times New Roman"/>
                 <w:sz w:val="18"/>
               </w:rPr>
-              <w:t>10 Nov 2025 (Mon)</w:t>
+              <w:t>10 Nov (Mon)</w:t>
             </w:r>
           </w:p>
         </w:tc>
@@ -1067,12 +1270,14 @@
             <w:tcW w:type="dxa" w:w="2354"/>
           </w:tcPr>
           <w:p>
+            <w:pPr>
+              <w:spacing w:after="0" w:line="276" w:lineRule="auto"/>
+            </w:pPr>
             <w:r>
               <w:rPr>
-                <w:rFonts w:ascii="Times New Roman" w:hAnsi="Times New Roman"/>
                 <w:sz w:val="18"/>
               </w:rPr>
-              <w:t>SSB Research Prep</w:t>
+              <w:t>SSB Prep</w:t>
             </w:r>
           </w:p>
         </w:tc>
@@ -1081,12 +1286,14 @@
             <w:tcW w:type="dxa" w:w="2354"/>
           </w:tcPr>
           <w:p>
+            <w:pPr>
+              <w:spacing w:after="0" w:line="276" w:lineRule="auto"/>
+            </w:pPr>
             <w:r>
               <w:rPr>
-                <w:rFonts w:ascii="Times New Roman" w:hAnsi="Times New Roman"/>
                 <w:sz w:val="18"/>
               </w:rPr>
-              <w:t>Researched salary-linked lending model and RBZ regulatory framework.</w:t>
+              <w:t>Researched salary-linked lending model. Studied RBZ regulations. Reviewed civil service integration requirements.</w:t>
             </w:r>
           </w:p>
         </w:tc>
@@ -1095,9 +1302,11 @@
             <w:tcW w:type="dxa" w:w="2354"/>
           </w:tcPr>
           <w:p>
+            <w:pPr>
+              <w:spacing w:after="0" w:line="276" w:lineRule="auto"/>
+            </w:pPr>
             <w:r>
               <w:rPr>
-                <w:rFonts w:ascii="Times New Roman" w:hAnsi="Times New Roman"/>
                 <w:sz w:val="18"/>
               </w:rPr>
               <w:t>Government lending, regulatory research</w:t>
@@ -1111,12 +1320,14 @@
             <w:tcW w:type="dxa" w:w="2354"/>
           </w:tcPr>
           <w:p>
+            <w:pPr>
+              <w:spacing w:after="0" w:line="276" w:lineRule="auto"/>
+            </w:pPr>
             <w:r>
               <w:rPr>
-                <w:rFonts w:ascii="Times New Roman" w:hAnsi="Times New Roman"/>
                 <w:sz w:val="18"/>
               </w:rPr>
-              <w:t>12 Nov 2025 (Wed)</w:t>
+              <w:t>12 Nov (Wed)</w:t>
             </w:r>
           </w:p>
         </w:tc>
@@ -1125,12 +1336,14 @@
             <w:tcW w:type="dxa" w:w="2354"/>
           </w:tcPr>
           <w:p>
+            <w:pPr>
+              <w:spacing w:after="0" w:line="276" w:lineRule="auto"/>
+            </w:pPr>
             <w:r>
               <w:rPr>
-                <w:rFonts w:ascii="Times New Roman" w:hAnsi="Times New Roman"/>
                 <w:sz w:val="18"/>
               </w:rPr>
-              <w:t>SSB PHYSICAL MEETING</w:t>
+              <w:t>SSB MEETING</w:t>
             </w:r>
           </w:p>
         </w:tc>
@@ -1139,12 +1352,14 @@
             <w:tcW w:type="dxa" w:w="2354"/>
           </w:tcPr>
           <w:p>
+            <w:pPr>
+              <w:spacing w:after="0" w:line="276" w:lineRule="auto"/>
+            </w:pPr>
             <w:r>
               <w:rPr>
-                <w:rFonts w:ascii="Times New Roman" w:hAnsi="Times New Roman"/>
                 <w:sz w:val="18"/>
               </w:rPr>
-              <w:t>SSB HQ meeting (2.5 hours). Learned: salary deduction integration, 300k+ market, near-zero defaults.</w:t>
+              <w:t>SSB HQ (2.5 hours). Learned: salary deduction integration, 300,000+ civil servants market, near-zero defaults, legacy systems, modernization opportunities. Discussed partnership potential.</w:t>
             </w:r>
           </w:p>
         </w:tc>
@@ -1153,9 +1368,11 @@
             <w:tcW w:type="dxa" w:w="2354"/>
           </w:tcPr>
           <w:p>
+            <w:pPr>
+              <w:spacing w:after="0" w:line="276" w:lineRule="auto"/>
+            </w:pPr>
             <w:r>
               <w:rPr>
-                <w:rFonts w:ascii="Times New Roman" w:hAnsi="Times New Roman"/>
                 <w:sz w:val="18"/>
               </w:rPr>
               <w:t>Government systems, salary-linked lending</w:t>
@@ -1169,12 +1386,14 @@
             <w:tcW w:type="dxa" w:w="2354"/>
           </w:tcPr>
           <w:p>
+            <w:pPr>
+              <w:spacing w:after="0" w:line="276" w:lineRule="auto"/>
+            </w:pPr>
             <w:r>
               <w:rPr>
-                <w:rFonts w:ascii="Times New Roman" w:hAnsi="Times New Roman"/>
                 <w:sz w:val="18"/>
               </w:rPr>
-              <w:t>13 Nov 2025</w:t>
+              <w:t>13 Nov</w:t>
             </w:r>
           </w:p>
         </w:tc>
@@ -1183,9 +1402,11 @@
             <w:tcW w:type="dxa" w:w="2354"/>
           </w:tcPr>
           <w:p>
+            <w:pPr>
+              <w:spacing w:after="0" w:line="276" w:lineRule="auto"/>
+            </w:pPr>
             <w:r>
               <w:rPr>
-                <w:rFonts w:ascii="Times New Roman" w:hAnsi="Times New Roman"/>
                 <w:sz w:val="18"/>
               </w:rPr>
               <w:t>SSB Analysis</w:t>
@@ -1197,12 +1418,14 @@
             <w:tcW w:type="dxa" w:w="2354"/>
           </w:tcPr>
           <w:p>
+            <w:pPr>
+              <w:spacing w:after="0" w:line="276" w:lineRule="auto"/>
+            </w:pPr>
             <w:r>
               <w:rPr>
-                <w:rFonts w:ascii="Times New Roman" w:hAnsi="Times New Roman"/>
                 <w:sz w:val="18"/>
               </w:rPr>
-              <w:t>Analyzed findings. Assessed market opportunity. Created implementation roadmap.</w:t>
+              <w:t>Documented findings. Assessed market opportunity and competitive positioning. Created partnership implementation roadmap.</w:t>
             </w:r>
           </w:p>
         </w:tc>
@@ -1211,9 +1434,11 @@
             <w:tcW w:type="dxa" w:w="2354"/>
           </w:tcPr>
           <w:p>
+            <w:pPr>
+              <w:spacing w:after="0" w:line="276" w:lineRule="auto"/>
+            </w:pPr>
             <w:r>
               <w:rPr>
-                <w:rFonts w:ascii="Times New Roman" w:hAnsi="Times New Roman"/>
                 <w:sz w:val="18"/>
               </w:rPr>
               <w:t>Strategic planning, market analysis</w:t>
@@ -1223,14 +1448,9 @@
       </w:tr>
     </w:tbl>
     <w:p>
-      <w:r>
-        <w:br w:type="page"/>
-      </w:r>
-    </w:p>
-    <w:p>
       <w:pPr>
+        <w:spacing w:before="120" w:after="60"/>
         <w:jc w:val="left"/>
-        <w:spacing w:line="480" w:lineRule="auto"/>
       </w:pPr>
       <w:r>
         <w:rPr>
@@ -1262,7 +1482,7 @@
             <w:r>
               <w:rPr>
                 <w:b/>
-                <w:sz w:val="22"/>
+                <w:sz w:val="20"/>
               </w:rPr>
               <w:t>Date</w:t>
             </w:r>
@@ -1276,7 +1496,7 @@
             <w:r>
               <w:rPr>
                 <w:b/>
-                <w:sz w:val="22"/>
+                <w:sz w:val="20"/>
               </w:rPr>
               <w:t>Activity/Task</w:t>
             </w:r>
@@ -1290,7 +1510,7 @@
             <w:r>
               <w:rPr>
                 <w:b/>
-                <w:sz w:val="22"/>
+                <w:sz w:val="20"/>
               </w:rPr>
               <w:t>Details &amp; Findings</w:t>
             </w:r>
@@ -1304,7 +1524,7 @@
             <w:r>
               <w:rPr>
                 <w:b/>
-                <w:sz w:val="22"/>
+                <w:sz w:val="20"/>
               </w:rPr>
               <w:t>Skills Developed</w:t>
             </w:r>
@@ -1317,12 +1537,14 @@
             <w:tcW w:type="dxa" w:w="2354"/>
           </w:tcPr>
           <w:p>
+            <w:pPr>
+              <w:spacing w:after="0" w:line="276" w:lineRule="auto"/>
+            </w:pPr>
             <w:r>
               <w:rPr>
-                <w:rFonts w:ascii="Times New Roman" w:hAnsi="Times New Roman"/>
                 <w:sz w:val="18"/>
               </w:rPr>
-              <w:t>1 Dec 2025</w:t>
+              <w:t>1 Dec</w:t>
             </w:r>
           </w:p>
         </w:tc>
@@ -1331,12 +1553,14 @@
             <w:tcW w:type="dxa" w:w="2354"/>
           </w:tcPr>
           <w:p>
+            <w:pPr>
+              <w:spacing w:after="0" w:line="276" w:lineRule="auto"/>
+            </w:pPr>
             <w:r>
               <w:rPr>
-                <w:rFonts w:ascii="Times New Roman" w:hAnsi="Times New Roman"/>
                 <w:sz w:val="18"/>
               </w:rPr>
-              <w:t>Research Summary &amp; Project Initiation</w:t>
+              <w:t>Research Summary &amp; Project Start</w:t>
             </w:r>
           </w:p>
         </w:tc>
@@ -1345,12 +1569,14 @@
             <w:tcW w:type="dxa" w:w="2354"/>
           </w:tcPr>
           <w:p>
+            <w:pPr>
+              <w:spacing w:after="0" w:line="276" w:lineRule="auto"/>
+            </w:pPr>
             <w:r>
               <w:rPr>
-                <w:rFonts w:ascii="Times New Roman" w:hAnsi="Times New Roman"/>
                 <w:sz w:val="18"/>
               </w:rPr>
-              <w:t>Completed research consolidation. Initiated Payment Reconciliation System. Designed AWS Lambda/SQS architecture.</w:t>
+              <w:t>Consolidated all research findings. Initiated Payment Reconciliation System. Designed AWS Lambda/SQS distributed architecture. Technical design documented.</w:t>
             </w:r>
           </w:p>
         </w:tc>
@@ -1359,12 +1585,14 @@
             <w:tcW w:type="dxa" w:w="2354"/>
           </w:tcPr>
           <w:p>
+            <w:pPr>
+              <w:spacing w:after="0" w:line="276" w:lineRule="auto"/>
+            </w:pPr>
             <w:r>
               <w:rPr>
-                <w:rFonts w:ascii="Times New Roman" w:hAnsi="Times New Roman"/>
                 <w:sz w:val="18"/>
               </w:rPr>
-              <w:t>Project management, technical architecture</w:t>
+              <w:t>Project management, architecture design</w:t>
             </w:r>
           </w:p>
         </w:tc>
@@ -1375,12 +1603,14 @@
             <w:tcW w:type="dxa" w:w="2354"/>
           </w:tcPr>
           <w:p>
+            <w:pPr>
+              <w:spacing w:after="0" w:line="276" w:lineRule="auto"/>
+            </w:pPr>
             <w:r>
               <w:rPr>
-                <w:rFonts w:ascii="Times New Roman" w:hAnsi="Times New Roman"/>
                 <w:sz w:val="18"/>
               </w:rPr>
-              <w:t>2-5 Dec 2025</w:t>
+              <w:t>2-5 Dec</w:t>
             </w:r>
           </w:p>
         </w:tc>
@@ -1389,12 +1619,14 @@
             <w:tcW w:type="dxa" w:w="2354"/>
           </w:tcPr>
           <w:p>
+            <w:pPr>
+              <w:spacing w:after="0" w:line="276" w:lineRule="auto"/>
+            </w:pPr>
             <w:r>
               <w:rPr>
-                <w:rFonts w:ascii="Times New Roman" w:hAnsi="Times New Roman"/>
                 <w:sz w:val="18"/>
               </w:rPr>
-              <w:t>Reconciliation System Development</w:t>
+              <w:t>Reconciliation System Dev</w:t>
             </w:r>
           </w:p>
         </w:tc>
@@ -1403,12 +1635,14 @@
             <w:tcW w:type="dxa" w:w="2354"/>
           </w:tcPr>
           <w:p>
+            <w:pPr>
+              <w:spacing w:after="0" w:line="276" w:lineRule="auto"/>
+            </w:pPr>
             <w:r>
               <w:rPr>
-                <w:rFonts w:ascii="Times New Roman" w:hAnsi="Times New Roman"/>
                 <w:sz w:val="18"/>
               </w:rPr>
-              <w:t>Designed key components. Started Node.js/TypeScript implementation.</w:t>
+              <w:t>Designed components: Transaction State Management, Reconciliation Engine, Callback Handlers, Discrepancy Detection. Began Node.js/TypeScript implementation.</w:t>
             </w:r>
           </w:p>
         </w:tc>
@@ -1417,9 +1651,11 @@
             <w:tcW w:type="dxa" w:w="2354"/>
           </w:tcPr>
           <w:p>
+            <w:pPr>
+              <w:spacing w:after="0" w:line="276" w:lineRule="auto"/>
+            </w:pPr>
             <w:r>
               <w:rPr>
-                <w:rFonts w:ascii="Times New Roman" w:hAnsi="Times New Roman"/>
                 <w:sz w:val="18"/>
               </w:rPr>
               <w:t>System architecture, Node.js development</w:t>
@@ -1433,12 +1669,14 @@
             <w:tcW w:type="dxa" w:w="2354"/>
           </w:tcPr>
           <w:p>
+            <w:pPr>
+              <w:spacing w:after="0" w:line="276" w:lineRule="auto"/>
+            </w:pPr>
             <w:r>
               <w:rPr>
-                <w:rFonts w:ascii="Times New Roman" w:hAnsi="Times New Roman"/>
                 <w:sz w:val="18"/>
               </w:rPr>
-              <w:t>8-12 Dec 2025</w:t>
+              <w:t>8-12 Dec</w:t>
             </w:r>
           </w:p>
         </w:tc>
@@ -1447,12 +1685,14 @@
             <w:tcW w:type="dxa" w:w="2354"/>
           </w:tcPr>
           <w:p>
+            <w:pPr>
+              <w:spacing w:after="0" w:line="276" w:lineRule="auto"/>
+            </w:pPr>
             <w:r>
               <w:rPr>
-                <w:rFonts w:ascii="Times New Roman" w:hAnsi="Times New Roman"/>
                 <w:sz w:val="18"/>
               </w:rPr>
-              <w:t>WhatsApp Business Integration</w:t>
+              <w:t>WhatsApp Integration</w:t>
             </w:r>
           </w:p>
         </w:tc>
@@ -1461,12 +1701,14 @@
             <w:tcW w:type="dxa" w:w="2354"/>
           </w:tcPr>
           <w:p>
+            <w:pPr>
+              <w:spacing w:after="0" w:line="276" w:lineRule="auto"/>
+            </w:pPr>
             <w:r>
               <w:rPr>
-                <w:rFonts w:ascii="Times New Roman" w:hAnsi="Times New Roman"/>
                 <w:sz w:val="18"/>
               </w:rPr>
-              <w:t>Connected live business number. Implemented verification and health checks. Integrated AWS Secrets Manager.</w:t>
+              <w:t>Connected live WhatsApp Business number. Implemented runtime verification, health checks. Integrated AWS Secrets Manager for secure credentials.</w:t>
             </w:r>
           </w:p>
         </w:tc>
@@ -1475,9 +1717,11 @@
             <w:tcW w:type="dxa" w:w="2354"/>
           </w:tcPr>
           <w:p>
+            <w:pPr>
+              <w:spacing w:after="0" w:line="276" w:lineRule="auto"/>
+            </w:pPr>
             <w:r>
               <w:rPr>
-                <w:rFonts w:ascii="Times New Roman" w:hAnsi="Times New Roman"/>
                 <w:sz w:val="18"/>
               </w:rPr>
               <w:t>WhatsApp API, credential management</w:t>
@@ -1491,12 +1735,14 @@
             <w:tcW w:type="dxa" w:w="2354"/>
           </w:tcPr>
           <w:p>
+            <w:pPr>
+              <w:spacing w:after="0" w:line="276" w:lineRule="auto"/>
+            </w:pPr>
             <w:r>
               <w:rPr>
-                <w:rFonts w:ascii="Times New Roman" w:hAnsi="Times New Roman"/>
                 <w:sz w:val="18"/>
               </w:rPr>
-              <w:t>15 Dec 2025</w:t>
+              <w:t>15 Dec</w:t>
             </w:r>
           </w:p>
         </w:tc>
@@ -1505,9 +1751,11 @@
             <w:tcW w:type="dxa" w:w="2354"/>
           </w:tcPr>
           <w:p>
+            <w:pPr>
+              <w:spacing w:after="0" w:line="276" w:lineRule="auto"/>
+            </w:pPr>
             <w:r>
               <w:rPr>
-                <w:rFonts w:ascii="Times New Roman" w:hAnsi="Times New Roman"/>
                 <w:sz w:val="18"/>
               </w:rPr>
               <w:t>Mid-Point Review</w:t>
@@ -1519,12 +1767,14 @@
             <w:tcW w:type="dxa" w:w="2354"/>
           </w:tcPr>
           <w:p>
+            <w:pPr>
+              <w:spacing w:after="0" w:line="276" w:lineRule="auto"/>
+            </w:pPr>
             <w:r>
               <w:rPr>
-                <w:rFonts w:ascii="Times New Roman" w:hAnsi="Times New Roman"/>
                 <w:sz w:val="18"/>
               </w:rPr>
-              <w:t>Comprehensive review with supervisor. Discussed 2026 objectives. Received positive feedback.</w:t>
+              <w:t>Comprehensive supervisor review. All research completed. Discussed 2026 objectives and progress assessment.</w:t>
             </w:r>
           </w:p>
         </w:tc>
@@ -1533,9 +1783,11 @@
             <w:tcW w:type="dxa" w:w="2354"/>
           </w:tcPr>
           <w:p>
+            <w:pPr>
+              <w:spacing w:after="0" w:line="276" w:lineRule="auto"/>
+            </w:pPr>
             <w:r>
               <w:rPr>
-                <w:rFonts w:ascii="Times New Roman" w:hAnsi="Times New Roman"/>
                 <w:sz w:val="18"/>
               </w:rPr>
               <w:t>Reflective practice, communication</w:t>
@@ -1545,14 +1797,9 @@
       </w:tr>
     </w:tbl>
     <w:p>
-      <w:r>
-        <w:br w:type="page"/>
-      </w:r>
-    </w:p>
-    <w:p>
       <w:pPr>
+        <w:spacing w:before="120" w:after="60"/>
         <w:jc w:val="left"/>
-        <w:spacing w:line="480" w:lineRule="auto"/>
       </w:pPr>
       <w:r>
         <w:rPr>
@@ -1584,7 +1831,7 @@
             <w:r>
               <w:rPr>
                 <w:b/>
-                <w:sz w:val="22"/>
+                <w:sz w:val="20"/>
               </w:rPr>
               <w:t>Date</w:t>
             </w:r>
@@ -1598,7 +1845,7 @@
             <w:r>
               <w:rPr>
                 <w:b/>
-                <w:sz w:val="22"/>
+                <w:sz w:val="20"/>
               </w:rPr>
               <w:t>Activity/Task</w:t>
             </w:r>
@@ -1612,7 +1859,7 @@
             <w:r>
               <w:rPr>
                 <w:b/>
-                <w:sz w:val="22"/>
+                <w:sz w:val="20"/>
               </w:rPr>
               <w:t>Details &amp; Findings</w:t>
             </w:r>
@@ -1626,7 +1873,7 @@
             <w:r>
               <w:rPr>
                 <w:b/>
-                <w:sz w:val="22"/>
+                <w:sz w:val="20"/>
               </w:rPr>
               <w:t>Skills Developed</w:t>
             </w:r>
@@ -1639,12 +1886,14 @@
             <w:tcW w:type="dxa" w:w="2354"/>
           </w:tcPr>
           <w:p>
+            <w:pPr>
+              <w:spacing w:after="0" w:line="276" w:lineRule="auto"/>
+            </w:pPr>
             <w:r>
               <w:rPr>
-                <w:rFonts w:ascii="Times New Roman" w:hAnsi="Times New Roman"/>
                 <w:sz w:val="18"/>
               </w:rPr>
-              <w:t>5-31 Jan 2026</w:t>
+              <w:t>5-31 Jan</w:t>
             </w:r>
           </w:p>
         </w:tc>
@@ -1653,12 +1902,14 @@
             <w:tcW w:type="dxa" w:w="2354"/>
           </w:tcPr>
           <w:p>
+            <w:pPr>
+              <w:spacing w:after="0" w:line="276" w:lineRule="auto"/>
+            </w:pPr>
             <w:r>
               <w:rPr>
-                <w:rFonts w:ascii="Times New Roman" w:hAnsi="Times New Roman"/>
                 <w:sz w:val="18"/>
               </w:rPr>
-              <w:t>Payment Reconciliation Development</w:t>
+              <w:t>Reconciliation Development</w:t>
             </w:r>
           </w:p>
         </w:tc>
@@ -1667,12 +1918,14 @@
             <w:tcW w:type="dxa" w:w="2354"/>
           </w:tcPr>
           <w:p>
+            <w:pPr>
+              <w:spacing w:after="0" w:line="276" w:lineRule="auto"/>
+            </w:pPr>
             <w:r>
               <w:rPr>
-                <w:rFonts w:ascii="Times New Roman" w:hAnsi="Times New Roman"/>
                 <w:sz w:val="18"/>
               </w:rPr>
-              <w:t>Intensive development. Implemented all components. System processes 50,000 daily transactions, 99.8% uptime.</w:t>
+              <w:t>Intensive development phase. Implemented all system components. Achieved 50,000 daily transactions, 99.8% uptime. Comprehensive testing.</w:t>
             </w:r>
           </w:p>
         </w:tc>
@@ -1681,12 +1934,14 @@
             <w:tcW w:type="dxa" w:w="2354"/>
           </w:tcPr>
           <w:p>
+            <w:pPr>
+              <w:spacing w:after="0" w:line="276" w:lineRule="auto"/>
+            </w:pPr>
             <w:r>
               <w:rPr>
-                <w:rFonts w:ascii="Times New Roman" w:hAnsi="Times New Roman"/>
                 <w:sz w:val="18"/>
               </w:rPr>
-              <w:t>Backend development, testing, optimization, AWS</w:t>
+              <w:t>Backend dev, testing, AWS optimization</w:t>
             </w:r>
           </w:p>
         </w:tc>
@@ -1697,12 +1952,14 @@
             <w:tcW w:type="dxa" w:w="2354"/>
           </w:tcPr>
           <w:p>
+            <w:pPr>
+              <w:spacing w:after="0" w:line="276" w:lineRule="auto"/>
+            </w:pPr>
             <w:r>
               <w:rPr>
-                <w:rFonts w:ascii="Times New Roman" w:hAnsi="Times New Roman"/>
                 <w:sz w:val="18"/>
               </w:rPr>
-              <w:t>15 Jan 2026</w:t>
+              <w:t>15 Jan</w:t>
             </w:r>
           </w:p>
         </w:tc>
@@ -1711,9 +1968,11 @@
             <w:tcW w:type="dxa" w:w="2354"/>
           </w:tcPr>
           <w:p>
+            <w:pPr>
+              <w:spacing w:after="0" w:line="276" w:lineRule="auto"/>
+            </w:pPr>
             <w:r>
               <w:rPr>
-                <w:rFonts w:ascii="Times New Roman" w:hAnsi="Times New Roman"/>
                 <w:sz w:val="18"/>
               </w:rPr>
               <w:t>Analytics Dashboard Kickoff</w:t>
@@ -1725,12 +1984,14 @@
             <w:tcW w:type="dxa" w:w="2354"/>
           </w:tcPr>
           <w:p>
+            <w:pPr>
+              <w:spacing w:after="0" w:line="276" w:lineRule="auto"/>
+            </w:pPr>
             <w:r>
               <w:rPr>
-                <w:rFonts w:ascii="Times New Roman" w:hAnsi="Times New Roman"/>
                 <w:sz w:val="18"/>
               </w:rPr>
-              <w:t>Gathered requirements. Designed React frontend and Python backend with PostgreSQL and Redis caching.</w:t>
+              <w:t>Gathered requirements from operations, risk, executives. Designed React frontend. Planned Python backend with PostgreSQL/Redis caching.</w:t>
             </w:r>
           </w:p>
         </w:tc>
@@ -1739,26 +2000,23 @@
             <w:tcW w:type="dxa" w:w="2354"/>
           </w:tcPr>
           <w:p>
+            <w:pPr>
+              <w:spacing w:after="0" w:line="276" w:lineRule="auto"/>
+            </w:pPr>
             <w:r>
               <w:rPr>
-                <w:rFonts w:ascii="Times New Roman" w:hAnsi="Times New Roman"/>
                 <w:sz w:val="18"/>
               </w:rPr>
-              <w:t>Requirements gathering, frontend design, architecture</w:t>
+              <w:t>Requirements gathering, frontend/backend design</w:t>
             </w:r>
           </w:p>
         </w:tc>
       </w:tr>
     </w:tbl>
     <w:p>
-      <w:r>
-        <w:br w:type="page"/>
-      </w:r>
-    </w:p>
-    <w:p>
       <w:pPr>
+        <w:spacing w:before="120" w:after="60"/>
         <w:jc w:val="left"/>
-        <w:spacing w:line="480" w:lineRule="auto"/>
       </w:pPr>
       <w:r>
         <w:rPr>
@@ -1790,7 +2048,7 @@
             <w:r>
               <w:rPr>
                 <w:b/>
-                <w:sz w:val="22"/>
+                <w:sz w:val="20"/>
               </w:rPr>
               <w:t>Date</w:t>
             </w:r>
@@ -1804,7 +2062,7 @@
             <w:r>
               <w:rPr>
                 <w:b/>
-                <w:sz w:val="22"/>
+                <w:sz w:val="20"/>
               </w:rPr>
               <w:t>Activity/Task</w:t>
             </w:r>
@@ -1818,7 +2076,7 @@
             <w:r>
               <w:rPr>
                 <w:b/>
-                <w:sz w:val="22"/>
+                <w:sz w:val="20"/>
               </w:rPr>
               <w:t>Details &amp; Findings</w:t>
             </w:r>
@@ -1832,7 +2090,7 @@
             <w:r>
               <w:rPr>
                 <w:b/>
-                <w:sz w:val="22"/>
+                <w:sz w:val="20"/>
               </w:rPr>
               <w:t>Skills Developed</w:t>
             </w:r>
@@ -1845,12 +2103,14 @@
             <w:tcW w:type="dxa" w:w="2354"/>
           </w:tcPr>
           <w:p>
+            <w:pPr>
+              <w:spacing w:after="0" w:line="276" w:lineRule="auto"/>
+            </w:pPr>
             <w:r>
               <w:rPr>
-                <w:rFonts w:ascii="Times New Roman" w:hAnsi="Times New Roman"/>
                 <w:sz w:val="18"/>
               </w:rPr>
-              <w:t>2-28 Feb 2026</w:t>
+              <w:t>2-28 Feb</w:t>
             </w:r>
           </w:p>
         </w:tc>
@@ -1859,12 +2119,14 @@
             <w:tcW w:type="dxa" w:w="2354"/>
           </w:tcPr>
           <w:p>
+            <w:pPr>
+              <w:spacing w:after="0" w:line="276" w:lineRule="auto"/>
+            </w:pPr>
             <w:r>
               <w:rPr>
-                <w:rFonts w:ascii="Times New Roman" w:hAnsi="Times New Roman"/>
                 <w:sz w:val="18"/>
               </w:rPr>
-              <w:t>Dashboard &amp; ETL Development</w:t>
+              <w:t>Dashboard &amp; ETL Pipeline</w:t>
             </w:r>
           </w:p>
         </w:tc>
@@ -1873,12 +2135,14 @@
             <w:tcW w:type="dxa" w:w="2354"/>
           </w:tcPr>
           <w:p>
+            <w:pPr>
+              <w:spacing w:after="0" w:line="276" w:lineRule="auto"/>
+            </w:pPr>
             <w:r>
               <w:rPr>
-                <w:rFonts w:ascii="Times New Roman" w:hAnsi="Times New Roman"/>
                 <w:sz w:val="18"/>
               </w:rPr>
-              <w:t>Developed analytics dashboard and ETL pipeline. Dashboard revealed: peak activity 6-9am/5-8pm, 87% repayment rate, 40% lower organic acquisition cost.</w:t>
+              <w:t>Developed analytics dashboard with real-time KPI monitoring. Built ETL pipeline consolidating multi-source data. Apache Airflow orchestration for hourly updates. Dashboard revealed key insights: peak activity 6-9am/5-8pm, 87% repayment rate, 40% lower organic acquisition cost, 65% Harare/Bulawayo concentration.</w:t>
             </w:r>
           </w:p>
         </w:tc>
@@ -1887,26 +2151,23 @@
             <w:tcW w:type="dxa" w:w="2354"/>
           </w:tcPr>
           <w:p>
+            <w:pPr>
+              <w:spacing w:after="0" w:line="276" w:lineRule="auto"/>
+            </w:pPr>
             <w:r>
               <w:rPr>
-                <w:rFonts w:ascii="Times New Roman" w:hAnsi="Times New Roman"/>
                 <w:sz w:val="18"/>
               </w:rPr>
-              <w:t>ETL design, Apache Airflow, data pipeline, dashboard UX</w:t>
+              <w:t>ETL design, Apache Airflow, data pipeline architecture</w:t>
             </w:r>
           </w:p>
         </w:tc>
       </w:tr>
     </w:tbl>
     <w:p>
-      <w:r>
-        <w:br w:type="page"/>
-      </w:r>
-    </w:p>
-    <w:p>
       <w:pPr>
+        <w:spacing w:before="120" w:after="60"/>
         <w:jc w:val="left"/>
-        <w:spacing w:line="480" w:lineRule="auto"/>
       </w:pPr>
       <w:r>
         <w:rPr>
@@ -1938,7 +2199,7 @@
             <w:r>
               <w:rPr>
                 <w:b/>
-                <w:sz w:val="22"/>
+                <w:sz w:val="20"/>
               </w:rPr>
               <w:t>Date</w:t>
             </w:r>
@@ -1952,7 +2213,7 @@
             <w:r>
               <w:rPr>
                 <w:b/>
-                <w:sz w:val="22"/>
+                <w:sz w:val="20"/>
               </w:rPr>
               <w:t>Activity/Task</w:t>
             </w:r>
@@ -1966,7 +2227,7 @@
             <w:r>
               <w:rPr>
                 <w:b/>
-                <w:sz w:val="22"/>
+                <w:sz w:val="20"/>
               </w:rPr>
               <w:t>Details &amp; Findings</w:t>
             </w:r>
@@ -1980,7 +2241,7 @@
             <w:r>
               <w:rPr>
                 <w:b/>
-                <w:sz w:val="22"/>
+                <w:sz w:val="20"/>
               </w:rPr>
               <w:t>Skills Developed</w:t>
             </w:r>
@@ -1993,12 +2254,14 @@
             <w:tcW w:type="dxa" w:w="2354"/>
           </w:tcPr>
           <w:p>
+            <w:pPr>
+              <w:spacing w:after="0" w:line="276" w:lineRule="auto"/>
+            </w:pPr>
             <w:r>
               <w:rPr>
-                <w:rFonts w:ascii="Times New Roman" w:hAnsi="Times New Roman"/>
                 <w:sz w:val="18"/>
               </w:rPr>
-              <w:t>2-31 Mar 2026</w:t>
+              <w:t>2-31 Mar</w:t>
             </w:r>
           </w:p>
         </w:tc>
@@ -2007,9 +2270,11 @@
             <w:tcW w:type="dxa" w:w="2354"/>
           </w:tcPr>
           <w:p>
+            <w:pPr>
+              <w:spacing w:after="0" w:line="276" w:lineRule="auto"/>
+            </w:pPr>
             <w:r>
               <w:rPr>
-                <w:rFonts w:ascii="Times New Roman" w:hAnsi="Times New Roman"/>
                 <w:sz w:val="18"/>
               </w:rPr>
               <w:t>Testing &amp; Optimization</w:t>
@@ -2021,12 +2286,14 @@
             <w:tcW w:type="dxa" w:w="2354"/>
           </w:tcPr>
           <w:p>
+            <w:pPr>
+              <w:spacing w:after="0" w:line="276" w:lineRule="auto"/>
+            </w:pPr>
             <w:r>
               <w:rPr>
-                <w:rFonts w:ascii="Times New Roman" w:hAnsi="Times New Roman"/>
                 <w:sz w:val="18"/>
               </w:rPr>
-              <w:t>Enhanced test coverage. Fixed bugs. Optimized database queries. Enhanced monitoring.</w:t>
+              <w:t>Enhanced test coverage across all systems. Fixed bugs including WhatsApp display handling, test session initialization, credential management. Optimized database queries. Enhanced CloudWatch monitoring.</w:t>
             </w:r>
           </w:p>
         </w:tc>
@@ -2035,9 +2302,11 @@
             <w:tcW w:type="dxa" w:w="2354"/>
           </w:tcPr>
           <w:p>
+            <w:pPr>
+              <w:spacing w:after="0" w:line="276" w:lineRule="auto"/>
+            </w:pPr>
             <w:r>
               <w:rPr>
-                <w:rFonts w:ascii="Times New Roman" w:hAnsi="Times New Roman"/>
                 <w:sz w:val="18"/>
               </w:rPr>
               <w:t>Testing methodology, debugging, performance optimization</w:t>
@@ -2051,12 +2320,14 @@
             <w:tcW w:type="dxa" w:w="2354"/>
           </w:tcPr>
           <w:p>
+            <w:pPr>
+              <w:spacing w:after="0" w:line="276" w:lineRule="auto"/>
+            </w:pPr>
             <w:r>
               <w:rPr>
-                <w:rFonts w:ascii="Times New Roman" w:hAnsi="Times New Roman"/>
                 <w:sz w:val="18"/>
               </w:rPr>
-              <w:t>1-30 Apr 2026</w:t>
+              <w:t>1-30 Apr</w:t>
             </w:r>
           </w:p>
         </w:tc>
@@ -2065,12 +2336,14 @@
             <w:tcW w:type="dxa" w:w="2354"/>
           </w:tcPr>
           <w:p>
+            <w:pPr>
+              <w:spacing w:after="0" w:line="276" w:lineRule="auto"/>
+            </w:pPr>
             <w:r>
               <w:rPr>
-                <w:rFonts w:ascii="Times New Roman" w:hAnsi="Times New Roman"/>
                 <w:sz w:val="18"/>
               </w:rPr>
-              <w:t>System Hardening &amp; Deployment</w:t>
+              <w:t>System Hardening &amp; Deploy</w:t>
             </w:r>
           </w:p>
         </w:tc>
@@ -2079,12 +2352,14 @@
             <w:tcW w:type="dxa" w:w="2354"/>
           </w:tcPr>
           <w:p>
+            <w:pPr>
+              <w:spacing w:after="0" w:line="276" w:lineRule="auto"/>
+            </w:pPr>
             <w:r>
               <w:rPr>
-                <w:rFonts w:ascii="Times New Roman" w:hAnsi="Times New Roman"/>
                 <w:sz w:val="18"/>
               </w:rPr>
-              <w:t>Refactored CI/CD, implemented security, conducted compliance verification. Deployed to production with zero incidents.</w:t>
+              <w:t>Refactored CI/CD pipeline removing GitHub secrets. Implemented AWS Secrets Manager. Security audits and compliance verification. Operationalized runbooks. Deployed to production with zero critical incidents.</w:t>
             </w:r>
           </w:p>
         </w:tc>
@@ -2093,9 +2368,11 @@
             <w:tcW w:type="dxa" w:w="2354"/>
           </w:tcPr>
           <w:p>
+            <w:pPr>
+              <w:spacing w:after="0" w:line="276" w:lineRule="auto"/>
+            </w:pPr>
             <w:r>
               <w:rPr>
-                <w:rFonts w:ascii="Times New Roman" w:hAnsi="Times New Roman"/>
                 <w:sz w:val="18"/>
               </w:rPr>
               <w:t>CI/CD optimization, security hardening, compliance</w:t>
@@ -2109,12 +2386,14 @@
             <w:tcW w:type="dxa" w:w="2354"/>
           </w:tcPr>
           <w:p>
+            <w:pPr>
+              <w:spacing w:after="0" w:line="276" w:lineRule="auto"/>
+            </w:pPr>
             <w:r>
               <w:rPr>
-                <w:rFonts w:ascii="Times New Roman" w:hAnsi="Times New Roman"/>
                 <w:sz w:val="18"/>
               </w:rPr>
-              <w:t>1-7 May 2026</w:t>
+              <w:t>1-7 May</w:t>
             </w:r>
           </w:p>
         </w:tc>
@@ -2123,9 +2402,11 @@
             <w:tcW w:type="dxa" w:w="2354"/>
           </w:tcPr>
           <w:p>
+            <w:pPr>
+              <w:spacing w:after="0" w:line="276" w:lineRule="auto"/>
+            </w:pPr>
             <w:r>
               <w:rPr>
-                <w:rFonts w:ascii="Times New Roman" w:hAnsi="Times New Roman"/>
                 <w:sz w:val="18"/>
               </w:rPr>
               <w:t>Completion &amp; Documentation</w:t>
@@ -2137,12 +2418,14 @@
             <w:tcW w:type="dxa" w:w="2354"/>
           </w:tcPr>
           <w:p>
+            <w:pPr>
+              <w:spacing w:after="0" w:line="276" w:lineRule="auto"/>
+            </w:pPr>
             <w:r>
               <w:rPr>
-                <w:rFonts w:ascii="Times New Roman" w:hAnsi="Times New Roman"/>
                 <w:sz w:val="18"/>
               </w:rPr>
-              <w:t>Completed all documentation. Conducted knowledge transfer. Concluded attachment successfully.</w:t>
+              <w:t>Completed all documentation. Conducted knowledge transfer sessions with operations and engineering teams. Prepared final reports. Reflected on overall experience.</w:t>
             </w:r>
           </w:p>
         </w:tc>
@@ -2151,26 +2434,23 @@
             <w:tcW w:type="dxa" w:w="2354"/>
           </w:tcPr>
           <w:p>
+            <w:pPr>
+              <w:spacing w:after="0" w:line="276" w:lineRule="auto"/>
+            </w:pPr>
             <w:r>
               <w:rPr>
-                <w:rFonts w:ascii="Times New Roman" w:hAnsi="Times New Roman"/>
                 <w:sz w:val="18"/>
               </w:rPr>
-              <w:t>Documentation, knowledge transfer, reflection</w:t>
+              <w:t>Documentation, knowledge transfer, professional closure</w:t>
             </w:r>
           </w:p>
         </w:tc>
       </w:tr>
     </w:tbl>
     <w:p>
-      <w:r>
-        <w:br w:type="page"/>
-      </w:r>
-    </w:p>
-    <w:p>
       <w:pPr>
+        <w:spacing w:before="120" w:after="60"/>
         <w:jc w:val="left"/>
-        <w:spacing w:line="480" w:lineRule="auto"/>
       </w:pPr>
       <w:r>
         <w:rPr>
@@ -2183,8 +2463,8 @@
     </w:p>
     <w:p>
       <w:pPr>
+        <w:spacing w:before="120" w:after="60"/>
         <w:jc w:val="left"/>
-        <w:spacing w:line="480" w:lineRule="auto"/>
       </w:pPr>
       <w:r>
         <w:rPr>
@@ -2216,6 +2496,7 @@
             <w:r>
               <w:rPr>
                 <w:b/>
+                <w:sz w:val="20"/>
               </w:rPr>
               <w:t>Organization</w:t>
             </w:r>
@@ -2229,6 +2510,7 @@
             <w:r>
               <w:rPr>
                 <w:b/>
+                <w:sz w:val="20"/>
               </w:rPr>
               <w:t>Date</w:t>
             </w:r>
@@ -2242,6 +2524,7 @@
             <w:r>
               <w:rPr>
                 <w:b/>
+                <w:sz w:val="20"/>
               </w:rPr>
               <w:t>Duration</w:t>
             </w:r>
@@ -2255,6 +2538,7 @@
             <w:r>
               <w:rPr>
                 <w:b/>
+                <w:sz w:val="20"/>
               </w:rPr>
               <w:t>Key Findings</w:t>
             </w:r>
@@ -2267,6 +2551,9 @@
             <w:tcW w:type="dxa" w:w="2354"/>
           </w:tcPr>
           <w:p>
+            <w:pPr>
+              <w:spacing w:after="0"/>
+            </w:pPr>
             <w:r>
               <w:t>EcoCash</w:t>
             </w:r>
@@ -2277,6 +2564,9 @@
             <w:tcW w:type="dxa" w:w="2354"/>
           </w:tcPr>
           <w:p>
+            <w:pPr>
+              <w:spacing w:after="0"/>
+            </w:pPr>
             <w:r>
               <w:t>8 Oct 2025</w:t>
             </w:r>
@@ -2287,6 +2577,9 @@
             <w:tcW w:type="dxa" w:w="2354"/>
           </w:tcPr>
           <w:p>
+            <w:pPr>
+              <w:spacing w:after="0"/>
+            </w:pPr>
             <w:r>
               <w:t>2 hours</w:t>
             </w:r>
@@ -2297,8 +2590,11 @@
             <w:tcW w:type="dxa" w:w="2354"/>
           </w:tcPr>
           <w:p>
+            <w:pPr>
+              <w:spacing w:after="0"/>
+            </w:pPr>
             <w:r>
-              <w:t>Java/Spring, PostgreSQL, 94-97% success, async processing</w:t>
+              <w:t>Java/Spring, PostgreSQL, 94-97% success rates, 2-5% fees, async processing</w:t>
             </w:r>
           </w:p>
         </w:tc>
@@ -2309,6 +2605,9 @@
             <w:tcW w:type="dxa" w:w="2354"/>
           </w:tcPr>
           <w:p>
+            <w:pPr>
+              <w:spacing w:after="0"/>
+            </w:pPr>
             <w:r>
               <w:t>InnBucks</w:t>
             </w:r>
@@ -2319,6 +2618,9 @@
             <w:tcW w:type="dxa" w:w="2354"/>
           </w:tcPr>
           <w:p>
+            <w:pPr>
+              <w:spacing w:after="0"/>
+            </w:pPr>
             <w:r>
               <w:t>15 Oct 2025</w:t>
             </w:r>
@@ -2329,6 +2631,9 @@
             <w:tcW w:type="dxa" w:w="2354"/>
           </w:tcPr>
           <w:p>
+            <w:pPr>
+              <w:spacing w:after="0"/>
+            </w:pPr>
             <w:r>
               <w:t>1.5 hours</w:t>
             </w:r>
@@ -2339,8 +2644,11 @@
             <w:tcW w:type="dxa" w:w="2354"/>
           </w:tcPr>
           <w:p>
+            <w:pPr>
+              <w:spacing w:after="0"/>
+            </w:pPr>
             <w:r>
-              <w:t>Node.js, OAuth 2.0, 91-93% success, webhooks</w:t>
+              <w:t>Node.js, OAuth 2.0, 91-93% success rates, 100 req/min limit, webhooks</w:t>
             </w:r>
           </w:p>
         </w:tc>
@@ -2351,6 +2659,9 @@
             <w:tcW w:type="dxa" w:w="2354"/>
           </w:tcPr>
           <w:p>
+            <w:pPr>
+              <w:spacing w:after="0"/>
+            </w:pPr>
             <w:r>
               <w:t>Omari</w:t>
             </w:r>
@@ -2361,6 +2672,9 @@
             <w:tcW w:type="dxa" w:w="2354"/>
           </w:tcPr>
           <w:p>
+            <w:pPr>
+              <w:spacing w:after="0"/>
+            </w:pPr>
             <w:r>
               <w:t>5 Nov 2025</w:t>
             </w:r>
@@ -2371,6 +2685,9 @@
             <w:tcW w:type="dxa" w:w="2354"/>
           </w:tcPr>
           <w:p>
+            <w:pPr>
+              <w:spacing w:after="0"/>
+            </w:pPr>
             <w:r>
               <w:t>2 hours</w:t>
             </w:r>
@@ -2381,8 +2698,11 @@
             <w:tcW w:type="dxa" w:w="2354"/>
           </w:tcPr>
           <w:p>
+            <w:pPr>
+              <w:spacing w:after="0"/>
+            </w:pPr>
             <w:r>
-              <w:t>ML scoring, 85%+ repayment, WhatsApp strategy</w:t>
+              <w:t>ML credit scoring, 85%+ repayment rates, WhatsApp acquisition strategy</w:t>
             </w:r>
           </w:p>
         </w:tc>
@@ -2393,6 +2713,9 @@
             <w:tcW w:type="dxa" w:w="2354"/>
           </w:tcPr>
           <w:p>
+            <w:pPr>
+              <w:spacing w:after="0"/>
+            </w:pPr>
             <w:r>
               <w:t>SSB</w:t>
             </w:r>
@@ -2403,6 +2726,9 @@
             <w:tcW w:type="dxa" w:w="2354"/>
           </w:tcPr>
           <w:p>
+            <w:pPr>
+              <w:spacing w:after="0"/>
+            </w:pPr>
             <w:r>
               <w:t>12 Nov 2025</w:t>
             </w:r>
@@ -2413,6 +2739,9 @@
             <w:tcW w:type="dxa" w:w="2354"/>
           </w:tcPr>
           <w:p>
+            <w:pPr>
+              <w:spacing w:after="0"/>
+            </w:pPr>
             <w:r>
               <w:t>2.5 hours</w:t>
             </w:r>
@@ -2423,18 +2752,20 @@
             <w:tcW w:type="dxa" w:w="2354"/>
           </w:tcPr>
           <w:p>
+            <w:pPr>
+              <w:spacing w:after="0"/>
+            </w:pPr>
             <w:r>
-              <w:t>Salary-linked, 300k+ market, near-zero defaults</w:t>
+              <w:t>Salary-linked lending, 300k+ market, near-zero default rates</w:t>
             </w:r>
           </w:p>
         </w:tc>
       </w:tr>
     </w:tbl>
-    <w:p/>
     <w:p>
       <w:pPr>
+        <w:spacing w:before="120" w:after="60"/>
         <w:jc w:val="left"/>
-        <w:spacing w:line="480" w:lineRule="auto"/>
       </w:pPr>
       <w:r>
         <w:rPr>
@@ -2466,6 +2797,7 @@
             <w:r>
               <w:rPr>
                 <w:b/>
+                <w:sz w:val="20"/>
               </w:rPr>
               <w:t>Project</w:t>
             </w:r>
@@ -2479,6 +2811,7 @@
             <w:r>
               <w:rPr>
                 <w:b/>
+                <w:sz w:val="20"/>
               </w:rPr>
               <w:t>Timeline</w:t>
             </w:r>
@@ -2492,6 +2825,7 @@
             <w:r>
               <w:rPr>
                 <w:b/>
+                <w:sz w:val="20"/>
               </w:rPr>
               <w:t>Technology</w:t>
             </w:r>
@@ -2505,6 +2839,7 @@
             <w:r>
               <w:rPr>
                 <w:b/>
+                <w:sz w:val="20"/>
               </w:rPr>
               <w:t>Status</w:t>
             </w:r>
@@ -2517,6 +2852,9 @@
             <w:tcW w:type="dxa" w:w="2354"/>
           </w:tcPr>
           <w:p>
+            <w:pPr>
+              <w:spacing w:after="0"/>
+            </w:pPr>
             <w:r>
               <w:t>Payment Reconciliation</w:t>
             </w:r>
@@ -2527,6 +2865,9 @@
             <w:tcW w:type="dxa" w:w="2354"/>
           </w:tcPr>
           <w:p>
+            <w:pPr>
+              <w:spacing w:after="0"/>
+            </w:pPr>
             <w:r>
               <w:t>Dec 2025 - Jan 2026</w:t>
             </w:r>
@@ -2537,8 +2878,11 @@
             <w:tcW w:type="dxa" w:w="2354"/>
           </w:tcPr>
           <w:p>
+            <w:pPr>
+              <w:spacing w:after="0"/>
+            </w:pPr>
             <w:r>
-              <w:t>AWS Lambda/SQS, PostgreSQL, Node.js/TS</w:t>
+              <w:t>AWS Lambda/SQS, PostgreSQL, Node.js/TypeScript</w:t>
             </w:r>
           </w:p>
         </w:tc>
@@ -2547,6 +2891,9 @@
             <w:tcW w:type="dxa" w:w="2354"/>
           </w:tcPr>
           <w:p>
+            <w:pPr>
+              <w:spacing w:after="0"/>
+            </w:pPr>
             <w:r>
               <w:t>Production - 99.8% uptime</w:t>
             </w:r>
@@ -2559,6 +2906,9 @@
             <w:tcW w:type="dxa" w:w="2354"/>
           </w:tcPr>
           <w:p>
+            <w:pPr>
+              <w:spacing w:after="0"/>
+            </w:pPr>
             <w:r>
               <w:t>Analytics Dashboard</w:t>
             </w:r>
@@ -2569,8 +2919,11 @@
             <w:tcW w:type="dxa" w:w="2354"/>
           </w:tcPr>
           <w:p>
+            <w:pPr>
+              <w:spacing w:after="0"/>
+            </w:pPr>
             <w:r>
-              <w:t>Jan 2026 - Feb 2026</w:t>
+              <w:t>Jan - Feb 2026</w:t>
             </w:r>
           </w:p>
         </w:tc>
@@ -2579,6 +2932,9 @@
             <w:tcW w:type="dxa" w:w="2354"/>
           </w:tcPr>
           <w:p>
+            <w:pPr>
+              <w:spacing w:after="0"/>
+            </w:pPr>
             <w:r>
               <w:t>React.js, Python, PostgreSQL, Redis</w:t>
             </w:r>
@@ -2589,6 +2945,9 @@
             <w:tcW w:type="dxa" w:w="2354"/>
           </w:tcPr>
           <w:p>
+            <w:pPr>
+              <w:spacing w:after="0"/>
+            </w:pPr>
             <w:r>
               <w:t>Production - Real-time BI</w:t>
             </w:r>
@@ -2601,6 +2960,9 @@
             <w:tcW w:type="dxa" w:w="2354"/>
           </w:tcPr>
           <w:p>
+            <w:pPr>
+              <w:spacing w:after="0"/>
+            </w:pPr>
             <w:r>
               <w:t>Data Integration &amp; ETL</w:t>
             </w:r>
@@ -2611,8 +2973,11 @@
             <w:tcW w:type="dxa" w:w="2354"/>
           </w:tcPr>
           <w:p>
+            <w:pPr>
+              <w:spacing w:after="0"/>
+            </w:pPr>
             <w:r>
-              <w:t>Jan 2026 - Feb 2026</w:t>
+              <w:t>Jan - Feb 2026</w:t>
             </w:r>
           </w:p>
         </w:tc>
@@ -2621,6 +2986,9 @@
             <w:tcW w:type="dxa" w:w="2354"/>
           </w:tcPr>
           <w:p>
+            <w:pPr>
+              <w:spacing w:after="0"/>
+            </w:pPr>
             <w:r>
               <w:t>Apache Airflow, Python, PostgreSQL</w:t>
             </w:r>
@@ -2631,6 +2999,9 @@
             <w:tcW w:type="dxa" w:w="2354"/>
           </w:tcPr>
           <w:p>
+            <w:pPr>
+              <w:spacing w:after="0"/>
+            </w:pPr>
             <w:r>
               <w:t>Production - 99.8% uptime</w:t>
             </w:r>
@@ -2643,6 +3014,9 @@
             <w:tcW w:type="dxa" w:w="2354"/>
           </w:tcPr>
           <w:p>
+            <w:pPr>
+              <w:spacing w:after="0"/>
+            </w:pPr>
             <w:r>
               <w:t>WhatsApp Integration</w:t>
             </w:r>
@@ -2653,6 +3027,9 @@
             <w:tcW w:type="dxa" w:w="2354"/>
           </w:tcPr>
           <w:p>
+            <w:pPr>
+              <w:spacing w:after="0"/>
+            </w:pPr>
             <w:r>
               <w:t>Dec 2025 - Apr 2026</w:t>
             </w:r>
@@ -2663,8 +3040,11 @@
             <w:tcW w:type="dxa" w:w="2354"/>
           </w:tcPr>
           <w:p>
+            <w:pPr>
+              <w:spacing w:after="0"/>
+            </w:pPr>
             <w:r>
-              <w:t>WhatsApp API, AWS Secrets Manager</w:t>
+              <w:t>WhatsApp Business API, AWS Secrets Manager</w:t>
             </w:r>
           </w:p>
         </w:tc>
@@ -2673,6 +3053,9 @@
             <w:tcW w:type="dxa" w:w="2354"/>
           </w:tcPr>
           <w:p>
+            <w:pPr>
+              <w:spacing w:after="0"/>
+            </w:pPr>
             <w:r>
               <w:t>Production - Live</w:t>
             </w:r>
@@ -2681,14 +3064,9 @@
       </w:tr>
     </w:tbl>
     <w:p>
-      <w:r>
-        <w:br w:type="page"/>
-      </w:r>
-    </w:p>
-    <w:p>
       <w:pPr>
+        <w:spacing w:before="120" w:after="60"/>
         <w:jc w:val="left"/>
-        <w:spacing w:line="480" w:lineRule="auto"/>
       </w:pPr>
       <w:r>
         <w:rPr>
@@ -2701,15 +3079,15 @@
     </w:p>
     <w:p>
       <w:pPr>
-        <w:spacing w:after="0" w:line="480" w:lineRule="auto"/>
+        <w:spacing w:after="60" w:line="360" w:lineRule="auto"/>
         <w:jc w:val="both"/>
       </w:pPr>
       <w:r>
         <w:rPr>
           <w:rFonts w:ascii="Times New Roman" w:hAnsi="Times New Roman"/>
-          <w:sz w:val="24"/>
+          <w:sz w:val="22"/>
         </w:rPr>
-        <w:t>The industrial attachment logbook documents a comprehensive 7-month engagement at Lynia Finance (October 1, 2025 - May 7, 2026). Four major physical research meetings were conducted documenting Zimbabwe's payment and lending landscape. Four substantial technical projects were implemented in production: Payment Reconciliation System (50,000 daily transactions, 99.8% uptime), Analytics Dashboard (real-time KPI monitoring), Data Integration &amp; ETL Pipeline (hourly updates), and WhatsApp Business Integration (live connection with secure credentials). The attachment provided invaluable practical experience in fintech operations, system design, data engineering, and business intelligence. Technical skills substantially exceeded academic training, representing genuine professional expertise. The experience profoundly shaped career trajectory toward fintech and data analytics with clear understanding of financial inclusion's importance.</w:t>
+        <w:t>This logbook documents a comprehensive 7-month industrial attachment at Lynia Finance, from October 1, 2025 through May 7, 2026. Four major physical research meetings were conducted at partner financial institutions, documenting Zimbabwe's payment and lending landscape. Four substantial technical projects were implemented in production serving actual business needs. The attachment provided invaluable practical experience in fintech operations, system design, data engineering, and business intelligence. Technical skills substantially exceeded academic training, representing genuine professional expertise. The experience profoundly shaped career trajectory toward fintech and data analytics with clear understanding of financial inclusion's importance in emerging markets.</w:t>
       </w:r>
     </w:p>
     <w:sectPr>

--- a/Industrial_Attachment_Logbook_October2025_May2026.docx
+++ b/Industrial_Attachment_Logbook_October2025_May2026.docx
@@ -134,6 +134,7 @@
               <w:rPr>
                 <w:rFonts w:ascii="Times New Roman" w:hAnsi="Times New Roman"/>
                 <w:b/>
+                <w:color w:val="000000"/>
                 <w:sz w:val="20"/>
               </w:rPr>
               <w:t>Date</w:t>
@@ -152,6 +153,7 @@
               <w:rPr>
                 <w:rFonts w:ascii="Times New Roman" w:hAnsi="Times New Roman"/>
                 <w:b/>
+                <w:color w:val="000000"/>
                 <w:sz w:val="20"/>
               </w:rPr>
               <w:t>Activity/Task</w:t>
@@ -170,6 +172,7 @@
               <w:rPr>
                 <w:rFonts w:ascii="Times New Roman" w:hAnsi="Times New Roman"/>
                 <w:b/>
+                <w:color w:val="000000"/>
                 <w:sz w:val="20"/>
               </w:rPr>
               <w:t>Details &amp; Findings</w:t>
@@ -188,6 +191,7 @@
               <w:rPr>
                 <w:rFonts w:ascii="Times New Roman" w:hAnsi="Times New Roman"/>
                 <w:b/>
+                <w:color w:val="000000"/>
                 <w:sz w:val="20"/>
               </w:rPr>
               <w:t>Skills Developed</w:t>
@@ -207,6 +211,7 @@
             <w:r>
               <w:rPr>
                 <w:rFonts w:ascii="Times New Roman" w:hAnsi="Times New Roman"/>
+                <w:color w:val="000000"/>
                 <w:sz w:val="18"/>
               </w:rPr>
               <w:t>1 Oct</w:t>
@@ -224,6 +229,7 @@
             <w:r>
               <w:rPr>
                 <w:rFonts w:ascii="Times New Roman" w:hAnsi="Times New Roman"/>
+                <w:color w:val="000000"/>
                 <w:sz w:val="18"/>
               </w:rPr>
               <w:t>First Day at Lynia Finance</w:t>
@@ -241,6 +247,7 @@
             <w:r>
               <w:rPr>
                 <w:rFonts w:ascii="Times New Roman" w:hAnsi="Times New Roman"/>
+                <w:color w:val="000000"/>
                 <w:sz w:val="18"/>
               </w:rPr>
               <w:t>Onboarding completion, supervisor meetings, company orientation. Learned Lynia's mission: financial inclusion for underbanked Zimbabweans. Reviewed security protocols and company culture.</w:t>
@@ -258,6 +265,7 @@
             <w:r>
               <w:rPr>
                 <w:rFonts w:ascii="Times New Roman" w:hAnsi="Times New Roman"/>
+                <w:color w:val="000000"/>
                 <w:sz w:val="18"/>
               </w:rPr>
               <w:t>Professional orientation, org awareness</w:t>
@@ -277,6 +285,7 @@
             <w:r>
               <w:rPr>
                 <w:rFonts w:ascii="Times New Roman" w:hAnsi="Times New Roman"/>
+                <w:color w:val="000000"/>
                 <w:sz w:val="18"/>
               </w:rPr>
               <w:t>2 Oct</w:t>
@@ -294,6 +303,7 @@
             <w:r>
               <w:rPr>
                 <w:rFonts w:ascii="Times New Roman" w:hAnsi="Times New Roman"/>
+                <w:color w:val="000000"/>
                 <w:sz w:val="18"/>
               </w:rPr>
               <w:t>Department Rotation</w:t>
@@ -311,6 +321,7 @@
             <w:r>
               <w:rPr>
                 <w:rFonts w:ascii="Times New Roman" w:hAnsi="Times New Roman"/>
+                <w:color w:val="000000"/>
                 <w:sz w:val="18"/>
               </w:rPr>
               <w:t>Visited Engineering, Data Analytics, Operations. Met Data Analytics team (primary supervisors). Reviewed payment architecture, API integrations, and current systems.</w:t>
@@ -328,6 +339,7 @@
             <w:r>
               <w:rPr>
                 <w:rFonts w:ascii="Times New Roman" w:hAnsi="Times New Roman"/>
+                <w:color w:val="000000"/>
                 <w:sz w:val="18"/>
               </w:rPr>
               <w:t>System understanding, team dynamics</w:t>
@@ -347,6 +359,7 @@
             <w:r>
               <w:rPr>
                 <w:rFonts w:ascii="Times New Roman" w:hAnsi="Times New Roman"/>
+                <w:color w:val="000000"/>
                 <w:sz w:val="18"/>
               </w:rPr>
               <w:t>3 Oct</w:t>
@@ -364,6 +377,7 @@
             <w:r>
               <w:rPr>
                 <w:rFonts w:ascii="Times New Roman" w:hAnsi="Times New Roman"/>
+                <w:color w:val="000000"/>
                 <w:sz w:val="18"/>
               </w:rPr>
               <w:t>Technical Briefing</w:t>
@@ -381,6 +395,7 @@
             <w:r>
               <w:rPr>
                 <w:rFonts w:ascii="Times New Roman" w:hAnsi="Times New Roman"/>
+                <w:color w:val="000000"/>
                 <w:sz w:val="18"/>
               </w:rPr>
               <w:t>AWS services overview (Lambda, RDS, S3, SQS). Reviewed EcoCash and InnBucks API documentation. Studied payment reconciliation challenges.</w:t>
@@ -398,6 +413,7 @@
             <w:r>
               <w:rPr>
                 <w:rFonts w:ascii="Times New Roman" w:hAnsi="Times New Roman"/>
+                <w:color w:val="000000"/>
                 <w:sz w:val="18"/>
               </w:rPr>
               <w:t>AWS services, API analysis, payment systems</w:t>
@@ -417,6 +433,7 @@
             <w:r>
               <w:rPr>
                 <w:rFonts w:ascii="Times New Roman" w:hAnsi="Times New Roman"/>
+                <w:color w:val="000000"/>
                 <w:sz w:val="18"/>
               </w:rPr>
               <w:t>4 Oct</w:t>
@@ -434,6 +451,7 @@
             <w:r>
               <w:rPr>
                 <w:rFonts w:ascii="Times New Roman" w:hAnsi="Times New Roman"/>
+                <w:color w:val="000000"/>
                 <w:sz w:val="18"/>
               </w:rPr>
               <w:t>Business Strategy</w:t>
@@ -451,6 +469,7 @@
             <w:r>
               <w:rPr>
                 <w:rFonts w:ascii="Times New Roman" w:hAnsi="Times New Roman"/>
+                <w:color w:val="000000"/>
                 <w:sz w:val="18"/>
               </w:rPr>
               <w:t>Management strategy session on objectives, product roadmap, regulatory requirements (RBZ). Understood fintech compliance landscape.</w:t>
@@ -468,6 +487,7 @@
             <w:r>
               <w:rPr>
                 <w:rFonts w:ascii="Times New Roman" w:hAnsi="Times New Roman"/>
+                <w:color w:val="000000"/>
                 <w:sz w:val="18"/>
               </w:rPr>
               <w:t>Business strategy, regulatory awareness</w:t>
@@ -487,6 +507,7 @@
             <w:r>
               <w:rPr>
                 <w:rFonts w:ascii="Times New Roman" w:hAnsi="Times New Roman"/>
+                <w:color w:val="000000"/>
                 <w:sz w:val="18"/>
               </w:rPr>
               <w:t>5 Oct (Fri)</w:t>
@@ -504,6 +525,7 @@
             <w:r>
               <w:rPr>
                 <w:rFonts w:ascii="Times New Roman" w:hAnsi="Times New Roman"/>
+                <w:color w:val="000000"/>
                 <w:sz w:val="18"/>
               </w:rPr>
               <w:t>Week 1 Review</w:t>
@@ -521,6 +543,7 @@
             <w:r>
               <w:rPr>
                 <w:rFonts w:ascii="Times New Roman" w:hAnsi="Times New Roman"/>
+                <w:color w:val="000000"/>
                 <w:sz w:val="18"/>
               </w:rPr>
               <w:t>Supervisor review of first week. Planned research meetings with four institutions. Established weekly meeting schedule.</w:t>
@@ -538,6 +561,7 @@
             <w:r>
               <w:rPr>
                 <w:rFonts w:ascii="Times New Roman" w:hAnsi="Times New Roman"/>
+                <w:color w:val="000000"/>
                 <w:sz w:val="18"/>
               </w:rPr>
               <w:t>Research planning, communication</w:t>
@@ -557,6 +581,7 @@
             <w:r>
               <w:rPr>
                 <w:rFonts w:ascii="Times New Roman" w:hAnsi="Times New Roman"/>
+                <w:color w:val="000000"/>
                 <w:sz w:val="18"/>
               </w:rPr>
               <w:t>6-7 Oct</w:t>
@@ -574,6 +599,7 @@
             <w:r>
               <w:rPr>
                 <w:rFonts w:ascii="Times New Roman" w:hAnsi="Times New Roman"/>
+                <w:color w:val="000000"/>
                 <w:sz w:val="18"/>
               </w:rPr>
               <w:t>EcoCash Prep</w:t>
@@ -591,6 +617,7 @@
             <w:r>
               <w:rPr>
                 <w:rFonts w:ascii="Times New Roman" w:hAnsi="Times New Roman"/>
+                <w:color w:val="000000"/>
                 <w:sz w:val="18"/>
               </w:rPr>
               <w:t>Reviewed extensive API documentation. Studied Java/Spring architecture, PostgreSQL design. Prepared detailed meeting questions. Researched competitor landscape.</w:t>
@@ -608,6 +635,7 @@
             <w:r>
               <w:rPr>
                 <w:rFonts w:ascii="Times New Roman" w:hAnsi="Times New Roman"/>
+                <w:color w:val="000000"/>
                 <w:sz w:val="18"/>
               </w:rPr>
               <w:t>API documentation, technical research</w:t>
@@ -627,6 +655,7 @@
             <w:r>
               <w:rPr>
                 <w:rFonts w:ascii="Times New Roman" w:hAnsi="Times New Roman"/>
+                <w:color w:val="000000"/>
                 <w:sz w:val="18"/>
               </w:rPr>
               <w:t>8 Oct (Wed)</w:t>
@@ -644,6 +673,7 @@
             <w:r>
               <w:rPr>
                 <w:rFonts w:ascii="Times New Roman" w:hAnsi="Times New Roman"/>
+                <w:color w:val="000000"/>
                 <w:sz w:val="18"/>
               </w:rPr>
               <w:t>ECOCASH MEETING</w:t>
@@ -661,6 +691,7 @@
             <w:r>
               <w:rPr>
                 <w:rFonts w:ascii="Times New Roman" w:hAnsi="Times New Roman"/>
+                <w:color w:val="000000"/>
                 <w:sz w:val="18"/>
               </w:rPr>
               <w:t>Econet HQ (2 hours). Learned: Java/Spring/PostgreSQL, 94-97% success rates, 2-5% fees, async processing, 24-48hr reconciliation, peak volumes 6-9am/5-8pm. Discussed retry mechanisms and error codes.</w:t>
@@ -678,6 +709,7 @@
             <w:r>
               <w:rPr>
                 <w:rFonts w:ascii="Times New Roman" w:hAnsi="Times New Roman"/>
+                <w:color w:val="000000"/>
                 <w:sz w:val="18"/>
               </w:rPr>
               <w:t>Payment architecture, negotiation</w:t>
@@ -697,6 +729,7 @@
             <w:r>
               <w:rPr>
                 <w:rFonts w:ascii="Times New Roman" w:hAnsi="Times New Roman"/>
+                <w:color w:val="000000"/>
                 <w:sz w:val="18"/>
               </w:rPr>
               <w:t>9 Oct</w:t>
@@ -714,6 +747,7 @@
             <w:r>
               <w:rPr>
                 <w:rFonts w:ascii="Times New Roman" w:hAnsi="Times New Roman"/>
+                <w:color w:val="000000"/>
                 <w:sz w:val="18"/>
               </w:rPr>
               <w:t>EcoCash Analysis</w:t>
@@ -731,6 +765,7 @@
             <w:r>
               <w:rPr>
                 <w:rFonts w:ascii="Times New Roman" w:hAnsi="Times New Roman"/>
+                <w:color w:val="000000"/>
                 <w:sz w:val="18"/>
               </w:rPr>
               <w:t>Documented findings comprehensively. Analyzed integration challenges: async handling, timeouts, credential security. Created recommendations.</w:t>
@@ -748,6 +783,7 @@
             <w:r>
               <w:rPr>
                 <w:rFonts w:ascii="Times New Roman" w:hAnsi="Times New Roman"/>
+                <w:color w:val="000000"/>
                 <w:sz w:val="18"/>
               </w:rPr>
               <w:t>Technical analysis, documentation</w:t>
@@ -767,6 +803,7 @@
             <w:r>
               <w:rPr>
                 <w:rFonts w:ascii="Times New Roman" w:hAnsi="Times New Roman"/>
+                <w:color w:val="000000"/>
                 <w:sz w:val="18"/>
               </w:rPr>
               <w:t>13 Oct (Mon)</w:t>
@@ -784,6 +821,7 @@
             <w:r>
               <w:rPr>
                 <w:rFonts w:ascii="Times New Roman" w:hAnsi="Times New Roman"/>
+                <w:color w:val="000000"/>
                 <w:sz w:val="18"/>
               </w:rPr>
               <w:t>InnBucks Prep</w:t>
@@ -801,6 +839,7 @@
             <w:r>
               <w:rPr>
                 <w:rFonts w:ascii="Times New Roman" w:hAnsi="Times New Roman"/>
+                <w:color w:val="000000"/>
                 <w:sz w:val="18"/>
               </w:rPr>
               <w:t>Reviewed modern RESTful architecture. Studied OAuth 2.0, webhook notifications. Analyzed business positioning vs EcoCash.</w:t>
@@ -818,6 +857,7 @@
             <w:r>
               <w:rPr>
                 <w:rFonts w:ascii="Times New Roman" w:hAnsi="Times New Roman"/>
+                <w:color w:val="000000"/>
                 <w:sz w:val="18"/>
               </w:rPr>
               <w:t>Modern architecture, OAuth concepts</w:t>
@@ -837,6 +877,7 @@
             <w:r>
               <w:rPr>
                 <w:rFonts w:ascii="Times New Roman" w:hAnsi="Times New Roman"/>
+                <w:color w:val="000000"/>
                 <w:sz w:val="18"/>
               </w:rPr>
               <w:t>15 Oct (Wed)</w:t>
@@ -854,6 +895,7 @@
             <w:r>
               <w:rPr>
                 <w:rFonts w:ascii="Times New Roman" w:hAnsi="Times New Roman"/>
+                <w:color w:val="000000"/>
                 <w:sz w:val="18"/>
               </w:rPr>
               <w:t>INNBUCKS MEETING</w:t>
@@ -871,6 +913,7 @@
             <w:r>
               <w:rPr>
                 <w:rFonts w:ascii="Times New Roman" w:hAnsi="Times New Roman"/>
+                <w:color w:val="000000"/>
                 <w:sz w:val="18"/>
               </w:rPr>
               <w:t>Innstrive offices (1.5 hours). Learned: Node.js, OAuth 2.0, JSON, webhooks, 91-93% success rates, 100 req/min limit. Discussed geographic liquidity challenges.</w:t>
@@ -888,6 +931,7 @@
             <w:r>
               <w:rPr>
                 <w:rFonts w:ascii="Times New Roman" w:hAnsi="Times New Roman"/>
+                <w:color w:val="000000"/>
                 <w:sz w:val="18"/>
               </w:rPr>
               <w:t>Modern API design, webhook integration</w:t>
@@ -907,6 +951,7 @@
             <w:r>
               <w:rPr>
                 <w:rFonts w:ascii="Times New Roman" w:hAnsi="Times New Roman"/>
+                <w:color w:val="000000"/>
                 <w:sz w:val="18"/>
               </w:rPr>
               <w:t>16 Oct</w:t>
@@ -924,6 +969,7 @@
             <w:r>
               <w:rPr>
                 <w:rFonts w:ascii="Times New Roman" w:hAnsi="Times New Roman"/>
+                <w:color w:val="000000"/>
                 <w:sz w:val="18"/>
               </w:rPr>
               <w:t>InnBucks Analysis</w:t>
@@ -941,6 +987,7 @@
             <w:r>
               <w:rPr>
                 <w:rFonts w:ascii="Times New Roman" w:hAnsi="Times New Roman"/>
+                <w:color w:val="000000"/>
                 <w:sz w:val="18"/>
               </w:rPr>
               <w:t>Comparative EcoCash vs InnBucks analysis. Evaluated strengths, weaknesses, business models. Recommended secondary provider strategy.</w:t>
@@ -958,6 +1005,7 @@
             <w:r>
               <w:rPr>
                 <w:rFonts w:ascii="Times New Roman" w:hAnsi="Times New Roman"/>
+                <w:color w:val="000000"/>
                 <w:sz w:val="18"/>
               </w:rPr>
               <w:t>Comparative analysis, business assessment</w:t>
@@ -1001,6 +1049,7 @@
             <w:r>
               <w:rPr>
                 <w:b/>
+                <w:color w:val="000000"/>
                 <w:sz w:val="20"/>
               </w:rPr>
               <w:t>Date</w:t>
@@ -1015,6 +1064,7 @@
             <w:r>
               <w:rPr>
                 <w:b/>
+                <w:color w:val="000000"/>
                 <w:sz w:val="20"/>
               </w:rPr>
               <w:t>Activity/Task</w:t>
@@ -1029,6 +1079,7 @@
             <w:r>
               <w:rPr>
                 <w:b/>
+                <w:color w:val="000000"/>
                 <w:sz w:val="20"/>
               </w:rPr>
               <w:t>Details &amp; Findings</w:t>
@@ -1043,6 +1094,7 @@
             <w:r>
               <w:rPr>
                 <w:b/>
+                <w:color w:val="000000"/>
                 <w:sz w:val="20"/>
               </w:rPr>
               <w:t>Skills Developed</w:t>
@@ -1061,6 +1113,7 @@
             </w:pPr>
             <w:r>
               <w:rPr>
+                <w:color w:val="000000"/>
                 <w:sz w:val="18"/>
               </w:rPr>
               <w:t>3 Nov (Mon)</w:t>
@@ -1077,6 +1130,7 @@
             </w:pPr>
             <w:r>
               <w:rPr>
+                <w:color w:val="000000"/>
                 <w:sz w:val="18"/>
               </w:rPr>
               <w:t>Omari Prep</w:t>
@@ -1093,6 +1147,7 @@
             </w:pPr>
             <w:r>
               <w:rPr>
+                <w:color w:val="000000"/>
                 <w:sz w:val="18"/>
               </w:rPr>
               <w:t>Researched digital lending platform. Studied ML credit scoring, feature engineering, ensemble methods. Reviewed 85%+ repayment rates in informal sector.</w:t>
@@ -1109,6 +1164,7 @@
             </w:pPr>
             <w:r>
               <w:rPr>
+                <w:color w:val="000000"/>
                 <w:sz w:val="18"/>
               </w:rPr>
               <w:t>Credit scoring, ML concepts</w:t>
@@ -1127,6 +1183,7 @@
             </w:pPr>
             <w:r>
               <w:rPr>
+                <w:color w:val="000000"/>
                 <w:sz w:val="18"/>
               </w:rPr>
               <w:t>5 Nov (Wed)</w:t>
@@ -1143,6 +1200,7 @@
             </w:pPr>
             <w:r>
               <w:rPr>
+                <w:color w:val="000000"/>
                 <w:sz w:val="18"/>
               </w:rPr>
               <w:t>OMARI MEETING</w:t>
@@ -1159,6 +1217,7 @@
             </w:pPr>
             <w:r>
               <w:rPr>
+                <w:color w:val="000000"/>
                 <w:sz w:val="18"/>
               </w:rPr>
               <w:t>Omari offices (2 hours). Learned: ML-based scoring, feature engineering, real-time decisions, 85%+ repayment, WhatsApp acquisition, frictionless onboarding. Discussed alternative credit data sources.</w:t>
@@ -1175,6 +1234,7 @@
             </w:pPr>
             <w:r>
               <w:rPr>
+                <w:color w:val="000000"/>
                 <w:sz w:val="18"/>
               </w:rPr>
               <w:t>ML credit assessment, acquisition strategy</w:t>
@@ -1193,6 +1253,7 @@
             </w:pPr>
             <w:r>
               <w:rPr>
+                <w:color w:val="000000"/>
                 <w:sz w:val="18"/>
               </w:rPr>
               <w:t>6 Nov</w:t>
@@ -1209,6 +1270,7 @@
             </w:pPr>
             <w:r>
               <w:rPr>
+                <w:color w:val="000000"/>
                 <w:sz w:val="18"/>
               </w:rPr>
               <w:t>Omari Analysis</w:t>
@@ -1225,6 +1287,7 @@
             </w:pPr>
             <w:r>
               <w:rPr>
+                <w:color w:val="000000"/>
                 <w:sz w:val="18"/>
               </w:rPr>
               <w:t>Competitive benchmarking vs Lynia. SWOT analysis completed. Identified customer experience strengths and growth factors.</w:t>
@@ -1241,6 +1304,7 @@
             </w:pPr>
             <w:r>
               <w:rPr>
+                <w:color w:val="000000"/>
                 <w:sz w:val="18"/>
               </w:rPr>
               <w:t>Competitive analysis, benchmarking</w:t>
@@ -1259,6 +1323,7 @@
             </w:pPr>
             <w:r>
               <w:rPr>
+                <w:color w:val="000000"/>
                 <w:sz w:val="18"/>
               </w:rPr>
               <w:t>10 Nov (Mon)</w:t>
@@ -1275,6 +1340,7 @@
             </w:pPr>
             <w:r>
               <w:rPr>
+                <w:color w:val="000000"/>
                 <w:sz w:val="18"/>
               </w:rPr>
               <w:t>SSB Prep</w:t>
@@ -1291,6 +1357,7 @@
             </w:pPr>
             <w:r>
               <w:rPr>
+                <w:color w:val="000000"/>
                 <w:sz w:val="18"/>
               </w:rPr>
               <w:t>Researched salary-linked lending model. Studied RBZ regulations. Reviewed civil service integration requirements.</w:t>
@@ -1307,6 +1374,7 @@
             </w:pPr>
             <w:r>
               <w:rPr>
+                <w:color w:val="000000"/>
                 <w:sz w:val="18"/>
               </w:rPr>
               <w:t>Government lending, regulatory research</w:t>
@@ -1325,6 +1393,7 @@
             </w:pPr>
             <w:r>
               <w:rPr>
+                <w:color w:val="000000"/>
                 <w:sz w:val="18"/>
               </w:rPr>
               <w:t>12 Nov (Wed)</w:t>
@@ -1341,6 +1410,7 @@
             </w:pPr>
             <w:r>
               <w:rPr>
+                <w:color w:val="000000"/>
                 <w:sz w:val="18"/>
               </w:rPr>
               <w:t>SSB MEETING</w:t>
@@ -1357,6 +1427,7 @@
             </w:pPr>
             <w:r>
               <w:rPr>
+                <w:color w:val="000000"/>
                 <w:sz w:val="18"/>
               </w:rPr>
               <w:t>SSB HQ (2.5 hours). Learned: salary deduction integration, 300,000+ civil servants market, near-zero defaults, legacy systems, modernization opportunities. Discussed partnership potential.</w:t>
@@ -1373,6 +1444,7 @@
             </w:pPr>
             <w:r>
               <w:rPr>
+                <w:color w:val="000000"/>
                 <w:sz w:val="18"/>
               </w:rPr>
               <w:t>Government systems, salary-linked lending</w:t>
@@ -1391,6 +1463,7 @@
             </w:pPr>
             <w:r>
               <w:rPr>
+                <w:color w:val="000000"/>
                 <w:sz w:val="18"/>
               </w:rPr>
               <w:t>13 Nov</w:t>
@@ -1407,6 +1480,7 @@
             </w:pPr>
             <w:r>
               <w:rPr>
+                <w:color w:val="000000"/>
                 <w:sz w:val="18"/>
               </w:rPr>
               <w:t>SSB Analysis</w:t>
@@ -1423,6 +1497,7 @@
             </w:pPr>
             <w:r>
               <w:rPr>
+                <w:color w:val="000000"/>
                 <w:sz w:val="18"/>
               </w:rPr>
               <w:t>Documented findings. Assessed market opportunity and competitive positioning. Created partnership implementation roadmap.</w:t>
@@ -1439,6 +1514,7 @@
             </w:pPr>
             <w:r>
               <w:rPr>
+                <w:color w:val="000000"/>
                 <w:sz w:val="18"/>
               </w:rPr>
               <w:t>Strategic planning, market analysis</w:t>
@@ -1482,6 +1558,7 @@
             <w:r>
               <w:rPr>
                 <w:b/>
+                <w:color w:val="000000"/>
                 <w:sz w:val="20"/>
               </w:rPr>
               <w:t>Date</w:t>
@@ -1496,6 +1573,7 @@
             <w:r>
               <w:rPr>
                 <w:b/>
+                <w:color w:val="000000"/>
                 <w:sz w:val="20"/>
               </w:rPr>
               <w:t>Activity/Task</w:t>
@@ -1510,6 +1588,7 @@
             <w:r>
               <w:rPr>
                 <w:b/>
+                <w:color w:val="000000"/>
                 <w:sz w:val="20"/>
               </w:rPr>
               <w:t>Details &amp; Findings</w:t>
@@ -1524,6 +1603,7 @@
             <w:r>
               <w:rPr>
                 <w:b/>
+                <w:color w:val="000000"/>
                 <w:sz w:val="20"/>
               </w:rPr>
               <w:t>Skills Developed</w:t>
@@ -1542,6 +1622,7 @@
             </w:pPr>
             <w:r>
               <w:rPr>
+                <w:color w:val="000000"/>
                 <w:sz w:val="18"/>
               </w:rPr>
               <w:t>1 Dec</w:t>
@@ -1558,6 +1639,7 @@
             </w:pPr>
             <w:r>
               <w:rPr>
+                <w:color w:val="000000"/>
                 <w:sz w:val="18"/>
               </w:rPr>
               <w:t>Research Summary &amp; Project Start</w:t>
@@ -1574,6 +1656,7 @@
             </w:pPr>
             <w:r>
               <w:rPr>
+                <w:color w:val="000000"/>
                 <w:sz w:val="18"/>
               </w:rPr>
               <w:t>Consolidated all research findings. Initiated Payment Reconciliation System. Designed AWS Lambda/SQS distributed architecture. Technical design documented.</w:t>
@@ -1590,6 +1673,7 @@
             </w:pPr>
             <w:r>
               <w:rPr>
+                <w:color w:val="000000"/>
                 <w:sz w:val="18"/>
               </w:rPr>
               <w:t>Project management, architecture design</w:t>
@@ -1608,6 +1692,7 @@
             </w:pPr>
             <w:r>
               <w:rPr>
+                <w:color w:val="000000"/>
                 <w:sz w:val="18"/>
               </w:rPr>
               <w:t>2-5 Dec</w:t>
@@ -1624,6 +1709,7 @@
             </w:pPr>
             <w:r>
               <w:rPr>
+                <w:color w:val="000000"/>
                 <w:sz w:val="18"/>
               </w:rPr>
               <w:t>Reconciliation System Dev</w:t>
@@ -1640,6 +1726,7 @@
             </w:pPr>
             <w:r>
               <w:rPr>
+                <w:color w:val="000000"/>
                 <w:sz w:val="18"/>
               </w:rPr>
               <w:t>Designed components: Transaction State Management, Reconciliation Engine, Callback Handlers, Discrepancy Detection. Began Node.js/TypeScript implementation.</w:t>
@@ -1656,6 +1743,7 @@
             </w:pPr>
             <w:r>
               <w:rPr>
+                <w:color w:val="000000"/>
                 <w:sz w:val="18"/>
               </w:rPr>
               <w:t>System architecture, Node.js development</w:t>
@@ -1674,6 +1762,7 @@
             </w:pPr>
             <w:r>
               <w:rPr>
+                <w:color w:val="000000"/>
                 <w:sz w:val="18"/>
               </w:rPr>
               <w:t>8-12 Dec</w:t>
@@ -1690,6 +1779,7 @@
             </w:pPr>
             <w:r>
               <w:rPr>
+                <w:color w:val="000000"/>
                 <w:sz w:val="18"/>
               </w:rPr>
               <w:t>WhatsApp Integration</w:t>
@@ -1706,6 +1796,7 @@
             </w:pPr>
             <w:r>
               <w:rPr>
+                <w:color w:val="000000"/>
                 <w:sz w:val="18"/>
               </w:rPr>
               <w:t>Connected live WhatsApp Business number. Implemented runtime verification, health checks. Integrated AWS Secrets Manager for secure credentials.</w:t>
@@ -1722,6 +1813,7 @@
             </w:pPr>
             <w:r>
               <w:rPr>
+                <w:color w:val="000000"/>
                 <w:sz w:val="18"/>
               </w:rPr>
               <w:t>WhatsApp API, credential management</w:t>
@@ -1740,6 +1832,7 @@
             </w:pPr>
             <w:r>
               <w:rPr>
+                <w:color w:val="000000"/>
                 <w:sz w:val="18"/>
               </w:rPr>
               <w:t>15 Dec</w:t>
@@ -1756,6 +1849,7 @@
             </w:pPr>
             <w:r>
               <w:rPr>
+                <w:color w:val="000000"/>
                 <w:sz w:val="18"/>
               </w:rPr>
               <w:t>Mid-Point Review</w:t>
@@ -1772,6 +1866,7 @@
             </w:pPr>
             <w:r>
               <w:rPr>
+                <w:color w:val="000000"/>
                 <w:sz w:val="18"/>
               </w:rPr>
               <w:t>Comprehensive supervisor review. All research completed. Discussed 2026 objectives and progress assessment.</w:t>
@@ -1788,6 +1883,7 @@
             </w:pPr>
             <w:r>
               <w:rPr>
+                <w:color w:val="000000"/>
                 <w:sz w:val="18"/>
               </w:rPr>
               <w:t>Reflective practice, communication</w:t>
@@ -1831,6 +1927,7 @@
             <w:r>
               <w:rPr>
                 <w:b/>
+                <w:color w:val="000000"/>
                 <w:sz w:val="20"/>
               </w:rPr>
               <w:t>Date</w:t>
@@ -1845,6 +1942,7 @@
             <w:r>
               <w:rPr>
                 <w:b/>
+                <w:color w:val="000000"/>
                 <w:sz w:val="20"/>
               </w:rPr>
               <w:t>Activity/Task</w:t>
@@ -1859,6 +1957,7 @@
             <w:r>
               <w:rPr>
                 <w:b/>
+                <w:color w:val="000000"/>
                 <w:sz w:val="20"/>
               </w:rPr>
               <w:t>Details &amp; Findings</w:t>
@@ -1873,6 +1972,7 @@
             <w:r>
               <w:rPr>
                 <w:b/>
+                <w:color w:val="000000"/>
                 <w:sz w:val="20"/>
               </w:rPr>
               <w:t>Skills Developed</w:t>
@@ -1891,6 +1991,7 @@
             </w:pPr>
             <w:r>
               <w:rPr>
+                <w:color w:val="000000"/>
                 <w:sz w:val="18"/>
               </w:rPr>
               <w:t>5-31 Jan</w:t>
@@ -1907,6 +2008,7 @@
             </w:pPr>
             <w:r>
               <w:rPr>
+                <w:color w:val="000000"/>
                 <w:sz w:val="18"/>
               </w:rPr>
               <w:t>Reconciliation Development</w:t>
@@ -1923,6 +2025,7 @@
             </w:pPr>
             <w:r>
               <w:rPr>
+                <w:color w:val="000000"/>
                 <w:sz w:val="18"/>
               </w:rPr>
               <w:t>Intensive development phase. Implemented all system components. Achieved 50,000 daily transactions, 99.8% uptime. Comprehensive testing.</w:t>
@@ -1939,6 +2042,7 @@
             </w:pPr>
             <w:r>
               <w:rPr>
+                <w:color w:val="000000"/>
                 <w:sz w:val="18"/>
               </w:rPr>
               <w:t>Backend dev, testing, AWS optimization</w:t>
@@ -1957,6 +2061,7 @@
             </w:pPr>
             <w:r>
               <w:rPr>
+                <w:color w:val="000000"/>
                 <w:sz w:val="18"/>
               </w:rPr>
               <w:t>15 Jan</w:t>
@@ -1973,6 +2078,7 @@
             </w:pPr>
             <w:r>
               <w:rPr>
+                <w:color w:val="000000"/>
                 <w:sz w:val="18"/>
               </w:rPr>
               <w:t>Analytics Dashboard Kickoff</w:t>
@@ -1989,6 +2095,7 @@
             </w:pPr>
             <w:r>
               <w:rPr>
+                <w:color w:val="000000"/>
                 <w:sz w:val="18"/>
               </w:rPr>
               <w:t>Gathered requirements from operations, risk, executives. Designed React frontend. Planned Python backend with PostgreSQL/Redis caching.</w:t>
@@ -2005,6 +2112,7 @@
             </w:pPr>
             <w:r>
               <w:rPr>
+                <w:color w:val="000000"/>
                 <w:sz w:val="18"/>
               </w:rPr>
               <w:t>Requirements gathering, frontend/backend design</w:t>
@@ -2048,6 +2156,7 @@
             <w:r>
               <w:rPr>
                 <w:b/>
+                <w:color w:val="000000"/>
                 <w:sz w:val="20"/>
               </w:rPr>
               <w:t>Date</w:t>
@@ -2062,6 +2171,7 @@
             <w:r>
               <w:rPr>
                 <w:b/>
+                <w:color w:val="000000"/>
                 <w:sz w:val="20"/>
               </w:rPr>
               <w:t>Activity/Task</w:t>
@@ -2076,6 +2186,7 @@
             <w:r>
               <w:rPr>
                 <w:b/>
+                <w:color w:val="000000"/>
                 <w:sz w:val="20"/>
               </w:rPr>
               <w:t>Details &amp; Findings</w:t>
@@ -2090,6 +2201,7 @@
             <w:r>
               <w:rPr>
                 <w:b/>
+                <w:color w:val="000000"/>
                 <w:sz w:val="20"/>
               </w:rPr>
               <w:t>Skills Developed</w:t>
@@ -2108,6 +2220,7 @@
             </w:pPr>
             <w:r>
               <w:rPr>
+                <w:color w:val="000000"/>
                 <w:sz w:val="18"/>
               </w:rPr>
               <w:t>2-28 Feb</w:t>
@@ -2124,6 +2237,7 @@
             </w:pPr>
             <w:r>
               <w:rPr>
+                <w:color w:val="000000"/>
                 <w:sz w:val="18"/>
               </w:rPr>
               <w:t>Dashboard &amp; ETL Pipeline</w:t>
@@ -2140,6 +2254,7 @@
             </w:pPr>
             <w:r>
               <w:rPr>
+                <w:color w:val="000000"/>
                 <w:sz w:val="18"/>
               </w:rPr>
               <w:t>Developed analytics dashboard with real-time KPI monitoring. Built ETL pipeline consolidating multi-source data. Apache Airflow orchestration for hourly updates. Dashboard revealed key insights: peak activity 6-9am/5-8pm, 87% repayment rate, 40% lower organic acquisition cost, 65% Harare/Bulawayo concentration.</w:t>
@@ -2156,6 +2271,7 @@
             </w:pPr>
             <w:r>
               <w:rPr>
+                <w:color w:val="000000"/>
                 <w:sz w:val="18"/>
               </w:rPr>
               <w:t>ETL design, Apache Airflow, data pipeline architecture</w:t>
@@ -2199,6 +2315,7 @@
             <w:r>
               <w:rPr>
                 <w:b/>
+                <w:color w:val="000000"/>
                 <w:sz w:val="20"/>
               </w:rPr>
               <w:t>Date</w:t>
@@ -2213,6 +2330,7 @@
             <w:r>
               <w:rPr>
                 <w:b/>
+                <w:color w:val="000000"/>
                 <w:sz w:val="20"/>
               </w:rPr>
               <w:t>Activity/Task</w:t>
@@ -2227,6 +2345,7 @@
             <w:r>
               <w:rPr>
                 <w:b/>
+                <w:color w:val="000000"/>
                 <w:sz w:val="20"/>
               </w:rPr>
               <w:t>Details &amp; Findings</w:t>
@@ -2241,6 +2360,7 @@
             <w:r>
               <w:rPr>
                 <w:b/>
+                <w:color w:val="000000"/>
                 <w:sz w:val="20"/>
               </w:rPr>
               <w:t>Skills Developed</w:t>
@@ -2259,6 +2379,7 @@
             </w:pPr>
             <w:r>
               <w:rPr>
+                <w:color w:val="000000"/>
                 <w:sz w:val="18"/>
               </w:rPr>
               <w:t>2-31 Mar</w:t>
@@ -2275,6 +2396,7 @@
             </w:pPr>
             <w:r>
               <w:rPr>
+                <w:color w:val="000000"/>
                 <w:sz w:val="18"/>
               </w:rPr>
               <w:t>Testing &amp; Optimization</w:t>
@@ -2291,6 +2413,7 @@
             </w:pPr>
             <w:r>
               <w:rPr>
+                <w:color w:val="000000"/>
                 <w:sz w:val="18"/>
               </w:rPr>
               <w:t>Enhanced test coverage across all systems. Fixed bugs including WhatsApp display handling, test session initialization, credential management. Optimized database queries. Enhanced CloudWatch monitoring.</w:t>
@@ -2307,6 +2430,7 @@
             </w:pPr>
             <w:r>
               <w:rPr>
+                <w:color w:val="000000"/>
                 <w:sz w:val="18"/>
               </w:rPr>
               <w:t>Testing methodology, debugging, performance optimization</w:t>
@@ -2325,6 +2449,7 @@
             </w:pPr>
             <w:r>
               <w:rPr>
+                <w:color w:val="000000"/>
                 <w:sz w:val="18"/>
               </w:rPr>
               <w:t>1-30 Apr</w:t>
@@ -2341,6 +2466,7 @@
             </w:pPr>
             <w:r>
               <w:rPr>
+                <w:color w:val="000000"/>
                 <w:sz w:val="18"/>
               </w:rPr>
               <w:t>System Hardening &amp; Deploy</w:t>
@@ -2357,6 +2483,7 @@
             </w:pPr>
             <w:r>
               <w:rPr>
+                <w:color w:val="000000"/>
                 <w:sz w:val="18"/>
               </w:rPr>
               <w:t>Refactored CI/CD pipeline removing GitHub secrets. Implemented AWS Secrets Manager. Security audits and compliance verification. Operationalized runbooks. Deployed to production with zero critical incidents.</w:t>
@@ -2373,6 +2500,7 @@
             </w:pPr>
             <w:r>
               <w:rPr>
+                <w:color w:val="000000"/>
                 <w:sz w:val="18"/>
               </w:rPr>
               <w:t>CI/CD optimization, security hardening, compliance</w:t>
@@ -2391,6 +2519,7 @@
             </w:pPr>
             <w:r>
               <w:rPr>
+                <w:color w:val="000000"/>
                 <w:sz w:val="18"/>
               </w:rPr>
               <w:t>1-7 May</w:t>
@@ -2407,6 +2536,7 @@
             </w:pPr>
             <w:r>
               <w:rPr>
+                <w:color w:val="000000"/>
                 <w:sz w:val="18"/>
               </w:rPr>
               <w:t>Completion &amp; Documentation</w:t>
@@ -2423,6 +2553,7 @@
             </w:pPr>
             <w:r>
               <w:rPr>
+                <w:color w:val="000000"/>
                 <w:sz w:val="18"/>
               </w:rPr>
               <w:t>Completed all documentation. Conducted knowledge transfer sessions with operations and engineering teams. Prepared final reports. Reflected on overall experience.</w:t>
@@ -2439,6 +2570,7 @@
             </w:pPr>
             <w:r>
               <w:rPr>
+                <w:color w:val="000000"/>
                 <w:sz w:val="18"/>
               </w:rPr>
               <w:t>Documentation, knowledge transfer, professional closure</w:t>
@@ -2496,6 +2628,7 @@
             <w:r>
               <w:rPr>
                 <w:b/>
+                <w:color w:val="000000"/>
                 <w:sz w:val="20"/>
               </w:rPr>
               <w:t>Organization</w:t>
@@ -2510,6 +2643,7 @@
             <w:r>
               <w:rPr>
                 <w:b/>
+                <w:color w:val="000000"/>
                 <w:sz w:val="20"/>
               </w:rPr>
               <w:t>Date</w:t>
@@ -2524,6 +2658,7 @@
             <w:r>
               <w:rPr>
                 <w:b/>
+                <w:color w:val="000000"/>
                 <w:sz w:val="20"/>
               </w:rPr>
               <w:t>Duration</w:t>
@@ -2538,6 +2673,7 @@
             <w:r>
               <w:rPr>
                 <w:b/>
+                <w:color w:val="000000"/>
                 <w:sz w:val="20"/>
               </w:rPr>
               <w:t>Key Findings</w:t>
@@ -2555,6 +2691,9 @@
               <w:spacing w:after="0"/>
             </w:pPr>
             <w:r>
+              <w:rPr>
+                <w:color w:val="000000"/>
+              </w:rPr>
               <w:t>EcoCash</w:t>
             </w:r>
           </w:p>
@@ -2568,6 +2707,9 @@
               <w:spacing w:after="0"/>
             </w:pPr>
             <w:r>
+              <w:rPr>
+                <w:color w:val="000000"/>
+              </w:rPr>
               <w:t>8 Oct 2025</w:t>
             </w:r>
           </w:p>
@@ -2581,6 +2723,9 @@
               <w:spacing w:after="0"/>
             </w:pPr>
             <w:r>
+              <w:rPr>
+                <w:color w:val="000000"/>
+              </w:rPr>
               <w:t>2 hours</w:t>
             </w:r>
           </w:p>
@@ -2594,6 +2739,9 @@
               <w:spacing w:after="0"/>
             </w:pPr>
             <w:r>
+              <w:rPr>
+                <w:color w:val="000000"/>
+              </w:rPr>
               <w:t>Java/Spring, PostgreSQL, 94-97% success rates, 2-5% fees, async processing</w:t>
             </w:r>
           </w:p>
@@ -2609,6 +2757,9 @@
               <w:spacing w:after="0"/>
             </w:pPr>
             <w:r>
+              <w:rPr>
+                <w:color w:val="000000"/>
+              </w:rPr>
               <w:t>InnBucks</w:t>
             </w:r>
           </w:p>
@@ -2622,6 +2773,9 @@
               <w:spacing w:after="0"/>
             </w:pPr>
             <w:r>
+              <w:rPr>
+                <w:color w:val="000000"/>
+              </w:rPr>
               <w:t>15 Oct 2025</w:t>
             </w:r>
           </w:p>
@@ -2635,6 +2789,9 @@
               <w:spacing w:after="0"/>
             </w:pPr>
             <w:r>
+              <w:rPr>
+                <w:color w:val="000000"/>
+              </w:rPr>
               <w:t>1.5 hours</w:t>
             </w:r>
           </w:p>
@@ -2648,6 +2805,9 @@
               <w:spacing w:after="0"/>
             </w:pPr>
             <w:r>
+              <w:rPr>
+                <w:color w:val="000000"/>
+              </w:rPr>
               <w:t>Node.js, OAuth 2.0, 91-93% success rates, 100 req/min limit, webhooks</w:t>
             </w:r>
           </w:p>
@@ -2663,6 +2823,9 @@
               <w:spacing w:after="0"/>
             </w:pPr>
             <w:r>
+              <w:rPr>
+                <w:color w:val="000000"/>
+              </w:rPr>
               <w:t>Omari</w:t>
             </w:r>
           </w:p>
@@ -2676,6 +2839,9 @@
               <w:spacing w:after="0"/>
             </w:pPr>
             <w:r>
+              <w:rPr>
+                <w:color w:val="000000"/>
+              </w:rPr>
               <w:t>5 Nov 2025</w:t>
             </w:r>
           </w:p>
@@ -2689,6 +2855,9 @@
               <w:spacing w:after="0"/>
             </w:pPr>
             <w:r>
+              <w:rPr>
+                <w:color w:val="000000"/>
+              </w:rPr>
               <w:t>2 hours</w:t>
             </w:r>
           </w:p>
@@ -2702,6 +2871,9 @@
               <w:spacing w:after="0"/>
             </w:pPr>
             <w:r>
+              <w:rPr>
+                <w:color w:val="000000"/>
+              </w:rPr>
               <w:t>ML credit scoring, 85%+ repayment rates, WhatsApp acquisition strategy</w:t>
             </w:r>
           </w:p>
@@ -2717,6 +2889,9 @@
               <w:spacing w:after="0"/>
             </w:pPr>
             <w:r>
+              <w:rPr>
+                <w:color w:val="000000"/>
+              </w:rPr>
               <w:t>SSB</w:t>
             </w:r>
           </w:p>
@@ -2730,6 +2905,9 @@
               <w:spacing w:after="0"/>
             </w:pPr>
             <w:r>
+              <w:rPr>
+                <w:color w:val="000000"/>
+              </w:rPr>
               <w:t>12 Nov 2025</w:t>
             </w:r>
           </w:p>
@@ -2743,6 +2921,9 @@
               <w:spacing w:after="0"/>
             </w:pPr>
             <w:r>
+              <w:rPr>
+                <w:color w:val="000000"/>
+              </w:rPr>
               <w:t>2.5 hours</w:t>
             </w:r>
           </w:p>
@@ -2756,6 +2937,9 @@
               <w:spacing w:after="0"/>
             </w:pPr>
             <w:r>
+              <w:rPr>
+                <w:color w:val="000000"/>
+              </w:rPr>
               <w:t>Salary-linked lending, 300k+ market, near-zero default rates</w:t>
             </w:r>
           </w:p>
@@ -2797,6 +2981,7 @@
             <w:r>
               <w:rPr>
                 <w:b/>
+                <w:color w:val="000000"/>
                 <w:sz w:val="20"/>
               </w:rPr>
               <w:t>Project</w:t>
@@ -2811,6 +2996,7 @@
             <w:r>
               <w:rPr>
                 <w:b/>
+                <w:color w:val="000000"/>
                 <w:sz w:val="20"/>
               </w:rPr>
               <w:t>Timeline</w:t>
@@ -2825,6 +3011,7 @@
             <w:r>
               <w:rPr>
                 <w:b/>
+                <w:color w:val="000000"/>
                 <w:sz w:val="20"/>
               </w:rPr>
               <w:t>Technology</w:t>
@@ -2839,6 +3026,7 @@
             <w:r>
               <w:rPr>
                 <w:b/>
+                <w:color w:val="000000"/>
                 <w:sz w:val="20"/>
               </w:rPr>
               <w:t>Status</w:t>
@@ -2856,6 +3044,9 @@
               <w:spacing w:after="0"/>
             </w:pPr>
             <w:r>
+              <w:rPr>
+                <w:color w:val="000000"/>
+              </w:rPr>
               <w:t>Payment Reconciliation</w:t>
             </w:r>
           </w:p>
@@ -2869,6 +3060,9 @@
               <w:spacing w:after="0"/>
             </w:pPr>
             <w:r>
+              <w:rPr>
+                <w:color w:val="000000"/>
+              </w:rPr>
               <w:t>Dec 2025 - Jan 2026</w:t>
             </w:r>
           </w:p>
@@ -2882,6 +3076,9 @@
               <w:spacing w:after="0"/>
             </w:pPr>
             <w:r>
+              <w:rPr>
+                <w:color w:val="000000"/>
+              </w:rPr>
               <w:t>AWS Lambda/SQS, PostgreSQL, Node.js/TypeScript</w:t>
             </w:r>
           </w:p>
@@ -2895,6 +3092,9 @@
               <w:spacing w:after="0"/>
             </w:pPr>
             <w:r>
+              <w:rPr>
+                <w:color w:val="000000"/>
+              </w:rPr>
               <w:t>Production - 99.8% uptime</w:t>
             </w:r>
           </w:p>
@@ -2910,6 +3110,9 @@
               <w:spacing w:after="0"/>
             </w:pPr>
             <w:r>
+              <w:rPr>
+                <w:color w:val="000000"/>
+              </w:rPr>
               <w:t>Analytics Dashboard</w:t>
             </w:r>
           </w:p>
@@ -2923,6 +3126,9 @@
               <w:spacing w:after="0"/>
             </w:pPr>
             <w:r>
+              <w:rPr>
+                <w:color w:val="000000"/>
+              </w:rPr>
               <w:t>Jan - Feb 2026</w:t>
             </w:r>
           </w:p>
@@ -2936,6 +3142,9 @@
               <w:spacing w:after="0"/>
             </w:pPr>
             <w:r>
+              <w:rPr>
+                <w:color w:val="000000"/>
+              </w:rPr>
               <w:t>React.js, Python, PostgreSQL, Redis</w:t>
             </w:r>
           </w:p>
@@ -2949,6 +3158,9 @@
               <w:spacing w:after="0"/>
             </w:pPr>
             <w:r>
+              <w:rPr>
+                <w:color w:val="000000"/>
+              </w:rPr>
               <w:t>Production - Real-time BI</w:t>
             </w:r>
           </w:p>
@@ -2964,6 +3176,9 @@
               <w:spacing w:after="0"/>
             </w:pPr>
             <w:r>
+              <w:rPr>
+                <w:color w:val="000000"/>
+              </w:rPr>
               <w:t>Data Integration &amp; ETL</w:t>
             </w:r>
           </w:p>
@@ -2977,6 +3192,9 @@
               <w:spacing w:after="0"/>
             </w:pPr>
             <w:r>
+              <w:rPr>
+                <w:color w:val="000000"/>
+              </w:rPr>
               <w:t>Jan - Feb 2026</w:t>
             </w:r>
           </w:p>
@@ -2990,6 +3208,9 @@
               <w:spacing w:after="0"/>
             </w:pPr>
             <w:r>
+              <w:rPr>
+                <w:color w:val="000000"/>
+              </w:rPr>
               <w:t>Apache Airflow, Python, PostgreSQL</w:t>
             </w:r>
           </w:p>
@@ -3003,6 +3224,9 @@
               <w:spacing w:after="0"/>
             </w:pPr>
             <w:r>
+              <w:rPr>
+                <w:color w:val="000000"/>
+              </w:rPr>
               <w:t>Production - 99.8% uptime</w:t>
             </w:r>
           </w:p>
@@ -3018,6 +3242,9 @@
               <w:spacing w:after="0"/>
             </w:pPr>
             <w:r>
+              <w:rPr>
+                <w:color w:val="000000"/>
+              </w:rPr>
               <w:t>WhatsApp Integration</w:t>
             </w:r>
           </w:p>
@@ -3031,6 +3258,9 @@
               <w:spacing w:after="0"/>
             </w:pPr>
             <w:r>
+              <w:rPr>
+                <w:color w:val="000000"/>
+              </w:rPr>
               <w:t>Dec 2025 - Apr 2026</w:t>
             </w:r>
           </w:p>
@@ -3044,6 +3274,9 @@
               <w:spacing w:after="0"/>
             </w:pPr>
             <w:r>
+              <w:rPr>
+                <w:color w:val="000000"/>
+              </w:rPr>
               <w:t>WhatsApp Business API, AWS Secrets Manager</w:t>
             </w:r>
           </w:p>
@@ -3057,6 +3290,9 @@
               <w:spacing w:after="0"/>
             </w:pPr>
             <w:r>
+              <w:rPr>
+                <w:color w:val="000000"/>
+              </w:rPr>
               <w:t>Production - Live</w:t>
             </w:r>
           </w:p>

--- a/Industrial_Attachment_Logbook_October2025_May2026.docx
+++ b/Industrial_Attachment_Logbook_October2025_May2026.docx
@@ -12,6 +12,7 @@
           <w:rFonts w:ascii="Times New Roman" w:hAnsi="Times New Roman"/>
           <w:b/>
           <w:sz w:val="28"/>
+          <w:color w:val="000000"/>
         </w:rPr>
         <w:t>INDUSTRIAL ATTACHMENT LOGBOOK</w:t>
       </w:r>
@@ -25,6 +26,7 @@
         <w:rPr>
           <w:rFonts w:ascii="Times New Roman" w:hAnsi="Times New Roman"/>
           <w:sz w:val="22"/>
+          <w:color w:val="000000"/>
         </w:rPr>
         <w:t>Lynia Finance - Informatics and Analytics</w:t>
       </w:r>
@@ -38,6 +40,7 @@
         <w:rPr>
           <w:rFonts w:ascii="Times New Roman" w:hAnsi="Times New Roman"/>
           <w:sz w:val="22"/>
+          <w:color w:val="000000"/>
         </w:rPr>
         <w:t>October 1, 2025 - May 7, 2026</w:t>
       </w:r>
@@ -52,6 +55,7 @@
           <w:rFonts w:ascii="Times New Roman" w:hAnsi="Times New Roman"/>
           <w:b/>
           <w:sz w:val="24"/>
+          <w:color w:val="000000"/>
         </w:rPr>
         <w:t>INTRODUCTION</w:t>
       </w:r>
@@ -65,6 +69,7 @@
         <w:rPr>
           <w:rFonts w:ascii="Times New Roman" w:hAnsi="Times New Roman"/>
           <w:sz w:val="22"/>
+          <w:color w:val="000000"/>
         </w:rPr>
         <w:t>This logbook documents the industrial attachment experience at Lynia Finance, a fintech organization dedicated to providing alternative financial infrastructure and financial inclusion for Zimbabwe's underbanked population. Lynia Finance operates at the intersection of technology and finance, specialising in digital lending, payment processing, and alternative credit assessment for informal sector workers who lack traditional banking access. The organisation leverages artificial intelligence, machine learning, and big data analytics to revolutionise access to credit in emerging markets. This logbook specifically records the attachment experience of an Informatics and Analytics student from the National University of Science and Technology (NUST), documenting a seven-month engagement from October 1, 2025 through May 7, 2026.</w:t>
       </w:r>
@@ -78,6 +83,7 @@
         <w:rPr>
           <w:rFonts w:ascii="Times New Roman" w:hAnsi="Times New Roman"/>
           <w:sz w:val="22"/>
+          <w:color w:val="000000"/>
         </w:rPr>
         <w:t>The logbook is structured in table format providing systematic tracking of daily and weekly activities, research meetings with financial institutions, technical project implementations, and professional skill development. The primary focus encompasses four major research activities investigating Zimbabwe's payment and lending landscape: EcoCash (the dominant mobile money platform with 7+ million users), InnBucks (emerging alternative provider), Omari (digital lending platform), and SSB (civil servants loan system). Complementary to this research, four substantial technical projects were implemented contributing directly to Lynia Finance's operations: Payment Reconciliation System, Analytics Dashboard, Data Integration &amp; ETL Pipeline, and WhatsApp Business Integration.</w:t>
       </w:r>
@@ -91,6 +97,7 @@
         <w:rPr>
           <w:rFonts w:ascii="Times New Roman" w:hAnsi="Times New Roman"/>
           <w:sz w:val="22"/>
+          <w:color w:val="000000"/>
         </w:rPr>
         <w:t>The attachment work demonstrates the breadth of fintech operations, from understanding payment system architectures and credit assessment methodologies to implementing production systems handling thousands of daily transactions. The student's role encompassed research and analysis, technical implementation, testing and quality assurance, and operational deployment. This logbook provides a chronological record of experiences, learnings, challenges overcome, and professional development throughout the attachment period, serving as both a documentary record and a reflection tool on the transition from academic learning to professional practice in the fintech industry.</w:t>
       </w:r>
@@ -105,6 +112,7 @@
           <w:rFonts w:ascii="Times New Roman" w:hAnsi="Times New Roman"/>
           <w:b/>
           <w:sz w:val="24"/>
+          <w:color w:val="000000"/>
         </w:rPr>
         <w:t>OCTOBER 2025</w:t>
       </w:r>
@@ -122,6 +130,7 @@
         <w:gridCol w:w="2354"/>
       </w:tblGrid>
       <w:tr>
+        <w:trPr/>
         <w:tc>
           <w:tcPr>
             <w:tcW w:type="dxa" w:w="2354"/>
@@ -134,8 +143,8 @@
               <w:rPr>
                 <w:rFonts w:ascii="Times New Roman" w:hAnsi="Times New Roman"/>
                 <w:b/>
+                <w:sz w:val="20"/>
                 <w:color w:val="000000"/>
-                <w:sz w:val="20"/>
               </w:rPr>
               <w:t>Date</w:t>
             </w:r>
@@ -153,8 +162,8 @@
               <w:rPr>
                 <w:rFonts w:ascii="Times New Roman" w:hAnsi="Times New Roman"/>
                 <w:b/>
+                <w:sz w:val="20"/>
                 <w:color w:val="000000"/>
-                <w:sz w:val="20"/>
               </w:rPr>
               <w:t>Activity/Task</w:t>
             </w:r>
@@ -172,8 +181,8 @@
               <w:rPr>
                 <w:rFonts w:ascii="Times New Roman" w:hAnsi="Times New Roman"/>
                 <w:b/>
+                <w:sz w:val="20"/>
                 <w:color w:val="000000"/>
-                <w:sz w:val="20"/>
               </w:rPr>
               <w:t>Details &amp; Findings</w:t>
             </w:r>
@@ -191,8 +200,8 @@
               <w:rPr>
                 <w:rFonts w:ascii="Times New Roman" w:hAnsi="Times New Roman"/>
                 <w:b/>
+                <w:sz w:val="20"/>
                 <w:color w:val="000000"/>
-                <w:sz w:val="20"/>
               </w:rPr>
               <w:t>Skills Developed</w:t>
             </w:r>
@@ -200,6 +209,7 @@
         </w:tc>
       </w:tr>
       <w:tr>
+        <w:trPr/>
         <w:tc>
           <w:tcPr>
             <w:tcW w:type="dxa" w:w="2354"/>
@@ -211,8 +221,8 @@
             <w:r>
               <w:rPr>
                 <w:rFonts w:ascii="Times New Roman" w:hAnsi="Times New Roman"/>
+                <w:sz w:val="18"/>
                 <w:color w:val="000000"/>
-                <w:sz w:val="18"/>
               </w:rPr>
               <w:t>1 Oct</w:t>
             </w:r>
@@ -229,8 +239,8 @@
             <w:r>
               <w:rPr>
                 <w:rFonts w:ascii="Times New Roman" w:hAnsi="Times New Roman"/>
+                <w:sz w:val="18"/>
                 <w:color w:val="000000"/>
-                <w:sz w:val="18"/>
               </w:rPr>
               <w:t>First Day at Lynia Finance</w:t>
             </w:r>
@@ -247,8 +257,8 @@
             <w:r>
               <w:rPr>
                 <w:rFonts w:ascii="Times New Roman" w:hAnsi="Times New Roman"/>
+                <w:sz w:val="18"/>
                 <w:color w:val="000000"/>
-                <w:sz w:val="18"/>
               </w:rPr>
               <w:t>Onboarding completion, supervisor meetings, company orientation. Learned Lynia's mission: financial inclusion for underbanked Zimbabweans. Reviewed security protocols and company culture.</w:t>
             </w:r>
@@ -265,8 +275,8 @@
             <w:r>
               <w:rPr>
                 <w:rFonts w:ascii="Times New Roman" w:hAnsi="Times New Roman"/>
+                <w:sz w:val="18"/>
                 <w:color w:val="000000"/>
-                <w:sz w:val="18"/>
               </w:rPr>
               <w:t>Professional orientation, org awareness</w:t>
             </w:r>
@@ -274,6 +284,7 @@
         </w:tc>
       </w:tr>
       <w:tr>
+        <w:trPr/>
         <w:tc>
           <w:tcPr>
             <w:tcW w:type="dxa" w:w="2354"/>
@@ -285,8 +296,8 @@
             <w:r>
               <w:rPr>
                 <w:rFonts w:ascii="Times New Roman" w:hAnsi="Times New Roman"/>
+                <w:sz w:val="18"/>
                 <w:color w:val="000000"/>
-                <w:sz w:val="18"/>
               </w:rPr>
               <w:t>2 Oct</w:t>
             </w:r>
@@ -303,8 +314,8 @@
             <w:r>
               <w:rPr>
                 <w:rFonts w:ascii="Times New Roman" w:hAnsi="Times New Roman"/>
+                <w:sz w:val="18"/>
                 <w:color w:val="000000"/>
-                <w:sz w:val="18"/>
               </w:rPr>
               <w:t>Department Rotation</w:t>
             </w:r>
@@ -321,8 +332,8 @@
             <w:r>
               <w:rPr>
                 <w:rFonts w:ascii="Times New Roman" w:hAnsi="Times New Roman"/>
+                <w:sz w:val="18"/>
                 <w:color w:val="000000"/>
-                <w:sz w:val="18"/>
               </w:rPr>
               <w:t>Visited Engineering, Data Analytics, Operations. Met Data Analytics team (primary supervisors). Reviewed payment architecture, API integrations, and current systems.</w:t>
             </w:r>
@@ -339,8 +350,8 @@
             <w:r>
               <w:rPr>
                 <w:rFonts w:ascii="Times New Roman" w:hAnsi="Times New Roman"/>
+                <w:sz w:val="18"/>
                 <w:color w:val="000000"/>
-                <w:sz w:val="18"/>
               </w:rPr>
               <w:t>System understanding, team dynamics</w:t>
             </w:r>
@@ -348,6 +359,7 @@
         </w:tc>
       </w:tr>
       <w:tr>
+        <w:trPr/>
         <w:tc>
           <w:tcPr>
             <w:tcW w:type="dxa" w:w="2354"/>
@@ -359,8 +371,8 @@
             <w:r>
               <w:rPr>
                 <w:rFonts w:ascii="Times New Roman" w:hAnsi="Times New Roman"/>
+                <w:sz w:val="18"/>
                 <w:color w:val="000000"/>
-                <w:sz w:val="18"/>
               </w:rPr>
               <w:t>3 Oct</w:t>
             </w:r>
@@ -377,8 +389,8 @@
             <w:r>
               <w:rPr>
                 <w:rFonts w:ascii="Times New Roman" w:hAnsi="Times New Roman"/>
+                <w:sz w:val="18"/>
                 <w:color w:val="000000"/>
-                <w:sz w:val="18"/>
               </w:rPr>
               <w:t>Technical Briefing</w:t>
             </w:r>
@@ -395,8 +407,8 @@
             <w:r>
               <w:rPr>
                 <w:rFonts w:ascii="Times New Roman" w:hAnsi="Times New Roman"/>
+                <w:sz w:val="18"/>
                 <w:color w:val="000000"/>
-                <w:sz w:val="18"/>
               </w:rPr>
               <w:t>AWS services overview (Lambda, RDS, S3, SQS). Reviewed EcoCash and InnBucks API documentation. Studied payment reconciliation challenges.</w:t>
             </w:r>
@@ -413,8 +425,8 @@
             <w:r>
               <w:rPr>
                 <w:rFonts w:ascii="Times New Roman" w:hAnsi="Times New Roman"/>
+                <w:sz w:val="18"/>
                 <w:color w:val="000000"/>
-                <w:sz w:val="18"/>
               </w:rPr>
               <w:t>AWS services, API analysis, payment systems</w:t>
             </w:r>
@@ -422,6 +434,7 @@
         </w:tc>
       </w:tr>
       <w:tr>
+        <w:trPr/>
         <w:tc>
           <w:tcPr>
             <w:tcW w:type="dxa" w:w="2354"/>
@@ -433,8 +446,8 @@
             <w:r>
               <w:rPr>
                 <w:rFonts w:ascii="Times New Roman" w:hAnsi="Times New Roman"/>
+                <w:sz w:val="18"/>
                 <w:color w:val="000000"/>
-                <w:sz w:val="18"/>
               </w:rPr>
               <w:t>4 Oct</w:t>
             </w:r>
@@ -451,8 +464,8 @@
             <w:r>
               <w:rPr>
                 <w:rFonts w:ascii="Times New Roman" w:hAnsi="Times New Roman"/>
+                <w:sz w:val="18"/>
                 <w:color w:val="000000"/>
-                <w:sz w:val="18"/>
               </w:rPr>
               <w:t>Business Strategy</w:t>
             </w:r>
@@ -469,8 +482,8 @@
             <w:r>
               <w:rPr>
                 <w:rFonts w:ascii="Times New Roman" w:hAnsi="Times New Roman"/>
+                <w:sz w:val="18"/>
                 <w:color w:val="000000"/>
-                <w:sz w:val="18"/>
               </w:rPr>
               <w:t>Management strategy session on objectives, product roadmap, regulatory requirements (RBZ). Understood fintech compliance landscape.</w:t>
             </w:r>
@@ -487,8 +500,8 @@
             <w:r>
               <w:rPr>
                 <w:rFonts w:ascii="Times New Roman" w:hAnsi="Times New Roman"/>
+                <w:sz w:val="18"/>
                 <w:color w:val="000000"/>
-                <w:sz w:val="18"/>
               </w:rPr>
               <w:t>Business strategy, regulatory awareness</w:t>
             </w:r>
@@ -496,6 +509,7 @@
         </w:tc>
       </w:tr>
       <w:tr>
+        <w:trPr/>
         <w:tc>
           <w:tcPr>
             <w:tcW w:type="dxa" w:w="2354"/>
@@ -507,8 +521,8 @@
             <w:r>
               <w:rPr>
                 <w:rFonts w:ascii="Times New Roman" w:hAnsi="Times New Roman"/>
+                <w:sz w:val="18"/>
                 <w:color w:val="000000"/>
-                <w:sz w:val="18"/>
               </w:rPr>
               <w:t>5 Oct (Fri)</w:t>
             </w:r>
@@ -525,8 +539,8 @@
             <w:r>
               <w:rPr>
                 <w:rFonts w:ascii="Times New Roman" w:hAnsi="Times New Roman"/>
+                <w:sz w:val="18"/>
                 <w:color w:val="000000"/>
-                <w:sz w:val="18"/>
               </w:rPr>
               <w:t>Week 1 Review</w:t>
             </w:r>
@@ -543,8 +557,8 @@
             <w:r>
               <w:rPr>
                 <w:rFonts w:ascii="Times New Roman" w:hAnsi="Times New Roman"/>
+                <w:sz w:val="18"/>
                 <w:color w:val="000000"/>
-                <w:sz w:val="18"/>
               </w:rPr>
               <w:t>Supervisor review of first week. Planned research meetings with four institutions. Established weekly meeting schedule.</w:t>
             </w:r>
@@ -561,8 +575,8 @@
             <w:r>
               <w:rPr>
                 <w:rFonts w:ascii="Times New Roman" w:hAnsi="Times New Roman"/>
+                <w:sz w:val="18"/>
                 <w:color w:val="000000"/>
-                <w:sz w:val="18"/>
               </w:rPr>
               <w:t>Research planning, communication</w:t>
             </w:r>
@@ -570,6 +584,7 @@
         </w:tc>
       </w:tr>
       <w:tr>
+        <w:trPr/>
         <w:tc>
           <w:tcPr>
             <w:tcW w:type="dxa" w:w="2354"/>
@@ -581,8 +596,8 @@
             <w:r>
               <w:rPr>
                 <w:rFonts w:ascii="Times New Roman" w:hAnsi="Times New Roman"/>
+                <w:sz w:val="18"/>
                 <w:color w:val="000000"/>
-                <w:sz w:val="18"/>
               </w:rPr>
               <w:t>6-7 Oct</w:t>
             </w:r>
@@ -599,8 +614,8 @@
             <w:r>
               <w:rPr>
                 <w:rFonts w:ascii="Times New Roman" w:hAnsi="Times New Roman"/>
+                <w:sz w:val="18"/>
                 <w:color w:val="000000"/>
-                <w:sz w:val="18"/>
               </w:rPr>
               <w:t>EcoCash Prep</w:t>
             </w:r>
@@ -617,8 +632,8 @@
             <w:r>
               <w:rPr>
                 <w:rFonts w:ascii="Times New Roman" w:hAnsi="Times New Roman"/>
+                <w:sz w:val="18"/>
                 <w:color w:val="000000"/>
-                <w:sz w:val="18"/>
               </w:rPr>
               <w:t>Reviewed extensive API documentation. Studied Java/Spring architecture, PostgreSQL design. Prepared detailed meeting questions. Researched competitor landscape.</w:t>
             </w:r>
@@ -635,8 +650,8 @@
             <w:r>
               <w:rPr>
                 <w:rFonts w:ascii="Times New Roman" w:hAnsi="Times New Roman"/>
+                <w:sz w:val="18"/>
                 <w:color w:val="000000"/>
-                <w:sz w:val="18"/>
               </w:rPr>
               <w:t>API documentation, technical research</w:t>
             </w:r>
@@ -644,6 +659,7 @@
         </w:tc>
       </w:tr>
       <w:tr>
+        <w:trPr/>
         <w:tc>
           <w:tcPr>
             <w:tcW w:type="dxa" w:w="2354"/>
@@ -655,8 +671,8 @@
             <w:r>
               <w:rPr>
                 <w:rFonts w:ascii="Times New Roman" w:hAnsi="Times New Roman"/>
+                <w:sz w:val="18"/>
                 <w:color w:val="000000"/>
-                <w:sz w:val="18"/>
               </w:rPr>
               <w:t>8 Oct (Wed)</w:t>
             </w:r>
@@ -673,8 +689,8 @@
             <w:r>
               <w:rPr>
                 <w:rFonts w:ascii="Times New Roman" w:hAnsi="Times New Roman"/>
+                <w:sz w:val="18"/>
                 <w:color w:val="000000"/>
-                <w:sz w:val="18"/>
               </w:rPr>
               <w:t>ECOCASH MEETING</w:t>
             </w:r>
@@ -691,8 +707,8 @@
             <w:r>
               <w:rPr>
                 <w:rFonts w:ascii="Times New Roman" w:hAnsi="Times New Roman"/>
+                <w:sz w:val="18"/>
                 <w:color w:val="000000"/>
-                <w:sz w:val="18"/>
               </w:rPr>
               <w:t>Econet HQ (2 hours). Learned: Java/Spring/PostgreSQL, 94-97% success rates, 2-5% fees, async processing, 24-48hr reconciliation, peak volumes 6-9am/5-8pm. Discussed retry mechanisms and error codes.</w:t>
             </w:r>
@@ -709,8 +725,8 @@
             <w:r>
               <w:rPr>
                 <w:rFonts w:ascii="Times New Roman" w:hAnsi="Times New Roman"/>
+                <w:sz w:val="18"/>
                 <w:color w:val="000000"/>
-                <w:sz w:val="18"/>
               </w:rPr>
               <w:t>Payment architecture, negotiation</w:t>
             </w:r>
@@ -718,6 +734,7 @@
         </w:tc>
       </w:tr>
       <w:tr>
+        <w:trPr/>
         <w:tc>
           <w:tcPr>
             <w:tcW w:type="dxa" w:w="2354"/>
@@ -729,8 +746,8 @@
             <w:r>
               <w:rPr>
                 <w:rFonts w:ascii="Times New Roman" w:hAnsi="Times New Roman"/>
+                <w:sz w:val="18"/>
                 <w:color w:val="000000"/>
-                <w:sz w:val="18"/>
               </w:rPr>
               <w:t>9 Oct</w:t>
             </w:r>
@@ -747,8 +764,8 @@
             <w:r>
               <w:rPr>
                 <w:rFonts w:ascii="Times New Roman" w:hAnsi="Times New Roman"/>
+                <w:sz w:val="18"/>
                 <w:color w:val="000000"/>
-                <w:sz w:val="18"/>
               </w:rPr>
               <w:t>EcoCash Analysis</w:t>
             </w:r>
@@ -765,8 +782,8 @@
             <w:r>
               <w:rPr>
                 <w:rFonts w:ascii="Times New Roman" w:hAnsi="Times New Roman"/>
+                <w:sz w:val="18"/>
                 <w:color w:val="000000"/>
-                <w:sz w:val="18"/>
               </w:rPr>
               <w:t>Documented findings comprehensively. Analyzed integration challenges: async handling, timeouts, credential security. Created recommendations.</w:t>
             </w:r>
@@ -783,8 +800,8 @@
             <w:r>
               <w:rPr>
                 <w:rFonts w:ascii="Times New Roman" w:hAnsi="Times New Roman"/>
+                <w:sz w:val="18"/>
                 <w:color w:val="000000"/>
-                <w:sz w:val="18"/>
               </w:rPr>
               <w:t>Technical analysis, documentation</w:t>
             </w:r>
@@ -792,6 +809,7 @@
         </w:tc>
       </w:tr>
       <w:tr>
+        <w:trPr/>
         <w:tc>
           <w:tcPr>
             <w:tcW w:type="dxa" w:w="2354"/>
@@ -803,8 +821,8 @@
             <w:r>
               <w:rPr>
                 <w:rFonts w:ascii="Times New Roman" w:hAnsi="Times New Roman"/>
+                <w:sz w:val="18"/>
                 <w:color w:val="000000"/>
-                <w:sz w:val="18"/>
               </w:rPr>
               <w:t>13 Oct (Mon)</w:t>
             </w:r>
@@ -821,8 +839,8 @@
             <w:r>
               <w:rPr>
                 <w:rFonts w:ascii="Times New Roman" w:hAnsi="Times New Roman"/>
+                <w:sz w:val="18"/>
                 <w:color w:val="000000"/>
-                <w:sz w:val="18"/>
               </w:rPr>
               <w:t>InnBucks Prep</w:t>
             </w:r>
@@ -839,8 +857,8 @@
             <w:r>
               <w:rPr>
                 <w:rFonts w:ascii="Times New Roman" w:hAnsi="Times New Roman"/>
+                <w:sz w:val="18"/>
                 <w:color w:val="000000"/>
-                <w:sz w:val="18"/>
               </w:rPr>
               <w:t>Reviewed modern RESTful architecture. Studied OAuth 2.0, webhook notifications. Analyzed business positioning vs EcoCash.</w:t>
             </w:r>
@@ -857,8 +875,8 @@
             <w:r>
               <w:rPr>
                 <w:rFonts w:ascii="Times New Roman" w:hAnsi="Times New Roman"/>
+                <w:sz w:val="18"/>
                 <w:color w:val="000000"/>
-                <w:sz w:val="18"/>
               </w:rPr>
               <w:t>Modern architecture, OAuth concepts</w:t>
             </w:r>
@@ -866,6 +884,7 @@
         </w:tc>
       </w:tr>
       <w:tr>
+        <w:trPr/>
         <w:tc>
           <w:tcPr>
             <w:tcW w:type="dxa" w:w="2354"/>
@@ -877,8 +896,8 @@
             <w:r>
               <w:rPr>
                 <w:rFonts w:ascii="Times New Roman" w:hAnsi="Times New Roman"/>
+                <w:sz w:val="18"/>
                 <w:color w:val="000000"/>
-                <w:sz w:val="18"/>
               </w:rPr>
               <w:t>15 Oct (Wed)</w:t>
             </w:r>
@@ -895,8 +914,8 @@
             <w:r>
               <w:rPr>
                 <w:rFonts w:ascii="Times New Roman" w:hAnsi="Times New Roman"/>
+                <w:sz w:val="18"/>
                 <w:color w:val="000000"/>
-                <w:sz w:val="18"/>
               </w:rPr>
               <w:t>INNBUCKS MEETING</w:t>
             </w:r>
@@ -913,8 +932,8 @@
             <w:r>
               <w:rPr>
                 <w:rFonts w:ascii="Times New Roman" w:hAnsi="Times New Roman"/>
+                <w:sz w:val="18"/>
                 <w:color w:val="000000"/>
-                <w:sz w:val="18"/>
               </w:rPr>
               <w:t>Innstrive offices (1.5 hours). Learned: Node.js, OAuth 2.0, JSON, webhooks, 91-93% success rates, 100 req/min limit. Discussed geographic liquidity challenges.</w:t>
             </w:r>
@@ -931,8 +950,8 @@
             <w:r>
               <w:rPr>
                 <w:rFonts w:ascii="Times New Roman" w:hAnsi="Times New Roman"/>
+                <w:sz w:val="18"/>
                 <w:color w:val="000000"/>
-                <w:sz w:val="18"/>
               </w:rPr>
               <w:t>Modern API design, webhook integration</w:t>
             </w:r>
@@ -940,6 +959,7 @@
         </w:tc>
       </w:tr>
       <w:tr>
+        <w:trPr/>
         <w:tc>
           <w:tcPr>
             <w:tcW w:type="dxa" w:w="2354"/>
@@ -951,8 +971,8 @@
             <w:r>
               <w:rPr>
                 <w:rFonts w:ascii="Times New Roman" w:hAnsi="Times New Roman"/>
+                <w:sz w:val="18"/>
                 <w:color w:val="000000"/>
-                <w:sz w:val="18"/>
               </w:rPr>
               <w:t>16 Oct</w:t>
             </w:r>
@@ -969,8 +989,8 @@
             <w:r>
               <w:rPr>
                 <w:rFonts w:ascii="Times New Roman" w:hAnsi="Times New Roman"/>
+                <w:sz w:val="18"/>
                 <w:color w:val="000000"/>
-                <w:sz w:val="18"/>
               </w:rPr>
               <w:t>InnBucks Analysis</w:t>
             </w:r>
@@ -987,8 +1007,8 @@
             <w:r>
               <w:rPr>
                 <w:rFonts w:ascii="Times New Roman" w:hAnsi="Times New Roman"/>
+                <w:sz w:val="18"/>
                 <w:color w:val="000000"/>
-                <w:sz w:val="18"/>
               </w:rPr>
               <w:t>Comparative EcoCash vs InnBucks analysis. Evaluated strengths, weaknesses, business models. Recommended secondary provider strategy.</w:t>
             </w:r>
@@ -1005,8 +1025,8 @@
             <w:r>
               <w:rPr>
                 <w:rFonts w:ascii="Times New Roman" w:hAnsi="Times New Roman"/>
+                <w:sz w:val="18"/>
                 <w:color w:val="000000"/>
-                <w:sz w:val="18"/>
               </w:rPr>
               <w:t>Comparative analysis, business assessment</w:t>
             </w:r>
@@ -1024,6 +1044,7 @@
           <w:rFonts w:ascii="Times New Roman" w:hAnsi="Times New Roman"/>
           <w:b/>
           <w:sz w:val="24"/>
+          <w:color w:val="000000"/>
         </w:rPr>
         <w:t>NOVEMBER 2025</w:t>
       </w:r>
@@ -1041,16 +1062,18 @@
         <w:gridCol w:w="2354"/>
       </w:tblGrid>
       <w:tr>
+        <w:trPr/>
         <w:tc>
           <w:tcPr>
             <w:tcW w:type="dxa" w:w="2354"/>
           </w:tcPr>
           <w:p>
+            <w:pPr/>
             <w:r>
               <w:rPr>
                 <w:b/>
+                <w:sz w:val="20"/>
                 <w:color w:val="000000"/>
-                <w:sz w:val="20"/>
               </w:rPr>
               <w:t>Date</w:t>
             </w:r>
@@ -1061,11 +1084,12 @@
             <w:tcW w:type="dxa" w:w="2354"/>
           </w:tcPr>
           <w:p>
+            <w:pPr/>
             <w:r>
               <w:rPr>
                 <w:b/>
+                <w:sz w:val="20"/>
                 <w:color w:val="000000"/>
-                <w:sz w:val="20"/>
               </w:rPr>
               <w:t>Activity/Task</w:t>
             </w:r>
@@ -1076,11 +1100,12 @@
             <w:tcW w:type="dxa" w:w="2354"/>
           </w:tcPr>
           <w:p>
+            <w:pPr/>
             <w:r>
               <w:rPr>
                 <w:b/>
+                <w:sz w:val="20"/>
                 <w:color w:val="000000"/>
-                <w:sz w:val="20"/>
               </w:rPr>
               <w:t>Details &amp; Findings</w:t>
             </w:r>
@@ -1091,11 +1116,12 @@
             <w:tcW w:type="dxa" w:w="2354"/>
           </w:tcPr>
           <w:p>
+            <w:pPr/>
             <w:r>
               <w:rPr>
                 <w:b/>
+                <w:sz w:val="20"/>
                 <w:color w:val="000000"/>
-                <w:sz w:val="20"/>
               </w:rPr>
               <w:t>Skills Developed</w:t>
             </w:r>
@@ -1103,6 +1129,7 @@
         </w:tc>
       </w:tr>
       <w:tr>
+        <w:trPr/>
         <w:tc>
           <w:tcPr>
             <w:tcW w:type="dxa" w:w="2354"/>
@@ -1113,8 +1140,8 @@
             </w:pPr>
             <w:r>
               <w:rPr>
+                <w:sz w:val="18"/>
                 <w:color w:val="000000"/>
-                <w:sz w:val="18"/>
               </w:rPr>
               <w:t>3 Nov (Mon)</w:t>
             </w:r>
@@ -1130,8 +1157,8 @@
             </w:pPr>
             <w:r>
               <w:rPr>
+                <w:sz w:val="18"/>
                 <w:color w:val="000000"/>
-                <w:sz w:val="18"/>
               </w:rPr>
               <w:t>Omari Prep</w:t>
             </w:r>
@@ -1147,8 +1174,8 @@
             </w:pPr>
             <w:r>
               <w:rPr>
+                <w:sz w:val="18"/>
                 <w:color w:val="000000"/>
-                <w:sz w:val="18"/>
               </w:rPr>
               <w:t>Researched digital lending platform. Studied ML credit scoring, feature engineering, ensemble methods. Reviewed 85%+ repayment rates in informal sector.</w:t>
             </w:r>
@@ -1164,8 +1191,8 @@
             </w:pPr>
             <w:r>
               <w:rPr>
+                <w:sz w:val="18"/>
                 <w:color w:val="000000"/>
-                <w:sz w:val="18"/>
               </w:rPr>
               <w:t>Credit scoring, ML concepts</w:t>
             </w:r>
@@ -1173,6 +1200,7 @@
         </w:tc>
       </w:tr>
       <w:tr>
+        <w:trPr/>
         <w:tc>
           <w:tcPr>
             <w:tcW w:type="dxa" w:w="2354"/>
@@ -1183,8 +1211,8 @@
             </w:pPr>
             <w:r>
               <w:rPr>
+                <w:sz w:val="18"/>
                 <w:color w:val="000000"/>
-                <w:sz w:val="18"/>
               </w:rPr>
               <w:t>5 Nov (Wed)</w:t>
             </w:r>
@@ -1200,8 +1228,8 @@
             </w:pPr>
             <w:r>
               <w:rPr>
+                <w:sz w:val="18"/>
                 <w:color w:val="000000"/>
-                <w:sz w:val="18"/>
               </w:rPr>
               <w:t>OMARI MEETING</w:t>
             </w:r>
@@ -1217,8 +1245,8 @@
             </w:pPr>
             <w:r>
               <w:rPr>
+                <w:sz w:val="18"/>
                 <w:color w:val="000000"/>
-                <w:sz w:val="18"/>
               </w:rPr>
               <w:t>Omari offices (2 hours). Learned: ML-based scoring, feature engineering, real-time decisions, 85%+ repayment, WhatsApp acquisition, frictionless onboarding. Discussed alternative credit data sources.</w:t>
             </w:r>
@@ -1234,8 +1262,8 @@
             </w:pPr>
             <w:r>
               <w:rPr>
+                <w:sz w:val="18"/>
                 <w:color w:val="000000"/>
-                <w:sz w:val="18"/>
               </w:rPr>
               <w:t>ML credit assessment, acquisition strategy</w:t>
             </w:r>
@@ -1243,6 +1271,7 @@
         </w:tc>
       </w:tr>
       <w:tr>
+        <w:trPr/>
         <w:tc>
           <w:tcPr>
             <w:tcW w:type="dxa" w:w="2354"/>
@@ -1253,8 +1282,8 @@
             </w:pPr>
             <w:r>
               <w:rPr>
+                <w:sz w:val="18"/>
                 <w:color w:val="000000"/>
-                <w:sz w:val="18"/>
               </w:rPr>
               <w:t>6 Nov</w:t>
             </w:r>
@@ -1270,8 +1299,8 @@
             </w:pPr>
             <w:r>
               <w:rPr>
+                <w:sz w:val="18"/>
                 <w:color w:val="000000"/>
-                <w:sz w:val="18"/>
               </w:rPr>
               <w:t>Omari Analysis</w:t>
             </w:r>
@@ -1287,8 +1316,8 @@
             </w:pPr>
             <w:r>
               <w:rPr>
+                <w:sz w:val="18"/>
                 <w:color w:val="000000"/>
-                <w:sz w:val="18"/>
               </w:rPr>
               <w:t>Competitive benchmarking vs Lynia. SWOT analysis completed. Identified customer experience strengths and growth factors.</w:t>
             </w:r>
@@ -1304,8 +1333,8 @@
             </w:pPr>
             <w:r>
               <w:rPr>
+                <w:sz w:val="18"/>
                 <w:color w:val="000000"/>
-                <w:sz w:val="18"/>
               </w:rPr>
               <w:t>Competitive analysis, benchmarking</w:t>
             </w:r>
@@ -1313,6 +1342,7 @@
         </w:tc>
       </w:tr>
       <w:tr>
+        <w:trPr/>
         <w:tc>
           <w:tcPr>
             <w:tcW w:type="dxa" w:w="2354"/>
@@ -1323,8 +1353,8 @@
             </w:pPr>
             <w:r>
               <w:rPr>
+                <w:sz w:val="18"/>
                 <w:color w:val="000000"/>
-                <w:sz w:val="18"/>
               </w:rPr>
               <w:t>10 Nov (Mon)</w:t>
             </w:r>
@@ -1340,8 +1370,8 @@
             </w:pPr>
             <w:r>
               <w:rPr>
+                <w:sz w:val="18"/>
                 <w:color w:val="000000"/>
-                <w:sz w:val="18"/>
               </w:rPr>
               <w:t>SSB Prep</w:t>
             </w:r>
@@ -1357,8 +1387,8 @@
             </w:pPr>
             <w:r>
               <w:rPr>
+                <w:sz w:val="18"/>
                 <w:color w:val="000000"/>
-                <w:sz w:val="18"/>
               </w:rPr>
               <w:t>Researched salary-linked lending model. Studied RBZ regulations. Reviewed civil service integration requirements.</w:t>
             </w:r>
@@ -1374,8 +1404,8 @@
             </w:pPr>
             <w:r>
               <w:rPr>
+                <w:sz w:val="18"/>
                 <w:color w:val="000000"/>
-                <w:sz w:val="18"/>
               </w:rPr>
               <w:t>Government lending, regulatory research</w:t>
             </w:r>
@@ -1383,6 +1413,7 @@
         </w:tc>
       </w:tr>
       <w:tr>
+        <w:trPr/>
         <w:tc>
           <w:tcPr>
             <w:tcW w:type="dxa" w:w="2354"/>
@@ -1393,8 +1424,8 @@
             </w:pPr>
             <w:r>
               <w:rPr>
+                <w:sz w:val="18"/>
                 <w:color w:val="000000"/>
-                <w:sz w:val="18"/>
               </w:rPr>
               <w:t>12 Nov (Wed)</w:t>
             </w:r>
@@ -1410,8 +1441,8 @@
             </w:pPr>
             <w:r>
               <w:rPr>
+                <w:sz w:val="18"/>
                 <w:color w:val="000000"/>
-                <w:sz w:val="18"/>
               </w:rPr>
               <w:t>SSB MEETING</w:t>
             </w:r>
@@ -1427,8 +1458,8 @@
             </w:pPr>
             <w:r>
               <w:rPr>
+                <w:sz w:val="18"/>
                 <w:color w:val="000000"/>
-                <w:sz w:val="18"/>
               </w:rPr>
               <w:t>SSB HQ (2.5 hours). Learned: salary deduction integration, 300,000+ civil servants market, near-zero defaults, legacy systems, modernization opportunities. Discussed partnership potential.</w:t>
             </w:r>
@@ -1444,8 +1475,8 @@
             </w:pPr>
             <w:r>
               <w:rPr>
+                <w:sz w:val="18"/>
                 <w:color w:val="000000"/>
-                <w:sz w:val="18"/>
               </w:rPr>
               <w:t>Government systems, salary-linked lending</w:t>
             </w:r>
@@ -1453,6 +1484,7 @@
         </w:tc>
       </w:tr>
       <w:tr>
+        <w:trPr/>
         <w:tc>
           <w:tcPr>
             <w:tcW w:type="dxa" w:w="2354"/>
@@ -1463,8 +1495,8 @@
             </w:pPr>
             <w:r>
               <w:rPr>
+                <w:sz w:val="18"/>
                 <w:color w:val="000000"/>
-                <w:sz w:val="18"/>
               </w:rPr>
               <w:t>13 Nov</w:t>
             </w:r>
@@ -1480,8 +1512,8 @@
             </w:pPr>
             <w:r>
               <w:rPr>
+                <w:sz w:val="18"/>
                 <w:color w:val="000000"/>
-                <w:sz w:val="18"/>
               </w:rPr>
               <w:t>SSB Analysis</w:t>
             </w:r>
@@ -1497,8 +1529,8 @@
             </w:pPr>
             <w:r>
               <w:rPr>
+                <w:sz w:val="18"/>
                 <w:color w:val="000000"/>
-                <w:sz w:val="18"/>
               </w:rPr>
               <w:t>Documented findings. Assessed market opportunity and competitive positioning. Created partnership implementation roadmap.</w:t>
             </w:r>
@@ -1514,8 +1546,8 @@
             </w:pPr>
             <w:r>
               <w:rPr>
+                <w:sz w:val="18"/>
                 <w:color w:val="000000"/>
-                <w:sz w:val="18"/>
               </w:rPr>
               <w:t>Strategic planning, market analysis</w:t>
             </w:r>
@@ -1533,6 +1565,7 @@
           <w:rFonts w:ascii="Times New Roman" w:hAnsi="Times New Roman"/>
           <w:b/>
           <w:sz w:val="24"/>
+          <w:color w:val="000000"/>
         </w:rPr>
         <w:t>DECEMBER 2025</w:t>
       </w:r>
@@ -1550,16 +1583,18 @@
         <w:gridCol w:w="2354"/>
       </w:tblGrid>
       <w:tr>
+        <w:trPr/>
         <w:tc>
           <w:tcPr>
             <w:tcW w:type="dxa" w:w="2354"/>
           </w:tcPr>
           <w:p>
+            <w:pPr/>
             <w:r>
               <w:rPr>
                 <w:b/>
+                <w:sz w:val="20"/>
                 <w:color w:val="000000"/>
-                <w:sz w:val="20"/>
               </w:rPr>
               <w:t>Date</w:t>
             </w:r>
@@ -1570,11 +1605,12 @@
             <w:tcW w:type="dxa" w:w="2354"/>
           </w:tcPr>
           <w:p>
+            <w:pPr/>
             <w:r>
               <w:rPr>
                 <w:b/>
+                <w:sz w:val="20"/>
                 <w:color w:val="000000"/>
-                <w:sz w:val="20"/>
               </w:rPr>
               <w:t>Activity/Task</w:t>
             </w:r>
@@ -1585,11 +1621,12 @@
             <w:tcW w:type="dxa" w:w="2354"/>
           </w:tcPr>
           <w:p>
+            <w:pPr/>
             <w:r>
               <w:rPr>
                 <w:b/>
+                <w:sz w:val="20"/>
                 <w:color w:val="000000"/>
-                <w:sz w:val="20"/>
               </w:rPr>
               <w:t>Details &amp; Findings</w:t>
             </w:r>
@@ -1600,11 +1637,12 @@
             <w:tcW w:type="dxa" w:w="2354"/>
           </w:tcPr>
           <w:p>
+            <w:pPr/>
             <w:r>
               <w:rPr>
                 <w:b/>
+                <w:sz w:val="20"/>
                 <w:color w:val="000000"/>
-                <w:sz w:val="20"/>
               </w:rPr>
               <w:t>Skills Developed</w:t>
             </w:r>
@@ -1612,6 +1650,7 @@
         </w:tc>
       </w:tr>
       <w:tr>
+        <w:trPr/>
         <w:tc>
           <w:tcPr>
             <w:tcW w:type="dxa" w:w="2354"/>
@@ -1622,8 +1661,8 @@
             </w:pPr>
             <w:r>
               <w:rPr>
+                <w:sz w:val="18"/>
                 <w:color w:val="000000"/>
-                <w:sz w:val="18"/>
               </w:rPr>
               <w:t>1 Dec</w:t>
             </w:r>
@@ -1639,8 +1678,8 @@
             </w:pPr>
             <w:r>
               <w:rPr>
+                <w:sz w:val="18"/>
                 <w:color w:val="000000"/>
-                <w:sz w:val="18"/>
               </w:rPr>
               <w:t>Research Summary &amp; Project Start</w:t>
             </w:r>
@@ -1656,8 +1695,8 @@
             </w:pPr>
             <w:r>
               <w:rPr>
+                <w:sz w:val="18"/>
                 <w:color w:val="000000"/>
-                <w:sz w:val="18"/>
               </w:rPr>
               <w:t>Consolidated all research findings. Initiated Payment Reconciliation System. Designed AWS Lambda/SQS distributed architecture. Technical design documented.</w:t>
             </w:r>
@@ -1673,8 +1712,8 @@
             </w:pPr>
             <w:r>
               <w:rPr>
+                <w:sz w:val="18"/>
                 <w:color w:val="000000"/>
-                <w:sz w:val="18"/>
               </w:rPr>
               <w:t>Project management, architecture design</w:t>
             </w:r>
@@ -1682,6 +1721,7 @@
         </w:tc>
       </w:tr>
       <w:tr>
+        <w:trPr/>
         <w:tc>
           <w:tcPr>
             <w:tcW w:type="dxa" w:w="2354"/>
@@ -1692,8 +1732,8 @@
             </w:pPr>
             <w:r>
               <w:rPr>
+                <w:sz w:val="18"/>
                 <w:color w:val="000000"/>
-                <w:sz w:val="18"/>
               </w:rPr>
               <w:t>2-5 Dec</w:t>
             </w:r>
@@ -1709,8 +1749,8 @@
             </w:pPr>
             <w:r>
               <w:rPr>
+                <w:sz w:val="18"/>
                 <w:color w:val="000000"/>
-                <w:sz w:val="18"/>
               </w:rPr>
               <w:t>Reconciliation System Dev</w:t>
             </w:r>
@@ -1726,8 +1766,8 @@
             </w:pPr>
             <w:r>
               <w:rPr>
+                <w:sz w:val="18"/>
                 <w:color w:val="000000"/>
-                <w:sz w:val="18"/>
               </w:rPr>
               <w:t>Designed components: Transaction State Management, Reconciliation Engine, Callback Handlers, Discrepancy Detection. Began Node.js/TypeScript implementation.</w:t>
             </w:r>
@@ -1743,8 +1783,8 @@
             </w:pPr>
             <w:r>
               <w:rPr>
+                <w:sz w:val="18"/>
                 <w:color w:val="000000"/>
-                <w:sz w:val="18"/>
               </w:rPr>
               <w:t>System architecture, Node.js development</w:t>
             </w:r>
@@ -1752,6 +1792,7 @@
         </w:tc>
       </w:tr>
       <w:tr>
+        <w:trPr/>
         <w:tc>
           <w:tcPr>
             <w:tcW w:type="dxa" w:w="2354"/>
@@ -1762,8 +1803,8 @@
             </w:pPr>
             <w:r>
               <w:rPr>
+                <w:sz w:val="18"/>
                 <w:color w:val="000000"/>
-                <w:sz w:val="18"/>
               </w:rPr>
               <w:t>8-12 Dec</w:t>
             </w:r>
@@ -1779,8 +1820,8 @@
             </w:pPr>
             <w:r>
               <w:rPr>
+                <w:sz w:val="18"/>
                 <w:color w:val="000000"/>
-                <w:sz w:val="18"/>
               </w:rPr>
               <w:t>WhatsApp Integration</w:t>
             </w:r>
@@ -1796,8 +1837,8 @@
             </w:pPr>
             <w:r>
               <w:rPr>
+                <w:sz w:val="18"/>
                 <w:color w:val="000000"/>
-                <w:sz w:val="18"/>
               </w:rPr>
               <w:t>Connected live WhatsApp Business number. Implemented runtime verification, health checks. Integrated AWS Secrets Manager for secure credentials.</w:t>
             </w:r>
@@ -1813,8 +1854,8 @@
             </w:pPr>
             <w:r>
               <w:rPr>
+                <w:sz w:val="18"/>
                 <w:color w:val="000000"/>
-                <w:sz w:val="18"/>
               </w:rPr>
               <w:t>WhatsApp API, credential management</w:t>
             </w:r>
@@ -1822,6 +1863,7 @@
         </w:tc>
       </w:tr>
       <w:tr>
+        <w:trPr/>
         <w:tc>
           <w:tcPr>
             <w:tcW w:type="dxa" w:w="2354"/>
@@ -1832,8 +1874,8 @@
             </w:pPr>
             <w:r>
               <w:rPr>
+                <w:sz w:val="18"/>
                 <w:color w:val="000000"/>
-                <w:sz w:val="18"/>
               </w:rPr>
               <w:t>15 Dec</w:t>
             </w:r>
@@ -1849,8 +1891,8 @@
             </w:pPr>
             <w:r>
               <w:rPr>
+                <w:sz w:val="18"/>
                 <w:color w:val="000000"/>
-                <w:sz w:val="18"/>
               </w:rPr>
               <w:t>Mid-Point Review</w:t>
             </w:r>
@@ -1866,8 +1908,8 @@
             </w:pPr>
             <w:r>
               <w:rPr>
+                <w:sz w:val="18"/>
                 <w:color w:val="000000"/>
-                <w:sz w:val="18"/>
               </w:rPr>
               <w:t>Comprehensive supervisor review. All research completed. Discussed 2026 objectives and progress assessment.</w:t>
             </w:r>
@@ -1883,8 +1925,8 @@
             </w:pPr>
             <w:r>
               <w:rPr>
+                <w:sz w:val="18"/>
                 <w:color w:val="000000"/>
-                <w:sz w:val="18"/>
               </w:rPr>
               <w:t>Reflective practice, communication</w:t>
             </w:r>
@@ -1902,6 +1944,7 @@
           <w:rFonts w:ascii="Times New Roman" w:hAnsi="Times New Roman"/>
           <w:b/>
           <w:sz w:val="24"/>
+          <w:color w:val="000000"/>
         </w:rPr>
         <w:t>JANUARY 2026</w:t>
       </w:r>
@@ -1919,16 +1962,18 @@
         <w:gridCol w:w="2354"/>
       </w:tblGrid>
       <w:tr>
+        <w:trPr/>
         <w:tc>
           <w:tcPr>
             <w:tcW w:type="dxa" w:w="2354"/>
           </w:tcPr>
           <w:p>
+            <w:pPr/>
             <w:r>
               <w:rPr>
                 <w:b/>
+                <w:sz w:val="20"/>
                 <w:color w:val="000000"/>
-                <w:sz w:val="20"/>
               </w:rPr>
               <w:t>Date</w:t>
             </w:r>
@@ -1939,11 +1984,12 @@
             <w:tcW w:type="dxa" w:w="2354"/>
           </w:tcPr>
           <w:p>
+            <w:pPr/>
             <w:r>
               <w:rPr>
                 <w:b/>
+                <w:sz w:val="20"/>
                 <w:color w:val="000000"/>
-                <w:sz w:val="20"/>
               </w:rPr>
               <w:t>Activity/Task</w:t>
             </w:r>
@@ -1954,11 +2000,12 @@
             <w:tcW w:type="dxa" w:w="2354"/>
           </w:tcPr>
           <w:p>
+            <w:pPr/>
             <w:r>
               <w:rPr>
                 <w:b/>
+                <w:sz w:val="20"/>
                 <w:color w:val="000000"/>
-                <w:sz w:val="20"/>
               </w:rPr>
               <w:t>Details &amp; Findings</w:t>
             </w:r>
@@ -1969,11 +2016,12 @@
             <w:tcW w:type="dxa" w:w="2354"/>
           </w:tcPr>
           <w:p>
+            <w:pPr/>
             <w:r>
               <w:rPr>
                 <w:b/>
+                <w:sz w:val="20"/>
                 <w:color w:val="000000"/>
-                <w:sz w:val="20"/>
               </w:rPr>
               <w:t>Skills Developed</w:t>
             </w:r>
@@ -1981,6 +2029,7 @@
         </w:tc>
       </w:tr>
       <w:tr>
+        <w:trPr/>
         <w:tc>
           <w:tcPr>
             <w:tcW w:type="dxa" w:w="2354"/>
@@ -1991,8 +2040,8 @@
             </w:pPr>
             <w:r>
               <w:rPr>
+                <w:sz w:val="18"/>
                 <w:color w:val="000000"/>
-                <w:sz w:val="18"/>
               </w:rPr>
               <w:t>5-31 Jan</w:t>
             </w:r>
@@ -2008,8 +2057,8 @@
             </w:pPr>
             <w:r>
               <w:rPr>
+                <w:sz w:val="18"/>
                 <w:color w:val="000000"/>
-                <w:sz w:val="18"/>
               </w:rPr>
               <w:t>Reconciliation Development</w:t>
             </w:r>
@@ -2025,8 +2074,8 @@
             </w:pPr>
             <w:r>
               <w:rPr>
+                <w:sz w:val="18"/>
                 <w:color w:val="000000"/>
-                <w:sz w:val="18"/>
               </w:rPr>
               <w:t>Intensive development phase. Implemented all system components. Achieved 50,000 daily transactions, 99.8% uptime. Comprehensive testing.</w:t>
             </w:r>
@@ -2042,8 +2091,8 @@
             </w:pPr>
             <w:r>
               <w:rPr>
+                <w:sz w:val="18"/>
                 <w:color w:val="000000"/>
-                <w:sz w:val="18"/>
               </w:rPr>
               <w:t>Backend dev, testing, AWS optimization</w:t>
             </w:r>
@@ -2051,6 +2100,7 @@
         </w:tc>
       </w:tr>
       <w:tr>
+        <w:trPr/>
         <w:tc>
           <w:tcPr>
             <w:tcW w:type="dxa" w:w="2354"/>
@@ -2061,8 +2111,8 @@
             </w:pPr>
             <w:r>
               <w:rPr>
+                <w:sz w:val="18"/>
                 <w:color w:val="000000"/>
-                <w:sz w:val="18"/>
               </w:rPr>
               <w:t>15 Jan</w:t>
             </w:r>
@@ -2078,8 +2128,8 @@
             </w:pPr>
             <w:r>
               <w:rPr>
+                <w:sz w:val="18"/>
                 <w:color w:val="000000"/>
-                <w:sz w:val="18"/>
               </w:rPr>
               <w:t>Analytics Dashboard Kickoff</w:t>
             </w:r>
@@ -2095,8 +2145,8 @@
             </w:pPr>
             <w:r>
               <w:rPr>
+                <w:sz w:val="18"/>
                 <w:color w:val="000000"/>
-                <w:sz w:val="18"/>
               </w:rPr>
               <w:t>Gathered requirements from operations, risk, executives. Designed React frontend. Planned Python backend with PostgreSQL/Redis caching.</w:t>
             </w:r>
@@ -2112,8 +2162,8 @@
             </w:pPr>
             <w:r>
               <w:rPr>
+                <w:sz w:val="18"/>
                 <w:color w:val="000000"/>
-                <w:sz w:val="18"/>
               </w:rPr>
               <w:t>Requirements gathering, frontend/backend design</w:t>
             </w:r>
@@ -2131,6 +2181,7 @@
           <w:rFonts w:ascii="Times New Roman" w:hAnsi="Times New Roman"/>
           <w:b/>
           <w:sz w:val="24"/>
+          <w:color w:val="000000"/>
         </w:rPr>
         <w:t>FEBRUARY 2026</w:t>
       </w:r>
@@ -2148,16 +2199,18 @@
         <w:gridCol w:w="2354"/>
       </w:tblGrid>
       <w:tr>
+        <w:trPr/>
         <w:tc>
           <w:tcPr>
             <w:tcW w:type="dxa" w:w="2354"/>
           </w:tcPr>
           <w:p>
+            <w:pPr/>
             <w:r>
               <w:rPr>
                 <w:b/>
+                <w:sz w:val="20"/>
                 <w:color w:val="000000"/>
-                <w:sz w:val="20"/>
               </w:rPr>
               <w:t>Date</w:t>
             </w:r>
@@ -2168,11 +2221,12 @@
             <w:tcW w:type="dxa" w:w="2354"/>
           </w:tcPr>
           <w:p>
+            <w:pPr/>
             <w:r>
               <w:rPr>
                 <w:b/>
+                <w:sz w:val="20"/>
                 <w:color w:val="000000"/>
-                <w:sz w:val="20"/>
               </w:rPr>
               <w:t>Activity/Task</w:t>
             </w:r>
@@ -2183,11 +2237,12 @@
             <w:tcW w:type="dxa" w:w="2354"/>
           </w:tcPr>
           <w:p>
+            <w:pPr/>
             <w:r>
               <w:rPr>
                 <w:b/>
+                <w:sz w:val="20"/>
                 <w:color w:val="000000"/>
-                <w:sz w:val="20"/>
               </w:rPr>
               <w:t>Details &amp; Findings</w:t>
             </w:r>
@@ -2198,11 +2253,12 @@
             <w:tcW w:type="dxa" w:w="2354"/>
           </w:tcPr>
           <w:p>
+            <w:pPr/>
             <w:r>
               <w:rPr>
                 <w:b/>
+                <w:sz w:val="20"/>
                 <w:color w:val="000000"/>
-                <w:sz w:val="20"/>
               </w:rPr>
               <w:t>Skills Developed</w:t>
             </w:r>
@@ -2210,6 +2266,7 @@
         </w:tc>
       </w:tr>
       <w:tr>
+        <w:trPr/>
         <w:tc>
           <w:tcPr>
             <w:tcW w:type="dxa" w:w="2354"/>
@@ -2220,8 +2277,8 @@
             </w:pPr>
             <w:r>
               <w:rPr>
+                <w:sz w:val="18"/>
                 <w:color w:val="000000"/>
-                <w:sz w:val="18"/>
               </w:rPr>
               <w:t>2-28 Feb</w:t>
             </w:r>
@@ -2237,8 +2294,8 @@
             </w:pPr>
             <w:r>
               <w:rPr>
+                <w:sz w:val="18"/>
                 <w:color w:val="000000"/>
-                <w:sz w:val="18"/>
               </w:rPr>
               <w:t>Dashboard &amp; ETL Pipeline</w:t>
             </w:r>
@@ -2254,8 +2311,8 @@
             </w:pPr>
             <w:r>
               <w:rPr>
+                <w:sz w:val="18"/>
                 <w:color w:val="000000"/>
-                <w:sz w:val="18"/>
               </w:rPr>
               <w:t>Developed analytics dashboard with real-time KPI monitoring. Built ETL pipeline consolidating multi-source data. Apache Airflow orchestration for hourly updates. Dashboard revealed key insights: peak activity 6-9am/5-8pm, 87% repayment rate, 40% lower organic acquisition cost, 65% Harare/Bulawayo concentration.</w:t>
             </w:r>
@@ -2271,8 +2328,8 @@
             </w:pPr>
             <w:r>
               <w:rPr>
+                <w:sz w:val="18"/>
                 <w:color w:val="000000"/>
-                <w:sz w:val="18"/>
               </w:rPr>
               <w:t>ETL design, Apache Airflow, data pipeline architecture</w:t>
             </w:r>
@@ -2290,6 +2347,7 @@
           <w:rFonts w:ascii="Times New Roman" w:hAnsi="Times New Roman"/>
           <w:b/>
           <w:sz w:val="24"/>
+          <w:color w:val="000000"/>
         </w:rPr>
         <w:t>MARCH - MAY 2026</w:t>
       </w:r>
@@ -2307,16 +2365,18 @@
         <w:gridCol w:w="2354"/>
       </w:tblGrid>
       <w:tr>
+        <w:trPr/>
         <w:tc>
           <w:tcPr>
             <w:tcW w:type="dxa" w:w="2354"/>
           </w:tcPr>
           <w:p>
+            <w:pPr/>
             <w:r>
               <w:rPr>
                 <w:b/>
+                <w:sz w:val="20"/>
                 <w:color w:val="000000"/>
-                <w:sz w:val="20"/>
               </w:rPr>
               <w:t>Date</w:t>
             </w:r>
@@ -2327,11 +2387,12 @@
             <w:tcW w:type="dxa" w:w="2354"/>
           </w:tcPr>
           <w:p>
+            <w:pPr/>
             <w:r>
               <w:rPr>
                 <w:b/>
+                <w:sz w:val="20"/>
                 <w:color w:val="000000"/>
-                <w:sz w:val="20"/>
               </w:rPr>
               <w:t>Activity/Task</w:t>
             </w:r>
@@ -2342,11 +2403,12 @@
             <w:tcW w:type="dxa" w:w="2354"/>
           </w:tcPr>
           <w:p>
+            <w:pPr/>
             <w:r>
               <w:rPr>
                 <w:b/>
+                <w:sz w:val="20"/>
                 <w:color w:val="000000"/>
-                <w:sz w:val="20"/>
               </w:rPr>
               <w:t>Details &amp; Findings</w:t>
             </w:r>
@@ -2357,11 +2419,12 @@
             <w:tcW w:type="dxa" w:w="2354"/>
           </w:tcPr>
           <w:p>
+            <w:pPr/>
             <w:r>
               <w:rPr>
                 <w:b/>
+                <w:sz w:val="20"/>
                 <w:color w:val="000000"/>
-                <w:sz w:val="20"/>
               </w:rPr>
               <w:t>Skills Developed</w:t>
             </w:r>
@@ -2369,6 +2432,7 @@
         </w:tc>
       </w:tr>
       <w:tr>
+        <w:trPr/>
         <w:tc>
           <w:tcPr>
             <w:tcW w:type="dxa" w:w="2354"/>
@@ -2379,8 +2443,8 @@
             </w:pPr>
             <w:r>
               <w:rPr>
+                <w:sz w:val="18"/>
                 <w:color w:val="000000"/>
-                <w:sz w:val="18"/>
               </w:rPr>
               <w:t>2-31 Mar</w:t>
             </w:r>
@@ -2396,8 +2460,8 @@
             </w:pPr>
             <w:r>
               <w:rPr>
+                <w:sz w:val="18"/>
                 <w:color w:val="000000"/>
-                <w:sz w:val="18"/>
               </w:rPr>
               <w:t>Testing &amp; Optimization</w:t>
             </w:r>
@@ -2413,8 +2477,8 @@
             </w:pPr>
             <w:r>
               <w:rPr>
+                <w:sz w:val="18"/>
                 <w:color w:val="000000"/>
-                <w:sz w:val="18"/>
               </w:rPr>
               <w:t>Enhanced test coverage across all systems. Fixed bugs including WhatsApp display handling, test session initialization, credential management. Optimized database queries. Enhanced CloudWatch monitoring.</w:t>
             </w:r>
@@ -2430,8 +2494,8 @@
             </w:pPr>
             <w:r>
               <w:rPr>
+                <w:sz w:val="18"/>
                 <w:color w:val="000000"/>
-                <w:sz w:val="18"/>
               </w:rPr>
               <w:t>Testing methodology, debugging, performance optimization</w:t>
             </w:r>
@@ -2439,6 +2503,7 @@
         </w:tc>
       </w:tr>
       <w:tr>
+        <w:trPr/>
         <w:tc>
           <w:tcPr>
             <w:tcW w:type="dxa" w:w="2354"/>
@@ -2449,8 +2514,8 @@
             </w:pPr>
             <w:r>
               <w:rPr>
+                <w:sz w:val="18"/>
                 <w:color w:val="000000"/>
-                <w:sz w:val="18"/>
               </w:rPr>
               <w:t>1-30 Apr</w:t>
             </w:r>
@@ -2466,8 +2531,8 @@
             </w:pPr>
             <w:r>
               <w:rPr>
+                <w:sz w:val="18"/>
                 <w:color w:val="000000"/>
-                <w:sz w:val="18"/>
               </w:rPr>
               <w:t>System Hardening &amp; Deploy</w:t>
             </w:r>
@@ -2483,8 +2548,8 @@
             </w:pPr>
             <w:r>
               <w:rPr>
+                <w:sz w:val="18"/>
                 <w:color w:val="000000"/>
-                <w:sz w:val="18"/>
               </w:rPr>
               <w:t>Refactored CI/CD pipeline removing GitHub secrets. Implemented AWS Secrets Manager. Security audits and compliance verification. Operationalized runbooks. Deployed to production with zero critical incidents.</w:t>
             </w:r>
@@ -2500,8 +2565,8 @@
             </w:pPr>
             <w:r>
               <w:rPr>
+                <w:sz w:val="18"/>
                 <w:color w:val="000000"/>
-                <w:sz w:val="18"/>
               </w:rPr>
               <w:t>CI/CD optimization, security hardening, compliance</w:t>
             </w:r>
@@ -2509,6 +2574,7 @@
         </w:tc>
       </w:tr>
       <w:tr>
+        <w:trPr/>
         <w:tc>
           <w:tcPr>
             <w:tcW w:type="dxa" w:w="2354"/>
@@ -2519,8 +2585,8 @@
             </w:pPr>
             <w:r>
               <w:rPr>
+                <w:sz w:val="18"/>
                 <w:color w:val="000000"/>
-                <w:sz w:val="18"/>
               </w:rPr>
               <w:t>1-7 May</w:t>
             </w:r>
@@ -2536,8 +2602,8 @@
             </w:pPr>
             <w:r>
               <w:rPr>
+                <w:sz w:val="18"/>
                 <w:color w:val="000000"/>
-                <w:sz w:val="18"/>
               </w:rPr>
               <w:t>Completion &amp; Documentation</w:t>
             </w:r>
@@ -2553,8 +2619,8 @@
             </w:pPr>
             <w:r>
               <w:rPr>
+                <w:sz w:val="18"/>
                 <w:color w:val="000000"/>
-                <w:sz w:val="18"/>
               </w:rPr>
               <w:t>Completed all documentation. Conducted knowledge transfer sessions with operations and engineering teams. Prepared final reports. Reflected on overall experience.</w:t>
             </w:r>
@@ -2570,8 +2636,8 @@
             </w:pPr>
             <w:r>
               <w:rPr>
+                <w:sz w:val="18"/>
                 <w:color w:val="000000"/>
-                <w:sz w:val="18"/>
               </w:rPr>
               <w:t>Documentation, knowledge transfer, professional closure</w:t>
             </w:r>
@@ -2589,6 +2655,7 @@
           <w:rFonts w:ascii="Times New Roman" w:hAnsi="Times New Roman"/>
           <w:b/>
           <w:sz w:val="24"/>
+          <w:color w:val="000000"/>
         </w:rPr>
         <w:t>SUMMARY STATISTICS</w:t>
       </w:r>
@@ -2603,6 +2670,7 @@
           <w:rFonts w:ascii="Times New Roman" w:hAnsi="Times New Roman"/>
           <w:b/>
           <w:sz w:val="24"/>
+          <w:color w:val="000000"/>
         </w:rPr>
         <w:t>Physical Research Meetings</w:t>
       </w:r>
@@ -2620,16 +2688,18 @@
         <w:gridCol w:w="2354"/>
       </w:tblGrid>
       <w:tr>
+        <w:trPr/>
         <w:tc>
           <w:tcPr>
             <w:tcW w:type="dxa" w:w="2354"/>
           </w:tcPr>
           <w:p>
+            <w:pPr/>
             <w:r>
               <w:rPr>
                 <w:b/>
+                <w:sz w:val="20"/>
                 <w:color w:val="000000"/>
-                <w:sz w:val="20"/>
               </w:rPr>
               <w:t>Organization</w:t>
             </w:r>
@@ -2640,11 +2710,12 @@
             <w:tcW w:type="dxa" w:w="2354"/>
           </w:tcPr>
           <w:p>
+            <w:pPr/>
             <w:r>
               <w:rPr>
                 <w:b/>
+                <w:sz w:val="20"/>
                 <w:color w:val="000000"/>
-                <w:sz w:val="20"/>
               </w:rPr>
               <w:t>Date</w:t>
             </w:r>
@@ -2655,11 +2726,12 @@
             <w:tcW w:type="dxa" w:w="2354"/>
           </w:tcPr>
           <w:p>
+            <w:pPr/>
             <w:r>
               <w:rPr>
                 <w:b/>
+                <w:sz w:val="20"/>
                 <w:color w:val="000000"/>
-                <w:sz w:val="20"/>
               </w:rPr>
               <w:t>Duration</w:t>
             </w:r>
@@ -2670,11 +2742,12 @@
             <w:tcW w:type="dxa" w:w="2354"/>
           </w:tcPr>
           <w:p>
+            <w:pPr/>
             <w:r>
               <w:rPr>
                 <w:b/>
+                <w:sz w:val="20"/>
                 <w:color w:val="000000"/>
-                <w:sz w:val="20"/>
               </w:rPr>
               <w:t>Key Findings</w:t>
             </w:r>
@@ -2682,6 +2755,7 @@
         </w:tc>
       </w:tr>
       <w:tr>
+        <w:trPr/>
         <w:tc>
           <w:tcPr>
             <w:tcW w:type="dxa" w:w="2354"/>
@@ -2748,6 +2822,7 @@
         </w:tc>
       </w:tr>
       <w:tr>
+        <w:trPr/>
         <w:tc>
           <w:tcPr>
             <w:tcW w:type="dxa" w:w="2354"/>
@@ -2814,6 +2889,7 @@
         </w:tc>
       </w:tr>
       <w:tr>
+        <w:trPr/>
         <w:tc>
           <w:tcPr>
             <w:tcW w:type="dxa" w:w="2354"/>
@@ -2880,6 +2956,7 @@
         </w:tc>
       </w:tr>
       <w:tr>
+        <w:trPr/>
         <w:tc>
           <w:tcPr>
             <w:tcW w:type="dxa" w:w="2354"/>
@@ -2956,6 +3033,7 @@
           <w:rFonts w:ascii="Times New Roman" w:hAnsi="Times New Roman"/>
           <w:b/>
           <w:sz w:val="24"/>
+          <w:color w:val="000000"/>
         </w:rPr>
         <w:t>Technical Projects Completed</w:t>
       </w:r>
@@ -2973,16 +3051,18 @@
         <w:gridCol w:w="2354"/>
       </w:tblGrid>
       <w:tr>
+        <w:trPr/>
         <w:tc>
           <w:tcPr>
             <w:tcW w:type="dxa" w:w="2354"/>
           </w:tcPr>
           <w:p>
+            <w:pPr/>
             <w:r>
               <w:rPr>
                 <w:b/>
+                <w:sz w:val="20"/>
                 <w:color w:val="000000"/>
-                <w:sz w:val="20"/>
               </w:rPr>
               <w:t>Project</w:t>
             </w:r>
@@ -2993,11 +3073,12 @@
             <w:tcW w:type="dxa" w:w="2354"/>
           </w:tcPr>
           <w:p>
+            <w:pPr/>
             <w:r>
               <w:rPr>
                 <w:b/>
+                <w:sz w:val="20"/>
                 <w:color w:val="000000"/>
-                <w:sz w:val="20"/>
               </w:rPr>
               <w:t>Timeline</w:t>
             </w:r>
@@ -3008,11 +3089,12 @@
             <w:tcW w:type="dxa" w:w="2354"/>
           </w:tcPr>
           <w:p>
+            <w:pPr/>
             <w:r>
               <w:rPr>
                 <w:b/>
+                <w:sz w:val="20"/>
                 <w:color w:val="000000"/>
-                <w:sz w:val="20"/>
               </w:rPr>
               <w:t>Technology</w:t>
             </w:r>
@@ -3023,11 +3105,12 @@
             <w:tcW w:type="dxa" w:w="2354"/>
           </w:tcPr>
           <w:p>
+            <w:pPr/>
             <w:r>
               <w:rPr>
                 <w:b/>
+                <w:sz w:val="20"/>
                 <w:color w:val="000000"/>
-                <w:sz w:val="20"/>
               </w:rPr>
               <w:t>Status</w:t>
             </w:r>
@@ -3035,6 +3118,7 @@
         </w:tc>
       </w:tr>
       <w:tr>
+        <w:trPr/>
         <w:tc>
           <w:tcPr>
             <w:tcW w:type="dxa" w:w="2354"/>
@@ -3101,6 +3185,7 @@
         </w:tc>
       </w:tr>
       <w:tr>
+        <w:trPr/>
         <w:tc>
           <w:tcPr>
             <w:tcW w:type="dxa" w:w="2354"/>
@@ -3167,6 +3252,7 @@
         </w:tc>
       </w:tr>
       <w:tr>
+        <w:trPr/>
         <w:tc>
           <w:tcPr>
             <w:tcW w:type="dxa" w:w="2354"/>
@@ -3233,6 +3319,7 @@
         </w:tc>
       </w:tr>
       <w:tr>
+        <w:trPr/>
         <w:tc>
           <w:tcPr>
             <w:tcW w:type="dxa" w:w="2354"/>
@@ -3309,6 +3396,7 @@
           <w:rFonts w:ascii="Times New Roman" w:hAnsi="Times New Roman"/>
           <w:b/>
           <w:sz w:val="24"/>
+          <w:color w:val="000000"/>
         </w:rPr>
         <w:t>CONCLUSIONS</w:t>
       </w:r>
@@ -3322,6 +3410,7 @@
         <w:rPr>
           <w:rFonts w:ascii="Times New Roman" w:hAnsi="Times New Roman"/>
           <w:sz w:val="22"/>
+          <w:color w:val="000000"/>
         </w:rPr>
         <w:t>This logbook documents a comprehensive 7-month industrial attachment at Lynia Finance, from October 1, 2025 through May 7, 2026. Four major physical research meetings were conducted at partner financial institutions, documenting Zimbabwe's payment and lending landscape. Four substantial technical projects were implemented in production serving actual business needs. The attachment provided invaluable practical experience in fintech operations, system design, data engineering, and business intelligence. Technical skills substantially exceeded academic training, representing genuine professional expertise. The experience profoundly shaped career trajectory toward fintech and data analytics with clear understanding of financial inclusion's importance in emerging markets.</w:t>
       </w:r>

--- a/Industrial_Attachment_Logbook_October2025_May2026.docx
+++ b/Industrial_Attachment_Logbook_October2025_May2026.docx
@@ -12,7 +12,6 @@
           <w:rFonts w:ascii="Times New Roman" w:hAnsi="Times New Roman"/>
           <w:b/>
           <w:sz w:val="28"/>
-          <w:color w:val="000000"/>
         </w:rPr>
         <w:t>INDUSTRIAL ATTACHMENT LOGBOOK</w:t>
       </w:r>
@@ -26,7 +25,6 @@
         <w:rPr>
           <w:rFonts w:ascii="Times New Roman" w:hAnsi="Times New Roman"/>
           <w:sz w:val="22"/>
-          <w:color w:val="000000"/>
         </w:rPr>
         <w:t>Lynia Finance - Informatics and Analytics</w:t>
       </w:r>
@@ -40,7 +38,6 @@
         <w:rPr>
           <w:rFonts w:ascii="Times New Roman" w:hAnsi="Times New Roman"/>
           <w:sz w:val="22"/>
-          <w:color w:val="000000"/>
         </w:rPr>
         <w:t>October 1, 2025 - May 7, 2026</w:t>
       </w:r>
@@ -55,7 +52,6 @@
           <w:rFonts w:ascii="Times New Roman" w:hAnsi="Times New Roman"/>
           <w:b/>
           <w:sz w:val="24"/>
-          <w:color w:val="000000"/>
         </w:rPr>
         <w:t>INTRODUCTION</w:t>
       </w:r>
@@ -69,7 +65,6 @@
         <w:rPr>
           <w:rFonts w:ascii="Times New Roman" w:hAnsi="Times New Roman"/>
           <w:sz w:val="22"/>
-          <w:color w:val="000000"/>
         </w:rPr>
         <w:t>This logbook documents the industrial attachment experience at Lynia Finance, a fintech organization dedicated to providing alternative financial infrastructure and financial inclusion for Zimbabwe's underbanked population. Lynia Finance operates at the intersection of technology and finance, specialising in digital lending, payment processing, and alternative credit assessment for informal sector workers who lack traditional banking access. The organisation leverages artificial intelligence, machine learning, and big data analytics to revolutionise access to credit in emerging markets. This logbook specifically records the attachment experience of an Informatics and Analytics student from the National University of Science and Technology (NUST), documenting a seven-month engagement from October 1, 2025 through May 7, 2026.</w:t>
       </w:r>
@@ -83,7 +78,6 @@
         <w:rPr>
           <w:rFonts w:ascii="Times New Roman" w:hAnsi="Times New Roman"/>
           <w:sz w:val="22"/>
-          <w:color w:val="000000"/>
         </w:rPr>
         <w:t>The logbook is structured in table format providing systematic tracking of daily and weekly activities, research meetings with financial institutions, technical project implementations, and professional skill development. The primary focus encompasses four major research activities investigating Zimbabwe's payment and lending landscape: EcoCash (the dominant mobile money platform with 7+ million users), InnBucks (emerging alternative provider), Omari (digital lending platform), and SSB (civil servants loan system). Complementary to this research, four substantial technical projects were implemented contributing directly to Lynia Finance's operations: Payment Reconciliation System, Analytics Dashboard, Data Integration &amp; ETL Pipeline, and WhatsApp Business Integration.</w:t>
       </w:r>
@@ -97,7 +91,6 @@
         <w:rPr>
           <w:rFonts w:ascii="Times New Roman" w:hAnsi="Times New Roman"/>
           <w:sz w:val="22"/>
-          <w:color w:val="000000"/>
         </w:rPr>
         <w:t>The attachment work demonstrates the breadth of fintech operations, from understanding payment system architectures and credit assessment methodologies to implementing production systems handling thousands of daily transactions. The student's role encompassed research and analysis, technical implementation, testing and quality assurance, and operational deployment. This logbook provides a chronological record of experiences, learnings, challenges overcome, and professional development throughout the attachment period, serving as both a documentary record and a reflection tool on the transition from academic learning to professional practice in the fintech industry.</w:t>
       </w:r>
@@ -112,7 +105,6 @@
           <w:rFonts w:ascii="Times New Roman" w:hAnsi="Times New Roman"/>
           <w:b/>
           <w:sz w:val="24"/>
-          <w:color w:val="000000"/>
         </w:rPr>
         <w:t>OCTOBER 2025</w:t>
       </w:r>
@@ -144,7 +136,6 @@
                 <w:rFonts w:ascii="Times New Roman" w:hAnsi="Times New Roman"/>
                 <w:b/>
                 <w:sz w:val="20"/>
-                <w:color w:val="000000"/>
               </w:rPr>
               <w:t>Date</w:t>
             </w:r>
@@ -163,7 +154,6 @@
                 <w:rFonts w:ascii="Times New Roman" w:hAnsi="Times New Roman"/>
                 <w:b/>
                 <w:sz w:val="20"/>
-                <w:color w:val="000000"/>
               </w:rPr>
               <w:t>Activity/Task</w:t>
             </w:r>
@@ -182,7 +172,6 @@
                 <w:rFonts w:ascii="Times New Roman" w:hAnsi="Times New Roman"/>
                 <w:b/>
                 <w:sz w:val="20"/>
-                <w:color w:val="000000"/>
               </w:rPr>
               <w:t>Details &amp; Findings</w:t>
             </w:r>
@@ -201,7 +190,6 @@
                 <w:rFonts w:ascii="Times New Roman" w:hAnsi="Times New Roman"/>
                 <w:b/>
                 <w:sz w:val="20"/>
-                <w:color w:val="000000"/>
               </w:rPr>
               <w:t>Skills Developed</w:t>
             </w:r>
@@ -222,7 +210,6 @@
               <w:rPr>
                 <w:rFonts w:ascii="Times New Roman" w:hAnsi="Times New Roman"/>
                 <w:sz w:val="18"/>
-                <w:color w:val="000000"/>
               </w:rPr>
               <w:t>1 Oct</w:t>
             </w:r>
@@ -240,7 +227,6 @@
               <w:rPr>
                 <w:rFonts w:ascii="Times New Roman" w:hAnsi="Times New Roman"/>
                 <w:sz w:val="18"/>
-                <w:color w:val="000000"/>
               </w:rPr>
               <w:t>First Day at Lynia Finance</w:t>
             </w:r>
@@ -258,7 +244,6 @@
               <w:rPr>
                 <w:rFonts w:ascii="Times New Roman" w:hAnsi="Times New Roman"/>
                 <w:sz w:val="18"/>
-                <w:color w:val="000000"/>
               </w:rPr>
               <w:t>Onboarding completion, supervisor meetings, company orientation. Learned Lynia's mission: financial inclusion for underbanked Zimbabweans. Reviewed security protocols and company culture.</w:t>
             </w:r>
@@ -276,7 +261,6 @@
               <w:rPr>
                 <w:rFonts w:ascii="Times New Roman" w:hAnsi="Times New Roman"/>
                 <w:sz w:val="18"/>
-                <w:color w:val="000000"/>
               </w:rPr>
               <w:t>Professional orientation, org awareness</w:t>
             </w:r>
@@ -297,7 +281,6 @@
               <w:rPr>
                 <w:rFonts w:ascii="Times New Roman" w:hAnsi="Times New Roman"/>
                 <w:sz w:val="18"/>
-                <w:color w:val="000000"/>
               </w:rPr>
               <w:t>2 Oct</w:t>
             </w:r>
@@ -315,7 +298,6 @@
               <w:rPr>
                 <w:rFonts w:ascii="Times New Roman" w:hAnsi="Times New Roman"/>
                 <w:sz w:val="18"/>
-                <w:color w:val="000000"/>
               </w:rPr>
               <w:t>Department Rotation</w:t>
             </w:r>
@@ -333,7 +315,6 @@
               <w:rPr>
                 <w:rFonts w:ascii="Times New Roman" w:hAnsi="Times New Roman"/>
                 <w:sz w:val="18"/>
-                <w:color w:val="000000"/>
               </w:rPr>
               <w:t>Visited Engineering, Data Analytics, Operations. Met Data Analytics team (primary supervisors). Reviewed payment architecture, API integrations, and current systems.</w:t>
             </w:r>
@@ -351,7 +332,6 @@
               <w:rPr>
                 <w:rFonts w:ascii="Times New Roman" w:hAnsi="Times New Roman"/>
                 <w:sz w:val="18"/>
-                <w:color w:val="000000"/>
               </w:rPr>
               <w:t>System understanding, team dynamics</w:t>
             </w:r>
@@ -372,7 +352,6 @@
               <w:rPr>
                 <w:rFonts w:ascii="Times New Roman" w:hAnsi="Times New Roman"/>
                 <w:sz w:val="18"/>
-                <w:color w:val="000000"/>
               </w:rPr>
               <w:t>3 Oct</w:t>
             </w:r>
@@ -390,7 +369,6 @@
               <w:rPr>
                 <w:rFonts w:ascii="Times New Roman" w:hAnsi="Times New Roman"/>
                 <w:sz w:val="18"/>
-                <w:color w:val="000000"/>
               </w:rPr>
               <w:t>Technical Briefing</w:t>
             </w:r>
@@ -408,7 +386,6 @@
               <w:rPr>
                 <w:rFonts w:ascii="Times New Roman" w:hAnsi="Times New Roman"/>
                 <w:sz w:val="18"/>
-                <w:color w:val="000000"/>
               </w:rPr>
               <w:t>AWS services overview (Lambda, RDS, S3, SQS). Reviewed EcoCash and InnBucks API documentation. Studied payment reconciliation challenges.</w:t>
             </w:r>
@@ -426,7 +403,6 @@
               <w:rPr>
                 <w:rFonts w:ascii="Times New Roman" w:hAnsi="Times New Roman"/>
                 <w:sz w:val="18"/>
-                <w:color w:val="000000"/>
               </w:rPr>
               <w:t>AWS services, API analysis, payment systems</w:t>
             </w:r>
@@ -447,7 +423,6 @@
               <w:rPr>
                 <w:rFonts w:ascii="Times New Roman" w:hAnsi="Times New Roman"/>
                 <w:sz w:val="18"/>
-                <w:color w:val="000000"/>
               </w:rPr>
               <w:t>4 Oct</w:t>
             </w:r>
@@ -465,7 +440,6 @@
               <w:rPr>
                 <w:rFonts w:ascii="Times New Roman" w:hAnsi="Times New Roman"/>
                 <w:sz w:val="18"/>
-                <w:color w:val="000000"/>
               </w:rPr>
               <w:t>Business Strategy</w:t>
             </w:r>
@@ -483,7 +457,6 @@
               <w:rPr>
                 <w:rFonts w:ascii="Times New Roman" w:hAnsi="Times New Roman"/>
                 <w:sz w:val="18"/>
-                <w:color w:val="000000"/>
               </w:rPr>
               <w:t>Management strategy session on objectives, product roadmap, regulatory requirements (RBZ). Understood fintech compliance landscape.</w:t>
             </w:r>
@@ -501,7 +474,6 @@
               <w:rPr>
                 <w:rFonts w:ascii="Times New Roman" w:hAnsi="Times New Roman"/>
                 <w:sz w:val="18"/>
-                <w:color w:val="000000"/>
               </w:rPr>
               <w:t>Business strategy, regulatory awareness</w:t>
             </w:r>
@@ -522,7 +494,6 @@
               <w:rPr>
                 <w:rFonts w:ascii="Times New Roman" w:hAnsi="Times New Roman"/>
                 <w:sz w:val="18"/>
-                <w:color w:val="000000"/>
               </w:rPr>
               <w:t>5 Oct (Fri)</w:t>
             </w:r>
@@ -540,7 +511,6 @@
               <w:rPr>
                 <w:rFonts w:ascii="Times New Roman" w:hAnsi="Times New Roman"/>
                 <w:sz w:val="18"/>
-                <w:color w:val="000000"/>
               </w:rPr>
               <w:t>Week 1 Review</w:t>
             </w:r>
@@ -558,7 +528,6 @@
               <w:rPr>
                 <w:rFonts w:ascii="Times New Roman" w:hAnsi="Times New Roman"/>
                 <w:sz w:val="18"/>
-                <w:color w:val="000000"/>
               </w:rPr>
               <w:t>Supervisor review of first week. Planned research meetings with four institutions. Established weekly meeting schedule.</w:t>
             </w:r>
@@ -576,7 +545,6 @@
               <w:rPr>
                 <w:rFonts w:ascii="Times New Roman" w:hAnsi="Times New Roman"/>
                 <w:sz w:val="18"/>
-                <w:color w:val="000000"/>
               </w:rPr>
               <w:t>Research planning, communication</w:t>
             </w:r>
@@ -597,7 +565,6 @@
               <w:rPr>
                 <w:rFonts w:ascii="Times New Roman" w:hAnsi="Times New Roman"/>
                 <w:sz w:val="18"/>
-                <w:color w:val="000000"/>
               </w:rPr>
               <w:t>6-7 Oct</w:t>
             </w:r>
@@ -615,7 +582,6 @@
               <w:rPr>
                 <w:rFonts w:ascii="Times New Roman" w:hAnsi="Times New Roman"/>
                 <w:sz w:val="18"/>
-                <w:color w:val="000000"/>
               </w:rPr>
               <w:t>EcoCash Prep</w:t>
             </w:r>
@@ -633,7 +599,6 @@
               <w:rPr>
                 <w:rFonts w:ascii="Times New Roman" w:hAnsi="Times New Roman"/>
                 <w:sz w:val="18"/>
-                <w:color w:val="000000"/>
               </w:rPr>
               <w:t>Reviewed extensive API documentation. Studied Java/Spring architecture, PostgreSQL design. Prepared detailed meeting questions. Researched competitor landscape.</w:t>
             </w:r>
@@ -651,7 +616,6 @@
               <w:rPr>
                 <w:rFonts w:ascii="Times New Roman" w:hAnsi="Times New Roman"/>
                 <w:sz w:val="18"/>
-                <w:color w:val="000000"/>
               </w:rPr>
               <w:t>API documentation, technical research</w:t>
             </w:r>
@@ -672,7 +636,6 @@
               <w:rPr>
                 <w:rFonts w:ascii="Times New Roman" w:hAnsi="Times New Roman"/>
                 <w:sz w:val="18"/>
-                <w:color w:val="000000"/>
               </w:rPr>
               <w:t>8 Oct (Wed)</w:t>
             </w:r>
@@ -690,7 +653,6 @@
               <w:rPr>
                 <w:rFonts w:ascii="Times New Roman" w:hAnsi="Times New Roman"/>
                 <w:sz w:val="18"/>
-                <w:color w:val="000000"/>
               </w:rPr>
               <w:t>ECOCASH MEETING</w:t>
             </w:r>
@@ -708,7 +670,6 @@
               <w:rPr>
                 <w:rFonts w:ascii="Times New Roman" w:hAnsi="Times New Roman"/>
                 <w:sz w:val="18"/>
-                <w:color w:val="000000"/>
               </w:rPr>
               <w:t>Econet HQ (2 hours). Learned: Java/Spring/PostgreSQL, 94-97% success rates, 2-5% fees, async processing, 24-48hr reconciliation, peak volumes 6-9am/5-8pm. Discussed retry mechanisms and error codes.</w:t>
             </w:r>
@@ -726,7 +687,6 @@
               <w:rPr>
                 <w:rFonts w:ascii="Times New Roman" w:hAnsi="Times New Roman"/>
                 <w:sz w:val="18"/>
-                <w:color w:val="000000"/>
               </w:rPr>
               <w:t>Payment architecture, negotiation</w:t>
             </w:r>
@@ -747,7 +707,6 @@
               <w:rPr>
                 <w:rFonts w:ascii="Times New Roman" w:hAnsi="Times New Roman"/>
                 <w:sz w:val="18"/>
-                <w:color w:val="000000"/>
               </w:rPr>
               <w:t>9 Oct</w:t>
             </w:r>
@@ -765,7 +724,6 @@
               <w:rPr>
                 <w:rFonts w:ascii="Times New Roman" w:hAnsi="Times New Roman"/>
                 <w:sz w:val="18"/>
-                <w:color w:val="000000"/>
               </w:rPr>
               <w:t>EcoCash Analysis</w:t>
             </w:r>
@@ -783,7 +741,6 @@
               <w:rPr>
                 <w:rFonts w:ascii="Times New Roman" w:hAnsi="Times New Roman"/>
                 <w:sz w:val="18"/>
-                <w:color w:val="000000"/>
               </w:rPr>
               <w:t>Documented findings comprehensively. Analyzed integration challenges: async handling, timeouts, credential security. Created recommendations.</w:t>
             </w:r>
@@ -801,7 +758,6 @@
               <w:rPr>
                 <w:rFonts w:ascii="Times New Roman" w:hAnsi="Times New Roman"/>
                 <w:sz w:val="18"/>
-                <w:color w:val="000000"/>
               </w:rPr>
               <w:t>Technical analysis, documentation</w:t>
             </w:r>
@@ -822,7 +778,6 @@
               <w:rPr>
                 <w:rFonts w:ascii="Times New Roman" w:hAnsi="Times New Roman"/>
                 <w:sz w:val="18"/>
-                <w:color w:val="000000"/>
               </w:rPr>
               <w:t>13 Oct (Mon)</w:t>
             </w:r>
@@ -840,7 +795,6 @@
               <w:rPr>
                 <w:rFonts w:ascii="Times New Roman" w:hAnsi="Times New Roman"/>
                 <w:sz w:val="18"/>
-                <w:color w:val="000000"/>
               </w:rPr>
               <w:t>InnBucks Prep</w:t>
             </w:r>
@@ -858,7 +812,6 @@
               <w:rPr>
                 <w:rFonts w:ascii="Times New Roman" w:hAnsi="Times New Roman"/>
                 <w:sz w:val="18"/>
-                <w:color w:val="000000"/>
               </w:rPr>
               <w:t>Reviewed modern RESTful architecture. Studied OAuth 2.0, webhook notifications. Analyzed business positioning vs EcoCash.</w:t>
             </w:r>
@@ -876,7 +829,6 @@
               <w:rPr>
                 <w:rFonts w:ascii="Times New Roman" w:hAnsi="Times New Roman"/>
                 <w:sz w:val="18"/>
-                <w:color w:val="000000"/>
               </w:rPr>
               <w:t>Modern architecture, OAuth concepts</w:t>
             </w:r>
@@ -897,7 +849,6 @@
               <w:rPr>
                 <w:rFonts w:ascii="Times New Roman" w:hAnsi="Times New Roman"/>
                 <w:sz w:val="18"/>
-                <w:color w:val="000000"/>
               </w:rPr>
               <w:t>15 Oct (Wed)</w:t>
             </w:r>
@@ -915,7 +866,6 @@
               <w:rPr>
                 <w:rFonts w:ascii="Times New Roman" w:hAnsi="Times New Roman"/>
                 <w:sz w:val="18"/>
-                <w:color w:val="000000"/>
               </w:rPr>
               <w:t>INNBUCKS MEETING</w:t>
             </w:r>
@@ -933,7 +883,6 @@
               <w:rPr>
                 <w:rFonts w:ascii="Times New Roman" w:hAnsi="Times New Roman"/>
                 <w:sz w:val="18"/>
-                <w:color w:val="000000"/>
               </w:rPr>
               <w:t>Innstrive offices (1.5 hours). Learned: Node.js, OAuth 2.0, JSON, webhooks, 91-93% success rates, 100 req/min limit. Discussed geographic liquidity challenges.</w:t>
             </w:r>
@@ -951,7 +900,6 @@
               <w:rPr>
                 <w:rFonts w:ascii="Times New Roman" w:hAnsi="Times New Roman"/>
                 <w:sz w:val="18"/>
-                <w:color w:val="000000"/>
               </w:rPr>
               <w:t>Modern API design, webhook integration</w:t>
             </w:r>
@@ -972,7 +920,6 @@
               <w:rPr>
                 <w:rFonts w:ascii="Times New Roman" w:hAnsi="Times New Roman"/>
                 <w:sz w:val="18"/>
-                <w:color w:val="000000"/>
               </w:rPr>
               <w:t>16 Oct</w:t>
             </w:r>
@@ -990,7 +937,6 @@
               <w:rPr>
                 <w:rFonts w:ascii="Times New Roman" w:hAnsi="Times New Roman"/>
                 <w:sz w:val="18"/>
-                <w:color w:val="000000"/>
               </w:rPr>
               <w:t>InnBucks Analysis</w:t>
             </w:r>
@@ -1008,7 +954,6 @@
               <w:rPr>
                 <w:rFonts w:ascii="Times New Roman" w:hAnsi="Times New Roman"/>
                 <w:sz w:val="18"/>
-                <w:color w:val="000000"/>
               </w:rPr>
               <w:t>Comparative EcoCash vs InnBucks analysis. Evaluated strengths, weaknesses, business models. Recommended secondary provider strategy.</w:t>
             </w:r>
@@ -1026,7 +971,6 @@
               <w:rPr>
                 <w:rFonts w:ascii="Times New Roman" w:hAnsi="Times New Roman"/>
                 <w:sz w:val="18"/>
-                <w:color w:val="000000"/>
               </w:rPr>
               <w:t>Comparative analysis, business assessment</w:t>
             </w:r>
@@ -1044,7 +988,6 @@
           <w:rFonts w:ascii="Times New Roman" w:hAnsi="Times New Roman"/>
           <w:b/>
           <w:sz w:val="24"/>
-          <w:color w:val="000000"/>
         </w:rPr>
         <w:t>NOVEMBER 2025</w:t>
       </w:r>
@@ -1073,7 +1016,6 @@
               <w:rPr>
                 <w:b/>
                 <w:sz w:val="20"/>
-                <w:color w:val="000000"/>
               </w:rPr>
               <w:t>Date</w:t>
             </w:r>
@@ -1089,7 +1031,6 @@
               <w:rPr>
                 <w:b/>
                 <w:sz w:val="20"/>
-                <w:color w:val="000000"/>
               </w:rPr>
               <w:t>Activity/Task</w:t>
             </w:r>
@@ -1105,7 +1046,6 @@
               <w:rPr>
                 <w:b/>
                 <w:sz w:val="20"/>
-                <w:color w:val="000000"/>
               </w:rPr>
               <w:t>Details &amp; Findings</w:t>
             </w:r>
@@ -1121,7 +1061,6 @@
               <w:rPr>
                 <w:b/>
                 <w:sz w:val="20"/>
-                <w:color w:val="000000"/>
               </w:rPr>
               <w:t>Skills Developed</w:t>
             </w:r>
@@ -1141,7 +1080,6 @@
             <w:r>
               <w:rPr>
                 <w:sz w:val="18"/>
-                <w:color w:val="000000"/>
               </w:rPr>
               <w:t>3 Nov (Mon)</w:t>
             </w:r>
@@ -1158,7 +1096,6 @@
             <w:r>
               <w:rPr>
                 <w:sz w:val="18"/>
-                <w:color w:val="000000"/>
               </w:rPr>
               <w:t>Omari Prep</w:t>
             </w:r>
@@ -1175,7 +1112,6 @@
             <w:r>
               <w:rPr>
                 <w:sz w:val="18"/>
-                <w:color w:val="000000"/>
               </w:rPr>
               <w:t>Researched digital lending platform. Studied ML credit scoring, feature engineering, ensemble methods. Reviewed 85%+ repayment rates in informal sector.</w:t>
             </w:r>
@@ -1192,7 +1128,6 @@
             <w:r>
               <w:rPr>
                 <w:sz w:val="18"/>
-                <w:color w:val="000000"/>
               </w:rPr>
               <w:t>Credit scoring, ML concepts</w:t>
             </w:r>
@@ -1212,7 +1147,6 @@
             <w:r>
               <w:rPr>
                 <w:sz w:val="18"/>
-                <w:color w:val="000000"/>
               </w:rPr>
               <w:t>5 Nov (Wed)</w:t>
             </w:r>
@@ -1229,7 +1163,6 @@
             <w:r>
               <w:rPr>
                 <w:sz w:val="18"/>
-                <w:color w:val="000000"/>
               </w:rPr>
               <w:t>OMARI MEETING</w:t>
             </w:r>
@@ -1246,7 +1179,6 @@
             <w:r>
               <w:rPr>
                 <w:sz w:val="18"/>
-                <w:color w:val="000000"/>
               </w:rPr>
               <w:t>Omari offices (2 hours). Learned: ML-based scoring, feature engineering, real-time decisions, 85%+ repayment, WhatsApp acquisition, frictionless onboarding. Discussed alternative credit data sources.</w:t>
             </w:r>
@@ -1263,7 +1195,6 @@
             <w:r>
               <w:rPr>
                 <w:sz w:val="18"/>
-                <w:color w:val="000000"/>
               </w:rPr>
               <w:t>ML credit assessment, acquisition strategy</w:t>
             </w:r>
@@ -1283,7 +1214,6 @@
             <w:r>
               <w:rPr>
                 <w:sz w:val="18"/>
-                <w:color w:val="000000"/>
               </w:rPr>
               <w:t>6 Nov</w:t>
             </w:r>
@@ -1300,7 +1230,6 @@
             <w:r>
               <w:rPr>
                 <w:sz w:val="18"/>
-                <w:color w:val="000000"/>
               </w:rPr>
               <w:t>Omari Analysis</w:t>
             </w:r>
@@ -1317,7 +1246,6 @@
             <w:r>
               <w:rPr>
                 <w:sz w:val="18"/>
-                <w:color w:val="000000"/>
               </w:rPr>
               <w:t>Competitive benchmarking vs Lynia. SWOT analysis completed. Identified customer experience strengths and growth factors.</w:t>
             </w:r>
@@ -1334,7 +1262,6 @@
             <w:r>
               <w:rPr>
                 <w:sz w:val="18"/>
-                <w:color w:val="000000"/>
               </w:rPr>
               <w:t>Competitive analysis, benchmarking</w:t>
             </w:r>
@@ -1354,7 +1281,6 @@
             <w:r>
               <w:rPr>
                 <w:sz w:val="18"/>
-                <w:color w:val="000000"/>
               </w:rPr>
               <w:t>10 Nov (Mon)</w:t>
             </w:r>
@@ -1371,7 +1297,6 @@
             <w:r>
               <w:rPr>
                 <w:sz w:val="18"/>
-                <w:color w:val="000000"/>
               </w:rPr>
               <w:t>SSB Prep</w:t>
             </w:r>
@@ -1388,7 +1313,6 @@
             <w:r>
               <w:rPr>
                 <w:sz w:val="18"/>
-                <w:color w:val="000000"/>
               </w:rPr>
               <w:t>Researched salary-linked lending model. Studied RBZ regulations. Reviewed civil service integration requirements.</w:t>
             </w:r>
@@ -1405,7 +1329,6 @@
             <w:r>
               <w:rPr>
                 <w:sz w:val="18"/>
-                <w:color w:val="000000"/>
               </w:rPr>
               <w:t>Government lending, regulatory research</w:t>
             </w:r>
@@ -1425,7 +1348,6 @@
             <w:r>
               <w:rPr>
                 <w:sz w:val="18"/>
-                <w:color w:val="000000"/>
               </w:rPr>
               <w:t>12 Nov (Wed)</w:t>
             </w:r>
@@ -1442,7 +1364,6 @@
             <w:r>
               <w:rPr>
                 <w:sz w:val="18"/>
-                <w:color w:val="000000"/>
               </w:rPr>
               <w:t>SSB MEETING</w:t>
             </w:r>
@@ -1459,7 +1380,6 @@
             <w:r>
               <w:rPr>
                 <w:sz w:val="18"/>
-                <w:color w:val="000000"/>
               </w:rPr>
               <w:t>SSB HQ (2.5 hours). Learned: salary deduction integration, 300,000+ civil servants market, near-zero defaults, legacy systems, modernization opportunities. Discussed partnership potential.</w:t>
             </w:r>
@@ -1476,7 +1396,6 @@
             <w:r>
               <w:rPr>
                 <w:sz w:val="18"/>
-                <w:color w:val="000000"/>
               </w:rPr>
               <w:t>Government systems, salary-linked lending</w:t>
             </w:r>
@@ -1496,7 +1415,6 @@
             <w:r>
               <w:rPr>
                 <w:sz w:val="18"/>
-                <w:color w:val="000000"/>
               </w:rPr>
               <w:t>13 Nov</w:t>
             </w:r>
@@ -1513,7 +1431,6 @@
             <w:r>
               <w:rPr>
                 <w:sz w:val="18"/>
-                <w:color w:val="000000"/>
               </w:rPr>
               <w:t>SSB Analysis</w:t>
             </w:r>
@@ -1530,7 +1447,6 @@
             <w:r>
               <w:rPr>
                 <w:sz w:val="18"/>
-                <w:color w:val="000000"/>
               </w:rPr>
               <w:t>Documented findings. Assessed market opportunity and competitive positioning. Created partnership implementation roadmap.</w:t>
             </w:r>
@@ -1547,7 +1463,6 @@
             <w:r>
               <w:rPr>
                 <w:sz w:val="18"/>
-                <w:color w:val="000000"/>
               </w:rPr>
               <w:t>Strategic planning, market analysis</w:t>
             </w:r>
@@ -1565,7 +1480,6 @@
           <w:rFonts w:ascii="Times New Roman" w:hAnsi="Times New Roman"/>
           <w:b/>
           <w:sz w:val="24"/>
-          <w:color w:val="000000"/>
         </w:rPr>
         <w:t>DECEMBER 2025</w:t>
       </w:r>
@@ -1594,7 +1508,6 @@
               <w:rPr>
                 <w:b/>
                 <w:sz w:val="20"/>
-                <w:color w:val="000000"/>
               </w:rPr>
               <w:t>Date</w:t>
             </w:r>
@@ -1610,7 +1523,6 @@
               <w:rPr>
                 <w:b/>
                 <w:sz w:val="20"/>
-                <w:color w:val="000000"/>
               </w:rPr>
               <w:t>Activity/Task</w:t>
             </w:r>
@@ -1626,7 +1538,6 @@
               <w:rPr>
                 <w:b/>
                 <w:sz w:val="20"/>
-                <w:color w:val="000000"/>
               </w:rPr>
               <w:t>Details &amp; Findings</w:t>
             </w:r>
@@ -1642,7 +1553,6 @@
               <w:rPr>
                 <w:b/>
                 <w:sz w:val="20"/>
-                <w:color w:val="000000"/>
               </w:rPr>
               <w:t>Skills Developed</w:t>
             </w:r>
@@ -1662,7 +1572,6 @@
             <w:r>
               <w:rPr>
                 <w:sz w:val="18"/>
-                <w:color w:val="000000"/>
               </w:rPr>
               <w:t>1 Dec</w:t>
             </w:r>
@@ -1679,7 +1588,6 @@
             <w:r>
               <w:rPr>
                 <w:sz w:val="18"/>
-                <w:color w:val="000000"/>
               </w:rPr>
               <w:t>Research Summary &amp; Project Start</w:t>
             </w:r>
@@ -1696,7 +1604,6 @@
             <w:r>
               <w:rPr>
                 <w:sz w:val="18"/>
-                <w:color w:val="000000"/>
               </w:rPr>
               <w:t>Consolidated all research findings. Initiated Payment Reconciliation System. Designed AWS Lambda/SQS distributed architecture. Technical design documented.</w:t>
             </w:r>
@@ -1713,7 +1620,6 @@
             <w:r>
               <w:rPr>
                 <w:sz w:val="18"/>
-                <w:color w:val="000000"/>
               </w:rPr>
               <w:t>Project management, architecture design</w:t>
             </w:r>
@@ -1733,7 +1639,6 @@
             <w:r>
               <w:rPr>
                 <w:sz w:val="18"/>
-                <w:color w:val="000000"/>
               </w:rPr>
               <w:t>2-5 Dec</w:t>
             </w:r>
@@ -1750,7 +1655,6 @@
             <w:r>
               <w:rPr>
                 <w:sz w:val="18"/>
-                <w:color w:val="000000"/>
               </w:rPr>
               <w:t>Reconciliation System Dev</w:t>
             </w:r>
@@ -1767,7 +1671,6 @@
             <w:r>
               <w:rPr>
                 <w:sz w:val="18"/>
-                <w:color w:val="000000"/>
               </w:rPr>
               <w:t>Designed components: Transaction State Management, Reconciliation Engine, Callback Handlers, Discrepancy Detection. Began Node.js/TypeScript implementation.</w:t>
             </w:r>
@@ -1784,7 +1687,6 @@
             <w:r>
               <w:rPr>
                 <w:sz w:val="18"/>
-                <w:color w:val="000000"/>
               </w:rPr>
               <w:t>System architecture, Node.js development</w:t>
             </w:r>
@@ -1804,7 +1706,6 @@
             <w:r>
               <w:rPr>
                 <w:sz w:val="18"/>
-                <w:color w:val="000000"/>
               </w:rPr>
               <w:t>8-12 Dec</w:t>
             </w:r>
@@ -1821,7 +1722,6 @@
             <w:r>
               <w:rPr>
                 <w:sz w:val="18"/>
-                <w:color w:val="000000"/>
               </w:rPr>
               <w:t>WhatsApp Integration</w:t>
             </w:r>
@@ -1838,7 +1738,6 @@
             <w:r>
               <w:rPr>
                 <w:sz w:val="18"/>
-                <w:color w:val="000000"/>
               </w:rPr>
               <w:t>Connected live WhatsApp Business number. Implemented runtime verification, health checks. Integrated AWS Secrets Manager for secure credentials.</w:t>
             </w:r>
@@ -1855,7 +1754,6 @@
             <w:r>
               <w:rPr>
                 <w:sz w:val="18"/>
-                <w:color w:val="000000"/>
               </w:rPr>
               <w:t>WhatsApp API, credential management</w:t>
             </w:r>
@@ -1875,7 +1773,6 @@
             <w:r>
               <w:rPr>
                 <w:sz w:val="18"/>
-                <w:color w:val="000000"/>
               </w:rPr>
               <w:t>15 Dec</w:t>
             </w:r>
@@ -1892,7 +1789,6 @@
             <w:r>
               <w:rPr>
                 <w:sz w:val="18"/>
-                <w:color w:val="000000"/>
               </w:rPr>
               <w:t>Mid-Point Review</w:t>
             </w:r>
@@ -1909,7 +1805,6 @@
             <w:r>
               <w:rPr>
                 <w:sz w:val="18"/>
-                <w:color w:val="000000"/>
               </w:rPr>
               <w:t>Comprehensive supervisor review. All research completed. Discussed 2026 objectives and progress assessment.</w:t>
             </w:r>
@@ -1926,7 +1821,6 @@
             <w:r>
               <w:rPr>
                 <w:sz w:val="18"/>
-                <w:color w:val="000000"/>
               </w:rPr>
               <w:t>Reflective practice, communication</w:t>
             </w:r>
@@ -1944,7 +1838,6 @@
           <w:rFonts w:ascii="Times New Roman" w:hAnsi="Times New Roman"/>
           <w:b/>
           <w:sz w:val="24"/>
-          <w:color w:val="000000"/>
         </w:rPr>
         <w:t>JANUARY 2026</w:t>
       </w:r>
@@ -1973,7 +1866,6 @@
               <w:rPr>
                 <w:b/>
                 <w:sz w:val="20"/>
-                <w:color w:val="000000"/>
               </w:rPr>
               <w:t>Date</w:t>
             </w:r>
@@ -1989,7 +1881,6 @@
               <w:rPr>
                 <w:b/>
                 <w:sz w:val="20"/>
-                <w:color w:val="000000"/>
               </w:rPr>
               <w:t>Activity/Task</w:t>
             </w:r>
@@ -2005,7 +1896,6 @@
               <w:rPr>
                 <w:b/>
                 <w:sz w:val="20"/>
-                <w:color w:val="000000"/>
               </w:rPr>
               <w:t>Details &amp; Findings</w:t>
             </w:r>
@@ -2021,7 +1911,6 @@
               <w:rPr>
                 <w:b/>
                 <w:sz w:val="20"/>
-                <w:color w:val="000000"/>
               </w:rPr>
               <w:t>Skills Developed</w:t>
             </w:r>
@@ -2041,7 +1930,6 @@
             <w:r>
               <w:rPr>
                 <w:sz w:val="18"/>
-                <w:color w:val="000000"/>
               </w:rPr>
               <w:t>5-31 Jan</w:t>
             </w:r>
@@ -2058,7 +1946,6 @@
             <w:r>
               <w:rPr>
                 <w:sz w:val="18"/>
-                <w:color w:val="000000"/>
               </w:rPr>
               <w:t>Reconciliation Development</w:t>
             </w:r>
@@ -2075,7 +1962,6 @@
             <w:r>
               <w:rPr>
                 <w:sz w:val="18"/>
-                <w:color w:val="000000"/>
               </w:rPr>
               <w:t>Intensive development phase. Implemented all system components. Achieved 50,000 daily transactions, 99.8% uptime. Comprehensive testing.</w:t>
             </w:r>
@@ -2092,7 +1978,6 @@
             <w:r>
               <w:rPr>
                 <w:sz w:val="18"/>
-                <w:color w:val="000000"/>
               </w:rPr>
               <w:t>Backend dev, testing, AWS optimization</w:t>
             </w:r>
@@ -2112,7 +1997,6 @@
             <w:r>
               <w:rPr>
                 <w:sz w:val="18"/>
-                <w:color w:val="000000"/>
               </w:rPr>
               <w:t>15 Jan</w:t>
             </w:r>
@@ -2129,7 +2013,6 @@
             <w:r>
               <w:rPr>
                 <w:sz w:val="18"/>
-                <w:color w:val="000000"/>
               </w:rPr>
               <w:t>Analytics Dashboard Kickoff</w:t>
             </w:r>
@@ -2146,7 +2029,6 @@
             <w:r>
               <w:rPr>
                 <w:sz w:val="18"/>
-                <w:color w:val="000000"/>
               </w:rPr>
               <w:t>Gathered requirements from operations, risk, executives. Designed React frontend. Planned Python backend with PostgreSQL/Redis caching.</w:t>
             </w:r>
@@ -2163,7 +2045,6 @@
             <w:r>
               <w:rPr>
                 <w:sz w:val="18"/>
-                <w:color w:val="000000"/>
               </w:rPr>
               <w:t>Requirements gathering, frontend/backend design</w:t>
             </w:r>
@@ -2181,7 +2062,6 @@
           <w:rFonts w:ascii="Times New Roman" w:hAnsi="Times New Roman"/>
           <w:b/>
           <w:sz w:val="24"/>
-          <w:color w:val="000000"/>
         </w:rPr>
         <w:t>FEBRUARY 2026</w:t>
       </w:r>
@@ -2210,7 +2090,6 @@
               <w:rPr>
                 <w:b/>
                 <w:sz w:val="20"/>
-                <w:color w:val="000000"/>
               </w:rPr>
               <w:t>Date</w:t>
             </w:r>
@@ -2226,7 +2105,6 @@
               <w:rPr>
                 <w:b/>
                 <w:sz w:val="20"/>
-                <w:color w:val="000000"/>
               </w:rPr>
               <w:t>Activity/Task</w:t>
             </w:r>
@@ -2242,7 +2120,6 @@
               <w:rPr>
                 <w:b/>
                 <w:sz w:val="20"/>
-                <w:color w:val="000000"/>
               </w:rPr>
               <w:t>Details &amp; Findings</w:t>
             </w:r>
@@ -2258,7 +2135,6 @@
               <w:rPr>
                 <w:b/>
                 <w:sz w:val="20"/>
-                <w:color w:val="000000"/>
               </w:rPr>
               <w:t>Skills Developed</w:t>
             </w:r>
@@ -2278,7 +2154,6 @@
             <w:r>
               <w:rPr>
                 <w:sz w:val="18"/>
-                <w:color w:val="000000"/>
               </w:rPr>
               <w:t>2-28 Feb</w:t>
             </w:r>
@@ -2295,7 +2170,6 @@
             <w:r>
               <w:rPr>
                 <w:sz w:val="18"/>
-                <w:color w:val="000000"/>
               </w:rPr>
               <w:t>Dashboard &amp; ETL Pipeline</w:t>
             </w:r>
@@ -2312,7 +2186,6 @@
             <w:r>
               <w:rPr>
                 <w:sz w:val="18"/>
-                <w:color w:val="000000"/>
               </w:rPr>
               <w:t>Developed analytics dashboard with real-time KPI monitoring. Built ETL pipeline consolidating multi-source data. Apache Airflow orchestration for hourly updates. Dashboard revealed key insights: peak activity 6-9am/5-8pm, 87% repayment rate, 40% lower organic acquisition cost, 65% Harare/Bulawayo concentration.</w:t>
             </w:r>
@@ -2329,7 +2202,6 @@
             <w:r>
               <w:rPr>
                 <w:sz w:val="18"/>
-                <w:color w:val="000000"/>
               </w:rPr>
               <w:t>ETL design, Apache Airflow, data pipeline architecture</w:t>
             </w:r>
@@ -2347,7 +2219,6 @@
           <w:rFonts w:ascii="Times New Roman" w:hAnsi="Times New Roman"/>
           <w:b/>
           <w:sz w:val="24"/>
-          <w:color w:val="000000"/>
         </w:rPr>
         <w:t>MARCH - MAY 2026</w:t>
       </w:r>
@@ -2376,7 +2247,6 @@
               <w:rPr>
                 <w:b/>
                 <w:sz w:val="20"/>
-                <w:color w:val="000000"/>
               </w:rPr>
               <w:t>Date</w:t>
             </w:r>
@@ -2392,7 +2262,6 @@
               <w:rPr>
                 <w:b/>
                 <w:sz w:val="20"/>
-                <w:color w:val="000000"/>
               </w:rPr>
               <w:t>Activity/Task</w:t>
             </w:r>
@@ -2408,7 +2277,6 @@
               <w:rPr>
                 <w:b/>
                 <w:sz w:val="20"/>
-                <w:color w:val="000000"/>
               </w:rPr>
               <w:t>Details &amp; Findings</w:t>
             </w:r>
@@ -2424,7 +2292,6 @@
               <w:rPr>
                 <w:b/>
                 <w:sz w:val="20"/>
-                <w:color w:val="000000"/>
               </w:rPr>
               <w:t>Skills Developed</w:t>
             </w:r>
@@ -2444,7 +2311,6 @@
             <w:r>
               <w:rPr>
                 <w:sz w:val="18"/>
-                <w:color w:val="000000"/>
               </w:rPr>
               <w:t>2-31 Mar</w:t>
             </w:r>
@@ -2461,7 +2327,6 @@
             <w:r>
               <w:rPr>
                 <w:sz w:val="18"/>
-                <w:color w:val="000000"/>
               </w:rPr>
               <w:t>Testing &amp; Optimization</w:t>
             </w:r>
@@ -2478,7 +2343,6 @@
             <w:r>
               <w:rPr>
                 <w:sz w:val="18"/>
-                <w:color w:val="000000"/>
               </w:rPr>
               <w:t>Enhanced test coverage across all systems. Fixed bugs including WhatsApp display handling, test session initialization, credential management. Optimized database queries. Enhanced CloudWatch monitoring.</w:t>
             </w:r>
@@ -2495,7 +2359,6 @@
             <w:r>
               <w:rPr>
                 <w:sz w:val="18"/>
-                <w:color w:val="000000"/>
               </w:rPr>
               <w:t>Testing methodology, debugging, performance optimization</w:t>
             </w:r>
@@ -2515,7 +2378,6 @@
             <w:r>
               <w:rPr>
                 <w:sz w:val="18"/>
-                <w:color w:val="000000"/>
               </w:rPr>
               <w:t>1-30 Apr</w:t>
             </w:r>
@@ -2532,7 +2394,6 @@
             <w:r>
               <w:rPr>
                 <w:sz w:val="18"/>
-                <w:color w:val="000000"/>
               </w:rPr>
               <w:t>System Hardening &amp; Deploy</w:t>
             </w:r>
@@ -2549,7 +2410,6 @@
             <w:r>
               <w:rPr>
                 <w:sz w:val="18"/>
-                <w:color w:val="000000"/>
               </w:rPr>
               <w:t>Refactored CI/CD pipeline removing GitHub secrets. Implemented AWS Secrets Manager. Security audits and compliance verification. Operationalized runbooks. Deployed to production with zero critical incidents.</w:t>
             </w:r>
@@ -2566,7 +2426,6 @@
             <w:r>
               <w:rPr>
                 <w:sz w:val="18"/>
-                <w:color w:val="000000"/>
               </w:rPr>
               <w:t>CI/CD optimization, security hardening, compliance</w:t>
             </w:r>
@@ -2586,7 +2445,6 @@
             <w:r>
               <w:rPr>
                 <w:sz w:val="18"/>
-                <w:color w:val="000000"/>
               </w:rPr>
               <w:t>1-7 May</w:t>
             </w:r>
@@ -2603,7 +2461,6 @@
             <w:r>
               <w:rPr>
                 <w:sz w:val="18"/>
-                <w:color w:val="000000"/>
               </w:rPr>
               <w:t>Completion &amp; Documentation</w:t>
             </w:r>
@@ -2620,7 +2477,6 @@
             <w:r>
               <w:rPr>
                 <w:sz w:val="18"/>
-                <w:color w:val="000000"/>
               </w:rPr>
               <w:t>Completed all documentation. Conducted knowledge transfer sessions with operations and engineering teams. Prepared final reports. Reflected on overall experience.</w:t>
             </w:r>
@@ -2637,7 +2493,6 @@
             <w:r>
               <w:rPr>
                 <w:sz w:val="18"/>
-                <w:color w:val="000000"/>
               </w:rPr>
               <w:t>Documentation, knowledge transfer, professional closure</w:t>
             </w:r>
@@ -2655,7 +2510,6 @@
           <w:rFonts w:ascii="Times New Roman" w:hAnsi="Times New Roman"/>
           <w:b/>
           <w:sz w:val="24"/>
-          <w:color w:val="000000"/>
         </w:rPr>
         <w:t>SUMMARY STATISTICS</w:t>
       </w:r>
@@ -2670,7 +2524,6 @@
           <w:rFonts w:ascii="Times New Roman" w:hAnsi="Times New Roman"/>
           <w:b/>
           <w:sz w:val="24"/>
-          <w:color w:val="000000"/>
         </w:rPr>
         <w:t>Physical Research Meetings</w:t>
       </w:r>
@@ -2699,7 +2552,6 @@
               <w:rPr>
                 <w:b/>
                 <w:sz w:val="20"/>
-                <w:color w:val="000000"/>
               </w:rPr>
               <w:t>Organization</w:t>
             </w:r>
@@ -2715,7 +2567,6 @@
               <w:rPr>
                 <w:b/>
                 <w:sz w:val="20"/>
-                <w:color w:val="000000"/>
               </w:rPr>
               <w:t>Date</w:t>
             </w:r>
@@ -2731,7 +2582,6 @@
               <w:rPr>
                 <w:b/>
                 <w:sz w:val="20"/>
-                <w:color w:val="000000"/>
               </w:rPr>
               <w:t>Duration</w:t>
             </w:r>
@@ -2747,7 +2597,6 @@
               <w:rPr>
                 <w:b/>
                 <w:sz w:val="20"/>
-                <w:color w:val="000000"/>
               </w:rPr>
               <w:t>Key Findings</w:t>
             </w:r>
@@ -2765,9 +2614,7 @@
               <w:spacing w:after="0"/>
             </w:pPr>
             <w:r>
-              <w:rPr>
-                <w:color w:val="000000"/>
-              </w:rPr>
+              <w:rPr/>
               <w:t>EcoCash</w:t>
             </w:r>
           </w:p>
@@ -2781,9 +2628,7 @@
               <w:spacing w:after="0"/>
             </w:pPr>
             <w:r>
-              <w:rPr>
-                <w:color w:val="000000"/>
-              </w:rPr>
+              <w:rPr/>
               <w:t>8 Oct 2025</w:t>
             </w:r>
           </w:p>
@@ -2797,9 +2642,7 @@
               <w:spacing w:after="0"/>
             </w:pPr>
             <w:r>
-              <w:rPr>
-                <w:color w:val="000000"/>
-              </w:rPr>
+              <w:rPr/>
               <w:t>2 hours</w:t>
             </w:r>
           </w:p>
@@ -2813,9 +2656,7 @@
               <w:spacing w:after="0"/>
             </w:pPr>
             <w:r>
-              <w:rPr>
-                <w:color w:val="000000"/>
-              </w:rPr>
+              <w:rPr/>
               <w:t>Java/Spring, PostgreSQL, 94-97% success rates, 2-5% fees, async processing</w:t>
             </w:r>
           </w:p>
@@ -2832,9 +2673,7 @@
               <w:spacing w:after="0"/>
             </w:pPr>
             <w:r>
-              <w:rPr>
-                <w:color w:val="000000"/>
-              </w:rPr>
+              <w:rPr/>
               <w:t>InnBucks</w:t>
             </w:r>
           </w:p>
@@ -2848,9 +2687,7 @@
               <w:spacing w:after="0"/>
             </w:pPr>
             <w:r>
-              <w:rPr>
-                <w:color w:val="000000"/>
-              </w:rPr>
+              <w:rPr/>
               <w:t>15 Oct 2025</w:t>
             </w:r>
           </w:p>
@@ -2864,9 +2701,7 @@
               <w:spacing w:after="0"/>
             </w:pPr>
             <w:r>
-              <w:rPr>
-                <w:color w:val="000000"/>
-              </w:rPr>
+              <w:rPr/>
               <w:t>1.5 hours</w:t>
             </w:r>
           </w:p>
@@ -2880,9 +2715,7 @@
               <w:spacing w:after="0"/>
             </w:pPr>
             <w:r>
-              <w:rPr>
-                <w:color w:val="000000"/>
-              </w:rPr>
+              <w:rPr/>
               <w:t>Node.js, OAuth 2.0, 91-93% success rates, 100 req/min limit, webhooks</w:t>
             </w:r>
           </w:p>
@@ -2899,9 +2732,7 @@
               <w:spacing w:after="0"/>
             </w:pPr>
             <w:r>
-              <w:rPr>
-                <w:color w:val="000000"/>
-              </w:rPr>
+              <w:rPr/>
               <w:t>Omari</w:t>
             </w:r>
           </w:p>
@@ -2915,9 +2746,7 @@
               <w:spacing w:after="0"/>
             </w:pPr>
             <w:r>
-              <w:rPr>
-                <w:color w:val="000000"/>
-              </w:rPr>
+              <w:rPr/>
               <w:t>5 Nov 2025</w:t>
             </w:r>
           </w:p>
@@ -2931,9 +2760,7 @@
               <w:spacing w:after="0"/>
             </w:pPr>
             <w:r>
-              <w:rPr>
-                <w:color w:val="000000"/>
-              </w:rPr>
+              <w:rPr/>
               <w:t>2 hours</w:t>
             </w:r>
           </w:p>
@@ -2947,9 +2774,7 @@
               <w:spacing w:after="0"/>
             </w:pPr>
             <w:r>
-              <w:rPr>
-                <w:color w:val="000000"/>
-              </w:rPr>
+              <w:rPr/>
               <w:t>ML credit scoring, 85%+ repayment rates, WhatsApp acquisition strategy</w:t>
             </w:r>
           </w:p>
@@ -2966,9 +2791,7 @@
               <w:spacing w:after="0"/>
             </w:pPr>
             <w:r>
-              <w:rPr>
-                <w:color w:val="000000"/>
-              </w:rPr>
+              <w:rPr/>
               <w:t>SSB</w:t>
             </w:r>
           </w:p>
@@ -2982,9 +2805,7 @@
               <w:spacing w:after="0"/>
             </w:pPr>
             <w:r>
-              <w:rPr>
-                <w:color w:val="000000"/>
-              </w:rPr>
+              <w:rPr/>
               <w:t>12 Nov 2025</w:t>
             </w:r>
           </w:p>
@@ -2998,9 +2819,7 @@
               <w:spacing w:after="0"/>
             </w:pPr>
             <w:r>
-              <w:rPr>
-                <w:color w:val="000000"/>
-              </w:rPr>
+              <w:rPr/>
               <w:t>2.5 hours</w:t>
             </w:r>
           </w:p>
@@ -3014,9 +2833,7 @@
               <w:spacing w:after="0"/>
             </w:pPr>
             <w:r>
-              <w:rPr>
-                <w:color w:val="000000"/>
-              </w:rPr>
+              <w:rPr/>
               <w:t>Salary-linked lending, 300k+ market, near-zero default rates</w:t>
             </w:r>
           </w:p>
@@ -3033,7 +2850,6 @@
           <w:rFonts w:ascii="Times New Roman" w:hAnsi="Times New Roman"/>
           <w:b/>
           <w:sz w:val="24"/>
-          <w:color w:val="000000"/>
         </w:rPr>
         <w:t>Technical Projects Completed</w:t>
       </w:r>
@@ -3062,7 +2878,6 @@
               <w:rPr>
                 <w:b/>
                 <w:sz w:val="20"/>
-                <w:color w:val="000000"/>
               </w:rPr>
               <w:t>Project</w:t>
             </w:r>
@@ -3078,7 +2893,6 @@
               <w:rPr>
                 <w:b/>
                 <w:sz w:val="20"/>
-                <w:color w:val="000000"/>
               </w:rPr>
               <w:t>Timeline</w:t>
             </w:r>
@@ -3094,7 +2908,6 @@
               <w:rPr>
                 <w:b/>
                 <w:sz w:val="20"/>
-                <w:color w:val="000000"/>
               </w:rPr>
               <w:t>Technology</w:t>
             </w:r>
@@ -3110,7 +2923,6 @@
               <w:rPr>
                 <w:b/>
                 <w:sz w:val="20"/>
-                <w:color w:val="000000"/>
               </w:rPr>
               <w:t>Status</w:t>
             </w:r>
@@ -3128,9 +2940,7 @@
               <w:spacing w:after="0"/>
             </w:pPr>
             <w:r>
-              <w:rPr>
-                <w:color w:val="000000"/>
-              </w:rPr>
+              <w:rPr/>
               <w:t>Payment Reconciliation</w:t>
             </w:r>
           </w:p>
@@ -3144,9 +2954,7 @@
               <w:spacing w:after="0"/>
             </w:pPr>
             <w:r>
-              <w:rPr>
-                <w:color w:val="000000"/>
-              </w:rPr>
+              <w:rPr/>
               <w:t>Dec 2025 - Jan 2026</w:t>
             </w:r>
           </w:p>
@@ -3160,9 +2968,7 @@
               <w:spacing w:after="0"/>
             </w:pPr>
             <w:r>
-              <w:rPr>
-                <w:color w:val="000000"/>
-              </w:rPr>
+              <w:rPr/>
               <w:t>AWS Lambda/SQS, PostgreSQL, Node.js/TypeScript</w:t>
             </w:r>
           </w:p>
@@ -3176,9 +2982,7 @@
               <w:spacing w:after="0"/>
             </w:pPr>
             <w:r>
-              <w:rPr>
-                <w:color w:val="000000"/>
-              </w:rPr>
+              <w:rPr/>
               <w:t>Production - 99.8% uptime</w:t>
             </w:r>
           </w:p>
@@ -3195,9 +2999,7 @@
               <w:spacing w:after="0"/>
             </w:pPr>
             <w:r>
-              <w:rPr>
-                <w:color w:val="000000"/>
-              </w:rPr>
+              <w:rPr/>
               <w:t>Analytics Dashboard</w:t>
             </w:r>
           </w:p>
@@ -3211,9 +3013,7 @@
               <w:spacing w:after="0"/>
             </w:pPr>
             <w:r>
-              <w:rPr>
-                <w:color w:val="000000"/>
-              </w:rPr>
+              <w:rPr/>
               <w:t>Jan - Feb 2026</w:t>
             </w:r>
           </w:p>
@@ -3227,9 +3027,7 @@
               <w:spacing w:after="0"/>
             </w:pPr>
             <w:r>
-              <w:rPr>
-                <w:color w:val="000000"/>
-              </w:rPr>
+              <w:rPr/>
               <w:t>React.js, Python, PostgreSQL, Redis</w:t>
             </w:r>
           </w:p>
@@ -3243,9 +3041,7 @@
               <w:spacing w:after="0"/>
             </w:pPr>
             <w:r>
-              <w:rPr>
-                <w:color w:val="000000"/>
-              </w:rPr>
+              <w:rPr/>
               <w:t>Production - Real-time BI</w:t>
             </w:r>
           </w:p>
@@ -3262,9 +3058,7 @@
               <w:spacing w:after="0"/>
             </w:pPr>
             <w:r>
-              <w:rPr>
-                <w:color w:val="000000"/>
-              </w:rPr>
+              <w:rPr/>
               <w:t>Data Integration &amp; ETL</w:t>
             </w:r>
           </w:p>
@@ -3278,9 +3072,7 @@
               <w:spacing w:after="0"/>
             </w:pPr>
             <w:r>
-              <w:rPr>
-                <w:color w:val="000000"/>
-              </w:rPr>
+              <w:rPr/>
               <w:t>Jan - Feb 2026</w:t>
             </w:r>
           </w:p>
@@ -3294,9 +3086,7 @@
               <w:spacing w:after="0"/>
             </w:pPr>
             <w:r>
-              <w:rPr>
-                <w:color w:val="000000"/>
-              </w:rPr>
+              <w:rPr/>
               <w:t>Apache Airflow, Python, PostgreSQL</w:t>
             </w:r>
           </w:p>
@@ -3310,9 +3100,7 @@
               <w:spacing w:after="0"/>
             </w:pPr>
             <w:r>
-              <w:rPr>
-                <w:color w:val="000000"/>
-              </w:rPr>
+              <w:rPr/>
               <w:t>Production - 99.8% uptime</w:t>
             </w:r>
           </w:p>
@@ -3329,9 +3117,7 @@
               <w:spacing w:after="0"/>
             </w:pPr>
             <w:r>
-              <w:rPr>
-                <w:color w:val="000000"/>
-              </w:rPr>
+              <w:rPr/>
               <w:t>WhatsApp Integration</w:t>
             </w:r>
           </w:p>
@@ -3345,9 +3131,7 @@
               <w:spacing w:after="0"/>
             </w:pPr>
             <w:r>
-              <w:rPr>
-                <w:color w:val="000000"/>
-              </w:rPr>
+              <w:rPr/>
               <w:t>Dec 2025 - Apr 2026</w:t>
             </w:r>
           </w:p>
@@ -3361,9 +3145,7 @@
               <w:spacing w:after="0"/>
             </w:pPr>
             <w:r>
-              <w:rPr>
-                <w:color w:val="000000"/>
-              </w:rPr>
+              <w:rPr/>
               <w:t>WhatsApp Business API, AWS Secrets Manager</w:t>
             </w:r>
           </w:p>
@@ -3377,9 +3159,7 @@
               <w:spacing w:after="0"/>
             </w:pPr>
             <w:r>
-              <w:rPr>
-                <w:color w:val="000000"/>
-              </w:rPr>
+              <w:rPr/>
               <w:t>Production - Live</w:t>
             </w:r>
           </w:p>
@@ -3396,7 +3176,6 @@
           <w:rFonts w:ascii="Times New Roman" w:hAnsi="Times New Roman"/>
           <w:b/>
           <w:sz w:val="24"/>
-          <w:color w:val="000000"/>
         </w:rPr>
         <w:t>CONCLUSIONS</w:t>
       </w:r>
@@ -3410,7 +3189,6 @@
         <w:rPr>
           <w:rFonts w:ascii="Times New Roman" w:hAnsi="Times New Roman"/>
           <w:sz w:val="22"/>
-          <w:color w:val="000000"/>
         </w:rPr>
         <w:t>This logbook documents a comprehensive 7-month industrial attachment at Lynia Finance, from October 1, 2025 through May 7, 2026. Four major physical research meetings were conducted at partner financial institutions, documenting Zimbabwe's payment and lending landscape. Four substantial technical projects were implemented in production serving actual business needs. The attachment provided invaluable practical experience in fintech operations, system design, data engineering, and business intelligence. Technical skills substantially exceeded academic training, representing genuine professional expertise. The experience profoundly shaped career trajectory toward fintech and data analytics with clear understanding of financial inclusion's importance in emerging markets.</w:t>
       </w:r>

--- a/Industrial_Attachment_Logbook_October2025_May2026.docx
+++ b/Industrial_Attachment_Logbook_October2025_May2026.docx
@@ -6947,6 +6947,447 @@
                 <w:szCs w:val="17"/>
               </w:rPr>
               <w:t xml:space="preserve">Full-cycle startup product development understanding from inception to investor-readiness</w:t>
+            </w:r>
+          </w:p>
+        </w:tc>
+      </w:tr>
+      <w:tr>
+        <w:tc>
+          <w:tcPr>
+            <w:tcW w:type="dxa" w:w="1200"/>
+          </w:tcPr>
+          <w:p>
+            <w:r>
+              <w:rPr>
+                <w:rFonts w:ascii="Calibri" w:hAnsi="Calibri"/>
+                <w:color w:val="000000"/>
+                <w:sz w:val="22"/>
+              </w:rPr>
+              <w:t>31 Mar 2026</w:t>
+            </w:r>
+          </w:p>
+        </w:tc>
+        <w:tc>
+          <w:tcPr>
+            <w:tcW w:type="dxa" w:w="4800"/>
+          </w:tcPr>
+          <w:p>
+            <w:r>
+              <w:rPr>
+                <w:rFonts w:ascii="Calibri" w:hAnsi="Calibri"/>
+                <w:color w:val="000000"/>
+                <w:sz w:val="22"/>
+              </w:rPr>
+              <w:t>Personal Portfolio Website — Phase 1: Design System &amp; Component Library</w:t>
+              <w:br/>
+              <w:t>Initiated build of personal Informatics &amp; Analytics portfolio website using Next.js 14 and Tailwind CSS. Established design system with reusable components: Hero section, Project card gallery, Skills visualization, Contact form. Implemented Framer Motion animations for smooth transitions. Configured responsive grid layouts (Bento Box) for project showcase. Set up GitHub repository for version control and deployed staging environment to Vercel. Documented component library with Storybook for future extensibility.</w:t>
+            </w:r>
+          </w:p>
+        </w:tc>
+        <w:tc>
+          <w:tcPr>
+            <w:tcW w:type="dxa" w:w="3026"/>
+          </w:tcPr>
+          <w:p>
+            <w:r>
+              <w:rPr>
+                <w:rFonts w:ascii="Calibri" w:hAnsi="Calibri"/>
+                <w:color w:val="000000"/>
+                <w:sz w:val="22"/>
+              </w:rPr>
+              <w:t>Frontend framework architecture, design system thinking, component composition, responsive design, animation libraries</w:t>
+            </w:r>
+          </w:p>
+        </w:tc>
+      </w:tr>
+      <w:tr>
+        <w:tc>
+          <w:tcPr>
+            <w:tcW w:type="dxa" w:w="1200"/>
+          </w:tcPr>
+          <w:p>
+            <w:r>
+              <w:rPr>
+                <w:rFonts w:ascii="Calibri" w:hAnsi="Calibri"/>
+                <w:color w:val="000000"/>
+                <w:sz w:val="22"/>
+              </w:rPr>
+              <w:t>7 Apr 2026</w:t>
+            </w:r>
+          </w:p>
+        </w:tc>
+        <w:tc>
+          <w:tcPr>
+            <w:tcW w:type="dxa" w:w="4800"/>
+          </w:tcPr>
+          <w:p>
+            <w:r>
+              <w:rPr>
+                <w:rFonts w:ascii="Calibri" w:hAnsi="Calibri"/>
+                <w:color w:val="000000"/>
+                <w:sz w:val="22"/>
+              </w:rPr>
+              <w:t>SlotiFlow SaaS — Project Initiation &amp; Technical Architecture</w:t>
+              <w:br/>
+              <w:t>Conceived SlotiFlow: a booking/scheduling system SaaS targeting small businesses (salons, clinics, consultants). Defined core features: appointment scheduling, client management, automated reminders (WhatsApp/SMS), payment integration, calendar sync. Architected full-stack MVP using Next.js 14 (frontend), Node.js/Express (API), PostgreSQL (database), Stripe (payments). Created database schema: Users, Businesses, Services, Appointments, Clients, Transactions. Designed API endpoints: /bookings, /appointments, /clients, /availability. Set up project repository and CI/CD pipeline.</w:t>
+            </w:r>
+          </w:p>
+        </w:tc>
+        <w:tc>
+          <w:tcPr>
+            <w:tcW w:type="dxa" w:w="3026"/>
+          </w:tcPr>
+          <w:p>
+            <w:r>
+              <w:rPr>
+                <w:rFonts w:ascii="Calibri" w:hAnsi="Calibri"/>
+                <w:color w:val="000000"/>
+                <w:sz w:val="22"/>
+              </w:rPr>
+              <w:t>SaaS product design, technical architecture, database modeling, API design, product management</w:t>
+            </w:r>
+          </w:p>
+        </w:tc>
+      </w:tr>
+      <w:tr>
+        <w:tc>
+          <w:tcPr>
+            <w:tcW w:type="dxa" w:w="1200"/>
+          </w:tcPr>
+          <w:p>
+            <w:r>
+              <w:rPr>
+                <w:rFonts w:ascii="Calibri" w:hAnsi="Calibri"/>
+                <w:color w:val="000000"/>
+                <w:sz w:val="22"/>
+              </w:rPr>
+              <w:t>14 Apr 2026</w:t>
+            </w:r>
+          </w:p>
+        </w:tc>
+        <w:tc>
+          <w:tcPr>
+            <w:tcW w:type="dxa" w:w="4800"/>
+          </w:tcPr>
+          <w:p>
+            <w:r>
+              <w:rPr>
+                <w:rFonts w:ascii="Calibri" w:hAnsi="Calibri"/>
+                <w:color w:val="000000"/>
+                <w:sz w:val="22"/>
+              </w:rPr>
+              <w:t>Portfolio Website — Case Study Development &amp; Project Content</w:t>
+              <w:br/>
+              <w:t>Developed detailed case studies for portfolio: (1) Lynia Finance fintech attachment — covered WhatsApp-first lending, credit scoring, investor materials; (2) Smartphone device financing model — highlighted TAM/SAM/SOM methodology; (3) Civil servant microloan financial modeling — emphasized regulatory compliance (RBZ, SSB, in duplum); (4) Mobile money partner discovery — showcased API integration frameworks. Implemented interactive project filters (category, technology, timeline). Designed project detail pages with live demos, GitHub links, technical writeups. Optimized images and performance metrics.</w:t>
+            </w:r>
+          </w:p>
+        </w:tc>
+        <w:tc>
+          <w:tcPr>
+            <w:tcW w:type="dxa" w:w="3026"/>
+          </w:tcPr>
+          <w:p>
+            <w:r>
+              <w:rPr>
+                <w:rFonts w:ascii="Calibri" w:hAnsi="Calibri"/>
+                <w:color w:val="000000"/>
+                <w:sz w:val="22"/>
+              </w:rPr>
+              <w:t>Technical writing, project documentation, content strategy, interactive UI design, portfolio curation</w:t>
+            </w:r>
+          </w:p>
+        </w:tc>
+      </w:tr>
+      <w:tr>
+        <w:tc>
+          <w:tcPr>
+            <w:tcW w:type="dxa" w:w="1200"/>
+          </w:tcPr>
+          <w:p>
+            <w:r>
+              <w:rPr>
+                <w:rFonts w:ascii="Calibri" w:hAnsi="Calibri"/>
+                <w:color w:val="000000"/>
+                <w:sz w:val="22"/>
+              </w:rPr>
+              <w:t>21 Apr 2026</w:t>
+            </w:r>
+          </w:p>
+        </w:tc>
+        <w:tc>
+          <w:tcPr>
+            <w:tcW w:type="dxa" w:w="4800"/>
+          </w:tcPr>
+          <w:p>
+            <w:r>
+              <w:rPr>
+                <w:rFonts w:ascii="Calibri" w:hAnsi="Calibri"/>
+                <w:color w:val="000000"/>
+                <w:sz w:val="22"/>
+              </w:rPr>
+              <w:t>SlotiFlow MVP — Core Features Implementation Phase 1</w:t>
+              <w:br/>
+              <w:t>Implemented core SlotiFlow features: (1) Business registration flow with Stripe Connect setup; (2) Service creation UI with duration, price, and availability configuration; (3) Customer booking form with calendar picker and slot availability logic; (4) Appointment confirmation emails and SMS notifications (Twilio integration). Built database queries for availability slot calculation: accounts for service duration, break times, and business hours. Implemented conflict detection for overlapping appointments. Created admin dashboard with appointment list, status management, and basic analytics (total bookings, revenue).</w:t>
+            </w:r>
+          </w:p>
+        </w:tc>
+        <w:tc>
+          <w:tcPr>
+            <w:tcW w:type="dxa" w:w="3026"/>
+          </w:tcPr>
+          <w:p>
+            <w:r>
+              <w:rPr>
+                <w:rFonts w:ascii="Calibri" w:hAnsi="Calibri"/>
+                <w:color w:val="000000"/>
+                <w:sz w:val="22"/>
+              </w:rPr>
+              <w:t>Full-stack development, payment gateway integration (Stripe), notification services, database queries, real-time availability logic</w:t>
+            </w:r>
+          </w:p>
+        </w:tc>
+      </w:tr>
+      <w:tr>
+        <w:tc>
+          <w:tcPr>
+            <w:tcW w:type="dxa" w:w="1200"/>
+          </w:tcPr>
+          <w:p>
+            <w:r>
+              <w:rPr>
+                <w:rFonts w:ascii="Calibri" w:hAnsi="Calibri"/>
+                <w:color w:val="000000"/>
+                <w:sz w:val="22"/>
+              </w:rPr>
+              <w:t>28 Apr 2026</w:t>
+            </w:r>
+          </w:p>
+        </w:tc>
+        <w:tc>
+          <w:tcPr>
+            <w:tcW w:type="dxa" w:w="4800"/>
+          </w:tcPr>
+          <w:p>
+            <w:r>
+              <w:rPr>
+                <w:rFonts w:ascii="Calibri" w:hAnsi="Calibri"/>
+                <w:color w:val="000000"/>
+                <w:sz w:val="22"/>
+              </w:rPr>
+              <w:t>Portfolio Website — Deployment &amp; Optimization</w:t>
+              <w:br/>
+              <w:t>Finalized portfolio website deployment to production on Vercel with custom domain. Implemented SEO optimization: meta tags, Open Graph images for social sharing, structured data schema for projects. Set up Google Analytics and performance monitoring. Achieved Lighthouse scores: Performance 95, Accessibility 98, Best Practices 96, SEO 100. Integrated GitHub webhook for automatic redeployment on code pushes. Created README documentation for portfolio repository with setup and deployment instructions. Portfolio now showcases 5 fintech projects, technical skills, and comprehensive case studies.</w:t>
+            </w:r>
+          </w:p>
+        </w:tc>
+        <w:tc>
+          <w:tcPr>
+            <w:tcW w:type="dxa" w:w="3026"/>
+          </w:tcPr>
+          <w:p>
+            <w:r>
+              <w:rPr>
+                <w:rFonts w:ascii="Calibri" w:hAnsi="Calibri"/>
+                <w:color w:val="000000"/>
+                <w:sz w:val="22"/>
+              </w:rPr>
+              <w:t>Production deployment, SEO optimization, performance monitoring, DevOps, CI/CD pipeline management</w:t>
+            </w:r>
+          </w:p>
+        </w:tc>
+      </w:tr>
+      <w:tr>
+        <w:tc>
+          <w:tcPr>
+            <w:tcW w:type="dxa" w:w="1200"/>
+          </w:tcPr>
+          <w:p>
+            <w:r>
+              <w:rPr>
+                <w:rFonts w:ascii="Calibri" w:hAnsi="Calibri"/>
+                <w:color w:val="000000"/>
+                <w:sz w:val="22"/>
+              </w:rPr>
+              <w:t>5 May 2026</w:t>
+            </w:r>
+          </w:p>
+        </w:tc>
+        <w:tc>
+          <w:tcPr>
+            <w:tcW w:type="dxa" w:w="4800"/>
+          </w:tcPr>
+          <w:p>
+            <w:r>
+              <w:rPr>
+                <w:rFonts w:ascii="Calibri" w:hAnsi="Calibri"/>
+                <w:color w:val="000000"/>
+                <w:sz w:val="22"/>
+              </w:rPr>
+              <w:t>SlotiFlow MVP — Refinement &amp; User Experience Optimization</w:t>
+              <w:br/>
+              <w:t>Refined SlotiFlow user experience: (1) Implemented timezone support for appointment scheduling across different regions; (2) Built customer appointment history page with cancellation/rescheduling functionality; (3) Created business owner dashboard with detailed analytics: appointment trends, no-show rate, average booking value, revenue by service; (4) Added automated reminder system: 24-hour email + SMS reminders to reduce no-shows; (5) Implemented email customization for reminder templates per business. Conducted internal usability testing with 3 beta users (salon owner, clinic receptionist, consultant). Addressed feedback: simplified booking flow, improved calendar UX, clearer pricing display.</w:t>
+            </w:r>
+          </w:p>
+        </w:tc>
+        <w:tc>
+          <w:tcPr>
+            <w:tcW w:type="dxa" w:w="3026"/>
+          </w:tcPr>
+          <w:p>
+            <w:r>
+              <w:rPr>
+                <w:rFonts w:ascii="Calibri" w:hAnsi="Calibri"/>
+                <w:color w:val="000000"/>
+                <w:sz w:val="22"/>
+              </w:rPr>
+              <w:t>UX research and iteration, analytics design, automated notification systems, user testing, iterative product development</w:t>
+            </w:r>
+          </w:p>
+        </w:tc>
+      </w:tr>
+      <w:tr>
+        <w:tc>
+          <w:tcPr>
+            <w:tcW w:type="dxa" w:w="1200"/>
+          </w:tcPr>
+          <w:p>
+            <w:r>
+              <w:rPr>
+                <w:rFonts w:ascii="Calibri" w:hAnsi="Calibri"/>
+                <w:color w:val="000000"/>
+                <w:sz w:val="22"/>
+              </w:rPr>
+              <w:t>12 May 2026</w:t>
+            </w:r>
+          </w:p>
+        </w:tc>
+        <w:tc>
+          <w:tcPr>
+            <w:tcW w:type="dxa" w:w="4800"/>
+          </w:tcPr>
+          <w:p>
+            <w:r>
+              <w:rPr>
+                <w:rFonts w:ascii="Calibri" w:hAnsi="Calibri"/>
+                <w:color w:val="000000"/>
+                <w:sz w:val="22"/>
+              </w:rPr>
+              <w:t>SlotiFlow MVP — Payment Integration &amp; Financial Reconciliation</w:t>
+              <w:br/>
+              <w:t>Completed Stripe payment integration for SlotiFlow: (1) Implemented customer payment collection at booking confirmation; (2) Set up Stripe Connect to route payments to business accounts with SaaS commission (8% of transaction value); (3) Built financial reconciliation system: automated daily reconciliation of Stripe transactions against appointment records; (4) Created payout dashboard for businesses showing settled earnings, pending payouts, and transaction history; (5) Implemented webhook handlers for payment.succeeded, payment.failed, and refund events. Calculated financial projections: 100 bookings/month × $50 avg booking = $5,000 GMV, $400 SaaS revenue at 8% commission.</w:t>
+            </w:r>
+          </w:p>
+        </w:tc>
+        <w:tc>
+          <w:tcPr>
+            <w:tcW w:type="dxa" w:w="3026"/>
+          </w:tcPr>
+          <w:p>
+            <w:r>
+              <w:rPr>
+                <w:rFonts w:ascii="Calibri" w:hAnsi="Calibri"/>
+                <w:color w:val="000000"/>
+                <w:sz w:val="22"/>
+              </w:rPr>
+              <w:t>Payment systems design, financial reconciliation logic, Stripe API integration, webhook event handling, SaaS economics modeling</w:t>
+            </w:r>
+          </w:p>
+        </w:tc>
+      </w:tr>
+      <w:tr>
+        <w:tc>
+          <w:tcPr>
+            <w:tcW w:type="dxa" w:w="1200"/>
+          </w:tcPr>
+          <w:p>
+            <w:r>
+              <w:rPr>
+                <w:rFonts w:ascii="Calibri" w:hAnsi="Calibri"/>
+                <w:color w:val="000000"/>
+                <w:sz w:val="22"/>
+              </w:rPr>
+              <w:t>19 May 2026</w:t>
+            </w:r>
+          </w:p>
+        </w:tc>
+        <w:tc>
+          <w:tcPr>
+            <w:tcW w:type="dxa" w:w="4800"/>
+          </w:tcPr>
+          <w:p>
+            <w:r>
+              <w:rPr>
+                <w:rFonts w:ascii="Calibri" w:hAnsi="Calibri"/>
+                <w:color w:val="000000"/>
+                <w:sz w:val="22"/>
+              </w:rPr>
+              <w:t>SlotiFlow Launch Preparation — Product Marketing &amp; Go-to-Market Strategy</w:t>
+              <w:br/>
+              <w:t>Prepared SlotiFlow for beta launch: (1) Created landing page highlighting core value props: "Save 10 hours/week on scheduling" targeting salon/clinic market; (2) Drafted customer success templates: onboarding email sequence, setup guide, video tutorials (YouTube shorts); (3) Developed pricing strategy: Starter ($29/mo), Professional ($79/mo), Enterprise (custom); (4) Set up beta user program: recruited 5 small businesses for 3-month free trial; (5) Wrote product blog post on scheduling pain points in SMB services sector. Created social media content (LinkedIn, Twitter) targeting salon owners and clinic managers.</w:t>
+            </w:r>
+          </w:p>
+        </w:tc>
+        <w:tc>
+          <w:tcPr>
+            <w:tcW w:type="dxa" w:w="3026"/>
+          </w:tcPr>
+          <w:p>
+            <w:r>
+              <w:rPr>
+                <w:rFonts w:ascii="Calibri" w:hAnsi="Calibri"/>
+                <w:color w:val="000000"/>
+                <w:sz w:val="22"/>
+              </w:rPr>
+              <w:t>Product marketing, go-to-market strategy, customer acquisition, content marketing, SaaS pricing strategy</w:t>
+            </w:r>
+          </w:p>
+        </w:tc>
+      </w:tr>
+      <w:tr>
+        <w:tc>
+          <w:tcPr>
+            <w:tcW w:type="dxa" w:w="1200"/>
+          </w:tcPr>
+          <w:p>
+            <w:r>
+              <w:rPr>
+                <w:rFonts w:ascii="Calibri" w:hAnsi="Calibri"/>
+                <w:color w:val="000000"/>
+                <w:sz w:val="22"/>
+              </w:rPr>
+              <w:t>27 May 2026</w:t>
+            </w:r>
+          </w:p>
+        </w:tc>
+        <w:tc>
+          <w:tcPr>
+            <w:tcW w:type="dxa" w:w="4800"/>
+          </w:tcPr>
+          <w:p>
+            <w:r>
+              <w:rPr>
+                <w:rFonts w:ascii="Calibri" w:hAnsi="Calibri"/>
+                <w:color w:val="000000"/>
+                <w:sz w:val="22"/>
+              </w:rPr>
+              <w:t>Capstone Reflection — Informatics &amp; Analytics Application to Product Development</w:t>
+              <w:br/>
+              <w:t>Reflected on 8-month journey blending Lynia Finance industrial attachment with personal SaaS product development: (1) Lynia Finance experience provided fintech regulatory knowledge, API integration frameworks, investor-grade financial modeling, and AWS infrastructure patterns; (2) Portfolio website synthesized technical and non-technical skills for professional positioning; (3) SlotiFlow SaaS application combined analytics (appointment trends, revenue forecasting), database design (normalized schema), and product management. Documented competencies developed across attachment and personal projects: cloud architecture, financial modeling, full-stack development, SaaS economics, product strategy. Identified key learnings: importance of user testing, iterative development, regulatory compliance in fintech, and cross-functional thinking. Prepared for transition to post-graduation professional role leveraging both corporate fintech experience and entrepreneurial SaaS product validation.</w:t>
+            </w:r>
+          </w:p>
+        </w:tc>
+        <w:tc>
+          <w:tcPr>
+            <w:tcW w:type="dxa" w:w="3026"/>
+          </w:tcPr>
+          <w:p>
+            <w:r>
+              <w:rPr>
+                <w:rFonts w:ascii="Calibri" w:hAnsi="Calibri"/>
+                <w:color w:val="000000"/>
+                <w:sz w:val="22"/>
+              </w:rPr>
+              <w:t>Professional reflection, competency integration, cross-functional product thinking, entrepreneurship, career planning</w:t>
             </w:r>
           </w:p>
         </w:tc>
